--- a/word/测试协议20251216.docx
+++ b/word/测试协议20251216.docx
@@ -1,6 +1,6 @@
 
 <file path=word/document.xml><?xml version="1.0" encoding="utf-8"?>
-<w:document xmlns:ve="http://schemas.openxmlformats.org/markup-compatibility/2006" xmlns:o="urn:schemas-microsoft-com:office:office" xmlns:r="http://schemas.openxmlformats.org/officeDocument/2006/relationships" xmlns:m="http://schemas.openxmlformats.org/officeDocument/2006/math" xmlns:v="urn:schemas-microsoft-com:vml" xmlns:wp="http://schemas.openxmlformats.org/drawingml/2006/wordprocessingDrawing" xmlns:w10="urn:schemas-microsoft-com:office:word" xmlns:w="http://schemas.openxmlformats.org/wordprocessingml/2006/main" xmlns:wne="http://schemas.microsoft.com/office/word/2006/wordml">
+<w:document xmlns:wpc="http://schemas.microsoft.com/office/word/2010/wordprocessingCanvas" xmlns:cx="http://schemas.microsoft.com/office/drawing/2014/chartex" xmlns:cx1="http://schemas.microsoft.com/office/drawing/2015/9/8/chartex" xmlns:cx2="http://schemas.microsoft.com/office/drawing/2015/10/21/chartex" xmlns:cx3="http://schemas.microsoft.com/office/drawing/2016/5/9/chartex" xmlns:cx4="http://schemas.microsoft.com/office/drawing/2016/5/10/chartex" xmlns:cx5="http://schemas.microsoft.com/office/drawing/2016/5/11/chartex" xmlns:cx6="http://schemas.microsoft.com/office/drawing/2016/5/12/chartex" xmlns:cx7="http://schemas.microsoft.com/office/drawing/2016/5/13/chartex" xmlns:cx8="http://schemas.microsoft.com/office/drawing/2016/5/14/chartex" xmlns:mc="http://schemas.openxmlformats.org/markup-compatibility/2006" xmlns:aink="http://schemas.microsoft.com/office/drawing/2016/ink" xmlns:am3d="http://schemas.microsoft.com/office/drawing/2017/model3d" xmlns:o="urn:schemas-microsoft-com:office:office" xmlns:r="http://schemas.openxmlformats.org/officeDocument/2006/relationships" xmlns:m="http://schemas.openxmlformats.org/officeDocument/2006/math" xmlns:v="urn:schemas-microsoft-com:vml" xmlns:wp14="http://schemas.microsoft.com/office/word/2010/wordprocessingDrawing" xmlns:wp="http://schemas.openxmlformats.org/drawingml/2006/wordprocessingDrawing" xmlns:w10="urn:schemas-microsoft-com:office:word" xmlns:w="http://schemas.openxmlformats.org/wordprocessingml/2006/main" xmlns:w14="http://schemas.microsoft.com/office/word/2010/wordml" xmlns:w15="http://schemas.microsoft.com/office/word/2012/wordml" xmlns:w16cex="http://schemas.microsoft.com/office/word/2018/wordml/cex" xmlns:w16cid="http://schemas.microsoft.com/office/word/2016/wordml/cid" xmlns:w16="http://schemas.microsoft.com/office/word/2018/wordml" xmlns:w16sdtdh="http://schemas.microsoft.com/office/word/2020/wordml/sdtdatahash" xmlns:w16se="http://schemas.microsoft.com/office/word/2015/wordml/symex" xmlns:wpg="http://schemas.microsoft.com/office/word/2010/wordprocessingGroup" xmlns:wpi="http://schemas.microsoft.com/office/word/2010/wordprocessingInk" xmlns:wne="http://schemas.microsoft.com/office/word/2006/wordml" xmlns:wps="http://schemas.microsoft.com/office/word/2010/wordprocessingShape" mc:Ignorable="w14 w15 w16se w16cid w16 w16cex w16sdtdh wp14">
   <w:body>
     <w:p>
       <w:pPr>
@@ -103,7 +103,7 @@
       <w:tblPr>
         <w:tblStyle w:val="a3"/>
         <w:tblW w:w="0" w:type="auto"/>
-        <w:tblLook w:val="04A0"/>
+        <w:tblLook w:val="04A0" w:firstRow="1" w:lastRow="0" w:firstColumn="1" w:lastColumn="0" w:noHBand="0" w:noVBand="1"/>
       </w:tblPr>
       <w:tblGrid>
         <w:gridCol w:w="4261"/>
@@ -115,9 +115,11 @@
             <w:tcW w:w="4261" w:type="dxa"/>
           </w:tcPr>
           <w:p>
+            <w:proofErr w:type="gramStart"/>
             <w:r>
               <w:t>帧头</w:t>
             </w:r>
+            <w:proofErr w:type="gramEnd"/>
           </w:p>
         </w:tc>
         <w:tc>
@@ -133,9 +135,11 @@
             <w:tcW w:w="4261" w:type="dxa"/>
           </w:tcPr>
           <w:p>
+            <w:proofErr w:type="gramStart"/>
             <w:r>
               <w:t>帧尾</w:t>
             </w:r>
+            <w:proofErr w:type="gramEnd"/>
           </w:p>
         </w:tc>
         <w:tc>
@@ -246,7 +250,7 @@
           <w:insideV w:val="single" w:sz="2" w:space="0" w:color="auto"/>
         </w:tblBorders>
         <w:tblLayout w:type="fixed"/>
-        <w:tblLook w:val="04A0"/>
+        <w:tblLook w:val="04A0" w:firstRow="1" w:lastRow="0" w:firstColumn="1" w:lastColumn="0" w:noHBand="0" w:noVBand="1"/>
       </w:tblPr>
       <w:tblGrid>
         <w:gridCol w:w="427"/>
@@ -578,6 +582,7 @@
                 <w:szCs w:val="21"/>
               </w:rPr>
             </w:pPr>
+            <w:proofErr w:type="gramStart"/>
             <w:r>
               <w:rPr>
                 <w:rFonts w:ascii="宋体" w:hAnsi="宋体" w:cs="宋体" w:hint="eastAsia"/>
@@ -587,6 +592,7 @@
               </w:rPr>
               <w:t>某设备</w:t>
             </w:r>
+            <w:proofErr w:type="gramEnd"/>
           </w:p>
         </w:tc>
         <w:tc>
@@ -633,6 +639,7 @@
                 <w:szCs w:val="21"/>
               </w:rPr>
             </w:pPr>
+            <w:proofErr w:type="gramStart"/>
             <w:r>
               <w:rPr>
                 <w:rFonts w:ascii="宋体" w:hAnsi="宋体" w:cs="宋体" w:hint="eastAsia"/>
@@ -640,7 +647,17 @@
                 <w:kern w:val="0"/>
                 <w:szCs w:val="21"/>
               </w:rPr>
-              <w:t>某设备装置测量数据1</w:t>
+              <w:t>某设备</w:t>
+            </w:r>
+            <w:proofErr w:type="gramEnd"/>
+            <w:r>
+              <w:rPr>
+                <w:rFonts w:ascii="宋体" w:hAnsi="宋体" w:cs="宋体" w:hint="eastAsia"/>
+                <w:color w:val="000000"/>
+                <w:kern w:val="0"/>
+                <w:szCs w:val="21"/>
+              </w:rPr>
+              <w:t>装置测量数据1</w:t>
             </w:r>
           </w:p>
         </w:tc>
@@ -855,7 +872,7 @@
           <w:insideH w:val="single" w:sz="8" w:space="0" w:color="auto"/>
           <w:insideV w:val="single" w:sz="8" w:space="0" w:color="auto"/>
         </w:tblBorders>
-        <w:tblLook w:val="04A0"/>
+        <w:tblLook w:val="04A0" w:firstRow="1" w:lastRow="0" w:firstColumn="1" w:lastColumn="0" w:noHBand="0" w:noVBand="1"/>
       </w:tblPr>
       <w:tblGrid>
         <w:gridCol w:w="666"/>
@@ -1019,6 +1036,7 @@
                 <w:szCs w:val="21"/>
               </w:rPr>
             </w:pPr>
+            <w:proofErr w:type="gramStart"/>
             <w:r>
               <w:rPr>
                 <w:rFonts w:hint="eastAsia"/>
@@ -1026,6 +1044,7 @@
               </w:rPr>
               <w:t>某设备</w:t>
             </w:r>
+            <w:proofErr w:type="gramEnd"/>
           </w:p>
         </w:tc>
         <w:tc>
@@ -1063,6 +1082,7 @@
                 <w:szCs w:val="21"/>
               </w:rPr>
             </w:pPr>
+            <w:proofErr w:type="gramStart"/>
             <w:r>
               <w:rPr>
                 <w:rFonts w:ascii="宋体" w:hAnsi="宋体" w:cs="宋体" w:hint="eastAsia"/>
@@ -1070,7 +1090,17 @@
                 <w:kern w:val="0"/>
                 <w:szCs w:val="21"/>
               </w:rPr>
-              <w:t>某设备装置测量数据1</w:t>
+              <w:t>某设备</w:t>
+            </w:r>
+            <w:proofErr w:type="gramEnd"/>
+            <w:r>
+              <w:rPr>
+                <w:rFonts w:ascii="宋体" w:hAnsi="宋体" w:cs="宋体" w:hint="eastAsia"/>
+                <w:color w:val="000000"/>
+                <w:kern w:val="0"/>
+                <w:szCs w:val="21"/>
+              </w:rPr>
+              <w:t>装置测量数据1</w:t>
             </w:r>
           </w:p>
         </w:tc>
@@ -1155,7 +1185,7 @@
           <w:left w:w="0" w:type="dxa"/>
           <w:right w:w="0" w:type="dxa"/>
         </w:tblCellMar>
-        <w:tblLook w:val="04A0"/>
+        <w:tblLook w:val="04A0" w:firstRow="1" w:lastRow="0" w:firstColumn="1" w:lastColumn="0" w:noHBand="0" w:noVBand="1"/>
       </w:tblPr>
       <w:tblGrid>
         <w:gridCol w:w="643"/>
@@ -1233,6 +1263,14 @@
               </w:rPr>
               <w:t>检查结果</w:t>
             </w:r>
+            <w:r>
+              <w:rPr>
+                <w:rFonts w:hint="eastAsia"/>
+                <w:b/>
+                <w:szCs w:val="21"/>
+              </w:rPr>
+              <w:t>1</w:t>
+            </w:r>
           </w:p>
         </w:tc>
         <w:tc>
@@ -1903,6 +1941,13 @@
               </w:rPr>
               <w:t>计时时间</w:t>
             </w:r>
+            <w:r>
+              <w:rPr>
+                <w:rFonts w:hint="eastAsia"/>
+                <w:szCs w:val="21"/>
+              </w:rPr>
+              <w:t>1</w:t>
+            </w:r>
           </w:p>
         </w:tc>
         <w:tc>
@@ -2006,12 +2051,20 @@
               <w:rPr>
                 <w:szCs w:val="21"/>
               </w:rPr>
-              <w:t>位整型数</w:t>
+              <w:t>位</w:t>
+            </w:r>
+            <w:proofErr w:type="gramStart"/>
+            <w:r>
+              <w:rPr>
+                <w:szCs w:val="21"/>
+              </w:rPr>
+              <w:t>整型数</w:t>
             </w:r>
             <w:commentRangeEnd w:id="1"/>
-            <w:r>
-              <w:rPr>
-                <w:rStyle w:val="aa"/>
+            <w:proofErr w:type="gramEnd"/>
+            <w:r>
+              <w:rPr>
+                <w:rStyle w:val="ad"/>
               </w:rPr>
               <w:commentReference w:id="1"/>
             </w:r>
@@ -2040,11 +2093,19 @@
               </w:rPr>
               <w:t>软件</w:t>
             </w:r>
-            <w:r>
-              <w:rPr>
-                <w:szCs w:val="21"/>
-              </w:rPr>
-              <w:t>开算时刻清零。</w:t>
+            <w:proofErr w:type="gramStart"/>
+            <w:r>
+              <w:rPr>
+                <w:szCs w:val="21"/>
+              </w:rPr>
+              <w:t>开算时刻</w:t>
+            </w:r>
+            <w:proofErr w:type="gramEnd"/>
+            <w:r>
+              <w:rPr>
+                <w:szCs w:val="21"/>
+              </w:rPr>
+              <w:t>清零。</w:t>
             </w:r>
           </w:p>
         </w:tc>
@@ -2070,7 +2131,7 @@
           <w:left w:w="0" w:type="dxa"/>
           <w:right w:w="0" w:type="dxa"/>
         </w:tblCellMar>
-        <w:tblLook w:val="04A0"/>
+        <w:tblLook w:val="04A0" w:firstRow="1" w:lastRow="0" w:firstColumn="1" w:lastColumn="0" w:noHBand="0" w:noVBand="1"/>
       </w:tblPr>
       <w:tblGrid>
         <w:gridCol w:w="643"/>
@@ -2148,6 +2209,14 @@
               </w:rPr>
               <w:t>检查结果</w:t>
             </w:r>
+            <w:r>
+              <w:rPr>
+                <w:rFonts w:hint="eastAsia"/>
+                <w:b/>
+                <w:szCs w:val="21"/>
+              </w:rPr>
+              <w:t>2</w:t>
+            </w:r>
           </w:p>
         </w:tc>
         <w:tc>
@@ -2323,7 +2392,15 @@
                 <w:b/>
                 <w:szCs w:val="21"/>
               </w:rPr>
-              <w:t>0x03</w:t>
+              <w:t>0x0</w:t>
+            </w:r>
+            <w:r>
+              <w:rPr>
+                <w:rFonts w:hint="eastAsia"/>
+                <w:b/>
+                <w:szCs w:val="21"/>
+              </w:rPr>
+              <w:t>4</w:t>
             </w:r>
           </w:p>
         </w:tc>
@@ -2821,6 +2898,13 @@
               </w:rPr>
               <w:t>计时时间</w:t>
             </w:r>
+            <w:r>
+              <w:rPr>
+                <w:rFonts w:hint="eastAsia"/>
+                <w:szCs w:val="21"/>
+              </w:rPr>
+              <w:t>2</w:t>
+            </w:r>
           </w:p>
         </w:tc>
         <w:tc>
@@ -2944,11 +3028,19 @@
               </w:rPr>
               <w:t>软件</w:t>
             </w:r>
-            <w:r>
-              <w:rPr>
-                <w:szCs w:val="21"/>
-              </w:rPr>
-              <w:t>开算时刻清零。</w:t>
+            <w:proofErr w:type="gramStart"/>
+            <w:r>
+              <w:rPr>
+                <w:szCs w:val="21"/>
+              </w:rPr>
+              <w:t>开算时刻</w:t>
+            </w:r>
+            <w:proofErr w:type="gramEnd"/>
+            <w:r>
+              <w:rPr>
+                <w:szCs w:val="21"/>
+              </w:rPr>
+              <w:t>清零。</w:t>
             </w:r>
           </w:p>
         </w:tc>
@@ -2983,8 +3075,17 @@
                 <w:rFonts w:hint="eastAsia"/>
                 <w:szCs w:val="21"/>
               </w:rPr>
-              <w:t>注：时间按小端处理</w:t>
-            </w:r>
+              <w:t>注：时间按</w:t>
+            </w:r>
+            <w:proofErr w:type="gramStart"/>
+            <w:r>
+              <w:rPr>
+                <w:rFonts w:hint="eastAsia"/>
+                <w:szCs w:val="21"/>
+              </w:rPr>
+              <w:t>小端处理</w:t>
+            </w:r>
+            <w:proofErr w:type="gramEnd"/>
           </w:p>
         </w:tc>
       </w:tr>
@@ -2996,7 +3097,7 @@
       <w:tblPr>
         <w:tblStyle w:val="a3"/>
         <w:tblW w:w="0" w:type="auto"/>
-        <w:tblLook w:val="04A0"/>
+        <w:tblLook w:val="04A0" w:firstRow="1" w:lastRow="0" w:firstColumn="1" w:lastColumn="0" w:noHBand="0" w:noVBand="1"/>
       </w:tblPr>
       <w:tblGrid>
         <w:gridCol w:w="1064"/>
@@ -3050,8 +3151,16 @@
               <w:rPr>
                 <w:rFonts w:hint="eastAsia"/>
               </w:rPr>
-              <w:t>信源、信目</w:t>
-            </w:r>
+              <w:t>信源、</w:t>
+            </w:r>
+            <w:proofErr w:type="gramStart"/>
+            <w:r>
+              <w:rPr>
+                <w:rFonts w:hint="eastAsia"/>
+              </w:rPr>
+              <w:t>信目</w:t>
+            </w:r>
+            <w:proofErr w:type="gramEnd"/>
           </w:p>
         </w:tc>
         <w:tc>
@@ -3519,7 +3628,7 @@
           <w:insideV w:val="single" w:sz="4" w:space="0" w:color="auto"/>
         </w:tblBorders>
         <w:tblLayout w:type="fixed"/>
-        <w:tblLook w:val="04A0"/>
+        <w:tblLook w:val="04A0" w:firstRow="1" w:lastRow="0" w:firstColumn="1" w:lastColumn="0" w:noHBand="0" w:noVBand="1"/>
       </w:tblPr>
       <w:tblGrid>
         <w:gridCol w:w="965"/>
@@ -3577,12 +3686,21 @@
                 <w:szCs w:val="21"/>
               </w:rPr>
             </w:pPr>
-            <w:r>
-              <w:rPr>
-                <w:rFonts w:hint="eastAsia"/>
-                <w:szCs w:val="21"/>
-              </w:rPr>
-              <w:t>某设备装置测量数据</w:t>
+            <w:proofErr w:type="gramStart"/>
+            <w:r>
+              <w:rPr>
+                <w:rFonts w:hint="eastAsia"/>
+                <w:szCs w:val="21"/>
+              </w:rPr>
+              <w:t>某设备</w:t>
+            </w:r>
+            <w:proofErr w:type="gramEnd"/>
+            <w:r>
+              <w:rPr>
+                <w:rFonts w:hint="eastAsia"/>
+                <w:szCs w:val="21"/>
+              </w:rPr>
+              <w:t>装置测量数据</w:t>
             </w:r>
             <w:r>
               <w:rPr>
@@ -3869,12 +3987,28 @@
                 <w:szCs w:val="21"/>
               </w:rPr>
             </w:pPr>
-            <w:r>
-              <w:rPr>
-                <w:rFonts w:hint="eastAsia"/>
-                <w:szCs w:val="21"/>
-              </w:rPr>
-              <w:t>某设备计时时间</w:t>
+            <w:proofErr w:type="gramStart"/>
+            <w:r>
+              <w:rPr>
+                <w:rFonts w:hint="eastAsia"/>
+                <w:szCs w:val="21"/>
+              </w:rPr>
+              <w:t>某设备</w:t>
+            </w:r>
+            <w:proofErr w:type="gramEnd"/>
+            <w:r>
+              <w:rPr>
+                <w:rFonts w:hint="eastAsia"/>
+                <w:szCs w:val="21"/>
+              </w:rPr>
+              <w:t>计时时间</w:t>
+            </w:r>
+            <w:r>
+              <w:rPr>
+                <w:rFonts w:hint="eastAsia"/>
+                <w:szCs w:val="21"/>
+              </w:rPr>
+              <w:t>3</w:t>
             </w:r>
           </w:p>
         </w:tc>
@@ -4021,7 +4155,23 @@
                 <w:rFonts w:hint="eastAsia"/>
                 <w:szCs w:val="21"/>
               </w:rPr>
-              <w:t>，以上电为零点，软件开算时刻清零。</w:t>
+              <w:t>，以上电为零点，软件</w:t>
+            </w:r>
+            <w:proofErr w:type="gramStart"/>
+            <w:r>
+              <w:rPr>
+                <w:rFonts w:hint="eastAsia"/>
+                <w:szCs w:val="21"/>
+              </w:rPr>
+              <w:t>开算时刻</w:t>
+            </w:r>
+            <w:proofErr w:type="gramEnd"/>
+            <w:r>
+              <w:rPr>
+                <w:rFonts w:hint="eastAsia"/>
+                <w:szCs w:val="21"/>
+              </w:rPr>
+              <w:t>清零。</w:t>
             </w:r>
           </w:p>
         </w:tc>
@@ -4069,12 +4219,28 @@
                 <w:szCs w:val="21"/>
               </w:rPr>
             </w:pPr>
-            <w:r>
-              <w:rPr>
-                <w:rFonts w:hint="eastAsia"/>
-                <w:szCs w:val="21"/>
-              </w:rPr>
-              <w:t>帧计数</w:t>
+            <w:proofErr w:type="gramStart"/>
+            <w:r>
+              <w:rPr>
+                <w:rFonts w:hint="eastAsia"/>
+                <w:szCs w:val="21"/>
+              </w:rPr>
+              <w:t>帧</w:t>
+            </w:r>
+            <w:proofErr w:type="gramEnd"/>
+            <w:r>
+              <w:rPr>
+                <w:rFonts w:hint="eastAsia"/>
+                <w:szCs w:val="21"/>
+              </w:rPr>
+              <w:t>计数</w:t>
+            </w:r>
+            <w:r>
+              <w:rPr>
+                <w:rFonts w:hint="eastAsia"/>
+                <w:szCs w:val="21"/>
+              </w:rPr>
+              <w:t>1</w:t>
             </w:r>
           </w:p>
         </w:tc>
@@ -4213,7 +4379,7 @@
           <w:insideV w:val="single" w:sz="4" w:space="0" w:color="auto"/>
         </w:tblBorders>
         <w:tblLayout w:type="fixed"/>
-        <w:tblLook w:val="04A0"/>
+        <w:tblLook w:val="04A0" w:firstRow="1" w:lastRow="0" w:firstColumn="1" w:lastColumn="0" w:noHBand="0" w:noVBand="1"/>
       </w:tblPr>
       <w:tblGrid>
         <w:gridCol w:w="831"/>
@@ -4272,19 +4438,28 @@
                 <w:szCs w:val="21"/>
               </w:rPr>
             </w:pPr>
-            <w:r>
-              <w:rPr>
-                <w:rFonts w:hint="eastAsia"/>
-                <w:szCs w:val="21"/>
-              </w:rPr>
-              <w:t>某设备装置测量数据</w:t>
-            </w:r>
-            <w:r>
-              <w:rPr>
-                <w:rFonts w:hint="eastAsia"/>
-                <w:szCs w:val="21"/>
-              </w:rPr>
-              <w:t>1</w:t>
+            <w:proofErr w:type="gramStart"/>
+            <w:r>
+              <w:rPr>
+                <w:rFonts w:hint="eastAsia"/>
+                <w:szCs w:val="21"/>
+              </w:rPr>
+              <w:t>某设备</w:t>
+            </w:r>
+            <w:proofErr w:type="gramEnd"/>
+            <w:r>
+              <w:rPr>
+                <w:rFonts w:hint="eastAsia"/>
+                <w:szCs w:val="21"/>
+              </w:rPr>
+              <w:t>装置测量数据</w:t>
+            </w:r>
+            <w:r>
+              <w:rPr>
+                <w:rFonts w:hint="eastAsia"/>
+                <w:szCs w:val="21"/>
+              </w:rPr>
+              <w:t>2</w:t>
             </w:r>
           </w:p>
         </w:tc>
@@ -4585,12 +4760,28 @@
                 <w:szCs w:val="21"/>
               </w:rPr>
             </w:pPr>
-            <w:r>
-              <w:rPr>
-                <w:rFonts w:hint="eastAsia"/>
-                <w:szCs w:val="21"/>
-              </w:rPr>
-              <w:t>某设备计时时间</w:t>
+            <w:proofErr w:type="gramStart"/>
+            <w:r>
+              <w:rPr>
+                <w:rFonts w:hint="eastAsia"/>
+                <w:szCs w:val="21"/>
+              </w:rPr>
+              <w:t>某设备</w:t>
+            </w:r>
+            <w:proofErr w:type="gramEnd"/>
+            <w:r>
+              <w:rPr>
+                <w:rFonts w:hint="eastAsia"/>
+                <w:szCs w:val="21"/>
+              </w:rPr>
+              <w:t>计时时间</w:t>
+            </w:r>
+            <w:r>
+              <w:rPr>
+                <w:rFonts w:hint="eastAsia"/>
+                <w:szCs w:val="21"/>
+              </w:rPr>
+              <w:t>4</w:t>
             </w:r>
           </w:p>
         </w:tc>
@@ -4749,7 +4940,23 @@
                 <w:rFonts w:hint="eastAsia"/>
                 <w:szCs w:val="21"/>
               </w:rPr>
-              <w:t>，以上电为零点，软件开算时刻清零。</w:t>
+              <w:t>，以上电为零点，软件</w:t>
+            </w:r>
+            <w:proofErr w:type="gramStart"/>
+            <w:r>
+              <w:rPr>
+                <w:rFonts w:hint="eastAsia"/>
+                <w:szCs w:val="21"/>
+              </w:rPr>
+              <w:t>开算时刻</w:t>
+            </w:r>
+            <w:proofErr w:type="gramEnd"/>
+            <w:r>
+              <w:rPr>
+                <w:rFonts w:hint="eastAsia"/>
+                <w:szCs w:val="21"/>
+              </w:rPr>
+              <w:t>清零。</w:t>
             </w:r>
           </w:p>
         </w:tc>
@@ -4797,12 +5004,28 @@
                 <w:szCs w:val="21"/>
               </w:rPr>
             </w:pPr>
-            <w:r>
-              <w:rPr>
-                <w:rFonts w:hint="eastAsia"/>
-                <w:szCs w:val="21"/>
-              </w:rPr>
-              <w:t>帧计数</w:t>
+            <w:proofErr w:type="gramStart"/>
+            <w:r>
+              <w:rPr>
+                <w:rFonts w:hint="eastAsia"/>
+                <w:szCs w:val="21"/>
+              </w:rPr>
+              <w:t>帧</w:t>
+            </w:r>
+            <w:proofErr w:type="gramEnd"/>
+            <w:r>
+              <w:rPr>
+                <w:rFonts w:hint="eastAsia"/>
+                <w:szCs w:val="21"/>
+              </w:rPr>
+              <w:t>计数</w:t>
+            </w:r>
+            <w:r>
+              <w:rPr>
+                <w:rFonts w:hint="eastAsia"/>
+                <w:szCs w:val="21"/>
+              </w:rPr>
+              <w:t>2</w:t>
             </w:r>
           </w:p>
         </w:tc>
@@ -4954,7 +5177,7 @@
           <w:insideV w:val="single" w:sz="4" w:space="0" w:color="auto"/>
         </w:tblBorders>
         <w:tblLayout w:type="fixed"/>
-        <w:tblLook w:val="04A0"/>
+        <w:tblLook w:val="04A0" w:firstRow="1" w:lastRow="0" w:firstColumn="1" w:lastColumn="0" w:noHBand="0" w:noVBand="1"/>
       </w:tblPr>
       <w:tblGrid>
         <w:gridCol w:w="471"/>
@@ -5011,19 +5234,28 @@
                 <w:szCs w:val="21"/>
               </w:rPr>
             </w:pPr>
-            <w:r>
-              <w:rPr>
-                <w:rFonts w:hint="eastAsia"/>
-                <w:szCs w:val="21"/>
-              </w:rPr>
-              <w:t>某设备装置测量数据</w:t>
-            </w:r>
-            <w:r>
-              <w:rPr>
-                <w:rFonts w:hint="eastAsia"/>
-                <w:szCs w:val="21"/>
-              </w:rPr>
-              <w:t>1</w:t>
+            <w:proofErr w:type="gramStart"/>
+            <w:r>
+              <w:rPr>
+                <w:rFonts w:hint="eastAsia"/>
+                <w:szCs w:val="21"/>
+              </w:rPr>
+              <w:t>某设备</w:t>
+            </w:r>
+            <w:proofErr w:type="gramEnd"/>
+            <w:r>
+              <w:rPr>
+                <w:rFonts w:hint="eastAsia"/>
+                <w:szCs w:val="21"/>
+              </w:rPr>
+              <w:t>装置测量数据</w:t>
+            </w:r>
+            <w:r>
+              <w:rPr>
+                <w:rFonts w:hint="eastAsia"/>
+                <w:szCs w:val="21"/>
+              </w:rPr>
+              <w:t>3</w:t>
             </w:r>
           </w:p>
         </w:tc>
@@ -5274,12 +5506,28 @@
                 <w:szCs w:val="21"/>
               </w:rPr>
             </w:pPr>
-            <w:r>
-              <w:rPr>
-                <w:rFonts w:hint="eastAsia"/>
-                <w:szCs w:val="21"/>
-              </w:rPr>
-              <w:t>某设备计时时间</w:t>
+            <w:proofErr w:type="gramStart"/>
+            <w:r>
+              <w:rPr>
+                <w:rFonts w:hint="eastAsia"/>
+                <w:szCs w:val="21"/>
+              </w:rPr>
+              <w:t>某设备</w:t>
+            </w:r>
+            <w:proofErr w:type="gramEnd"/>
+            <w:r>
+              <w:rPr>
+                <w:rFonts w:hint="eastAsia"/>
+                <w:szCs w:val="21"/>
+              </w:rPr>
+              <w:t>计时时间</w:t>
+            </w:r>
+            <w:r>
+              <w:rPr>
+                <w:rFonts w:hint="eastAsia"/>
+                <w:szCs w:val="21"/>
+              </w:rPr>
+              <w:t>4</w:t>
             </w:r>
           </w:p>
         </w:tc>
@@ -5400,7 +5648,23 @@
                 <w:rFonts w:hint="eastAsia"/>
                 <w:szCs w:val="21"/>
               </w:rPr>
-              <w:t>，以上电为零点，软件开算时刻清零。</w:t>
+              <w:t>，以上电为零点，软件</w:t>
+            </w:r>
+            <w:proofErr w:type="gramStart"/>
+            <w:r>
+              <w:rPr>
+                <w:rFonts w:hint="eastAsia"/>
+                <w:szCs w:val="21"/>
+              </w:rPr>
+              <w:t>开算时刻</w:t>
+            </w:r>
+            <w:proofErr w:type="gramEnd"/>
+            <w:r>
+              <w:rPr>
+                <w:rFonts w:hint="eastAsia"/>
+                <w:szCs w:val="21"/>
+              </w:rPr>
+              <w:t>清零。</w:t>
             </w:r>
           </w:p>
         </w:tc>
@@ -5439,12 +5703,28 @@
                 <w:szCs w:val="21"/>
               </w:rPr>
             </w:pPr>
-            <w:r>
-              <w:rPr>
-                <w:rFonts w:hint="eastAsia"/>
-                <w:szCs w:val="21"/>
-              </w:rPr>
-              <w:t>帧计数</w:t>
+            <w:proofErr w:type="gramStart"/>
+            <w:r>
+              <w:rPr>
+                <w:rFonts w:hint="eastAsia"/>
+                <w:szCs w:val="21"/>
+              </w:rPr>
+              <w:t>帧</w:t>
+            </w:r>
+            <w:proofErr w:type="gramEnd"/>
+            <w:r>
+              <w:rPr>
+                <w:rFonts w:hint="eastAsia"/>
+                <w:szCs w:val="21"/>
+              </w:rPr>
+              <w:t>计数</w:t>
+            </w:r>
+            <w:r>
+              <w:rPr>
+                <w:rFonts w:hint="eastAsia"/>
+                <w:szCs w:val="21"/>
+              </w:rPr>
+              <w:t>3</w:t>
             </w:r>
           </w:p>
         </w:tc>
@@ -5550,7 +5830,7 @@
             <w:commentRangeEnd w:id="3"/>
             <w:r>
               <w:rPr>
-                <w:rStyle w:val="aa"/>
+                <w:rStyle w:val="ad"/>
               </w:rPr>
               <w:commentReference w:id="3"/>
             </w:r>
@@ -5708,7 +5988,7 @@
             <w:commentRangeEnd w:id="4"/>
             <w:r>
               <w:rPr>
-                <w:rStyle w:val="aa"/>
+                <w:rStyle w:val="ad"/>
               </w:rPr>
               <w:commentReference w:id="4"/>
             </w:r>
@@ -5872,7 +6152,7 @@
             <w:commentRangeEnd w:id="5"/>
             <w:r>
               <w:rPr>
-                <w:rStyle w:val="aa"/>
+                <w:rStyle w:val="ad"/>
               </w:rPr>
               <w:commentReference w:id="5"/>
             </w:r>
@@ -5970,12 +6250,28 @@
                 <w:szCs w:val="21"/>
               </w:rPr>
             </w:pPr>
-            <w:r>
-              <w:rPr>
-                <w:rFonts w:hint="eastAsia"/>
-                <w:szCs w:val="21"/>
-              </w:rPr>
-              <w:t>某设备计时时间</w:t>
+            <w:proofErr w:type="gramStart"/>
+            <w:r>
+              <w:rPr>
+                <w:rFonts w:hint="eastAsia"/>
+                <w:szCs w:val="21"/>
+              </w:rPr>
+              <w:t>某设备</w:t>
+            </w:r>
+            <w:proofErr w:type="gramEnd"/>
+            <w:r>
+              <w:rPr>
+                <w:rFonts w:hint="eastAsia"/>
+                <w:szCs w:val="21"/>
+              </w:rPr>
+              <w:t>计时时间</w:t>
+            </w:r>
+            <w:r>
+              <w:rPr>
+                <w:rFonts w:hint="eastAsia"/>
+                <w:szCs w:val="21"/>
+              </w:rPr>
+              <w:t>5</w:t>
             </w:r>
           </w:p>
         </w:tc>
@@ -6088,7 +6384,7 @@
             <w:commentRangeEnd w:id="6"/>
             <w:r>
               <w:rPr>
-                <w:rStyle w:val="aa"/>
+                <w:rStyle w:val="ad"/>
               </w:rPr>
               <w:commentReference w:id="6"/>
             </w:r>
@@ -6136,12 +6432,28 @@
                 <w:szCs w:val="21"/>
               </w:rPr>
             </w:pPr>
-            <w:r>
-              <w:rPr>
-                <w:rFonts w:hint="eastAsia"/>
-                <w:szCs w:val="21"/>
-              </w:rPr>
-              <w:t>某设备计时时间</w:t>
+            <w:proofErr w:type="gramStart"/>
+            <w:r>
+              <w:rPr>
+                <w:rFonts w:hint="eastAsia"/>
+                <w:szCs w:val="21"/>
+              </w:rPr>
+              <w:t>某设备</w:t>
+            </w:r>
+            <w:proofErr w:type="gramEnd"/>
+            <w:r>
+              <w:rPr>
+                <w:rFonts w:hint="eastAsia"/>
+                <w:szCs w:val="21"/>
+              </w:rPr>
+              <w:t>计时时间</w:t>
+            </w:r>
+            <w:r>
+              <w:rPr>
+                <w:rFonts w:hint="eastAsia"/>
+                <w:szCs w:val="21"/>
+              </w:rPr>
+              <w:t>6</w:t>
             </w:r>
           </w:p>
         </w:tc>
@@ -6262,7 +6574,23 @@
                 <w:rFonts w:hint="eastAsia"/>
                 <w:szCs w:val="21"/>
               </w:rPr>
-              <w:t>，以上电为零点，软件开算时刻清零。</w:t>
+              <w:t>，以上电为零点，软件</w:t>
+            </w:r>
+            <w:proofErr w:type="gramStart"/>
+            <w:r>
+              <w:rPr>
+                <w:rFonts w:hint="eastAsia"/>
+                <w:szCs w:val="21"/>
+              </w:rPr>
+              <w:t>开算时刻</w:t>
+            </w:r>
+            <w:proofErr w:type="gramEnd"/>
+            <w:r>
+              <w:rPr>
+                <w:rFonts w:hint="eastAsia"/>
+                <w:szCs w:val="21"/>
+              </w:rPr>
+              <w:t>清零。</w:t>
             </w:r>
           </w:p>
         </w:tc>
@@ -6301,12 +6629,28 @@
                 <w:szCs w:val="21"/>
               </w:rPr>
             </w:pPr>
-            <w:r>
-              <w:rPr>
-                <w:rFonts w:hint="eastAsia"/>
-                <w:szCs w:val="21"/>
-              </w:rPr>
-              <w:t>某设备计时时间</w:t>
+            <w:proofErr w:type="gramStart"/>
+            <w:r>
+              <w:rPr>
+                <w:rFonts w:hint="eastAsia"/>
+                <w:szCs w:val="21"/>
+              </w:rPr>
+              <w:t>某设备</w:t>
+            </w:r>
+            <w:proofErr w:type="gramEnd"/>
+            <w:r>
+              <w:rPr>
+                <w:rFonts w:hint="eastAsia"/>
+                <w:szCs w:val="21"/>
+              </w:rPr>
+              <w:t>计时时间</w:t>
+            </w:r>
+            <w:r>
+              <w:rPr>
+                <w:rFonts w:hint="eastAsia"/>
+                <w:szCs w:val="21"/>
+              </w:rPr>
+              <w:t>7</w:t>
             </w:r>
           </w:p>
         </w:tc>
@@ -6427,7 +6771,23 @@
                 <w:rFonts w:hint="eastAsia"/>
                 <w:szCs w:val="21"/>
               </w:rPr>
-              <w:t>，以上电为零点，软件开算时刻清零。</w:t>
+              <w:t>，以上电为零点，软件</w:t>
+            </w:r>
+            <w:proofErr w:type="gramStart"/>
+            <w:r>
+              <w:rPr>
+                <w:rFonts w:hint="eastAsia"/>
+                <w:szCs w:val="21"/>
+              </w:rPr>
+              <w:t>开算时刻</w:t>
+            </w:r>
+            <w:proofErr w:type="gramEnd"/>
+            <w:r>
+              <w:rPr>
+                <w:rFonts w:hint="eastAsia"/>
+                <w:szCs w:val="21"/>
+              </w:rPr>
+              <w:t>清零。</w:t>
             </w:r>
           </w:p>
         </w:tc>
@@ -6466,12 +6826,28 @@
                 <w:szCs w:val="21"/>
               </w:rPr>
             </w:pPr>
-            <w:r>
-              <w:rPr>
-                <w:rFonts w:hint="eastAsia"/>
-                <w:szCs w:val="21"/>
-              </w:rPr>
-              <w:t>某设备计时时间</w:t>
+            <w:proofErr w:type="gramStart"/>
+            <w:r>
+              <w:rPr>
+                <w:rFonts w:hint="eastAsia"/>
+                <w:szCs w:val="21"/>
+              </w:rPr>
+              <w:t>某设备</w:t>
+            </w:r>
+            <w:proofErr w:type="gramEnd"/>
+            <w:r>
+              <w:rPr>
+                <w:rFonts w:hint="eastAsia"/>
+                <w:szCs w:val="21"/>
+              </w:rPr>
+              <w:t>计时时间</w:t>
+            </w:r>
+            <w:r>
+              <w:rPr>
+                <w:rFonts w:hint="eastAsia"/>
+                <w:szCs w:val="21"/>
+              </w:rPr>
+              <w:t>8</w:t>
             </w:r>
           </w:p>
         </w:tc>
@@ -6592,7 +6968,23 @@
                 <w:rFonts w:hint="eastAsia"/>
                 <w:szCs w:val="21"/>
               </w:rPr>
-              <w:t>，以上电为零点，软件开算时刻清零。</w:t>
+              <w:t>，以上电为零点，软件</w:t>
+            </w:r>
+            <w:proofErr w:type="gramStart"/>
+            <w:r>
+              <w:rPr>
+                <w:rFonts w:hint="eastAsia"/>
+                <w:szCs w:val="21"/>
+              </w:rPr>
+              <w:t>开算时刻</w:t>
+            </w:r>
+            <w:proofErr w:type="gramEnd"/>
+            <w:r>
+              <w:rPr>
+                <w:rFonts w:hint="eastAsia"/>
+                <w:szCs w:val="21"/>
+              </w:rPr>
+              <w:t>清零。</w:t>
             </w:r>
           </w:p>
         </w:tc>
@@ -6631,12 +7023,28 @@
                 <w:szCs w:val="21"/>
               </w:rPr>
             </w:pPr>
-            <w:r>
-              <w:rPr>
-                <w:rFonts w:hint="eastAsia"/>
-                <w:szCs w:val="21"/>
-              </w:rPr>
-              <w:t>某设备计时时间</w:t>
+            <w:proofErr w:type="gramStart"/>
+            <w:r>
+              <w:rPr>
+                <w:rFonts w:hint="eastAsia"/>
+                <w:szCs w:val="21"/>
+              </w:rPr>
+              <w:t>某设备</w:t>
+            </w:r>
+            <w:proofErr w:type="gramEnd"/>
+            <w:r>
+              <w:rPr>
+                <w:rFonts w:hint="eastAsia"/>
+                <w:szCs w:val="21"/>
+              </w:rPr>
+              <w:t>计时时间</w:t>
+            </w:r>
+            <w:r>
+              <w:rPr>
+                <w:rFonts w:hint="eastAsia"/>
+                <w:szCs w:val="21"/>
+              </w:rPr>
+              <w:t>9</w:t>
             </w:r>
           </w:p>
         </w:tc>
@@ -6757,7 +7165,23 @@
                 <w:rFonts w:hint="eastAsia"/>
                 <w:szCs w:val="21"/>
               </w:rPr>
-              <w:t>，以上电为零点，软件开算时刻清零。</w:t>
+              <w:t>，以上电为零点，软件</w:t>
+            </w:r>
+            <w:proofErr w:type="gramStart"/>
+            <w:r>
+              <w:rPr>
+                <w:rFonts w:hint="eastAsia"/>
+                <w:szCs w:val="21"/>
+              </w:rPr>
+              <w:t>开算时刻</w:t>
+            </w:r>
+            <w:proofErr w:type="gramEnd"/>
+            <w:r>
+              <w:rPr>
+                <w:rFonts w:hint="eastAsia"/>
+                <w:szCs w:val="21"/>
+              </w:rPr>
+              <w:t>清零。</w:t>
             </w:r>
           </w:p>
         </w:tc>
@@ -6796,12 +7220,28 @@
                 <w:szCs w:val="21"/>
               </w:rPr>
             </w:pPr>
-            <w:r>
-              <w:rPr>
-                <w:rFonts w:hint="eastAsia"/>
-                <w:szCs w:val="21"/>
-              </w:rPr>
-              <w:t>某设备计时时间</w:t>
+            <w:proofErr w:type="gramStart"/>
+            <w:r>
+              <w:rPr>
+                <w:rFonts w:hint="eastAsia"/>
+                <w:szCs w:val="21"/>
+              </w:rPr>
+              <w:t>某设备</w:t>
+            </w:r>
+            <w:proofErr w:type="gramEnd"/>
+            <w:r>
+              <w:rPr>
+                <w:rFonts w:hint="eastAsia"/>
+                <w:szCs w:val="21"/>
+              </w:rPr>
+              <w:t>计时时间</w:t>
+            </w:r>
+            <w:r>
+              <w:rPr>
+                <w:rFonts w:hint="eastAsia"/>
+                <w:szCs w:val="21"/>
+              </w:rPr>
+              <w:t>10</w:t>
             </w:r>
           </w:p>
         </w:tc>
@@ -6922,7 +7362,23 @@
                 <w:rFonts w:hint="eastAsia"/>
                 <w:szCs w:val="21"/>
               </w:rPr>
-              <w:t>，以上电为零点，软件开算时刻清零。</w:t>
+              <w:t>，以上电为零点，软件</w:t>
+            </w:r>
+            <w:proofErr w:type="gramStart"/>
+            <w:r>
+              <w:rPr>
+                <w:rFonts w:hint="eastAsia"/>
+                <w:szCs w:val="21"/>
+              </w:rPr>
+              <w:t>开算时刻</w:t>
+            </w:r>
+            <w:proofErr w:type="gramEnd"/>
+            <w:r>
+              <w:rPr>
+                <w:rFonts w:hint="eastAsia"/>
+                <w:szCs w:val="21"/>
+              </w:rPr>
+              <w:t>清零。</w:t>
             </w:r>
           </w:p>
         </w:tc>
@@ -6942,7 +7398,7 @@
           <w:insideV w:val="single" w:sz="4" w:space="0" w:color="auto"/>
         </w:tblBorders>
         <w:tblLayout w:type="fixed"/>
-        <w:tblLook w:val="04A0"/>
+        <w:tblLook w:val="04A0" w:firstRow="1" w:lastRow="0" w:firstColumn="1" w:lastColumn="0" w:noHBand="0" w:noVBand="1"/>
       </w:tblPr>
       <w:tblGrid>
         <w:gridCol w:w="471"/>
@@ -6999,19 +7455,28 @@
                 <w:szCs w:val="21"/>
               </w:rPr>
             </w:pPr>
-            <w:r>
-              <w:rPr>
-                <w:rFonts w:hint="eastAsia"/>
-                <w:szCs w:val="21"/>
-              </w:rPr>
-              <w:t>某设备装置测量数据</w:t>
-            </w:r>
-            <w:r>
-              <w:rPr>
-                <w:rFonts w:hint="eastAsia"/>
-                <w:szCs w:val="21"/>
-              </w:rPr>
-              <w:t>1</w:t>
+            <w:proofErr w:type="gramStart"/>
+            <w:r>
+              <w:rPr>
+                <w:rFonts w:hint="eastAsia"/>
+                <w:szCs w:val="21"/>
+              </w:rPr>
+              <w:t>某设备</w:t>
+            </w:r>
+            <w:proofErr w:type="gramEnd"/>
+            <w:r>
+              <w:rPr>
+                <w:rFonts w:hint="eastAsia"/>
+                <w:szCs w:val="21"/>
+              </w:rPr>
+              <w:t>装置测量数据</w:t>
+            </w:r>
+            <w:r>
+              <w:rPr>
+                <w:rFonts w:hint="eastAsia"/>
+                <w:szCs w:val="21"/>
+              </w:rPr>
+              <w:t>6</w:t>
             </w:r>
           </w:p>
         </w:tc>
@@ -7309,12 +7774,21 @@
                 <w:szCs w:val="21"/>
               </w:rPr>
             </w:pPr>
-            <w:r>
-              <w:rPr>
-                <w:rFonts w:hint="eastAsia"/>
-                <w:szCs w:val="21"/>
-              </w:rPr>
-              <w:t>某设备计时时间</w:t>
+            <w:proofErr w:type="gramStart"/>
+            <w:r>
+              <w:rPr>
+                <w:rFonts w:hint="eastAsia"/>
+                <w:szCs w:val="21"/>
+              </w:rPr>
+              <w:t>某设备</w:t>
+            </w:r>
+            <w:proofErr w:type="gramEnd"/>
+            <w:r>
+              <w:rPr>
+                <w:rFonts w:hint="eastAsia"/>
+                <w:szCs w:val="21"/>
+              </w:rPr>
+              <w:t>计时时间</w:t>
             </w:r>
           </w:p>
         </w:tc>
@@ -7435,7 +7909,23 @@
                 <w:rFonts w:hint="eastAsia"/>
                 <w:szCs w:val="21"/>
               </w:rPr>
-              <w:t>，以上电为零点，软件开算时刻清零。</w:t>
+              <w:t>，以上电为零点，软件</w:t>
+            </w:r>
+            <w:proofErr w:type="gramStart"/>
+            <w:r>
+              <w:rPr>
+                <w:rFonts w:hint="eastAsia"/>
+                <w:szCs w:val="21"/>
+              </w:rPr>
+              <w:t>开算时刻</w:t>
+            </w:r>
+            <w:proofErr w:type="gramEnd"/>
+            <w:r>
+              <w:rPr>
+                <w:rFonts w:hint="eastAsia"/>
+                <w:szCs w:val="21"/>
+              </w:rPr>
+              <w:t>清零。</w:t>
             </w:r>
           </w:p>
         </w:tc>
@@ -7500,12 +7990,21 @@
                 <w:szCs w:val="21"/>
               </w:rPr>
             </w:pPr>
-            <w:r>
-              <w:rPr>
-                <w:rFonts w:hint="eastAsia"/>
-                <w:szCs w:val="21"/>
-              </w:rPr>
-              <w:t>帧计数</w:t>
+            <w:proofErr w:type="gramStart"/>
+            <w:r>
+              <w:rPr>
+                <w:rFonts w:hint="eastAsia"/>
+                <w:szCs w:val="21"/>
+              </w:rPr>
+              <w:t>帧</w:t>
+            </w:r>
+            <w:proofErr w:type="gramEnd"/>
+            <w:r>
+              <w:rPr>
+                <w:rFonts w:hint="eastAsia"/>
+                <w:szCs w:val="21"/>
+              </w:rPr>
+              <w:t>计数</w:t>
             </w:r>
           </w:p>
         </w:tc>
@@ -7632,7 +8131,7 @@
           <w:insideV w:val="single" w:sz="4" w:space="0" w:color="auto"/>
         </w:tblBorders>
         <w:tblLayout w:type="fixed"/>
-        <w:tblLook w:val="04A0"/>
+        <w:tblLook w:val="04A0" w:firstRow="1" w:lastRow="0" w:firstColumn="1" w:lastColumn="0" w:noHBand="0" w:noVBand="1"/>
       </w:tblPr>
       <w:tblGrid>
         <w:gridCol w:w="471"/>
@@ -7689,12 +8188,21 @@
                 <w:szCs w:val="21"/>
               </w:rPr>
             </w:pPr>
-            <w:r>
-              <w:rPr>
-                <w:rFonts w:hint="eastAsia"/>
-                <w:szCs w:val="21"/>
-              </w:rPr>
-              <w:t>某设备装置测量数据</w:t>
+            <w:proofErr w:type="gramStart"/>
+            <w:r>
+              <w:rPr>
+                <w:rFonts w:hint="eastAsia"/>
+                <w:szCs w:val="21"/>
+              </w:rPr>
+              <w:t>某设备</w:t>
+            </w:r>
+            <w:proofErr w:type="gramEnd"/>
+            <w:r>
+              <w:rPr>
+                <w:rFonts w:hint="eastAsia"/>
+                <w:szCs w:val="21"/>
+              </w:rPr>
+              <w:t>装置测量数据</w:t>
             </w:r>
             <w:r>
               <w:rPr>
@@ -7931,12 +8439,21 @@
                 <w:szCs w:val="21"/>
               </w:rPr>
             </w:pPr>
-            <w:r>
-              <w:rPr>
-                <w:rFonts w:hint="eastAsia"/>
-                <w:szCs w:val="21"/>
-              </w:rPr>
-              <w:t>某设备计时时间</w:t>
+            <w:proofErr w:type="gramStart"/>
+            <w:r>
+              <w:rPr>
+                <w:rFonts w:hint="eastAsia"/>
+                <w:szCs w:val="21"/>
+              </w:rPr>
+              <w:t>某设备</w:t>
+            </w:r>
+            <w:proofErr w:type="gramEnd"/>
+            <w:r>
+              <w:rPr>
+                <w:rFonts w:hint="eastAsia"/>
+                <w:szCs w:val="21"/>
+              </w:rPr>
+              <w:t>计时时间</w:t>
             </w:r>
           </w:p>
         </w:tc>
@@ -8039,7 +8556,23 @@
                 <w:rFonts w:hint="eastAsia"/>
                 <w:szCs w:val="21"/>
               </w:rPr>
-              <w:t>，以上电为零点，软件开算时刻清零。</w:t>
+              <w:t>，以上电为零点，软件</w:t>
+            </w:r>
+            <w:proofErr w:type="gramStart"/>
+            <w:r>
+              <w:rPr>
+                <w:rFonts w:hint="eastAsia"/>
+                <w:szCs w:val="21"/>
+              </w:rPr>
+              <w:t>开算时刻</w:t>
+            </w:r>
+            <w:proofErr w:type="gramEnd"/>
+            <w:r>
+              <w:rPr>
+                <w:rFonts w:hint="eastAsia"/>
+                <w:szCs w:val="21"/>
+              </w:rPr>
+              <w:t>清零。</w:t>
             </w:r>
           </w:p>
         </w:tc>
@@ -8078,12 +8611,21 @@
                 <w:szCs w:val="21"/>
               </w:rPr>
             </w:pPr>
-            <w:r>
-              <w:rPr>
-                <w:rFonts w:hint="eastAsia"/>
-                <w:szCs w:val="21"/>
-              </w:rPr>
-              <w:t>帧计数</w:t>
+            <w:proofErr w:type="gramStart"/>
+            <w:r>
+              <w:rPr>
+                <w:rFonts w:hint="eastAsia"/>
+                <w:szCs w:val="21"/>
+              </w:rPr>
+              <w:t>帧</w:t>
+            </w:r>
+            <w:proofErr w:type="gramEnd"/>
+            <w:r>
+              <w:rPr>
+                <w:rFonts w:hint="eastAsia"/>
+                <w:szCs w:val="21"/>
+              </w:rPr>
+              <w:t>计数</w:t>
             </w:r>
           </w:p>
         </w:tc>
@@ -8211,12 +8753,21 @@
                 <w:szCs w:val="21"/>
               </w:rPr>
             </w:pPr>
-            <w:r>
-              <w:rPr>
-                <w:rFonts w:hint="eastAsia"/>
-                <w:szCs w:val="21"/>
-              </w:rPr>
-              <w:t>某设备计时时间</w:t>
+            <w:proofErr w:type="gramStart"/>
+            <w:r>
+              <w:rPr>
+                <w:rFonts w:hint="eastAsia"/>
+                <w:szCs w:val="21"/>
+              </w:rPr>
+              <w:t>某设备</w:t>
+            </w:r>
+            <w:proofErr w:type="gramEnd"/>
+            <w:r>
+              <w:rPr>
+                <w:rFonts w:hint="eastAsia"/>
+                <w:szCs w:val="21"/>
+              </w:rPr>
+              <w:t>计时时间</w:t>
             </w:r>
           </w:p>
         </w:tc>
@@ -8319,7 +8870,23 @@
                 <w:rFonts w:hint="eastAsia"/>
                 <w:szCs w:val="21"/>
               </w:rPr>
-              <w:t>，以上电为零点，软件开算时刻清零。</w:t>
+              <w:t>，以上电为零点，软件</w:t>
+            </w:r>
+            <w:proofErr w:type="gramStart"/>
+            <w:r>
+              <w:rPr>
+                <w:rFonts w:hint="eastAsia"/>
+                <w:szCs w:val="21"/>
+              </w:rPr>
+              <w:t>开算时刻</w:t>
+            </w:r>
+            <w:proofErr w:type="gramEnd"/>
+            <w:r>
+              <w:rPr>
+                <w:rFonts w:hint="eastAsia"/>
+                <w:szCs w:val="21"/>
+              </w:rPr>
+              <w:t>清零。</w:t>
             </w:r>
           </w:p>
         </w:tc>
@@ -8358,12 +8925,21 @@
                 <w:szCs w:val="21"/>
               </w:rPr>
             </w:pPr>
-            <w:r>
-              <w:rPr>
-                <w:rFonts w:hint="eastAsia"/>
-                <w:szCs w:val="21"/>
-              </w:rPr>
-              <w:t>某设备计时时间</w:t>
+            <w:proofErr w:type="gramStart"/>
+            <w:r>
+              <w:rPr>
+                <w:rFonts w:hint="eastAsia"/>
+                <w:szCs w:val="21"/>
+              </w:rPr>
+              <w:t>某设备</w:t>
+            </w:r>
+            <w:proofErr w:type="gramEnd"/>
+            <w:r>
+              <w:rPr>
+                <w:rFonts w:hint="eastAsia"/>
+                <w:szCs w:val="21"/>
+              </w:rPr>
+              <w:t>计时时间</w:t>
             </w:r>
           </w:p>
         </w:tc>
@@ -8466,7 +9042,23 @@
                 <w:rFonts w:hint="eastAsia"/>
                 <w:szCs w:val="21"/>
               </w:rPr>
-              <w:t>，以上电为零点，软件开算时刻清零。</w:t>
+              <w:t>，以上电为零点，软件</w:t>
+            </w:r>
+            <w:proofErr w:type="gramStart"/>
+            <w:r>
+              <w:rPr>
+                <w:rFonts w:hint="eastAsia"/>
+                <w:szCs w:val="21"/>
+              </w:rPr>
+              <w:t>开算时刻</w:t>
+            </w:r>
+            <w:proofErr w:type="gramEnd"/>
+            <w:r>
+              <w:rPr>
+                <w:rFonts w:hint="eastAsia"/>
+                <w:szCs w:val="21"/>
+              </w:rPr>
+              <w:t>清零。</w:t>
             </w:r>
           </w:p>
         </w:tc>
@@ -8505,12 +9097,21 @@
                 <w:szCs w:val="21"/>
               </w:rPr>
             </w:pPr>
-            <w:r>
-              <w:rPr>
-                <w:rFonts w:hint="eastAsia"/>
-                <w:szCs w:val="21"/>
-              </w:rPr>
-              <w:t>某设备计时时间</w:t>
+            <w:proofErr w:type="gramStart"/>
+            <w:r>
+              <w:rPr>
+                <w:rFonts w:hint="eastAsia"/>
+                <w:szCs w:val="21"/>
+              </w:rPr>
+              <w:t>某设备</w:t>
+            </w:r>
+            <w:proofErr w:type="gramEnd"/>
+            <w:r>
+              <w:rPr>
+                <w:rFonts w:hint="eastAsia"/>
+                <w:szCs w:val="21"/>
+              </w:rPr>
+              <w:t>计时时间</w:t>
             </w:r>
           </w:p>
         </w:tc>
@@ -8613,7 +9214,23 @@
                 <w:rFonts w:hint="eastAsia"/>
                 <w:szCs w:val="21"/>
               </w:rPr>
-              <w:t>，以上电为零点，软件开算时刻清零。</w:t>
+              <w:t>，以上电为零点，软件</w:t>
+            </w:r>
+            <w:proofErr w:type="gramStart"/>
+            <w:r>
+              <w:rPr>
+                <w:rFonts w:hint="eastAsia"/>
+                <w:szCs w:val="21"/>
+              </w:rPr>
+              <w:t>开算时刻</w:t>
+            </w:r>
+            <w:proofErr w:type="gramEnd"/>
+            <w:r>
+              <w:rPr>
+                <w:rFonts w:hint="eastAsia"/>
+                <w:szCs w:val="21"/>
+              </w:rPr>
+              <w:t>清零。</w:t>
             </w:r>
           </w:p>
         </w:tc>
@@ -8652,12 +9269,21 @@
                 <w:szCs w:val="21"/>
               </w:rPr>
             </w:pPr>
-            <w:r>
-              <w:rPr>
-                <w:rFonts w:hint="eastAsia"/>
-                <w:szCs w:val="21"/>
-              </w:rPr>
-              <w:t>某设备计时时间</w:t>
+            <w:proofErr w:type="gramStart"/>
+            <w:r>
+              <w:rPr>
+                <w:rFonts w:hint="eastAsia"/>
+                <w:szCs w:val="21"/>
+              </w:rPr>
+              <w:t>某设备</w:t>
+            </w:r>
+            <w:proofErr w:type="gramEnd"/>
+            <w:r>
+              <w:rPr>
+                <w:rFonts w:hint="eastAsia"/>
+                <w:szCs w:val="21"/>
+              </w:rPr>
+              <w:t>计时时间</w:t>
             </w:r>
           </w:p>
         </w:tc>
@@ -8760,7 +9386,23 @@
                 <w:rFonts w:hint="eastAsia"/>
                 <w:szCs w:val="21"/>
               </w:rPr>
-              <w:t>，以上电为零点，软件开算时刻清零。</w:t>
+              <w:t>，以上电为零点，软件</w:t>
+            </w:r>
+            <w:proofErr w:type="gramStart"/>
+            <w:r>
+              <w:rPr>
+                <w:rFonts w:hint="eastAsia"/>
+                <w:szCs w:val="21"/>
+              </w:rPr>
+              <w:t>开算时刻</w:t>
+            </w:r>
+            <w:proofErr w:type="gramEnd"/>
+            <w:r>
+              <w:rPr>
+                <w:rFonts w:hint="eastAsia"/>
+                <w:szCs w:val="21"/>
+              </w:rPr>
+              <w:t>清零。</w:t>
             </w:r>
           </w:p>
         </w:tc>
@@ -8799,12 +9441,21 @@
                 <w:szCs w:val="21"/>
               </w:rPr>
             </w:pPr>
-            <w:r>
-              <w:rPr>
-                <w:rFonts w:hint="eastAsia"/>
-                <w:szCs w:val="21"/>
-              </w:rPr>
-              <w:t>某设备计时时间</w:t>
+            <w:proofErr w:type="gramStart"/>
+            <w:r>
+              <w:rPr>
+                <w:rFonts w:hint="eastAsia"/>
+                <w:szCs w:val="21"/>
+              </w:rPr>
+              <w:t>某设备</w:t>
+            </w:r>
+            <w:proofErr w:type="gramEnd"/>
+            <w:r>
+              <w:rPr>
+                <w:rFonts w:hint="eastAsia"/>
+                <w:szCs w:val="21"/>
+              </w:rPr>
+              <w:t>计时时间</w:t>
             </w:r>
           </w:p>
         </w:tc>
@@ -8907,7 +9558,23 @@
                 <w:rFonts w:hint="eastAsia"/>
                 <w:szCs w:val="21"/>
               </w:rPr>
-              <w:t>，以上电为零点，软件开算时刻清零。</w:t>
+              <w:t>，以上电为零点，软件</w:t>
+            </w:r>
+            <w:proofErr w:type="gramStart"/>
+            <w:r>
+              <w:rPr>
+                <w:rFonts w:hint="eastAsia"/>
+                <w:szCs w:val="21"/>
+              </w:rPr>
+              <w:t>开算时刻</w:t>
+            </w:r>
+            <w:proofErr w:type="gramEnd"/>
+            <w:r>
+              <w:rPr>
+                <w:rFonts w:hint="eastAsia"/>
+                <w:szCs w:val="21"/>
+              </w:rPr>
+              <w:t>清零。</w:t>
             </w:r>
           </w:p>
         </w:tc>
@@ -8946,12 +9613,21 @@
                 <w:szCs w:val="21"/>
               </w:rPr>
             </w:pPr>
-            <w:r>
-              <w:rPr>
-                <w:rFonts w:hint="eastAsia"/>
-                <w:szCs w:val="21"/>
-              </w:rPr>
-              <w:t>某设备计时时间</w:t>
+            <w:proofErr w:type="gramStart"/>
+            <w:r>
+              <w:rPr>
+                <w:rFonts w:hint="eastAsia"/>
+                <w:szCs w:val="21"/>
+              </w:rPr>
+              <w:t>某设备</w:t>
+            </w:r>
+            <w:proofErr w:type="gramEnd"/>
+            <w:r>
+              <w:rPr>
+                <w:rFonts w:hint="eastAsia"/>
+                <w:szCs w:val="21"/>
+              </w:rPr>
+              <w:t>计时时间</w:t>
             </w:r>
           </w:p>
         </w:tc>
@@ -9054,7 +9730,23 @@
                 <w:rFonts w:hint="eastAsia"/>
                 <w:szCs w:val="21"/>
               </w:rPr>
-              <w:t>，以上电为零点，软件开算时刻清零。</w:t>
+              <w:t>，以上电为零点，软件</w:t>
+            </w:r>
+            <w:proofErr w:type="gramStart"/>
+            <w:r>
+              <w:rPr>
+                <w:rFonts w:hint="eastAsia"/>
+                <w:szCs w:val="21"/>
+              </w:rPr>
+              <w:t>开算时刻</w:t>
+            </w:r>
+            <w:proofErr w:type="gramEnd"/>
+            <w:r>
+              <w:rPr>
+                <w:rFonts w:hint="eastAsia"/>
+                <w:szCs w:val="21"/>
+              </w:rPr>
+              <w:t>清零。</w:t>
             </w:r>
           </w:p>
         </w:tc>
@@ -9093,12 +9785,21 @@
                 <w:szCs w:val="21"/>
               </w:rPr>
             </w:pPr>
-            <w:r>
-              <w:rPr>
-                <w:rFonts w:hint="eastAsia"/>
-                <w:szCs w:val="21"/>
-              </w:rPr>
-              <w:t>某设备计时时间</w:t>
+            <w:proofErr w:type="gramStart"/>
+            <w:r>
+              <w:rPr>
+                <w:rFonts w:hint="eastAsia"/>
+                <w:szCs w:val="21"/>
+              </w:rPr>
+              <w:t>某设备</w:t>
+            </w:r>
+            <w:proofErr w:type="gramEnd"/>
+            <w:r>
+              <w:rPr>
+                <w:rFonts w:hint="eastAsia"/>
+                <w:szCs w:val="21"/>
+              </w:rPr>
+              <w:t>计时时间</w:t>
             </w:r>
           </w:p>
         </w:tc>
@@ -9201,7 +9902,23 @@
                 <w:rFonts w:hint="eastAsia"/>
                 <w:szCs w:val="21"/>
               </w:rPr>
-              <w:t>，以上电为零点，软件开算时刻清零。</w:t>
+              <w:t>，以上电为零点，软件</w:t>
+            </w:r>
+            <w:proofErr w:type="gramStart"/>
+            <w:r>
+              <w:rPr>
+                <w:rFonts w:hint="eastAsia"/>
+                <w:szCs w:val="21"/>
+              </w:rPr>
+              <w:t>开算时刻</w:t>
+            </w:r>
+            <w:proofErr w:type="gramEnd"/>
+            <w:r>
+              <w:rPr>
+                <w:rFonts w:hint="eastAsia"/>
+                <w:szCs w:val="21"/>
+              </w:rPr>
+              <w:t>清零。</w:t>
             </w:r>
           </w:p>
         </w:tc>
@@ -9240,12 +9957,21 @@
                 <w:szCs w:val="21"/>
               </w:rPr>
             </w:pPr>
-            <w:r>
-              <w:rPr>
-                <w:rFonts w:hint="eastAsia"/>
-                <w:szCs w:val="21"/>
-              </w:rPr>
-              <w:t>某设备计时时间</w:t>
+            <w:proofErr w:type="gramStart"/>
+            <w:r>
+              <w:rPr>
+                <w:rFonts w:hint="eastAsia"/>
+                <w:szCs w:val="21"/>
+              </w:rPr>
+              <w:t>某设备</w:t>
+            </w:r>
+            <w:proofErr w:type="gramEnd"/>
+            <w:r>
+              <w:rPr>
+                <w:rFonts w:hint="eastAsia"/>
+                <w:szCs w:val="21"/>
+              </w:rPr>
+              <w:t>计时时间</w:t>
             </w:r>
           </w:p>
         </w:tc>
@@ -9348,7 +10074,23 @@
                 <w:rFonts w:hint="eastAsia"/>
                 <w:szCs w:val="21"/>
               </w:rPr>
-              <w:t>，以上电为零点，软件开算时刻清零。</w:t>
+              <w:t>，以上电为零点，软件</w:t>
+            </w:r>
+            <w:proofErr w:type="gramStart"/>
+            <w:r>
+              <w:rPr>
+                <w:rFonts w:hint="eastAsia"/>
+                <w:szCs w:val="21"/>
+              </w:rPr>
+              <w:t>开算时刻</w:t>
+            </w:r>
+            <w:proofErr w:type="gramEnd"/>
+            <w:r>
+              <w:rPr>
+                <w:rFonts w:hint="eastAsia"/>
+                <w:szCs w:val="21"/>
+              </w:rPr>
+              <w:t>清零。</w:t>
             </w:r>
           </w:p>
         </w:tc>
@@ -9390,7 +10132,7 @@
           <w:insideH w:val="single" w:sz="4" w:space="0" w:color="auto"/>
           <w:insideV w:val="single" w:sz="4" w:space="0" w:color="auto"/>
         </w:tblBorders>
-        <w:tblLook w:val="04A0"/>
+        <w:tblLook w:val="04A0" w:firstRow="1" w:lastRow="0" w:firstColumn="1" w:lastColumn="0" w:noHBand="0" w:noVBand="1"/>
       </w:tblPr>
       <w:tblGrid>
         <w:gridCol w:w="607"/>
@@ -9546,12 +10288,21 @@
                 <w:szCs w:val="21"/>
               </w:rPr>
             </w:pPr>
-            <w:r>
-              <w:rPr>
-                <w:rFonts w:hint="eastAsia"/>
-                <w:szCs w:val="21"/>
-              </w:rPr>
-              <w:t>某设备计时时间</w:t>
+            <w:proofErr w:type="gramStart"/>
+            <w:r>
+              <w:rPr>
+                <w:rFonts w:hint="eastAsia"/>
+                <w:szCs w:val="21"/>
+              </w:rPr>
+              <w:t>某设备</w:t>
+            </w:r>
+            <w:proofErr w:type="gramEnd"/>
+            <w:r>
+              <w:rPr>
+                <w:rFonts w:hint="eastAsia"/>
+                <w:szCs w:val="21"/>
+              </w:rPr>
+              <w:t>计时时间</w:t>
             </w:r>
           </w:p>
         </w:tc>
@@ -9632,7 +10383,23 @@
                 <w:rFonts w:hint="eastAsia"/>
                 <w:szCs w:val="21"/>
               </w:rPr>
-              <w:t>，以上电为零点，软件开算时刻清零。</w:t>
+              <w:t>，以上电为零点，软件</w:t>
+            </w:r>
+            <w:proofErr w:type="gramStart"/>
+            <w:r>
+              <w:rPr>
+                <w:rFonts w:hint="eastAsia"/>
+                <w:szCs w:val="21"/>
+              </w:rPr>
+              <w:t>开算时刻</w:t>
+            </w:r>
+            <w:proofErr w:type="gramEnd"/>
+            <w:r>
+              <w:rPr>
+                <w:rFonts w:hint="eastAsia"/>
+                <w:szCs w:val="21"/>
+              </w:rPr>
+              <w:t>清零。</w:t>
             </w:r>
           </w:p>
         </w:tc>
@@ -9670,12 +10437,21 @@
                 <w:szCs w:val="21"/>
               </w:rPr>
             </w:pPr>
-            <w:r>
-              <w:rPr>
-                <w:rFonts w:hint="eastAsia"/>
-                <w:szCs w:val="21"/>
-              </w:rPr>
-              <w:t>帧计数</w:t>
+            <w:proofErr w:type="gramStart"/>
+            <w:r>
+              <w:rPr>
+                <w:rFonts w:hint="eastAsia"/>
+                <w:szCs w:val="21"/>
+              </w:rPr>
+              <w:t>帧</w:t>
+            </w:r>
+            <w:proofErr w:type="gramEnd"/>
+            <w:r>
+              <w:rPr>
+                <w:rFonts w:hint="eastAsia"/>
+                <w:szCs w:val="21"/>
+              </w:rPr>
+              <w:t>计数</w:t>
             </w:r>
           </w:p>
         </w:tc>
@@ -9780,12 +10556,21 @@
                 <w:szCs w:val="21"/>
               </w:rPr>
             </w:pPr>
-            <w:r>
-              <w:rPr>
-                <w:rFonts w:hint="eastAsia"/>
-                <w:szCs w:val="21"/>
-              </w:rPr>
-              <w:t>某设备计时时间</w:t>
+            <w:proofErr w:type="gramStart"/>
+            <w:r>
+              <w:rPr>
+                <w:rFonts w:hint="eastAsia"/>
+                <w:szCs w:val="21"/>
+              </w:rPr>
+              <w:t>某设备</w:t>
+            </w:r>
+            <w:proofErr w:type="gramEnd"/>
+            <w:r>
+              <w:rPr>
+                <w:rFonts w:hint="eastAsia"/>
+                <w:szCs w:val="21"/>
+              </w:rPr>
+              <w:t>计时时间</w:t>
             </w:r>
           </w:p>
         </w:tc>
@@ -9874,7 +10659,23 @@
                 <w:szCs w:val="21"/>
               </w:rPr>
               <w:lastRenderedPageBreak/>
-              <w:t>点，软件开算时刻清零。</w:t>
+              <w:t>点，软件</w:t>
+            </w:r>
+            <w:proofErr w:type="gramStart"/>
+            <w:r>
+              <w:rPr>
+                <w:rFonts w:hint="eastAsia"/>
+                <w:szCs w:val="21"/>
+              </w:rPr>
+              <w:t>开算时刻</w:t>
+            </w:r>
+            <w:proofErr w:type="gramEnd"/>
+            <w:r>
+              <w:rPr>
+                <w:rFonts w:hint="eastAsia"/>
+                <w:szCs w:val="21"/>
+              </w:rPr>
+              <w:t>清零。</w:t>
             </w:r>
           </w:p>
         </w:tc>
@@ -9912,12 +10713,21 @@
                 <w:szCs w:val="21"/>
               </w:rPr>
             </w:pPr>
-            <w:r>
-              <w:rPr>
-                <w:rFonts w:hint="eastAsia"/>
-                <w:szCs w:val="21"/>
-              </w:rPr>
-              <w:t>某设备计时时间</w:t>
+            <w:proofErr w:type="gramStart"/>
+            <w:r>
+              <w:rPr>
+                <w:rFonts w:hint="eastAsia"/>
+                <w:szCs w:val="21"/>
+              </w:rPr>
+              <w:t>某设备</w:t>
+            </w:r>
+            <w:proofErr w:type="gramEnd"/>
+            <w:r>
+              <w:rPr>
+                <w:rFonts w:hint="eastAsia"/>
+                <w:szCs w:val="21"/>
+              </w:rPr>
+              <w:t>计时时间</w:t>
             </w:r>
           </w:p>
         </w:tc>
@@ -9998,7 +10808,23 @@
                 <w:rFonts w:hint="eastAsia"/>
                 <w:szCs w:val="21"/>
               </w:rPr>
-              <w:t>，以上电为零点，软件开算时刻清零。</w:t>
+              <w:t>，以上电为零点，软件</w:t>
+            </w:r>
+            <w:proofErr w:type="gramStart"/>
+            <w:r>
+              <w:rPr>
+                <w:rFonts w:hint="eastAsia"/>
+                <w:szCs w:val="21"/>
+              </w:rPr>
+              <w:t>开算时刻</w:t>
+            </w:r>
+            <w:proofErr w:type="gramEnd"/>
+            <w:r>
+              <w:rPr>
+                <w:rFonts w:hint="eastAsia"/>
+                <w:szCs w:val="21"/>
+              </w:rPr>
+              <w:t>清零。</w:t>
             </w:r>
           </w:p>
         </w:tc>
@@ -10036,12 +10862,21 @@
                 <w:szCs w:val="21"/>
               </w:rPr>
             </w:pPr>
-            <w:r>
-              <w:rPr>
-                <w:rFonts w:hint="eastAsia"/>
-                <w:szCs w:val="21"/>
-              </w:rPr>
-              <w:t>某设备计时时间</w:t>
+            <w:proofErr w:type="gramStart"/>
+            <w:r>
+              <w:rPr>
+                <w:rFonts w:hint="eastAsia"/>
+                <w:szCs w:val="21"/>
+              </w:rPr>
+              <w:t>某设备</w:t>
+            </w:r>
+            <w:proofErr w:type="gramEnd"/>
+            <w:r>
+              <w:rPr>
+                <w:rFonts w:hint="eastAsia"/>
+                <w:szCs w:val="21"/>
+              </w:rPr>
+              <w:t>计时时间</w:t>
             </w:r>
           </w:p>
         </w:tc>
@@ -10122,7 +10957,23 @@
                 <w:rFonts w:hint="eastAsia"/>
                 <w:szCs w:val="21"/>
               </w:rPr>
-              <w:t>，以上电为零点，软件开算时刻清零。</w:t>
+              <w:t>，以上电为零点，软件</w:t>
+            </w:r>
+            <w:proofErr w:type="gramStart"/>
+            <w:r>
+              <w:rPr>
+                <w:rFonts w:hint="eastAsia"/>
+                <w:szCs w:val="21"/>
+              </w:rPr>
+              <w:t>开算时刻</w:t>
+            </w:r>
+            <w:proofErr w:type="gramEnd"/>
+            <w:r>
+              <w:rPr>
+                <w:rFonts w:hint="eastAsia"/>
+                <w:szCs w:val="21"/>
+              </w:rPr>
+              <w:t>清零。</w:t>
             </w:r>
           </w:p>
         </w:tc>
@@ -10160,12 +11011,21 @@
                 <w:szCs w:val="21"/>
               </w:rPr>
             </w:pPr>
-            <w:r>
-              <w:rPr>
-                <w:rFonts w:hint="eastAsia"/>
-                <w:szCs w:val="21"/>
-              </w:rPr>
-              <w:t>某设备计时时间</w:t>
+            <w:proofErr w:type="gramStart"/>
+            <w:r>
+              <w:rPr>
+                <w:rFonts w:hint="eastAsia"/>
+                <w:szCs w:val="21"/>
+              </w:rPr>
+              <w:t>某设备</w:t>
+            </w:r>
+            <w:proofErr w:type="gramEnd"/>
+            <w:r>
+              <w:rPr>
+                <w:rFonts w:hint="eastAsia"/>
+                <w:szCs w:val="21"/>
+              </w:rPr>
+              <w:t>计时时间</w:t>
             </w:r>
           </w:p>
         </w:tc>
@@ -10246,7 +11106,23 @@
                 <w:rFonts w:hint="eastAsia"/>
                 <w:szCs w:val="21"/>
               </w:rPr>
-              <w:t>，以上电为零点，软件开算时刻清零。</w:t>
+              <w:t>，以上电为零点，软件</w:t>
+            </w:r>
+            <w:proofErr w:type="gramStart"/>
+            <w:r>
+              <w:rPr>
+                <w:rFonts w:hint="eastAsia"/>
+                <w:szCs w:val="21"/>
+              </w:rPr>
+              <w:t>开算时刻</w:t>
+            </w:r>
+            <w:proofErr w:type="gramEnd"/>
+            <w:r>
+              <w:rPr>
+                <w:rFonts w:hint="eastAsia"/>
+                <w:szCs w:val="21"/>
+              </w:rPr>
+              <w:t>清零。</w:t>
             </w:r>
           </w:p>
         </w:tc>
@@ -10284,12 +11160,21 @@
                 <w:szCs w:val="21"/>
               </w:rPr>
             </w:pPr>
-            <w:r>
-              <w:rPr>
-                <w:rFonts w:hint="eastAsia"/>
-                <w:szCs w:val="21"/>
-              </w:rPr>
-              <w:t>某设备计时时间</w:t>
+            <w:proofErr w:type="gramStart"/>
+            <w:r>
+              <w:rPr>
+                <w:rFonts w:hint="eastAsia"/>
+                <w:szCs w:val="21"/>
+              </w:rPr>
+              <w:t>某设备</w:t>
+            </w:r>
+            <w:proofErr w:type="gramEnd"/>
+            <w:r>
+              <w:rPr>
+                <w:rFonts w:hint="eastAsia"/>
+                <w:szCs w:val="21"/>
+              </w:rPr>
+              <w:t>计时时间</w:t>
             </w:r>
           </w:p>
         </w:tc>
@@ -10370,7 +11255,23 @@
                 <w:rFonts w:hint="eastAsia"/>
                 <w:szCs w:val="21"/>
               </w:rPr>
-              <w:t>，以上电为零点，软件开算时刻清零。</w:t>
+              <w:t>，以上电为零点，软件</w:t>
+            </w:r>
+            <w:proofErr w:type="gramStart"/>
+            <w:r>
+              <w:rPr>
+                <w:rFonts w:hint="eastAsia"/>
+                <w:szCs w:val="21"/>
+              </w:rPr>
+              <w:t>开算时刻</w:t>
+            </w:r>
+            <w:proofErr w:type="gramEnd"/>
+            <w:r>
+              <w:rPr>
+                <w:rFonts w:hint="eastAsia"/>
+                <w:szCs w:val="21"/>
+              </w:rPr>
+              <w:t>清零。</w:t>
             </w:r>
           </w:p>
         </w:tc>
@@ -10408,12 +11309,21 @@
                 <w:szCs w:val="21"/>
               </w:rPr>
             </w:pPr>
-            <w:r>
-              <w:rPr>
-                <w:rFonts w:hint="eastAsia"/>
-                <w:szCs w:val="21"/>
-              </w:rPr>
-              <w:t>某设备计时时间</w:t>
+            <w:proofErr w:type="gramStart"/>
+            <w:r>
+              <w:rPr>
+                <w:rFonts w:hint="eastAsia"/>
+                <w:szCs w:val="21"/>
+              </w:rPr>
+              <w:t>某设备</w:t>
+            </w:r>
+            <w:proofErr w:type="gramEnd"/>
+            <w:r>
+              <w:rPr>
+                <w:rFonts w:hint="eastAsia"/>
+                <w:szCs w:val="21"/>
+              </w:rPr>
+              <w:t>计时时间</w:t>
             </w:r>
           </w:p>
         </w:tc>
@@ -10494,7 +11404,23 @@
                 <w:rFonts w:hint="eastAsia"/>
                 <w:szCs w:val="21"/>
               </w:rPr>
-              <w:t>，以上电为零点，软件开算时刻清零。</w:t>
+              <w:t>，以上电为零点，软件</w:t>
+            </w:r>
+            <w:proofErr w:type="gramStart"/>
+            <w:r>
+              <w:rPr>
+                <w:rFonts w:hint="eastAsia"/>
+                <w:szCs w:val="21"/>
+              </w:rPr>
+              <w:t>开算时刻</w:t>
+            </w:r>
+            <w:proofErr w:type="gramEnd"/>
+            <w:r>
+              <w:rPr>
+                <w:rFonts w:hint="eastAsia"/>
+                <w:szCs w:val="21"/>
+              </w:rPr>
+              <w:t>清零。</w:t>
             </w:r>
           </w:p>
         </w:tc>
@@ -10532,12 +11458,21 @@
                 <w:szCs w:val="21"/>
               </w:rPr>
             </w:pPr>
-            <w:r>
-              <w:rPr>
-                <w:rFonts w:hint="eastAsia"/>
-                <w:szCs w:val="21"/>
-              </w:rPr>
-              <w:t>某设备计时时间</w:t>
+            <w:proofErr w:type="gramStart"/>
+            <w:r>
+              <w:rPr>
+                <w:rFonts w:hint="eastAsia"/>
+                <w:szCs w:val="21"/>
+              </w:rPr>
+              <w:t>某设备</w:t>
+            </w:r>
+            <w:proofErr w:type="gramEnd"/>
+            <w:r>
+              <w:rPr>
+                <w:rFonts w:hint="eastAsia"/>
+                <w:szCs w:val="21"/>
+              </w:rPr>
+              <w:t>计时时间</w:t>
             </w:r>
           </w:p>
         </w:tc>
@@ -10618,7 +11553,23 @@
                 <w:rFonts w:hint="eastAsia"/>
                 <w:szCs w:val="21"/>
               </w:rPr>
-              <w:t>，以上电为零点，软件开算时刻清零。</w:t>
+              <w:t>，以上电为零点，软件</w:t>
+            </w:r>
+            <w:proofErr w:type="gramStart"/>
+            <w:r>
+              <w:rPr>
+                <w:rFonts w:hint="eastAsia"/>
+                <w:szCs w:val="21"/>
+              </w:rPr>
+              <w:t>开算时刻</w:t>
+            </w:r>
+            <w:proofErr w:type="gramEnd"/>
+            <w:r>
+              <w:rPr>
+                <w:rFonts w:hint="eastAsia"/>
+                <w:szCs w:val="21"/>
+              </w:rPr>
+              <w:t>清零。</w:t>
             </w:r>
           </w:p>
         </w:tc>
@@ -10656,12 +11607,21 @@
                 <w:szCs w:val="21"/>
               </w:rPr>
             </w:pPr>
-            <w:r>
-              <w:rPr>
-                <w:rFonts w:hint="eastAsia"/>
-                <w:szCs w:val="21"/>
-              </w:rPr>
-              <w:t>某设备计时时间</w:t>
+            <w:proofErr w:type="gramStart"/>
+            <w:r>
+              <w:rPr>
+                <w:rFonts w:hint="eastAsia"/>
+                <w:szCs w:val="21"/>
+              </w:rPr>
+              <w:t>某设备</w:t>
+            </w:r>
+            <w:proofErr w:type="gramEnd"/>
+            <w:r>
+              <w:rPr>
+                <w:rFonts w:hint="eastAsia"/>
+                <w:szCs w:val="21"/>
+              </w:rPr>
+              <w:t>计时时间</w:t>
             </w:r>
           </w:p>
         </w:tc>
@@ -10742,7 +11702,23 @@
                 <w:rFonts w:hint="eastAsia"/>
                 <w:szCs w:val="21"/>
               </w:rPr>
-              <w:t>，以上电为零点，软件开算时刻清零。</w:t>
+              <w:t>，以上电为零点，软件</w:t>
+            </w:r>
+            <w:proofErr w:type="gramStart"/>
+            <w:r>
+              <w:rPr>
+                <w:rFonts w:hint="eastAsia"/>
+                <w:szCs w:val="21"/>
+              </w:rPr>
+              <w:t>开算时刻</w:t>
+            </w:r>
+            <w:proofErr w:type="gramEnd"/>
+            <w:r>
+              <w:rPr>
+                <w:rFonts w:hint="eastAsia"/>
+                <w:szCs w:val="21"/>
+              </w:rPr>
+              <w:t>清零。</w:t>
             </w:r>
           </w:p>
         </w:tc>
@@ -10761,7 +11737,7 @@
           <w:insideH w:val="single" w:sz="4" w:space="0" w:color="auto"/>
           <w:insideV w:val="single" w:sz="4" w:space="0" w:color="auto"/>
         </w:tblBorders>
-        <w:tblLook w:val="04A0"/>
+        <w:tblLook w:val="04A0" w:firstRow="1" w:lastRow="0" w:firstColumn="1" w:lastColumn="0" w:noHBand="0" w:noVBand="1"/>
       </w:tblPr>
       <w:tblGrid>
         <w:gridCol w:w="639"/>
@@ -10817,12 +11793,21 @@
                 <w:szCs w:val="21"/>
               </w:rPr>
             </w:pPr>
-            <w:r>
-              <w:rPr>
-                <w:rFonts w:hint="eastAsia"/>
-                <w:szCs w:val="21"/>
-              </w:rPr>
-              <w:t>某设备装置测量数据</w:t>
+            <w:proofErr w:type="gramStart"/>
+            <w:r>
+              <w:rPr>
+                <w:rFonts w:hint="eastAsia"/>
+                <w:szCs w:val="21"/>
+              </w:rPr>
+              <w:t>某设备</w:t>
+            </w:r>
+            <w:proofErr w:type="gramEnd"/>
+            <w:r>
+              <w:rPr>
+                <w:rFonts w:hint="eastAsia"/>
+                <w:szCs w:val="21"/>
+              </w:rPr>
+              <w:t>装置测量数据</w:t>
             </w:r>
             <w:r>
               <w:rPr>
@@ -11037,12 +12022,21 @@
                 <w:szCs w:val="21"/>
               </w:rPr>
             </w:pPr>
-            <w:r>
-              <w:rPr>
-                <w:rFonts w:hint="eastAsia"/>
-                <w:szCs w:val="21"/>
-              </w:rPr>
-              <w:t>某设备计时时间</w:t>
+            <w:proofErr w:type="gramStart"/>
+            <w:r>
+              <w:rPr>
+                <w:rFonts w:hint="eastAsia"/>
+                <w:szCs w:val="21"/>
+              </w:rPr>
+              <w:t>某设备</w:t>
+            </w:r>
+            <w:proofErr w:type="gramEnd"/>
+            <w:r>
+              <w:rPr>
+                <w:rFonts w:hint="eastAsia"/>
+                <w:szCs w:val="21"/>
+              </w:rPr>
+              <w:t>计时时间</w:t>
             </w:r>
           </w:p>
         </w:tc>
@@ -11083,7 +12077,7 @@
             <w:commentRangeEnd w:id="7"/>
             <w:r>
               <w:rPr>
-                <w:rStyle w:val="aa"/>
+                <w:rStyle w:val="ad"/>
               </w:rPr>
               <w:commentReference w:id="7"/>
             </w:r>
@@ -11154,7 +12148,23 @@
                 <w:rFonts w:hint="eastAsia"/>
                 <w:szCs w:val="21"/>
               </w:rPr>
-              <w:t>，以上电为零点，软件开算时刻清零。</w:t>
+              <w:t>，以上电为零点，软件</w:t>
+            </w:r>
+            <w:proofErr w:type="gramStart"/>
+            <w:r>
+              <w:rPr>
+                <w:rFonts w:hint="eastAsia"/>
+                <w:szCs w:val="21"/>
+              </w:rPr>
+              <w:t>开算时刻</w:t>
+            </w:r>
+            <w:proofErr w:type="gramEnd"/>
+            <w:r>
+              <w:rPr>
+                <w:rFonts w:hint="eastAsia"/>
+                <w:szCs w:val="21"/>
+              </w:rPr>
+              <w:t>清零。</w:t>
             </w:r>
           </w:p>
         </w:tc>
@@ -11193,12 +12203,21 @@
                 <w:szCs w:val="21"/>
               </w:rPr>
             </w:pPr>
-            <w:r>
-              <w:rPr>
-                <w:rFonts w:hint="eastAsia"/>
-                <w:szCs w:val="21"/>
-              </w:rPr>
-              <w:t>帧计数</w:t>
+            <w:proofErr w:type="gramStart"/>
+            <w:r>
+              <w:rPr>
+                <w:rFonts w:hint="eastAsia"/>
+                <w:szCs w:val="21"/>
+              </w:rPr>
+              <w:t>帧</w:t>
+            </w:r>
+            <w:proofErr w:type="gramEnd"/>
+            <w:r>
+              <w:rPr>
+                <w:rFonts w:hint="eastAsia"/>
+                <w:szCs w:val="21"/>
+              </w:rPr>
+              <w:t>计数</w:t>
             </w:r>
           </w:p>
         </w:tc>
@@ -11232,7 +12251,7 @@
             <w:commentRangeEnd w:id="8"/>
             <w:r>
               <w:rPr>
-                <w:rStyle w:val="aa"/>
+                <w:rStyle w:val="ad"/>
               </w:rPr>
               <w:commentReference w:id="8"/>
             </w:r>
@@ -11342,12 +12361,21 @@
                 <w:szCs w:val="21"/>
               </w:rPr>
             </w:pPr>
-            <w:r>
-              <w:rPr>
-                <w:rFonts w:hint="eastAsia"/>
-                <w:szCs w:val="21"/>
-              </w:rPr>
-              <w:t>某设备计时时间</w:t>
+            <w:proofErr w:type="gramStart"/>
+            <w:r>
+              <w:rPr>
+                <w:rFonts w:hint="eastAsia"/>
+                <w:szCs w:val="21"/>
+              </w:rPr>
+              <w:t>某设备</w:t>
+            </w:r>
+            <w:proofErr w:type="gramEnd"/>
+            <w:r>
+              <w:rPr>
+                <w:rFonts w:hint="eastAsia"/>
+                <w:szCs w:val="21"/>
+              </w:rPr>
+              <w:t>计时时间</w:t>
             </w:r>
           </w:p>
         </w:tc>
@@ -11430,7 +12458,23 @@
                 <w:rFonts w:hint="eastAsia"/>
                 <w:szCs w:val="21"/>
               </w:rPr>
-              <w:t>，以上电为零点，软件开算时刻清零。</w:t>
+              <w:t>，以上电为零点，软件</w:t>
+            </w:r>
+            <w:proofErr w:type="gramStart"/>
+            <w:r>
+              <w:rPr>
+                <w:rFonts w:hint="eastAsia"/>
+                <w:szCs w:val="21"/>
+              </w:rPr>
+              <w:t>开算时刻</w:t>
+            </w:r>
+            <w:proofErr w:type="gramEnd"/>
+            <w:r>
+              <w:rPr>
+                <w:rFonts w:hint="eastAsia"/>
+                <w:szCs w:val="21"/>
+              </w:rPr>
+              <w:t>清零。</w:t>
             </w:r>
           </w:p>
         </w:tc>
@@ -11469,12 +12513,21 @@
                 <w:szCs w:val="21"/>
               </w:rPr>
             </w:pPr>
-            <w:r>
-              <w:rPr>
-                <w:rFonts w:hint="eastAsia"/>
-                <w:szCs w:val="21"/>
-              </w:rPr>
-              <w:t>某设备计时时间</w:t>
+            <w:proofErr w:type="gramStart"/>
+            <w:r>
+              <w:rPr>
+                <w:rFonts w:hint="eastAsia"/>
+                <w:szCs w:val="21"/>
+              </w:rPr>
+              <w:t>某设备</w:t>
+            </w:r>
+            <w:proofErr w:type="gramEnd"/>
+            <w:r>
+              <w:rPr>
+                <w:rFonts w:hint="eastAsia"/>
+                <w:szCs w:val="21"/>
+              </w:rPr>
+              <w:t>计时时间</w:t>
             </w:r>
           </w:p>
         </w:tc>
@@ -11565,7 +12618,23 @@
                 <w:szCs w:val="21"/>
               </w:rPr>
               <w:lastRenderedPageBreak/>
-              <w:t>以上电为零点，软件开算时刻清零。</w:t>
+              <w:t>以上电为零点，软件</w:t>
+            </w:r>
+            <w:proofErr w:type="gramStart"/>
+            <w:r>
+              <w:rPr>
+                <w:rFonts w:hint="eastAsia"/>
+                <w:szCs w:val="21"/>
+              </w:rPr>
+              <w:t>开算时刻</w:t>
+            </w:r>
+            <w:proofErr w:type="gramEnd"/>
+            <w:r>
+              <w:rPr>
+                <w:rFonts w:hint="eastAsia"/>
+                <w:szCs w:val="21"/>
+              </w:rPr>
+              <w:t>清零。</w:t>
             </w:r>
           </w:p>
         </w:tc>
@@ -11604,12 +12673,21 @@
                 <w:szCs w:val="21"/>
               </w:rPr>
             </w:pPr>
-            <w:r>
-              <w:rPr>
-                <w:rFonts w:hint="eastAsia"/>
-                <w:szCs w:val="21"/>
-              </w:rPr>
-              <w:t>某设备计时时间</w:t>
+            <w:proofErr w:type="gramStart"/>
+            <w:r>
+              <w:rPr>
+                <w:rFonts w:hint="eastAsia"/>
+                <w:szCs w:val="21"/>
+              </w:rPr>
+              <w:t>某设备</w:t>
+            </w:r>
+            <w:proofErr w:type="gramEnd"/>
+            <w:r>
+              <w:rPr>
+                <w:rFonts w:hint="eastAsia"/>
+                <w:szCs w:val="21"/>
+              </w:rPr>
+              <w:t>计时时间</w:t>
             </w:r>
           </w:p>
         </w:tc>
@@ -11692,7 +12770,23 @@
                 <w:rFonts w:hint="eastAsia"/>
                 <w:szCs w:val="21"/>
               </w:rPr>
-              <w:t>，以上电为零点，软件开算时刻清零。</w:t>
+              <w:t>，以上电为零点，软件</w:t>
+            </w:r>
+            <w:proofErr w:type="gramStart"/>
+            <w:r>
+              <w:rPr>
+                <w:rFonts w:hint="eastAsia"/>
+                <w:szCs w:val="21"/>
+              </w:rPr>
+              <w:t>开算时刻</w:t>
+            </w:r>
+            <w:proofErr w:type="gramEnd"/>
+            <w:r>
+              <w:rPr>
+                <w:rFonts w:hint="eastAsia"/>
+                <w:szCs w:val="21"/>
+              </w:rPr>
+              <w:t>清零。</w:t>
             </w:r>
           </w:p>
         </w:tc>
@@ -11731,12 +12825,21 @@
                 <w:szCs w:val="21"/>
               </w:rPr>
             </w:pPr>
-            <w:r>
-              <w:rPr>
-                <w:rFonts w:hint="eastAsia"/>
-                <w:szCs w:val="21"/>
-              </w:rPr>
-              <w:t>某设备计时时间</w:t>
+            <w:proofErr w:type="gramStart"/>
+            <w:r>
+              <w:rPr>
+                <w:rFonts w:hint="eastAsia"/>
+                <w:szCs w:val="21"/>
+              </w:rPr>
+              <w:t>某设备</w:t>
+            </w:r>
+            <w:proofErr w:type="gramEnd"/>
+            <w:r>
+              <w:rPr>
+                <w:rFonts w:hint="eastAsia"/>
+                <w:szCs w:val="21"/>
+              </w:rPr>
+              <w:t>计时时间</w:t>
             </w:r>
           </w:p>
         </w:tc>
@@ -11819,7 +12922,23 @@
                 <w:rFonts w:hint="eastAsia"/>
                 <w:szCs w:val="21"/>
               </w:rPr>
-              <w:t>，以上电为零点，软件开算时刻清零。</w:t>
+              <w:t>，以上电为零点，软件</w:t>
+            </w:r>
+            <w:proofErr w:type="gramStart"/>
+            <w:r>
+              <w:rPr>
+                <w:rFonts w:hint="eastAsia"/>
+                <w:szCs w:val="21"/>
+              </w:rPr>
+              <w:t>开算时刻</w:t>
+            </w:r>
+            <w:proofErr w:type="gramEnd"/>
+            <w:r>
+              <w:rPr>
+                <w:rFonts w:hint="eastAsia"/>
+                <w:szCs w:val="21"/>
+              </w:rPr>
+              <w:t>清零。</w:t>
             </w:r>
           </w:p>
         </w:tc>
@@ -11858,12 +12977,21 @@
                 <w:szCs w:val="21"/>
               </w:rPr>
             </w:pPr>
-            <w:r>
-              <w:rPr>
-                <w:rFonts w:hint="eastAsia"/>
-                <w:szCs w:val="21"/>
-              </w:rPr>
-              <w:t>某设备计时时间</w:t>
+            <w:proofErr w:type="gramStart"/>
+            <w:r>
+              <w:rPr>
+                <w:rFonts w:hint="eastAsia"/>
+                <w:szCs w:val="21"/>
+              </w:rPr>
+              <w:t>某设备</w:t>
+            </w:r>
+            <w:proofErr w:type="gramEnd"/>
+            <w:r>
+              <w:rPr>
+                <w:rFonts w:hint="eastAsia"/>
+                <w:szCs w:val="21"/>
+              </w:rPr>
+              <w:t>计时时间</w:t>
             </w:r>
           </w:p>
         </w:tc>
@@ -11946,7 +13074,23 @@
                 <w:rFonts w:hint="eastAsia"/>
                 <w:szCs w:val="21"/>
               </w:rPr>
-              <w:t>，以上电为零点，软件开算时刻清零。</w:t>
+              <w:t>，以上电为零点，软件</w:t>
+            </w:r>
+            <w:proofErr w:type="gramStart"/>
+            <w:r>
+              <w:rPr>
+                <w:rFonts w:hint="eastAsia"/>
+                <w:szCs w:val="21"/>
+              </w:rPr>
+              <w:t>开算时刻</w:t>
+            </w:r>
+            <w:proofErr w:type="gramEnd"/>
+            <w:r>
+              <w:rPr>
+                <w:rFonts w:hint="eastAsia"/>
+                <w:szCs w:val="21"/>
+              </w:rPr>
+              <w:t>清零。</w:t>
             </w:r>
           </w:p>
         </w:tc>
@@ -11985,12 +13129,21 @@
                 <w:szCs w:val="21"/>
               </w:rPr>
             </w:pPr>
-            <w:r>
-              <w:rPr>
-                <w:rFonts w:hint="eastAsia"/>
-                <w:szCs w:val="21"/>
-              </w:rPr>
-              <w:t>某设备计时时间</w:t>
+            <w:proofErr w:type="gramStart"/>
+            <w:r>
+              <w:rPr>
+                <w:rFonts w:hint="eastAsia"/>
+                <w:szCs w:val="21"/>
+              </w:rPr>
+              <w:t>某设备</w:t>
+            </w:r>
+            <w:proofErr w:type="gramEnd"/>
+            <w:r>
+              <w:rPr>
+                <w:rFonts w:hint="eastAsia"/>
+                <w:szCs w:val="21"/>
+              </w:rPr>
+              <w:t>计时时间</w:t>
             </w:r>
           </w:p>
         </w:tc>
@@ -12073,7 +13226,23 @@
                 <w:rFonts w:hint="eastAsia"/>
                 <w:szCs w:val="21"/>
               </w:rPr>
-              <w:t>，以上电为零点，软件开算时刻清零。</w:t>
+              <w:t>，以上电为零点，软件</w:t>
+            </w:r>
+            <w:proofErr w:type="gramStart"/>
+            <w:r>
+              <w:rPr>
+                <w:rFonts w:hint="eastAsia"/>
+                <w:szCs w:val="21"/>
+              </w:rPr>
+              <w:t>开算时刻</w:t>
+            </w:r>
+            <w:proofErr w:type="gramEnd"/>
+            <w:r>
+              <w:rPr>
+                <w:rFonts w:hint="eastAsia"/>
+                <w:szCs w:val="21"/>
+              </w:rPr>
+              <w:t>清零。</w:t>
             </w:r>
           </w:p>
         </w:tc>
@@ -12112,12 +13281,21 @@
                 <w:szCs w:val="21"/>
               </w:rPr>
             </w:pPr>
-            <w:r>
-              <w:rPr>
-                <w:rFonts w:hint="eastAsia"/>
-                <w:szCs w:val="21"/>
-              </w:rPr>
-              <w:t>某设备计时时间</w:t>
+            <w:proofErr w:type="gramStart"/>
+            <w:r>
+              <w:rPr>
+                <w:rFonts w:hint="eastAsia"/>
+                <w:szCs w:val="21"/>
+              </w:rPr>
+              <w:t>某设备</w:t>
+            </w:r>
+            <w:proofErr w:type="gramEnd"/>
+            <w:r>
+              <w:rPr>
+                <w:rFonts w:hint="eastAsia"/>
+                <w:szCs w:val="21"/>
+              </w:rPr>
+              <w:t>计时时间</w:t>
             </w:r>
           </w:p>
         </w:tc>
@@ -12200,7 +13378,23 @@
                 <w:rFonts w:hint="eastAsia"/>
                 <w:szCs w:val="21"/>
               </w:rPr>
-              <w:t>，以上电为零点，软件开算时刻清零。</w:t>
+              <w:t>，以上电为零点，软件</w:t>
+            </w:r>
+            <w:proofErr w:type="gramStart"/>
+            <w:r>
+              <w:rPr>
+                <w:rFonts w:hint="eastAsia"/>
+                <w:szCs w:val="21"/>
+              </w:rPr>
+              <w:t>开算时刻</w:t>
+            </w:r>
+            <w:proofErr w:type="gramEnd"/>
+            <w:r>
+              <w:rPr>
+                <w:rFonts w:hint="eastAsia"/>
+                <w:szCs w:val="21"/>
+              </w:rPr>
+              <w:t>清零。</w:t>
             </w:r>
           </w:p>
         </w:tc>
@@ -12239,12 +13433,21 @@
                 <w:szCs w:val="21"/>
               </w:rPr>
             </w:pPr>
-            <w:r>
-              <w:rPr>
-                <w:rFonts w:hint="eastAsia"/>
-                <w:szCs w:val="21"/>
-              </w:rPr>
-              <w:t>某设备计时时间</w:t>
+            <w:proofErr w:type="gramStart"/>
+            <w:r>
+              <w:rPr>
+                <w:rFonts w:hint="eastAsia"/>
+                <w:szCs w:val="21"/>
+              </w:rPr>
+              <w:t>某设备</w:t>
+            </w:r>
+            <w:proofErr w:type="gramEnd"/>
+            <w:r>
+              <w:rPr>
+                <w:rFonts w:hint="eastAsia"/>
+                <w:szCs w:val="21"/>
+              </w:rPr>
+              <w:t>计时时间</w:t>
             </w:r>
           </w:p>
         </w:tc>
@@ -12327,7 +13530,23 @@
                 <w:rFonts w:hint="eastAsia"/>
                 <w:szCs w:val="21"/>
               </w:rPr>
-              <w:t>，以上电为零点，软件开算时刻清零。</w:t>
+              <w:t>，以上电为零点，软件</w:t>
+            </w:r>
+            <w:proofErr w:type="gramStart"/>
+            <w:r>
+              <w:rPr>
+                <w:rFonts w:hint="eastAsia"/>
+                <w:szCs w:val="21"/>
+              </w:rPr>
+              <w:t>开算时刻</w:t>
+            </w:r>
+            <w:proofErr w:type="gramEnd"/>
+            <w:r>
+              <w:rPr>
+                <w:rFonts w:hint="eastAsia"/>
+                <w:szCs w:val="21"/>
+              </w:rPr>
+              <w:t>清零。</w:t>
             </w:r>
           </w:p>
         </w:tc>
@@ -12349,11 +13568,19 @@
         </w:rPr>
         <w:t xml:space="preserve"> </w:t>
       </w:r>
+      <w:proofErr w:type="gramStart"/>
       <w:r>
         <w:rPr>
           <w:rFonts w:hint="eastAsia"/>
         </w:rPr>
-        <w:t>某状态信息</w:t>
+        <w:t>某状态</w:t>
+      </w:r>
+      <w:proofErr w:type="gramEnd"/>
+      <w:r>
+        <w:rPr>
+          <w:rFonts w:hint="eastAsia"/>
+        </w:rPr>
+        <w:t>信息</w:t>
       </w:r>
     </w:p>
     <w:tbl>
@@ -12368,7 +13595,7 @@
           <w:insideH w:val="single" w:sz="4" w:space="0" w:color="auto"/>
           <w:insideV w:val="single" w:sz="4" w:space="0" w:color="auto"/>
         </w:tblBorders>
-        <w:tblLook w:val="04A0"/>
+        <w:tblLook w:val="04A0" w:firstRow="1" w:lastRow="0" w:firstColumn="1" w:lastColumn="0" w:noHBand="0" w:noVBand="1"/>
       </w:tblPr>
       <w:tblGrid>
         <w:gridCol w:w="607"/>
@@ -12524,12 +13751,21 @@
                 <w:szCs w:val="21"/>
               </w:rPr>
             </w:pPr>
-            <w:r>
-              <w:rPr>
-                <w:rFonts w:hint="eastAsia"/>
-                <w:szCs w:val="21"/>
-              </w:rPr>
-              <w:t>某设备计时时间</w:t>
+            <w:proofErr w:type="gramStart"/>
+            <w:r>
+              <w:rPr>
+                <w:rFonts w:hint="eastAsia"/>
+                <w:szCs w:val="21"/>
+              </w:rPr>
+              <w:t>某设备</w:t>
+            </w:r>
+            <w:proofErr w:type="gramEnd"/>
+            <w:r>
+              <w:rPr>
+                <w:rFonts w:hint="eastAsia"/>
+                <w:szCs w:val="21"/>
+              </w:rPr>
+              <w:t>计时时间</w:t>
             </w:r>
           </w:p>
         </w:tc>
@@ -12610,7 +13846,23 @@
                 <w:rFonts w:hint="eastAsia"/>
                 <w:szCs w:val="21"/>
               </w:rPr>
-              <w:t>，以上电为零点，软件开算时刻清零。</w:t>
+              <w:t>，以上电为零点，软件</w:t>
+            </w:r>
+            <w:proofErr w:type="gramStart"/>
+            <w:r>
+              <w:rPr>
+                <w:rFonts w:hint="eastAsia"/>
+                <w:szCs w:val="21"/>
+              </w:rPr>
+              <w:t>开算时刻</w:t>
+            </w:r>
+            <w:proofErr w:type="gramEnd"/>
+            <w:r>
+              <w:rPr>
+                <w:rFonts w:hint="eastAsia"/>
+                <w:szCs w:val="21"/>
+              </w:rPr>
+              <w:t>清零。</w:t>
             </w:r>
           </w:p>
         </w:tc>
@@ -12648,12 +13900,21 @@
                 <w:szCs w:val="21"/>
               </w:rPr>
             </w:pPr>
-            <w:r>
-              <w:rPr>
-                <w:rFonts w:hint="eastAsia"/>
-                <w:szCs w:val="21"/>
-              </w:rPr>
-              <w:t>帧计数</w:t>
+            <w:proofErr w:type="gramStart"/>
+            <w:r>
+              <w:rPr>
+                <w:rFonts w:hint="eastAsia"/>
+                <w:szCs w:val="21"/>
+              </w:rPr>
+              <w:t>帧</w:t>
+            </w:r>
+            <w:proofErr w:type="gramEnd"/>
+            <w:r>
+              <w:rPr>
+                <w:rFonts w:hint="eastAsia"/>
+                <w:szCs w:val="21"/>
+              </w:rPr>
+              <w:t>计数</w:t>
             </w:r>
           </w:p>
         </w:tc>
@@ -12758,12 +14019,21 @@
                 <w:szCs w:val="21"/>
               </w:rPr>
             </w:pPr>
-            <w:r>
-              <w:rPr>
-                <w:rFonts w:hint="eastAsia"/>
-                <w:szCs w:val="21"/>
-              </w:rPr>
-              <w:t>某设备计时时间</w:t>
+            <w:proofErr w:type="gramStart"/>
+            <w:r>
+              <w:rPr>
+                <w:rFonts w:hint="eastAsia"/>
+                <w:szCs w:val="21"/>
+              </w:rPr>
+              <w:t>某设备</w:t>
+            </w:r>
+            <w:proofErr w:type="gramEnd"/>
+            <w:r>
+              <w:rPr>
+                <w:rFonts w:hint="eastAsia"/>
+                <w:szCs w:val="21"/>
+              </w:rPr>
+              <w:t>计时时间</w:t>
             </w:r>
           </w:p>
         </w:tc>
@@ -12844,7 +14114,23 @@
                 <w:rFonts w:hint="eastAsia"/>
                 <w:szCs w:val="21"/>
               </w:rPr>
-              <w:t>，以上电为零点，软件开算时刻清零。</w:t>
+              <w:t>，以上电为零点，软件</w:t>
+            </w:r>
+            <w:proofErr w:type="gramStart"/>
+            <w:r>
+              <w:rPr>
+                <w:rFonts w:hint="eastAsia"/>
+                <w:szCs w:val="21"/>
+              </w:rPr>
+              <w:t>开算时刻</w:t>
+            </w:r>
+            <w:proofErr w:type="gramEnd"/>
+            <w:r>
+              <w:rPr>
+                <w:rFonts w:hint="eastAsia"/>
+                <w:szCs w:val="21"/>
+              </w:rPr>
+              <w:t>清零。</w:t>
             </w:r>
           </w:p>
         </w:tc>
@@ -12882,12 +14168,21 @@
                 <w:szCs w:val="21"/>
               </w:rPr>
             </w:pPr>
-            <w:r>
-              <w:rPr>
-                <w:rFonts w:hint="eastAsia"/>
-                <w:szCs w:val="21"/>
-              </w:rPr>
-              <w:t>某设备计时时间</w:t>
+            <w:proofErr w:type="gramStart"/>
+            <w:r>
+              <w:rPr>
+                <w:rFonts w:hint="eastAsia"/>
+                <w:szCs w:val="21"/>
+              </w:rPr>
+              <w:t>某设备</w:t>
+            </w:r>
+            <w:proofErr w:type="gramEnd"/>
+            <w:r>
+              <w:rPr>
+                <w:rFonts w:hint="eastAsia"/>
+                <w:szCs w:val="21"/>
+              </w:rPr>
+              <w:t>计时时间</w:t>
             </w:r>
           </w:p>
         </w:tc>
@@ -12968,7 +14263,23 @@
                 <w:rFonts w:hint="eastAsia"/>
                 <w:szCs w:val="21"/>
               </w:rPr>
-              <w:t>，以上电为零点，软件开算时刻清零。</w:t>
+              <w:t>，以上电为零点，软件</w:t>
+            </w:r>
+            <w:proofErr w:type="gramStart"/>
+            <w:r>
+              <w:rPr>
+                <w:rFonts w:hint="eastAsia"/>
+                <w:szCs w:val="21"/>
+              </w:rPr>
+              <w:t>开算时刻</w:t>
+            </w:r>
+            <w:proofErr w:type="gramEnd"/>
+            <w:r>
+              <w:rPr>
+                <w:rFonts w:hint="eastAsia"/>
+                <w:szCs w:val="21"/>
+              </w:rPr>
+              <w:t>清零。</w:t>
             </w:r>
           </w:p>
         </w:tc>
@@ -13006,12 +14317,21 @@
                 <w:szCs w:val="21"/>
               </w:rPr>
             </w:pPr>
-            <w:r>
-              <w:rPr>
-                <w:rFonts w:hint="eastAsia"/>
-                <w:szCs w:val="21"/>
-              </w:rPr>
-              <w:t>某设备计时时间</w:t>
+            <w:proofErr w:type="gramStart"/>
+            <w:r>
+              <w:rPr>
+                <w:rFonts w:hint="eastAsia"/>
+                <w:szCs w:val="21"/>
+              </w:rPr>
+              <w:t>某设备</w:t>
+            </w:r>
+            <w:proofErr w:type="gramEnd"/>
+            <w:r>
+              <w:rPr>
+                <w:rFonts w:hint="eastAsia"/>
+                <w:szCs w:val="21"/>
+              </w:rPr>
+              <w:t>计时时间</w:t>
             </w:r>
           </w:p>
         </w:tc>
@@ -13092,7 +14412,23 @@
                 <w:rFonts w:hint="eastAsia"/>
                 <w:szCs w:val="21"/>
               </w:rPr>
-              <w:t>，以上电为零点，软件开算时刻清零。</w:t>
+              <w:t>，以上电为零点，软件</w:t>
+            </w:r>
+            <w:proofErr w:type="gramStart"/>
+            <w:r>
+              <w:rPr>
+                <w:rFonts w:hint="eastAsia"/>
+                <w:szCs w:val="21"/>
+              </w:rPr>
+              <w:t>开算时刻</w:t>
+            </w:r>
+            <w:proofErr w:type="gramEnd"/>
+            <w:r>
+              <w:rPr>
+                <w:rFonts w:hint="eastAsia"/>
+                <w:szCs w:val="21"/>
+              </w:rPr>
+              <w:t>清零。</w:t>
             </w:r>
           </w:p>
         </w:tc>
@@ -13130,12 +14466,21 @@
                 <w:szCs w:val="21"/>
               </w:rPr>
             </w:pPr>
-            <w:r>
-              <w:rPr>
-                <w:rFonts w:hint="eastAsia"/>
-                <w:szCs w:val="21"/>
-              </w:rPr>
-              <w:t>某设备计时时间</w:t>
+            <w:proofErr w:type="gramStart"/>
+            <w:r>
+              <w:rPr>
+                <w:rFonts w:hint="eastAsia"/>
+                <w:szCs w:val="21"/>
+              </w:rPr>
+              <w:t>某设备</w:t>
+            </w:r>
+            <w:proofErr w:type="gramEnd"/>
+            <w:r>
+              <w:rPr>
+                <w:rFonts w:hint="eastAsia"/>
+                <w:szCs w:val="21"/>
+              </w:rPr>
+              <w:t>计时时间</w:t>
             </w:r>
           </w:p>
         </w:tc>
@@ -13216,7 +14561,23 @@
                 <w:rFonts w:hint="eastAsia"/>
                 <w:szCs w:val="21"/>
               </w:rPr>
-              <w:t>，以上电为零点，软件开算时刻清</w:t>
+              <w:t>，以上电为零点，软件</w:t>
+            </w:r>
+            <w:proofErr w:type="gramStart"/>
+            <w:r>
+              <w:rPr>
+                <w:rFonts w:hint="eastAsia"/>
+                <w:szCs w:val="21"/>
+              </w:rPr>
+              <w:t>开算时刻</w:t>
+            </w:r>
+            <w:proofErr w:type="gramEnd"/>
+            <w:r>
+              <w:rPr>
+                <w:rFonts w:hint="eastAsia"/>
+                <w:szCs w:val="21"/>
+              </w:rPr>
+              <w:t>清</w:t>
             </w:r>
             <w:r>
               <w:rPr>
@@ -13262,12 +14623,21 @@
                 <w:szCs w:val="21"/>
               </w:rPr>
             </w:pPr>
-            <w:r>
-              <w:rPr>
-                <w:rFonts w:hint="eastAsia"/>
-                <w:szCs w:val="21"/>
-              </w:rPr>
-              <w:t>某设备计时时间</w:t>
+            <w:proofErr w:type="gramStart"/>
+            <w:r>
+              <w:rPr>
+                <w:rFonts w:hint="eastAsia"/>
+                <w:szCs w:val="21"/>
+              </w:rPr>
+              <w:t>某设备</w:t>
+            </w:r>
+            <w:proofErr w:type="gramEnd"/>
+            <w:r>
+              <w:rPr>
+                <w:rFonts w:hint="eastAsia"/>
+                <w:szCs w:val="21"/>
+              </w:rPr>
+              <w:t>计时时间</w:t>
             </w:r>
           </w:p>
         </w:tc>
@@ -13348,7 +14718,23 @@
                 <w:rFonts w:hint="eastAsia"/>
                 <w:szCs w:val="21"/>
               </w:rPr>
-              <w:t>，以上电为零点，软件开算时刻清零。</w:t>
+              <w:t>，以上电为零点，软件</w:t>
+            </w:r>
+            <w:proofErr w:type="gramStart"/>
+            <w:r>
+              <w:rPr>
+                <w:rFonts w:hint="eastAsia"/>
+                <w:szCs w:val="21"/>
+              </w:rPr>
+              <w:t>开算时刻</w:t>
+            </w:r>
+            <w:proofErr w:type="gramEnd"/>
+            <w:r>
+              <w:rPr>
+                <w:rFonts w:hint="eastAsia"/>
+                <w:szCs w:val="21"/>
+              </w:rPr>
+              <w:t>清零。</w:t>
             </w:r>
           </w:p>
         </w:tc>
@@ -13386,12 +14772,21 @@
                 <w:szCs w:val="21"/>
               </w:rPr>
             </w:pPr>
-            <w:r>
-              <w:rPr>
-                <w:rFonts w:hint="eastAsia"/>
-                <w:szCs w:val="21"/>
-              </w:rPr>
-              <w:t>某设备计时时间</w:t>
+            <w:proofErr w:type="gramStart"/>
+            <w:r>
+              <w:rPr>
+                <w:rFonts w:hint="eastAsia"/>
+                <w:szCs w:val="21"/>
+              </w:rPr>
+              <w:t>某设备</w:t>
+            </w:r>
+            <w:proofErr w:type="gramEnd"/>
+            <w:r>
+              <w:rPr>
+                <w:rFonts w:hint="eastAsia"/>
+                <w:szCs w:val="21"/>
+              </w:rPr>
+              <w:t>计时时间</w:t>
             </w:r>
           </w:p>
         </w:tc>
@@ -13472,7 +14867,23 @@
                 <w:rFonts w:hint="eastAsia"/>
                 <w:szCs w:val="21"/>
               </w:rPr>
-              <w:t>，以上电为零点，软件开算时刻清零。</w:t>
+              <w:t>，以上电为零点，软件</w:t>
+            </w:r>
+            <w:proofErr w:type="gramStart"/>
+            <w:r>
+              <w:rPr>
+                <w:rFonts w:hint="eastAsia"/>
+                <w:szCs w:val="21"/>
+              </w:rPr>
+              <w:t>开算时刻</w:t>
+            </w:r>
+            <w:proofErr w:type="gramEnd"/>
+            <w:r>
+              <w:rPr>
+                <w:rFonts w:hint="eastAsia"/>
+                <w:szCs w:val="21"/>
+              </w:rPr>
+              <w:t>清零。</w:t>
             </w:r>
           </w:p>
         </w:tc>
@@ -13510,12 +14921,21 @@
                 <w:szCs w:val="21"/>
               </w:rPr>
             </w:pPr>
-            <w:r>
-              <w:rPr>
-                <w:rFonts w:hint="eastAsia"/>
-                <w:szCs w:val="21"/>
-              </w:rPr>
-              <w:t>某设备计时时间</w:t>
+            <w:proofErr w:type="gramStart"/>
+            <w:r>
+              <w:rPr>
+                <w:rFonts w:hint="eastAsia"/>
+                <w:szCs w:val="21"/>
+              </w:rPr>
+              <w:t>某设备</w:t>
+            </w:r>
+            <w:proofErr w:type="gramEnd"/>
+            <w:r>
+              <w:rPr>
+                <w:rFonts w:hint="eastAsia"/>
+                <w:szCs w:val="21"/>
+              </w:rPr>
+              <w:t>计时时间</w:t>
             </w:r>
           </w:p>
         </w:tc>
@@ -13596,7 +15016,23 @@
                 <w:rFonts w:hint="eastAsia"/>
                 <w:szCs w:val="21"/>
               </w:rPr>
-              <w:t>，以上电为零点，软件开算时刻清零。</w:t>
+              <w:t>，以上电为零点，软件</w:t>
+            </w:r>
+            <w:proofErr w:type="gramStart"/>
+            <w:r>
+              <w:rPr>
+                <w:rFonts w:hint="eastAsia"/>
+                <w:szCs w:val="21"/>
+              </w:rPr>
+              <w:t>开算时刻</w:t>
+            </w:r>
+            <w:proofErr w:type="gramEnd"/>
+            <w:r>
+              <w:rPr>
+                <w:rFonts w:hint="eastAsia"/>
+                <w:szCs w:val="21"/>
+              </w:rPr>
+              <w:t>清零。</w:t>
             </w:r>
           </w:p>
         </w:tc>
@@ -13634,12 +15070,21 @@
                 <w:szCs w:val="21"/>
               </w:rPr>
             </w:pPr>
-            <w:r>
-              <w:rPr>
-                <w:rFonts w:hint="eastAsia"/>
-                <w:szCs w:val="21"/>
-              </w:rPr>
-              <w:t>某设备计时时间</w:t>
+            <w:proofErr w:type="gramStart"/>
+            <w:r>
+              <w:rPr>
+                <w:rFonts w:hint="eastAsia"/>
+                <w:szCs w:val="21"/>
+              </w:rPr>
+              <w:t>某设备</w:t>
+            </w:r>
+            <w:proofErr w:type="gramEnd"/>
+            <w:r>
+              <w:rPr>
+                <w:rFonts w:hint="eastAsia"/>
+                <w:szCs w:val="21"/>
+              </w:rPr>
+              <w:t>计时时间</w:t>
             </w:r>
           </w:p>
         </w:tc>
@@ -13720,7 +15165,23 @@
                 <w:rFonts w:hint="eastAsia"/>
                 <w:szCs w:val="21"/>
               </w:rPr>
-              <w:t>，以上电为零点，软件开算时刻清零。</w:t>
+              <w:t>，以上电为零点，软件</w:t>
+            </w:r>
+            <w:proofErr w:type="gramStart"/>
+            <w:r>
+              <w:rPr>
+                <w:rFonts w:hint="eastAsia"/>
+                <w:szCs w:val="21"/>
+              </w:rPr>
+              <w:t>开算时刻</w:t>
+            </w:r>
+            <w:proofErr w:type="gramEnd"/>
+            <w:r>
+              <w:rPr>
+                <w:rFonts w:hint="eastAsia"/>
+                <w:szCs w:val="21"/>
+              </w:rPr>
+              <w:t>清零。</w:t>
             </w:r>
           </w:p>
         </w:tc>
@@ -13742,11 +15203,19 @@
         </w:rPr>
         <w:t xml:space="preserve"> </w:t>
       </w:r>
+      <w:proofErr w:type="gramStart"/>
       <w:r>
         <w:rPr>
           <w:rFonts w:hint="eastAsia"/>
         </w:rPr>
-        <w:t>某状态信息</w:t>
+        <w:t>某状态</w:t>
+      </w:r>
+      <w:proofErr w:type="gramEnd"/>
+      <w:r>
+        <w:rPr>
+          <w:rFonts w:hint="eastAsia"/>
+        </w:rPr>
+        <w:t>信息</w:t>
       </w:r>
     </w:p>
     <w:p/>
@@ -13763,7 +15232,7 @@
           <w:insideV w:val="single" w:sz="4" w:space="0" w:color="auto"/>
         </w:tblBorders>
         <w:tblLayout w:type="fixed"/>
-        <w:tblLook w:val="04A0"/>
+        <w:tblLook w:val="04A0" w:firstRow="1" w:lastRow="0" w:firstColumn="1" w:lastColumn="0" w:noHBand="0" w:noVBand="1"/>
       </w:tblPr>
       <w:tblGrid>
         <w:gridCol w:w="472"/>
@@ -13943,12 +15412,21 @@
                 <w:szCs w:val="21"/>
               </w:rPr>
             </w:pPr>
-            <w:r>
-              <w:rPr>
-                <w:rFonts w:hint="eastAsia"/>
-                <w:szCs w:val="21"/>
-              </w:rPr>
-              <w:t>某设备计时时间</w:t>
+            <w:proofErr w:type="gramStart"/>
+            <w:r>
+              <w:rPr>
+                <w:rFonts w:hint="eastAsia"/>
+                <w:szCs w:val="21"/>
+              </w:rPr>
+              <w:t>某设备</w:t>
+            </w:r>
+            <w:proofErr w:type="gramEnd"/>
+            <w:r>
+              <w:rPr>
+                <w:rFonts w:hint="eastAsia"/>
+                <w:szCs w:val="21"/>
+              </w:rPr>
+              <w:t>计时时间</w:t>
             </w:r>
           </w:p>
         </w:tc>
@@ -14049,7 +15527,23 @@
                 <w:rFonts w:hint="eastAsia"/>
                 <w:szCs w:val="21"/>
               </w:rPr>
-              <w:t>，以上电为零点，软件开算时刻清零。</w:t>
+              <w:t>，以上电为零点，软件</w:t>
+            </w:r>
+            <w:proofErr w:type="gramStart"/>
+            <w:r>
+              <w:rPr>
+                <w:rFonts w:hint="eastAsia"/>
+                <w:szCs w:val="21"/>
+              </w:rPr>
+              <w:t>开算时刻</w:t>
+            </w:r>
+            <w:proofErr w:type="gramEnd"/>
+            <w:r>
+              <w:rPr>
+                <w:rFonts w:hint="eastAsia"/>
+                <w:szCs w:val="21"/>
+              </w:rPr>
+              <w:t>清零。</w:t>
             </w:r>
           </w:p>
         </w:tc>
@@ -14087,12 +15581,21 @@
                 <w:szCs w:val="21"/>
               </w:rPr>
             </w:pPr>
-            <w:r>
-              <w:rPr>
-                <w:rFonts w:hint="eastAsia"/>
-                <w:szCs w:val="21"/>
-              </w:rPr>
-              <w:t>帧计数</w:t>
+            <w:proofErr w:type="gramStart"/>
+            <w:r>
+              <w:rPr>
+                <w:rFonts w:hint="eastAsia"/>
+                <w:szCs w:val="21"/>
+              </w:rPr>
+              <w:t>帧</w:t>
+            </w:r>
+            <w:proofErr w:type="gramEnd"/>
+            <w:r>
+              <w:rPr>
+                <w:rFonts w:hint="eastAsia"/>
+                <w:szCs w:val="21"/>
+              </w:rPr>
+              <w:t>计数</w:t>
             </w:r>
           </w:p>
         </w:tc>
@@ -14217,12 +15720,21 @@
                 <w:szCs w:val="21"/>
               </w:rPr>
             </w:pPr>
-            <w:r>
-              <w:rPr>
-                <w:rFonts w:hint="eastAsia"/>
-                <w:szCs w:val="21"/>
-              </w:rPr>
-              <w:t>某设备计时时间</w:t>
+            <w:proofErr w:type="gramStart"/>
+            <w:r>
+              <w:rPr>
+                <w:rFonts w:hint="eastAsia"/>
+                <w:szCs w:val="21"/>
+              </w:rPr>
+              <w:t>某设备</w:t>
+            </w:r>
+            <w:proofErr w:type="gramEnd"/>
+            <w:r>
+              <w:rPr>
+                <w:rFonts w:hint="eastAsia"/>
+                <w:szCs w:val="21"/>
+              </w:rPr>
+              <w:t>计时时间</w:t>
             </w:r>
           </w:p>
         </w:tc>
@@ -14323,7 +15835,23 @@
                 <w:rFonts w:hint="eastAsia"/>
                 <w:szCs w:val="21"/>
               </w:rPr>
-              <w:t>，以上电为零点，软件开算时刻清零。</w:t>
+              <w:t>，以上电为零点，软件</w:t>
+            </w:r>
+            <w:proofErr w:type="gramStart"/>
+            <w:r>
+              <w:rPr>
+                <w:rFonts w:hint="eastAsia"/>
+                <w:szCs w:val="21"/>
+              </w:rPr>
+              <w:t>开算时刻</w:t>
+            </w:r>
+            <w:proofErr w:type="gramEnd"/>
+            <w:r>
+              <w:rPr>
+                <w:rFonts w:hint="eastAsia"/>
+                <w:szCs w:val="21"/>
+              </w:rPr>
+              <w:t>清零。</w:t>
             </w:r>
           </w:p>
         </w:tc>
@@ -14361,12 +15889,21 @@
                 <w:szCs w:val="21"/>
               </w:rPr>
             </w:pPr>
-            <w:r>
-              <w:rPr>
-                <w:rFonts w:hint="eastAsia"/>
-                <w:szCs w:val="21"/>
-              </w:rPr>
-              <w:t>某设备计时时间</w:t>
+            <w:proofErr w:type="gramStart"/>
+            <w:r>
+              <w:rPr>
+                <w:rFonts w:hint="eastAsia"/>
+                <w:szCs w:val="21"/>
+              </w:rPr>
+              <w:t>某设备</w:t>
+            </w:r>
+            <w:proofErr w:type="gramEnd"/>
+            <w:r>
+              <w:rPr>
+                <w:rFonts w:hint="eastAsia"/>
+                <w:szCs w:val="21"/>
+              </w:rPr>
+              <w:t>计时时间</w:t>
             </w:r>
           </w:p>
         </w:tc>
@@ -14467,7 +16004,23 @@
                 <w:rFonts w:hint="eastAsia"/>
                 <w:szCs w:val="21"/>
               </w:rPr>
-              <w:t>，以上电为零点，软件开算时刻清零。</w:t>
+              <w:t>，以上电为零点，软件</w:t>
+            </w:r>
+            <w:proofErr w:type="gramStart"/>
+            <w:r>
+              <w:rPr>
+                <w:rFonts w:hint="eastAsia"/>
+                <w:szCs w:val="21"/>
+              </w:rPr>
+              <w:t>开算时刻</w:t>
+            </w:r>
+            <w:proofErr w:type="gramEnd"/>
+            <w:r>
+              <w:rPr>
+                <w:rFonts w:hint="eastAsia"/>
+                <w:szCs w:val="21"/>
+              </w:rPr>
+              <w:t>清零。</w:t>
             </w:r>
           </w:p>
         </w:tc>
@@ -14505,12 +16058,21 @@
                 <w:szCs w:val="21"/>
               </w:rPr>
             </w:pPr>
-            <w:r>
-              <w:rPr>
-                <w:rFonts w:hint="eastAsia"/>
-                <w:szCs w:val="21"/>
-              </w:rPr>
-              <w:t>某设备计时时间</w:t>
+            <w:proofErr w:type="gramStart"/>
+            <w:r>
+              <w:rPr>
+                <w:rFonts w:hint="eastAsia"/>
+                <w:szCs w:val="21"/>
+              </w:rPr>
+              <w:t>某设备</w:t>
+            </w:r>
+            <w:proofErr w:type="gramEnd"/>
+            <w:r>
+              <w:rPr>
+                <w:rFonts w:hint="eastAsia"/>
+                <w:szCs w:val="21"/>
+              </w:rPr>
+              <w:t>计时时间</w:t>
             </w:r>
           </w:p>
         </w:tc>
@@ -14611,7 +16173,23 @@
                 <w:rFonts w:hint="eastAsia"/>
                 <w:szCs w:val="21"/>
               </w:rPr>
-              <w:t>，以上电为零点，软件开算时刻清零。</w:t>
+              <w:t>，以上电为零点，软件</w:t>
+            </w:r>
+            <w:proofErr w:type="gramStart"/>
+            <w:r>
+              <w:rPr>
+                <w:rFonts w:hint="eastAsia"/>
+                <w:szCs w:val="21"/>
+              </w:rPr>
+              <w:t>开算时刻</w:t>
+            </w:r>
+            <w:proofErr w:type="gramEnd"/>
+            <w:r>
+              <w:rPr>
+                <w:rFonts w:hint="eastAsia"/>
+                <w:szCs w:val="21"/>
+              </w:rPr>
+              <w:t>清零。</w:t>
             </w:r>
           </w:p>
         </w:tc>
@@ -14649,12 +16227,21 @@
                 <w:szCs w:val="21"/>
               </w:rPr>
             </w:pPr>
-            <w:r>
-              <w:rPr>
-                <w:rFonts w:hint="eastAsia"/>
-                <w:szCs w:val="21"/>
-              </w:rPr>
-              <w:t>某设备计时时间</w:t>
+            <w:proofErr w:type="gramStart"/>
+            <w:r>
+              <w:rPr>
+                <w:rFonts w:hint="eastAsia"/>
+                <w:szCs w:val="21"/>
+              </w:rPr>
+              <w:t>某设备</w:t>
+            </w:r>
+            <w:proofErr w:type="gramEnd"/>
+            <w:r>
+              <w:rPr>
+                <w:rFonts w:hint="eastAsia"/>
+                <w:szCs w:val="21"/>
+              </w:rPr>
+              <w:t>计时时间</w:t>
             </w:r>
           </w:p>
         </w:tc>
@@ -14755,7 +16342,23 @@
                 <w:rFonts w:hint="eastAsia"/>
                 <w:szCs w:val="21"/>
               </w:rPr>
-              <w:t>，以上电为零点，软件开算时刻清零。</w:t>
+              <w:t>，以上电为零点，软件</w:t>
+            </w:r>
+            <w:proofErr w:type="gramStart"/>
+            <w:r>
+              <w:rPr>
+                <w:rFonts w:hint="eastAsia"/>
+                <w:szCs w:val="21"/>
+              </w:rPr>
+              <w:t>开算时刻</w:t>
+            </w:r>
+            <w:proofErr w:type="gramEnd"/>
+            <w:r>
+              <w:rPr>
+                <w:rFonts w:hint="eastAsia"/>
+                <w:szCs w:val="21"/>
+              </w:rPr>
+              <w:t>清零。</w:t>
             </w:r>
           </w:p>
         </w:tc>
@@ -14793,12 +16396,21 @@
                 <w:szCs w:val="21"/>
               </w:rPr>
             </w:pPr>
-            <w:r>
-              <w:rPr>
-                <w:rFonts w:hint="eastAsia"/>
-                <w:szCs w:val="21"/>
-              </w:rPr>
-              <w:t>某设备计时时间</w:t>
+            <w:proofErr w:type="gramStart"/>
+            <w:r>
+              <w:rPr>
+                <w:rFonts w:hint="eastAsia"/>
+                <w:szCs w:val="21"/>
+              </w:rPr>
+              <w:t>某设备</w:t>
+            </w:r>
+            <w:proofErr w:type="gramEnd"/>
+            <w:r>
+              <w:rPr>
+                <w:rFonts w:hint="eastAsia"/>
+                <w:szCs w:val="21"/>
+              </w:rPr>
+              <w:t>计时时间</w:t>
             </w:r>
           </w:p>
         </w:tc>
@@ -14900,7 +16512,23 @@
                 <w:rFonts w:hint="eastAsia"/>
                 <w:szCs w:val="21"/>
               </w:rPr>
-              <w:t>，以上电为零点，软件开算时刻清零。</w:t>
+              <w:t>，以上电为零点，软件</w:t>
+            </w:r>
+            <w:proofErr w:type="gramStart"/>
+            <w:r>
+              <w:rPr>
+                <w:rFonts w:hint="eastAsia"/>
+                <w:szCs w:val="21"/>
+              </w:rPr>
+              <w:t>开算时刻</w:t>
+            </w:r>
+            <w:proofErr w:type="gramEnd"/>
+            <w:r>
+              <w:rPr>
+                <w:rFonts w:hint="eastAsia"/>
+                <w:szCs w:val="21"/>
+              </w:rPr>
+              <w:t>清零。</w:t>
             </w:r>
           </w:p>
         </w:tc>
@@ -14938,12 +16566,21 @@
                 <w:szCs w:val="21"/>
               </w:rPr>
             </w:pPr>
-            <w:r>
-              <w:rPr>
-                <w:rFonts w:hint="eastAsia"/>
-                <w:szCs w:val="21"/>
-              </w:rPr>
-              <w:t>某设备计时时间</w:t>
+            <w:proofErr w:type="gramStart"/>
+            <w:r>
+              <w:rPr>
+                <w:rFonts w:hint="eastAsia"/>
+                <w:szCs w:val="21"/>
+              </w:rPr>
+              <w:t>某设备</w:t>
+            </w:r>
+            <w:proofErr w:type="gramEnd"/>
+            <w:r>
+              <w:rPr>
+                <w:rFonts w:hint="eastAsia"/>
+                <w:szCs w:val="21"/>
+              </w:rPr>
+              <w:t>计时时间</w:t>
             </w:r>
           </w:p>
         </w:tc>
@@ -15044,7 +16681,23 @@
                 <w:rFonts w:hint="eastAsia"/>
                 <w:szCs w:val="21"/>
               </w:rPr>
-              <w:t>，以上电为零点，软件开算时刻清零。</w:t>
+              <w:t>，以上电为零点，软件</w:t>
+            </w:r>
+            <w:proofErr w:type="gramStart"/>
+            <w:r>
+              <w:rPr>
+                <w:rFonts w:hint="eastAsia"/>
+                <w:szCs w:val="21"/>
+              </w:rPr>
+              <w:t>开算时刻</w:t>
+            </w:r>
+            <w:proofErr w:type="gramEnd"/>
+            <w:r>
+              <w:rPr>
+                <w:rFonts w:hint="eastAsia"/>
+                <w:szCs w:val="21"/>
+              </w:rPr>
+              <w:t>清零。</w:t>
             </w:r>
           </w:p>
         </w:tc>
@@ -15082,12 +16735,21 @@
                 <w:szCs w:val="21"/>
               </w:rPr>
             </w:pPr>
-            <w:r>
-              <w:rPr>
-                <w:rFonts w:hint="eastAsia"/>
-                <w:szCs w:val="21"/>
-              </w:rPr>
-              <w:t>某设备计时时间</w:t>
+            <w:proofErr w:type="gramStart"/>
+            <w:r>
+              <w:rPr>
+                <w:rFonts w:hint="eastAsia"/>
+                <w:szCs w:val="21"/>
+              </w:rPr>
+              <w:t>某设备</w:t>
+            </w:r>
+            <w:proofErr w:type="gramEnd"/>
+            <w:r>
+              <w:rPr>
+                <w:rFonts w:hint="eastAsia"/>
+                <w:szCs w:val="21"/>
+              </w:rPr>
+              <w:t>计时时间</w:t>
             </w:r>
           </w:p>
         </w:tc>
@@ -15188,7 +16850,23 @@
                 <w:rFonts w:hint="eastAsia"/>
                 <w:szCs w:val="21"/>
               </w:rPr>
-              <w:t>，以上电为零点，软件开算时刻清零。</w:t>
+              <w:t>，以上电为零点，软件</w:t>
+            </w:r>
+            <w:proofErr w:type="gramStart"/>
+            <w:r>
+              <w:rPr>
+                <w:rFonts w:hint="eastAsia"/>
+                <w:szCs w:val="21"/>
+              </w:rPr>
+              <w:t>开算时刻</w:t>
+            </w:r>
+            <w:proofErr w:type="gramEnd"/>
+            <w:r>
+              <w:rPr>
+                <w:rFonts w:hint="eastAsia"/>
+                <w:szCs w:val="21"/>
+              </w:rPr>
+              <w:t>清零。</w:t>
             </w:r>
           </w:p>
         </w:tc>
@@ -15226,12 +16904,21 @@
                 <w:szCs w:val="21"/>
               </w:rPr>
             </w:pPr>
-            <w:r>
-              <w:rPr>
-                <w:rFonts w:hint="eastAsia"/>
-                <w:szCs w:val="21"/>
-              </w:rPr>
-              <w:t>某设备计时时间</w:t>
+            <w:proofErr w:type="gramStart"/>
+            <w:r>
+              <w:rPr>
+                <w:rFonts w:hint="eastAsia"/>
+                <w:szCs w:val="21"/>
+              </w:rPr>
+              <w:t>某设备</w:t>
+            </w:r>
+            <w:proofErr w:type="gramEnd"/>
+            <w:r>
+              <w:rPr>
+                <w:rFonts w:hint="eastAsia"/>
+                <w:szCs w:val="21"/>
+              </w:rPr>
+              <w:t>计时时间</w:t>
             </w:r>
           </w:p>
         </w:tc>
@@ -15332,7 +17019,23 @@
                 <w:rFonts w:hint="eastAsia"/>
                 <w:szCs w:val="21"/>
               </w:rPr>
-              <w:t>，以上电为零点，软件开算时刻清零。</w:t>
+              <w:t>，以上电为零点，软件</w:t>
+            </w:r>
+            <w:proofErr w:type="gramStart"/>
+            <w:r>
+              <w:rPr>
+                <w:rFonts w:hint="eastAsia"/>
+                <w:szCs w:val="21"/>
+              </w:rPr>
+              <w:t>开算时刻</w:t>
+            </w:r>
+            <w:proofErr w:type="gramEnd"/>
+            <w:r>
+              <w:rPr>
+                <w:rFonts w:hint="eastAsia"/>
+                <w:szCs w:val="21"/>
+              </w:rPr>
+              <w:t>清零。</w:t>
             </w:r>
           </w:p>
         </w:tc>
@@ -15354,11 +17057,19 @@
         </w:rPr>
         <w:t xml:space="preserve"> </w:t>
       </w:r>
+      <w:proofErr w:type="gramStart"/>
       <w:r>
         <w:rPr>
           <w:rFonts w:hint="eastAsia"/>
         </w:rPr>
-        <w:t>某状态信息</w:t>
+        <w:t>某状态</w:t>
+      </w:r>
+      <w:proofErr w:type="gramEnd"/>
+      <w:r>
+        <w:rPr>
+          <w:rFonts w:hint="eastAsia"/>
+        </w:rPr>
+        <w:t>信息</w:t>
       </w:r>
     </w:p>
     <w:p>
@@ -15371,7 +17082,7 @@
       <w:tblPr>
         <w:tblStyle w:val="a3"/>
         <w:tblW w:w="0" w:type="auto"/>
-        <w:tblLook w:val="04A0"/>
+        <w:tblLook w:val="04A0" w:firstRow="1" w:lastRow="0" w:firstColumn="1" w:lastColumn="0" w:noHBand="0" w:noVBand="1"/>
       </w:tblPr>
       <w:tblGrid>
         <w:gridCol w:w="1217"/>
@@ -15847,7 +17558,7 @@
           <w:insideV w:val="single" w:sz="4" w:space="0" w:color="auto"/>
         </w:tblBorders>
         <w:tblLayout w:type="fixed"/>
-        <w:tblLook w:val="04A0"/>
+        <w:tblLook w:val="04A0" w:firstRow="1" w:lastRow="0" w:firstColumn="1" w:lastColumn="0" w:noHBand="0" w:noVBand="1"/>
       </w:tblPr>
       <w:tblGrid>
         <w:gridCol w:w="471"/>
@@ -15886,7 +17597,27 @@
                 <w:bCs/>
                 <w:szCs w:val="21"/>
               </w:rPr>
-              <w:t>通信帧名称</w:t>
+              <w:t>通信</w:t>
+            </w:r>
+            <w:proofErr w:type="gramStart"/>
+            <w:r>
+              <w:rPr>
+                <w:rFonts w:hint="eastAsia"/>
+                <w:b/>
+                <w:bCs/>
+                <w:szCs w:val="21"/>
+              </w:rPr>
+              <w:t>帧</w:t>
+            </w:r>
+            <w:proofErr w:type="gramEnd"/>
+            <w:r>
+              <w:rPr>
+                <w:rFonts w:hint="eastAsia"/>
+                <w:b/>
+                <w:bCs/>
+                <w:szCs w:val="21"/>
+              </w:rPr>
+              <w:t>名称</w:t>
             </w:r>
           </w:p>
         </w:tc>
@@ -15905,12 +17636,28 @@
                 <w:szCs w:val="21"/>
               </w:rPr>
             </w:pPr>
-            <w:r>
-              <w:rPr>
-                <w:rFonts w:hint="eastAsia"/>
-                <w:szCs w:val="21"/>
-              </w:rPr>
-              <w:t>某设备装置测量数据</w:t>
+            <w:proofErr w:type="gramStart"/>
+            <w:r>
+              <w:rPr>
+                <w:rFonts w:hint="eastAsia"/>
+                <w:szCs w:val="21"/>
+              </w:rPr>
+              <w:t>某设备</w:t>
+            </w:r>
+            <w:proofErr w:type="gramEnd"/>
+            <w:r>
+              <w:rPr>
+                <w:rFonts w:hint="eastAsia"/>
+                <w:szCs w:val="21"/>
+              </w:rPr>
+              <w:t>装置测量数据</w:t>
+            </w:r>
+            <w:r>
+              <w:rPr>
+                <w:rFonts w:hint="eastAsia"/>
+                <w:szCs w:val="21"/>
+              </w:rPr>
+              <w:t>1</w:t>
             </w:r>
             <w:r>
               <w:rPr>
@@ -16187,12 +17934,21 @@
                 <w:szCs w:val="21"/>
               </w:rPr>
             </w:pPr>
-            <w:r>
-              <w:rPr>
-                <w:rFonts w:hint="eastAsia"/>
-                <w:szCs w:val="21"/>
-              </w:rPr>
-              <w:t>某设备计时时间</w:t>
+            <w:proofErr w:type="gramStart"/>
+            <w:r>
+              <w:rPr>
+                <w:rFonts w:hint="eastAsia"/>
+                <w:szCs w:val="21"/>
+              </w:rPr>
+              <w:t>某设备</w:t>
+            </w:r>
+            <w:proofErr w:type="gramEnd"/>
+            <w:r>
+              <w:rPr>
+                <w:rFonts w:hint="eastAsia"/>
+                <w:szCs w:val="21"/>
+              </w:rPr>
+              <w:t>计时时间</w:t>
             </w:r>
           </w:p>
         </w:tc>
@@ -16339,7 +18095,23 @@
                 <w:rFonts w:hint="eastAsia"/>
                 <w:szCs w:val="21"/>
               </w:rPr>
-              <w:t>，以上电为零点，软件开算时刻清零。</w:t>
+              <w:t>，以上电为零点，软件</w:t>
+            </w:r>
+            <w:proofErr w:type="gramStart"/>
+            <w:r>
+              <w:rPr>
+                <w:rFonts w:hint="eastAsia"/>
+                <w:szCs w:val="21"/>
+              </w:rPr>
+              <w:t>开算时刻</w:t>
+            </w:r>
+            <w:proofErr w:type="gramEnd"/>
+            <w:r>
+              <w:rPr>
+                <w:rFonts w:hint="eastAsia"/>
+                <w:szCs w:val="21"/>
+              </w:rPr>
+              <w:t>清零。</w:t>
             </w:r>
           </w:p>
         </w:tc>
@@ -16378,12 +18150,21 @@
                 <w:szCs w:val="21"/>
               </w:rPr>
             </w:pPr>
-            <w:r>
-              <w:rPr>
-                <w:rFonts w:hint="eastAsia"/>
-                <w:szCs w:val="21"/>
-              </w:rPr>
-              <w:t>帧计数</w:t>
+            <w:proofErr w:type="gramStart"/>
+            <w:r>
+              <w:rPr>
+                <w:rFonts w:hint="eastAsia"/>
+                <w:szCs w:val="21"/>
+              </w:rPr>
+              <w:t>帧</w:t>
+            </w:r>
+            <w:proofErr w:type="gramEnd"/>
+            <w:r>
+              <w:rPr>
+                <w:rFonts w:hint="eastAsia"/>
+                <w:szCs w:val="21"/>
+              </w:rPr>
+              <w:t>计数</w:t>
             </w:r>
           </w:p>
         </w:tc>
@@ -16518,7 +18299,7 @@
       <w:tblPr>
         <w:tblStyle w:val="a3"/>
         <w:tblW w:w="0" w:type="auto"/>
-        <w:tblLook w:val="04A0"/>
+        <w:tblLook w:val="04A0" w:firstRow="1" w:lastRow="0" w:firstColumn="1" w:lastColumn="0" w:noHBand="0" w:noVBand="1"/>
       </w:tblPr>
       <w:tblGrid>
         <w:gridCol w:w="1065"/>
@@ -16823,7 +18604,7 @@
       <w:commentRangeEnd w:id="9"/>
       <w:r>
         <w:rPr>
-          <w:rStyle w:val="aa"/>
+          <w:rStyle w:val="ad"/>
         </w:rPr>
         <w:commentReference w:id="9"/>
       </w:r>
@@ -16844,7 +18625,7 @@
       <w:tblPr>
         <w:tblStyle w:val="a3"/>
         <w:tblW w:w="0" w:type="auto"/>
-        <w:tblLook w:val="04A0"/>
+        <w:tblLook w:val="04A0" w:firstRow="1" w:lastRow="0" w:firstColumn="1" w:lastColumn="0" w:noHBand="0" w:noVBand="1"/>
       </w:tblPr>
       <w:tblGrid>
         <w:gridCol w:w="1704"/>
@@ -16988,8 +18769,13 @@
               <w:widowControl/>
               <w:jc w:val="left"/>
             </w:pPr>
-            <w:r>
-              <w:t>某设备电压</w:t>
+            <w:proofErr w:type="gramStart"/>
+            <w:r>
+              <w:t>某设备</w:t>
+            </w:r>
+            <w:proofErr w:type="gramEnd"/>
+            <w:r>
+              <w:t>电压</w:t>
             </w:r>
           </w:p>
         </w:tc>
@@ -17214,7 +19000,7 @@
       <w:commentRangeEnd w:id="10"/>
       <w:r>
         <w:rPr>
-          <w:rStyle w:val="aa"/>
+          <w:rStyle w:val="ad"/>
         </w:rPr>
         <w:commentReference w:id="10"/>
       </w:r>
@@ -17223,7 +19009,7 @@
       <w:tblPr>
         <w:tblStyle w:val="a3"/>
         <w:tblW w:w="0" w:type="auto"/>
-        <w:tblLook w:val="04A0"/>
+        <w:tblLook w:val="04A0" w:firstRow="1" w:lastRow="0" w:firstColumn="1" w:lastColumn="0" w:noHBand="0" w:noVBand="1"/>
       </w:tblPr>
       <w:tblGrid>
         <w:gridCol w:w="1704"/>
@@ -17654,7 +19440,7 @@
           <w:insideH w:val="single" w:sz="6" w:space="0" w:color="auto"/>
           <w:insideV w:val="single" w:sz="6" w:space="0" w:color="auto"/>
         </w:tblBorders>
-        <w:tblLook w:val="04A0"/>
+        <w:tblLook w:val="04A0" w:firstRow="1" w:lastRow="0" w:firstColumn="1" w:lastColumn="0" w:noHBand="0" w:noVBand="1"/>
       </w:tblPr>
       <w:tblGrid>
         <w:gridCol w:w="1199"/>
@@ -17967,6 +19753,7 @@
                 <w:sz w:val="22"/>
               </w:rPr>
             </w:pPr>
+            <w:proofErr w:type="gramStart"/>
             <w:r>
               <w:rPr>
                 <w:rFonts w:ascii="宋体" w:eastAsia="宋体" w:hAnsi="宋体" w:cs="宋体" w:hint="eastAsia"/>
@@ -17976,6 +19763,7 @@
               </w:rPr>
               <w:t>子内容</w:t>
             </w:r>
+            <w:proofErr w:type="gramEnd"/>
           </w:p>
         </w:tc>
         <w:tc>
@@ -21323,7 +23111,7 @@
       <w:tblPr>
         <w:tblStyle w:val="a3"/>
         <w:tblW w:w="0" w:type="auto"/>
-        <w:tblLook w:val="04A0"/>
+        <w:tblLook w:val="04A0" w:firstRow="1" w:lastRow="0" w:firstColumn="1" w:lastColumn="0" w:noHBand="0" w:noVBand="1"/>
       </w:tblPr>
       <w:tblGrid>
         <w:gridCol w:w="2130"/>
@@ -21492,7 +23280,7 @@
       <w:tblPr>
         <w:tblStyle w:val="a3"/>
         <w:tblW w:w="0" w:type="auto"/>
-        <w:tblLook w:val="04A0"/>
+        <w:tblLook w:val="04A0" w:firstRow="1" w:lastRow="0" w:firstColumn="1" w:lastColumn="0" w:noHBand="0" w:noVBand="1"/>
       </w:tblPr>
       <w:tblGrid>
         <w:gridCol w:w="1704"/>
@@ -21554,8 +23342,13 @@
               <w:jc w:val="left"/>
             </w:pPr>
             <w:r>
-              <w:t>是否带数据</w:t>
-            </w:r>
+              <w:t>是否</w:t>
+            </w:r>
+            <w:proofErr w:type="gramStart"/>
+            <w:r>
+              <w:t>带数据</w:t>
+            </w:r>
+            <w:proofErr w:type="gramEnd"/>
           </w:p>
         </w:tc>
         <w:tc>
@@ -21729,15 +23522,15 @@
 </file>
 
 <file path=word/comments.xml><?xml version="1.0" encoding="utf-8"?>
-<w:comments xmlns:ve="http://schemas.openxmlformats.org/markup-compatibility/2006" xmlns:o="urn:schemas-microsoft-com:office:office" xmlns:r="http://schemas.openxmlformats.org/officeDocument/2006/relationships" xmlns:m="http://schemas.openxmlformats.org/officeDocument/2006/math" xmlns:v="urn:schemas-microsoft-com:vml" xmlns:wp="http://schemas.openxmlformats.org/drawingml/2006/wordprocessingDrawing" xmlns:w10="urn:schemas-microsoft-com:office:word" xmlns:w="http://schemas.openxmlformats.org/wordprocessingml/2006/main" xmlns:wne="http://schemas.microsoft.com/office/word/2006/wordml">
+<w:comments xmlns:wpc="http://schemas.microsoft.com/office/word/2010/wordprocessingCanvas" xmlns:cx="http://schemas.microsoft.com/office/drawing/2014/chartex" xmlns:cx1="http://schemas.microsoft.com/office/drawing/2015/9/8/chartex" xmlns:cx2="http://schemas.microsoft.com/office/drawing/2015/10/21/chartex" xmlns:cx3="http://schemas.microsoft.com/office/drawing/2016/5/9/chartex" xmlns:cx4="http://schemas.microsoft.com/office/drawing/2016/5/10/chartex" xmlns:cx5="http://schemas.microsoft.com/office/drawing/2016/5/11/chartex" xmlns:cx6="http://schemas.microsoft.com/office/drawing/2016/5/12/chartex" xmlns:cx7="http://schemas.microsoft.com/office/drawing/2016/5/13/chartex" xmlns:cx8="http://schemas.microsoft.com/office/drawing/2016/5/14/chartex" xmlns:mc="http://schemas.openxmlformats.org/markup-compatibility/2006" xmlns:aink="http://schemas.microsoft.com/office/drawing/2016/ink" xmlns:am3d="http://schemas.microsoft.com/office/drawing/2017/model3d" xmlns:o="urn:schemas-microsoft-com:office:office" xmlns:r="http://schemas.openxmlformats.org/officeDocument/2006/relationships" xmlns:m="http://schemas.openxmlformats.org/officeDocument/2006/math" xmlns:v="urn:schemas-microsoft-com:vml" xmlns:wp14="http://schemas.microsoft.com/office/word/2010/wordprocessingDrawing" xmlns:wp="http://schemas.openxmlformats.org/drawingml/2006/wordprocessingDrawing" xmlns:w10="urn:schemas-microsoft-com:office:word" xmlns:w="http://schemas.openxmlformats.org/wordprocessingml/2006/main" xmlns:w14="http://schemas.microsoft.com/office/word/2010/wordml" xmlns:w15="http://schemas.microsoft.com/office/word/2012/wordml" xmlns:w16cex="http://schemas.microsoft.com/office/word/2018/wordml/cex" xmlns:w16cid="http://schemas.microsoft.com/office/word/2016/wordml/cid" xmlns:w16="http://schemas.microsoft.com/office/word/2018/wordml" xmlns:w16sdtdh="http://schemas.microsoft.com/office/word/2020/wordml/sdtdatahash" xmlns:w16se="http://schemas.microsoft.com/office/word/2015/wordml/symex" xmlns:wpg="http://schemas.microsoft.com/office/word/2010/wordprocessingGroup" xmlns:wpi="http://schemas.microsoft.com/office/word/2010/wordprocessingInk" xmlns:wne="http://schemas.microsoft.com/office/word/2006/wordml" xmlns:wps="http://schemas.microsoft.com/office/word/2010/wordprocessingShape" mc:Ignorable="w14 w15 w16se w16cid w16 w16cex w16sdtdh wp14">
   <w:comment w:id="1" w:author="Administrator" w:date="2025-12-17T10:37:00Z" w:initials="A">
     <w:p>
       <w:pPr>
-        <w:pStyle w:val="ab"/>
+        <w:pStyle w:val="ae"/>
       </w:pPr>
       <w:r>
         <w:rPr>
-          <w:rStyle w:val="aa"/>
+          <w:rStyle w:val="ad"/>
         </w:rPr>
         <w:annotationRef/>
       </w:r>
@@ -21755,11 +23548,11 @@
   <w:comment w:id="3" w:author="Administrator" w:date="2025-12-17T10:41:00Z" w:initials="A">
     <w:p>
       <w:pPr>
-        <w:pStyle w:val="ab"/>
+        <w:pStyle w:val="ae"/>
       </w:pPr>
       <w:r>
         <w:rPr>
-          <w:rStyle w:val="aa"/>
+          <w:rStyle w:val="ad"/>
         </w:rPr>
         <w:annotationRef/>
       </w:r>
@@ -21774,11 +23567,11 @@
   <w:comment w:id="4" w:author="Administrator" w:date="2025-12-17T10:40:00Z" w:initials="A">
     <w:p>
       <w:pPr>
-        <w:pStyle w:val="ab"/>
+        <w:pStyle w:val="ae"/>
       </w:pPr>
       <w:r>
         <w:rPr>
-          <w:rStyle w:val="aa"/>
+          <w:rStyle w:val="ad"/>
         </w:rPr>
         <w:annotationRef/>
       </w:r>
@@ -21799,14 +23592,11 @@
   <w:comment w:id="5" w:author="Administrator" w:date="2025-12-17T10:49:00Z" w:initials="A">
     <w:p>
       <w:pPr>
-        <w:pStyle w:val="ab"/>
-        <w:rPr>
-          <w:rFonts w:hint="eastAsia"/>
-        </w:rPr>
+        <w:pStyle w:val="ae"/>
       </w:pPr>
       <w:r>
         <w:rPr>
-          <w:rStyle w:val="aa"/>
+          <w:rStyle w:val="ad"/>
         </w:rPr>
         <w:annotationRef/>
       </w:r>
@@ -21822,10 +23612,7 @@
     </w:p>
     <w:p>
       <w:pPr>
-        <w:pStyle w:val="ab"/>
-        <w:rPr>
-          <w:rFonts w:hint="eastAsia"/>
-        </w:rPr>
+        <w:pStyle w:val="ae"/>
       </w:pPr>
       <w:r>
         <w:t>单位：</w:t>
@@ -21836,10 +23623,7 @@
     </w:p>
     <w:p>
       <w:pPr>
-        <w:pStyle w:val="ab"/>
-        <w:rPr>
-          <w:rFonts w:hint="eastAsia"/>
-        </w:rPr>
+        <w:pStyle w:val="ae"/>
       </w:pPr>
       <w:r>
         <w:rPr>
@@ -21856,10 +23640,7 @@
     </w:p>
     <w:p>
       <w:pPr>
-        <w:pStyle w:val="ab"/>
-        <w:rPr>
-          <w:rFonts w:hint="eastAsia"/>
-        </w:rPr>
+        <w:pStyle w:val="ae"/>
       </w:pPr>
       <w:r>
         <w:rPr>
@@ -21870,7 +23651,7 @@
     </w:p>
     <w:p>
       <w:pPr>
-        <w:pStyle w:val="ab"/>
+        <w:pStyle w:val="ae"/>
       </w:pPr>
       <w:r>
         <w:rPr>
@@ -21883,11 +23664,11 @@
   <w:comment w:id="6" w:author="Administrator" w:date="2025-12-17T10:46:00Z" w:initials="A">
     <w:p>
       <w:pPr>
-        <w:pStyle w:val="ab"/>
+        <w:pStyle w:val="ae"/>
       </w:pPr>
       <w:r>
         <w:rPr>
-          <w:rStyle w:val="aa"/>
+          <w:rStyle w:val="ad"/>
         </w:rPr>
         <w:annotationRef/>
       </w:r>
@@ -21911,11 +23692,11 @@
   <w:comment w:id="7" w:author="Administrator" w:date="2025-12-17T09:17:00Z" w:initials="A">
     <w:p>
       <w:pPr>
-        <w:pStyle w:val="ab"/>
+        <w:pStyle w:val="ae"/>
       </w:pPr>
       <w:r>
         <w:rPr>
-          <w:rStyle w:val="aa"/>
+          <w:rStyle w:val="ad"/>
         </w:rPr>
         <w:annotationRef/>
       </w:r>
@@ -21927,11 +23708,11 @@
   <w:comment w:id="8" w:author="Administrator" w:date="2025-12-17T09:17:00Z" w:initials="A">
     <w:p>
       <w:pPr>
-        <w:pStyle w:val="ab"/>
+        <w:pStyle w:val="ae"/>
       </w:pPr>
       <w:r>
         <w:rPr>
-          <w:rStyle w:val="aa"/>
+          <w:rStyle w:val="ad"/>
         </w:rPr>
         <w:annotationRef/>
       </w:r>
@@ -21943,11 +23724,11 @@
   <w:comment w:id="9" w:author="Administrator" w:date="2025-12-17T10:34:00Z" w:initials="A">
     <w:p>
       <w:pPr>
-        <w:pStyle w:val="ab"/>
+        <w:pStyle w:val="ae"/>
       </w:pPr>
       <w:r>
         <w:rPr>
-          <w:rStyle w:val="aa"/>
+          <w:rStyle w:val="ad"/>
         </w:rPr>
         <w:annotationRef/>
       </w:r>
@@ -21959,11 +23740,11 @@
   <w:comment w:id="10" w:author="Administrator" w:date="2025-12-17T10:35:00Z" w:initials="A">
     <w:p>
       <w:pPr>
-        <w:pStyle w:val="ab"/>
+        <w:pStyle w:val="ae"/>
       </w:pPr>
       <w:r>
         <w:rPr>
-          <w:rStyle w:val="aa"/>
+          <w:rStyle w:val="ad"/>
         </w:rPr>
         <w:annotationRef/>
       </w:r>
@@ -21975,8 +23756,36 @@
 </w:comments>
 </file>
 
+<file path=word/commentsExtended.xml><?xml version="1.0" encoding="utf-8"?>
+<w15:commentsEx xmlns:wpc="http://schemas.microsoft.com/office/word/2010/wordprocessingCanvas" xmlns:cx="http://schemas.microsoft.com/office/drawing/2014/chartex" xmlns:cx1="http://schemas.microsoft.com/office/drawing/2015/9/8/chartex" xmlns:cx2="http://schemas.microsoft.com/office/drawing/2015/10/21/chartex" xmlns:cx3="http://schemas.microsoft.com/office/drawing/2016/5/9/chartex" xmlns:cx4="http://schemas.microsoft.com/office/drawing/2016/5/10/chartex" xmlns:cx5="http://schemas.microsoft.com/office/drawing/2016/5/11/chartex" xmlns:cx6="http://schemas.microsoft.com/office/drawing/2016/5/12/chartex" xmlns:cx7="http://schemas.microsoft.com/office/drawing/2016/5/13/chartex" xmlns:cx8="http://schemas.microsoft.com/office/drawing/2016/5/14/chartex" xmlns:mc="http://schemas.openxmlformats.org/markup-compatibility/2006" xmlns:aink="http://schemas.microsoft.com/office/drawing/2016/ink" xmlns:am3d="http://schemas.microsoft.com/office/drawing/2017/model3d" xmlns:o="urn:schemas-microsoft-com:office:office" xmlns:r="http://schemas.openxmlformats.org/officeDocument/2006/relationships" xmlns:m="http://schemas.openxmlformats.org/officeDocument/2006/math" xmlns:v="urn:schemas-microsoft-com:vml" xmlns:wp14="http://schemas.microsoft.com/office/word/2010/wordprocessingDrawing" xmlns:wp="http://schemas.openxmlformats.org/drawingml/2006/wordprocessingDrawing" xmlns:w10="urn:schemas-microsoft-com:office:word" xmlns:w="http://schemas.openxmlformats.org/wordprocessingml/2006/main" xmlns:w14="http://schemas.microsoft.com/office/word/2010/wordml" xmlns:w15="http://schemas.microsoft.com/office/word/2012/wordml" xmlns:w16cex="http://schemas.microsoft.com/office/word/2018/wordml/cex" xmlns:w16cid="http://schemas.microsoft.com/office/word/2016/wordml/cid" xmlns:w16="http://schemas.microsoft.com/office/word/2018/wordml" xmlns:w16sdtdh="http://schemas.microsoft.com/office/word/2020/wordml/sdtdatahash" xmlns:w16se="http://schemas.microsoft.com/office/word/2015/wordml/symex" xmlns:wpg="http://schemas.microsoft.com/office/word/2010/wordprocessingGroup" xmlns:wpi="http://schemas.microsoft.com/office/word/2010/wordprocessingInk" xmlns:wne="http://schemas.microsoft.com/office/word/2006/wordml" xmlns:wps="http://schemas.microsoft.com/office/word/2010/wordprocessingShape" mc:Ignorable="w14 w15 w16se w16cid w16 w16cex w16sdtdh wp14">
+  <w15:commentEx w15:paraId="5F872C89" w15:done="0"/>
+  <w15:commentEx w15:paraId="5FC47EE0" w15:done="0"/>
+  <w15:commentEx w15:paraId="104441ED" w15:done="0"/>
+  <w15:commentEx w15:paraId="7C183135" w15:done="0"/>
+  <w15:commentEx w15:paraId="4724A8CD" w15:done="0"/>
+  <w15:commentEx w15:paraId="646CA5B3" w15:done="0"/>
+  <w15:commentEx w15:paraId="371DAD14" w15:done="0"/>
+  <w15:commentEx w15:paraId="0885A512" w15:done="0"/>
+  <w15:commentEx w15:paraId="0A1A5DFD" w15:done="0"/>
+</w15:commentsEx>
+</file>
+
+<file path=word/commentsIds.xml><?xml version="1.0" encoding="utf-8"?>
+<w16cid:commentsIds xmlns:wpc="http://schemas.microsoft.com/office/word/2010/wordprocessingCanvas" xmlns:cx="http://schemas.microsoft.com/office/drawing/2014/chartex" xmlns:cx1="http://schemas.microsoft.com/office/drawing/2015/9/8/chartex" xmlns:cx2="http://schemas.microsoft.com/office/drawing/2015/10/21/chartex" xmlns:cx3="http://schemas.microsoft.com/office/drawing/2016/5/9/chartex" xmlns:cx4="http://schemas.microsoft.com/office/drawing/2016/5/10/chartex" xmlns:cx5="http://schemas.microsoft.com/office/drawing/2016/5/11/chartex" xmlns:cx6="http://schemas.microsoft.com/office/drawing/2016/5/12/chartex" xmlns:cx7="http://schemas.microsoft.com/office/drawing/2016/5/13/chartex" xmlns:cx8="http://schemas.microsoft.com/office/drawing/2016/5/14/chartex" xmlns:mc="http://schemas.openxmlformats.org/markup-compatibility/2006" xmlns:aink="http://schemas.microsoft.com/office/drawing/2016/ink" xmlns:am3d="http://schemas.microsoft.com/office/drawing/2017/model3d" xmlns:o="urn:schemas-microsoft-com:office:office" xmlns:r="http://schemas.openxmlformats.org/officeDocument/2006/relationships" xmlns:m="http://schemas.openxmlformats.org/officeDocument/2006/math" xmlns:v="urn:schemas-microsoft-com:vml" xmlns:wp14="http://schemas.microsoft.com/office/word/2010/wordprocessingDrawing" xmlns:wp="http://schemas.openxmlformats.org/drawingml/2006/wordprocessingDrawing" xmlns:w10="urn:schemas-microsoft-com:office:word" xmlns:w="http://schemas.openxmlformats.org/wordprocessingml/2006/main" xmlns:w14="http://schemas.microsoft.com/office/word/2010/wordml" xmlns:w15="http://schemas.microsoft.com/office/word/2012/wordml" xmlns:w16cex="http://schemas.microsoft.com/office/word/2018/wordml/cex" xmlns:w16cid="http://schemas.microsoft.com/office/word/2016/wordml/cid" xmlns:w16="http://schemas.microsoft.com/office/word/2018/wordml" xmlns:w16sdtdh="http://schemas.microsoft.com/office/word/2020/wordml/sdtdatahash" xmlns:w16se="http://schemas.microsoft.com/office/word/2015/wordml/symex" xmlns:wpg="http://schemas.microsoft.com/office/word/2010/wordprocessingGroup" xmlns:wpi="http://schemas.microsoft.com/office/word/2010/wordprocessingInk" xmlns:wne="http://schemas.microsoft.com/office/word/2006/wordml" xmlns:wps="http://schemas.microsoft.com/office/word/2010/wordprocessingShape" mc:Ignorable="w14 w15 w16se w16cid w16 w16cex w16sdtdh wp14">
+  <w16cid:commentId w16cid:paraId="5F872C89" w16cid:durableId="2D2E4BB7"/>
+  <w16cid:commentId w16cid:paraId="5FC47EE0" w16cid:durableId="2D2E4BB8"/>
+  <w16cid:commentId w16cid:paraId="104441ED" w16cid:durableId="2D2E4BB9"/>
+  <w16cid:commentId w16cid:paraId="7C183135" w16cid:durableId="2D2E4BBA"/>
+  <w16cid:commentId w16cid:paraId="4724A8CD" w16cid:durableId="2D2E4BBB"/>
+  <w16cid:commentId w16cid:paraId="646CA5B3" w16cid:durableId="2D2E4BBC"/>
+  <w16cid:commentId w16cid:paraId="371DAD14" w16cid:durableId="2D2E4BBD"/>
+  <w16cid:commentId w16cid:paraId="0885A512" w16cid:durableId="2D2E4BBE"/>
+  <w16cid:commentId w16cid:paraId="0A1A5DFD" w16cid:durableId="2D2E4BBF"/>
+</w16cid:commentsIds>
+</file>
+
 <file path=word/endnotes.xml><?xml version="1.0" encoding="utf-8"?>
-<w:endnotes xmlns:ve="http://schemas.openxmlformats.org/markup-compatibility/2006" xmlns:o="urn:schemas-microsoft-com:office:office" xmlns:r="http://schemas.openxmlformats.org/officeDocument/2006/relationships" xmlns:m="http://schemas.openxmlformats.org/officeDocument/2006/math" xmlns:v="urn:schemas-microsoft-com:vml" xmlns:wp="http://schemas.openxmlformats.org/drawingml/2006/wordprocessingDrawing" xmlns:w10="urn:schemas-microsoft-com:office:word" xmlns:w="http://schemas.openxmlformats.org/wordprocessingml/2006/main" xmlns:wne="http://schemas.microsoft.com/office/word/2006/wordml">
+<w:endnotes xmlns:wpc="http://schemas.microsoft.com/office/word/2010/wordprocessingCanvas" xmlns:cx="http://schemas.microsoft.com/office/drawing/2014/chartex" xmlns:cx1="http://schemas.microsoft.com/office/drawing/2015/9/8/chartex" xmlns:cx2="http://schemas.microsoft.com/office/drawing/2015/10/21/chartex" xmlns:cx3="http://schemas.microsoft.com/office/drawing/2016/5/9/chartex" xmlns:cx4="http://schemas.microsoft.com/office/drawing/2016/5/10/chartex" xmlns:cx5="http://schemas.microsoft.com/office/drawing/2016/5/11/chartex" xmlns:cx6="http://schemas.microsoft.com/office/drawing/2016/5/12/chartex" xmlns:cx7="http://schemas.microsoft.com/office/drawing/2016/5/13/chartex" xmlns:cx8="http://schemas.microsoft.com/office/drawing/2016/5/14/chartex" xmlns:mc="http://schemas.openxmlformats.org/markup-compatibility/2006" xmlns:aink="http://schemas.microsoft.com/office/drawing/2016/ink" xmlns:am3d="http://schemas.microsoft.com/office/drawing/2017/model3d" xmlns:o="urn:schemas-microsoft-com:office:office" xmlns:r="http://schemas.openxmlformats.org/officeDocument/2006/relationships" xmlns:m="http://schemas.openxmlformats.org/officeDocument/2006/math" xmlns:v="urn:schemas-microsoft-com:vml" xmlns:wp14="http://schemas.microsoft.com/office/word/2010/wordprocessingDrawing" xmlns:wp="http://schemas.openxmlformats.org/drawingml/2006/wordprocessingDrawing" xmlns:w10="urn:schemas-microsoft-com:office:word" xmlns:w="http://schemas.openxmlformats.org/wordprocessingml/2006/main" xmlns:w14="http://schemas.microsoft.com/office/word/2010/wordml" xmlns:w15="http://schemas.microsoft.com/office/word/2012/wordml" xmlns:w16cex="http://schemas.microsoft.com/office/word/2018/wordml/cex" xmlns:w16cid="http://schemas.microsoft.com/office/word/2016/wordml/cid" xmlns:w16="http://schemas.microsoft.com/office/word/2018/wordml" xmlns:w16sdtdh="http://schemas.microsoft.com/office/word/2020/wordml/sdtdatahash" xmlns:w16se="http://schemas.microsoft.com/office/word/2015/wordml/symex" xmlns:wpg="http://schemas.microsoft.com/office/word/2010/wordprocessingGroup" xmlns:wpi="http://schemas.microsoft.com/office/word/2010/wordprocessingInk" xmlns:wne="http://schemas.microsoft.com/office/word/2006/wordml" xmlns:wps="http://schemas.microsoft.com/office/word/2010/wordprocessingShape" mc:Ignorable="w14 w15 w16se w16cid w16 w16cex w16sdtdh wp14">
   <w:endnote w:type="separator" w:id="-1">
     <w:p>
       <w:r>
@@ -21995,7 +23804,7 @@
 </file>
 
 <file path=word/footnotes.xml><?xml version="1.0" encoding="utf-8"?>
-<w:footnotes xmlns:ve="http://schemas.openxmlformats.org/markup-compatibility/2006" xmlns:o="urn:schemas-microsoft-com:office:office" xmlns:r="http://schemas.openxmlformats.org/officeDocument/2006/relationships" xmlns:m="http://schemas.openxmlformats.org/officeDocument/2006/math" xmlns:v="urn:schemas-microsoft-com:vml" xmlns:wp="http://schemas.openxmlformats.org/drawingml/2006/wordprocessingDrawing" xmlns:w10="urn:schemas-microsoft-com:office:word" xmlns:w="http://schemas.openxmlformats.org/wordprocessingml/2006/main" xmlns:wne="http://schemas.microsoft.com/office/word/2006/wordml">
+<w:footnotes xmlns:wpc="http://schemas.microsoft.com/office/word/2010/wordprocessingCanvas" xmlns:cx="http://schemas.microsoft.com/office/drawing/2014/chartex" xmlns:cx1="http://schemas.microsoft.com/office/drawing/2015/9/8/chartex" xmlns:cx2="http://schemas.microsoft.com/office/drawing/2015/10/21/chartex" xmlns:cx3="http://schemas.microsoft.com/office/drawing/2016/5/9/chartex" xmlns:cx4="http://schemas.microsoft.com/office/drawing/2016/5/10/chartex" xmlns:cx5="http://schemas.microsoft.com/office/drawing/2016/5/11/chartex" xmlns:cx6="http://schemas.microsoft.com/office/drawing/2016/5/12/chartex" xmlns:cx7="http://schemas.microsoft.com/office/drawing/2016/5/13/chartex" xmlns:cx8="http://schemas.microsoft.com/office/drawing/2016/5/14/chartex" xmlns:mc="http://schemas.openxmlformats.org/markup-compatibility/2006" xmlns:aink="http://schemas.microsoft.com/office/drawing/2016/ink" xmlns:am3d="http://schemas.microsoft.com/office/drawing/2017/model3d" xmlns:o="urn:schemas-microsoft-com:office:office" xmlns:r="http://schemas.openxmlformats.org/officeDocument/2006/relationships" xmlns:m="http://schemas.openxmlformats.org/officeDocument/2006/math" xmlns:v="urn:schemas-microsoft-com:vml" xmlns:wp14="http://schemas.microsoft.com/office/word/2010/wordprocessingDrawing" xmlns:wp="http://schemas.openxmlformats.org/drawingml/2006/wordprocessingDrawing" xmlns:w10="urn:schemas-microsoft-com:office:word" xmlns:w="http://schemas.openxmlformats.org/wordprocessingml/2006/main" xmlns:w14="http://schemas.microsoft.com/office/word/2010/wordml" xmlns:w15="http://schemas.microsoft.com/office/word/2012/wordml" xmlns:w16cex="http://schemas.microsoft.com/office/word/2018/wordml/cex" xmlns:w16cid="http://schemas.microsoft.com/office/word/2016/wordml/cid" xmlns:w16="http://schemas.microsoft.com/office/word/2018/wordml" xmlns:w16sdtdh="http://schemas.microsoft.com/office/word/2020/wordml/sdtdatahash" xmlns:w16se="http://schemas.microsoft.com/office/word/2015/wordml/symex" xmlns:wpg="http://schemas.microsoft.com/office/word/2010/wordprocessingGroup" xmlns:wpi="http://schemas.microsoft.com/office/word/2010/wordprocessingInk" xmlns:wne="http://schemas.microsoft.com/office/word/2006/wordml" xmlns:wps="http://schemas.microsoft.com/office/word/2010/wordprocessingShape" mc:Ignorable="w14 w15 w16se w16cid w16 w16cex w16sdtdh wp14">
   <w:footnote w:type="separator" w:id="-1">
     <w:p>
       <w:r>
@@ -22014,8 +23823,8 @@
 </file>
 
 <file path=word/numbering.xml><?xml version="1.0" encoding="utf-8"?>
-<w:numbering xmlns:ve="http://schemas.openxmlformats.org/markup-compatibility/2006" xmlns:o="urn:schemas-microsoft-com:office:office" xmlns:r="http://schemas.openxmlformats.org/officeDocument/2006/relationships" xmlns:m="http://schemas.openxmlformats.org/officeDocument/2006/math" xmlns:v="urn:schemas-microsoft-com:vml" xmlns:wp="http://schemas.openxmlformats.org/drawingml/2006/wordprocessingDrawing" xmlns:w10="urn:schemas-microsoft-com:office:word" xmlns:w="http://schemas.openxmlformats.org/wordprocessingml/2006/main" xmlns:wne="http://schemas.microsoft.com/office/word/2006/wordml">
-  <w:abstractNum w:abstractNumId="0">
+<w:numbering xmlns:wpc="http://schemas.microsoft.com/office/word/2010/wordprocessingCanvas" xmlns:cx="http://schemas.microsoft.com/office/drawing/2014/chartex" xmlns:cx1="http://schemas.microsoft.com/office/drawing/2015/9/8/chartex" xmlns:cx2="http://schemas.microsoft.com/office/drawing/2015/10/21/chartex" xmlns:cx3="http://schemas.microsoft.com/office/drawing/2016/5/9/chartex" xmlns:cx4="http://schemas.microsoft.com/office/drawing/2016/5/10/chartex" xmlns:cx5="http://schemas.microsoft.com/office/drawing/2016/5/11/chartex" xmlns:cx6="http://schemas.microsoft.com/office/drawing/2016/5/12/chartex" xmlns:cx7="http://schemas.microsoft.com/office/drawing/2016/5/13/chartex" xmlns:cx8="http://schemas.microsoft.com/office/drawing/2016/5/14/chartex" xmlns:mc="http://schemas.openxmlformats.org/markup-compatibility/2006" xmlns:aink="http://schemas.microsoft.com/office/drawing/2016/ink" xmlns:am3d="http://schemas.microsoft.com/office/drawing/2017/model3d" xmlns:o="urn:schemas-microsoft-com:office:office" xmlns:r="http://schemas.openxmlformats.org/officeDocument/2006/relationships" xmlns:m="http://schemas.openxmlformats.org/officeDocument/2006/math" xmlns:v="urn:schemas-microsoft-com:vml" xmlns:wp14="http://schemas.microsoft.com/office/word/2010/wordprocessingDrawing" xmlns:wp="http://schemas.openxmlformats.org/drawingml/2006/wordprocessingDrawing" xmlns:w10="urn:schemas-microsoft-com:office:word" xmlns:w="http://schemas.openxmlformats.org/wordprocessingml/2006/main" xmlns:w14="http://schemas.microsoft.com/office/word/2010/wordml" xmlns:w15="http://schemas.microsoft.com/office/word/2012/wordml" xmlns:w16cex="http://schemas.microsoft.com/office/word/2018/wordml/cex" xmlns:w16cid="http://schemas.microsoft.com/office/word/2016/wordml/cid" xmlns:w16="http://schemas.microsoft.com/office/word/2018/wordml" xmlns:w16sdtdh="http://schemas.microsoft.com/office/word/2020/wordml/sdtdatahash" xmlns:w16se="http://schemas.microsoft.com/office/word/2015/wordml/symex" xmlns:wpg="http://schemas.microsoft.com/office/word/2010/wordprocessingGroup" xmlns:wpi="http://schemas.microsoft.com/office/word/2010/wordprocessingInk" xmlns:wne="http://schemas.microsoft.com/office/word/2006/wordml" xmlns:wps="http://schemas.microsoft.com/office/word/2010/wordprocessingShape" mc:Ignorable="w14 w15 w16se w16cid w16 w16cex w16sdtdh wp14">
+  <w:abstractNum w:abstractNumId="0" w15:restartNumberingAfterBreak="0">
     <w:nsid w:val="CA9124A3"/>
     <w:multiLevelType w:val="singleLevel"/>
     <w:tmpl w:val="CA9124A3"/>
@@ -22032,7 +23841,7 @@
       </w:rPr>
     </w:lvl>
   </w:abstractNum>
-  <w:abstractNum w:abstractNumId="1">
+  <w:abstractNum w:abstractNumId="1" w15:restartNumberingAfterBreak="0">
     <w:nsid w:val="EB9841D1"/>
     <w:multiLevelType w:val="multilevel"/>
     <w:tmpl w:val="EB9841D1"/>
@@ -22121,7 +23930,7 @@
       </w:pPr>
     </w:lvl>
   </w:abstractNum>
-  <w:abstractNum w:abstractNumId="2">
+  <w:abstractNum w:abstractNumId="2" w15:restartNumberingAfterBreak="0">
     <w:nsid w:val="046C912F"/>
     <w:multiLevelType w:val="singleLevel"/>
     <w:tmpl w:val="046C912F"/>
@@ -22141,7 +23950,7 @@
       </w:rPr>
     </w:lvl>
   </w:abstractNum>
-  <w:abstractNum w:abstractNumId="3">
+  <w:abstractNum w:abstractNumId="3" w15:restartNumberingAfterBreak="0">
     <w:nsid w:val="33BA30EB"/>
     <w:multiLevelType w:val="multilevel"/>
     <w:tmpl w:val="33BA30EB"/>
@@ -22231,7 +24040,7 @@
       </w:pPr>
     </w:lvl>
   </w:abstractNum>
-  <w:abstractNum w:abstractNumId="4">
+  <w:abstractNum w:abstractNumId="4" w15:restartNumberingAfterBreak="0">
     <w:nsid w:val="52F260A2"/>
     <w:multiLevelType w:val="hybridMultilevel"/>
     <w:tmpl w:val="7710292C"/>
@@ -22320,7 +24129,7 @@
       </w:pPr>
     </w:lvl>
   </w:abstractNum>
-  <w:abstractNum w:abstractNumId="5">
+  <w:abstractNum w:abstractNumId="5" w15:restartNumberingAfterBreak="0">
     <w:nsid w:val="62AFDA4D"/>
     <w:multiLevelType w:val="multilevel"/>
     <w:tmpl w:val="62AFDA4D"/>
@@ -22431,7 +24240,7 @@
 </file>
 
 <file path=word/styles.xml><?xml version="1.0" encoding="utf-8"?>
-<w:styles xmlns:r="http://schemas.openxmlformats.org/officeDocument/2006/relationships" xmlns:w="http://schemas.openxmlformats.org/wordprocessingml/2006/main">
+<w:styles xmlns:mc="http://schemas.openxmlformats.org/markup-compatibility/2006" xmlns:r="http://schemas.openxmlformats.org/officeDocument/2006/relationships" xmlns:w="http://schemas.openxmlformats.org/wordprocessingml/2006/main" xmlns:w14="http://schemas.microsoft.com/office/word/2010/wordml" xmlns:w15="http://schemas.microsoft.com/office/word/2012/wordml" xmlns:w16cex="http://schemas.microsoft.com/office/word/2018/wordml/cex" xmlns:w16cid="http://schemas.microsoft.com/office/word/2016/wordml/cid" xmlns:w16="http://schemas.microsoft.com/office/word/2018/wordml" xmlns:w16sdtdh="http://schemas.microsoft.com/office/word/2020/wordml/sdtdatahash" xmlns:w16se="http://schemas.microsoft.com/office/word/2015/wordml/symex" mc:Ignorable="w14 w15 w16se w16cid w16 w16cex w16sdtdh">
   <w:docDefaults>
     <w:rPrDefault>
       <w:rPr>
@@ -22444,145 +24253,383 @@
     </w:rPrDefault>
     <w:pPrDefault/>
   </w:docDefaults>
-  <w:latentStyles w:defLockedState="0" w:defUIPriority="99" w:defSemiHidden="1" w:defUnhideWhenUsed="1" w:defQFormat="0" w:count="267">
-    <w:lsdException w:name="Normal" w:semiHidden="0" w:uiPriority="0" w:unhideWhenUsed="0" w:qFormat="1"/>
-    <w:lsdException w:name="heading 1" w:semiHidden="0" w:uiPriority="9" w:unhideWhenUsed="0" w:qFormat="1"/>
-    <w:lsdException w:name="heading 2" w:uiPriority="9" w:qFormat="1"/>
-    <w:lsdException w:name="heading 3" w:uiPriority="9" w:qFormat="1"/>
-    <w:lsdException w:name="heading 4" w:uiPriority="9" w:qFormat="1"/>
-    <w:lsdException w:name="heading 5" w:uiPriority="9" w:qFormat="1"/>
-    <w:lsdException w:name="heading 6" w:uiPriority="9" w:qFormat="1"/>
-    <w:lsdException w:name="heading 7" w:uiPriority="9" w:qFormat="1"/>
-    <w:lsdException w:name="heading 8" w:uiPriority="9" w:qFormat="1"/>
-    <w:lsdException w:name="heading 9" w:uiPriority="9" w:qFormat="1"/>
-    <w:lsdException w:name="toc 1" w:uiPriority="39"/>
-    <w:lsdException w:name="toc 2" w:uiPriority="39"/>
-    <w:lsdException w:name="toc 3" w:uiPriority="39"/>
-    <w:lsdException w:name="toc 4" w:uiPriority="39"/>
-    <w:lsdException w:name="toc 5" w:uiPriority="39"/>
-    <w:lsdException w:name="toc 6" w:uiPriority="39"/>
-    <w:lsdException w:name="toc 7" w:uiPriority="39"/>
-    <w:lsdException w:name="toc 8" w:uiPriority="39"/>
-    <w:lsdException w:name="toc 9" w:uiPriority="39"/>
-    <w:lsdException w:name="Normal Indent" w:uiPriority="0" w:qFormat="1"/>
-    <w:lsdException w:name="caption" w:uiPriority="35" w:qFormat="1"/>
-    <w:lsdException w:name="Title" w:semiHidden="0" w:uiPriority="10" w:unhideWhenUsed="0" w:qFormat="1"/>
-    <w:lsdException w:name="Default Paragraph Font" w:uiPriority="1"/>
-    <w:lsdException w:name="Subtitle" w:semiHidden="0" w:uiPriority="11" w:unhideWhenUsed="0" w:qFormat="1"/>
-    <w:lsdException w:name="Strong" w:semiHidden="0" w:uiPriority="22" w:unhideWhenUsed="0" w:qFormat="1"/>
-    <w:lsdException w:name="Emphasis" w:semiHidden="0" w:uiPriority="20" w:unhideWhenUsed="0" w:qFormat="1"/>
-    <w:lsdException w:name="Table Grid" w:semiHidden="0" w:uiPriority="59" w:unhideWhenUsed="0"/>
-    <w:lsdException w:name="Placeholder Text" w:unhideWhenUsed="0"/>
-    <w:lsdException w:name="No Spacing" w:semiHidden="0" w:uiPriority="1" w:unhideWhenUsed="0" w:qFormat="1"/>
-    <w:lsdException w:name="Light Shading" w:semiHidden="0" w:uiPriority="60" w:unhideWhenUsed="0"/>
-    <w:lsdException w:name="Light List" w:semiHidden="0" w:uiPriority="61" w:unhideWhenUsed="0"/>
-    <w:lsdException w:name="Light Grid" w:semiHidden="0" w:uiPriority="62" w:unhideWhenUsed="0"/>
-    <w:lsdException w:name="Medium Shading 1" w:semiHidden="0" w:uiPriority="63" w:unhideWhenUsed="0"/>
-    <w:lsdException w:name="Medium Shading 2" w:semiHidden="0" w:uiPriority="64" w:unhideWhenUsed="0"/>
-    <w:lsdException w:name="Medium List 1" w:semiHidden="0" w:uiPriority="65" w:unhideWhenUsed="0"/>
-    <w:lsdException w:name="Medium List 2" w:semiHidden="0" w:uiPriority="66" w:unhideWhenUsed="0"/>
-    <w:lsdException w:name="Medium Grid 1" w:semiHidden="0" w:uiPriority="67" w:unhideWhenUsed="0"/>
-    <w:lsdException w:name="Medium Grid 2" w:semiHidden="0" w:uiPriority="68" w:unhideWhenUsed="0"/>
-    <w:lsdException w:name="Medium Grid 3" w:semiHidden="0" w:uiPriority="69" w:unhideWhenUsed="0"/>
-    <w:lsdException w:name="Dark List" w:semiHidden="0" w:uiPriority="70" w:unhideWhenUsed="0"/>
-    <w:lsdException w:name="Colorful Shading" w:semiHidden="0" w:uiPriority="71" w:unhideWhenUsed="0"/>
-    <w:lsdException w:name="Colorful List" w:semiHidden="0" w:uiPriority="72" w:unhideWhenUsed="0"/>
-    <w:lsdException w:name="Colorful Grid" w:semiHidden="0" w:uiPriority="73" w:unhideWhenUsed="0"/>
-    <w:lsdException w:name="Light Shading Accent 1" w:semiHidden="0" w:uiPriority="60" w:unhideWhenUsed="0"/>
-    <w:lsdException w:name="Light List Accent 1" w:semiHidden="0" w:uiPriority="61" w:unhideWhenUsed="0"/>
-    <w:lsdException w:name="Light Grid Accent 1" w:semiHidden="0" w:uiPriority="62" w:unhideWhenUsed="0"/>
-    <w:lsdException w:name="Medium Shading 1 Accent 1" w:semiHidden="0" w:uiPriority="63" w:unhideWhenUsed="0"/>
-    <w:lsdException w:name="Medium Shading 2 Accent 1" w:semiHidden="0" w:uiPriority="64" w:unhideWhenUsed="0"/>
-    <w:lsdException w:name="Medium List 1 Accent 1" w:semiHidden="0" w:uiPriority="65" w:unhideWhenUsed="0"/>
-    <w:lsdException w:name="Revision" w:unhideWhenUsed="0"/>
-    <w:lsdException w:name="List Paragraph" w:semiHidden="0" w:uiPriority="34" w:unhideWhenUsed="0" w:qFormat="1"/>
-    <w:lsdException w:name="Quote" w:semiHidden="0" w:uiPriority="29" w:unhideWhenUsed="0" w:qFormat="1"/>
-    <w:lsdException w:name="Intense Quote" w:semiHidden="0" w:uiPriority="30" w:unhideWhenUsed="0" w:qFormat="1"/>
-    <w:lsdException w:name="Medium List 2 Accent 1" w:semiHidden="0" w:uiPriority="66" w:unhideWhenUsed="0"/>
-    <w:lsdException w:name="Medium Grid 1 Accent 1" w:semiHidden="0" w:uiPriority="67" w:unhideWhenUsed="0"/>
-    <w:lsdException w:name="Medium Grid 2 Accent 1" w:semiHidden="0" w:uiPriority="68" w:unhideWhenUsed="0"/>
-    <w:lsdException w:name="Medium Grid 3 Accent 1" w:semiHidden="0" w:uiPriority="69" w:unhideWhenUsed="0"/>
-    <w:lsdException w:name="Dark List Accent 1" w:semiHidden="0" w:uiPriority="70" w:unhideWhenUsed="0"/>
-    <w:lsdException w:name="Colorful Shading Accent 1" w:semiHidden="0" w:uiPriority="71" w:unhideWhenUsed="0"/>
-    <w:lsdException w:name="Colorful List Accent 1" w:semiHidden="0" w:uiPriority="72" w:unhideWhenUsed="0"/>
-    <w:lsdException w:name="Colorful Grid Accent 1" w:semiHidden="0" w:uiPriority="73" w:unhideWhenUsed="0"/>
-    <w:lsdException w:name="Light Shading Accent 2" w:semiHidden="0" w:uiPriority="60" w:unhideWhenUsed="0"/>
-    <w:lsdException w:name="Light List Accent 2" w:semiHidden="0" w:uiPriority="61" w:unhideWhenUsed="0"/>
-    <w:lsdException w:name="Light Grid Accent 2" w:semiHidden="0" w:uiPriority="62" w:unhideWhenUsed="0"/>
-    <w:lsdException w:name="Medium Shading 1 Accent 2" w:semiHidden="0" w:uiPriority="63" w:unhideWhenUsed="0"/>
-    <w:lsdException w:name="Medium Shading 2 Accent 2" w:semiHidden="0" w:uiPriority="64" w:unhideWhenUsed="0"/>
-    <w:lsdException w:name="Medium List 1 Accent 2" w:semiHidden="0" w:uiPriority="65" w:unhideWhenUsed="0"/>
-    <w:lsdException w:name="Medium List 2 Accent 2" w:semiHidden="0" w:uiPriority="66" w:unhideWhenUsed="0"/>
-    <w:lsdException w:name="Medium Grid 1 Accent 2" w:semiHidden="0" w:uiPriority="67" w:unhideWhenUsed="0"/>
-    <w:lsdException w:name="Medium Grid 2 Accent 2" w:semiHidden="0" w:uiPriority="68" w:unhideWhenUsed="0"/>
-    <w:lsdException w:name="Medium Grid 3 Accent 2" w:semiHidden="0" w:uiPriority="69" w:unhideWhenUsed="0"/>
-    <w:lsdException w:name="Dark List Accent 2" w:semiHidden="0" w:uiPriority="70" w:unhideWhenUsed="0"/>
-    <w:lsdException w:name="Colorful Shading Accent 2" w:semiHidden="0" w:uiPriority="71" w:unhideWhenUsed="0"/>
-    <w:lsdException w:name="Colorful List Accent 2" w:semiHidden="0" w:uiPriority="72" w:unhideWhenUsed="0"/>
-    <w:lsdException w:name="Colorful Grid Accent 2" w:semiHidden="0" w:uiPriority="73" w:unhideWhenUsed="0"/>
-    <w:lsdException w:name="Light Shading Accent 3" w:semiHidden="0" w:uiPriority="60" w:unhideWhenUsed="0"/>
-    <w:lsdException w:name="Light List Accent 3" w:semiHidden="0" w:uiPriority="61" w:unhideWhenUsed="0"/>
-    <w:lsdException w:name="Light Grid Accent 3" w:semiHidden="0" w:uiPriority="62" w:unhideWhenUsed="0"/>
-    <w:lsdException w:name="Medium Shading 1 Accent 3" w:semiHidden="0" w:uiPriority="63" w:unhideWhenUsed="0"/>
-    <w:lsdException w:name="Medium Shading 2 Accent 3" w:semiHidden="0" w:uiPriority="64" w:unhideWhenUsed="0"/>
-    <w:lsdException w:name="Medium List 1 Accent 3" w:semiHidden="0" w:uiPriority="65" w:unhideWhenUsed="0"/>
-    <w:lsdException w:name="Medium List 2 Accent 3" w:semiHidden="0" w:uiPriority="66" w:unhideWhenUsed="0"/>
-    <w:lsdException w:name="Medium Grid 1 Accent 3" w:semiHidden="0" w:uiPriority="67" w:unhideWhenUsed="0"/>
-    <w:lsdException w:name="Medium Grid 2 Accent 3" w:semiHidden="0" w:uiPriority="68" w:unhideWhenUsed="0"/>
-    <w:lsdException w:name="Medium Grid 3 Accent 3" w:semiHidden="0" w:uiPriority="69" w:unhideWhenUsed="0"/>
-    <w:lsdException w:name="Dark List Accent 3" w:semiHidden="0" w:uiPriority="70" w:unhideWhenUsed="0"/>
-    <w:lsdException w:name="Colorful Shading Accent 3" w:semiHidden="0" w:uiPriority="71" w:unhideWhenUsed="0"/>
-    <w:lsdException w:name="Colorful List Accent 3" w:semiHidden="0" w:uiPriority="72" w:unhideWhenUsed="0"/>
-    <w:lsdException w:name="Colorful Grid Accent 3" w:semiHidden="0" w:uiPriority="73" w:unhideWhenUsed="0"/>
-    <w:lsdException w:name="Light Shading Accent 4" w:semiHidden="0" w:uiPriority="60" w:unhideWhenUsed="0"/>
-    <w:lsdException w:name="Light List Accent 4" w:semiHidden="0" w:uiPriority="61" w:unhideWhenUsed="0"/>
-    <w:lsdException w:name="Light Grid Accent 4" w:semiHidden="0" w:uiPriority="62" w:unhideWhenUsed="0"/>
-    <w:lsdException w:name="Medium Shading 1 Accent 4" w:semiHidden="0" w:uiPriority="63" w:unhideWhenUsed="0"/>
-    <w:lsdException w:name="Medium Shading 2 Accent 4" w:semiHidden="0" w:uiPriority="64" w:unhideWhenUsed="0"/>
-    <w:lsdException w:name="Medium List 1 Accent 4" w:semiHidden="0" w:uiPriority="65" w:unhideWhenUsed="0"/>
-    <w:lsdException w:name="Medium List 2 Accent 4" w:semiHidden="0" w:uiPriority="66" w:unhideWhenUsed="0"/>
-    <w:lsdException w:name="Medium Grid 1 Accent 4" w:semiHidden="0" w:uiPriority="67" w:unhideWhenUsed="0"/>
-    <w:lsdException w:name="Medium Grid 2 Accent 4" w:semiHidden="0" w:uiPriority="68" w:unhideWhenUsed="0"/>
-    <w:lsdException w:name="Medium Grid 3 Accent 4" w:semiHidden="0" w:uiPriority="69" w:unhideWhenUsed="0"/>
-    <w:lsdException w:name="Dark List Accent 4" w:semiHidden="0" w:uiPriority="70" w:unhideWhenUsed="0"/>
-    <w:lsdException w:name="Colorful Shading Accent 4" w:semiHidden="0" w:uiPriority="71" w:unhideWhenUsed="0"/>
-    <w:lsdException w:name="Colorful List Accent 4" w:semiHidden="0" w:uiPriority="72" w:unhideWhenUsed="0"/>
-    <w:lsdException w:name="Colorful Grid Accent 4" w:semiHidden="0" w:uiPriority="73" w:unhideWhenUsed="0"/>
-    <w:lsdException w:name="Light Shading Accent 5" w:semiHidden="0" w:uiPriority="60" w:unhideWhenUsed="0"/>
-    <w:lsdException w:name="Light List Accent 5" w:semiHidden="0" w:uiPriority="61" w:unhideWhenUsed="0"/>
-    <w:lsdException w:name="Light Grid Accent 5" w:semiHidden="0" w:uiPriority="62" w:unhideWhenUsed="0"/>
-    <w:lsdException w:name="Medium Shading 1 Accent 5" w:semiHidden="0" w:uiPriority="63" w:unhideWhenUsed="0"/>
-    <w:lsdException w:name="Medium Shading 2 Accent 5" w:semiHidden="0" w:uiPriority="64" w:unhideWhenUsed="0"/>
-    <w:lsdException w:name="Medium List 1 Accent 5" w:semiHidden="0" w:uiPriority="65" w:unhideWhenUsed="0"/>
-    <w:lsdException w:name="Medium List 2 Accent 5" w:semiHidden="0" w:uiPriority="66" w:unhideWhenUsed="0"/>
-    <w:lsdException w:name="Medium Grid 1 Accent 5" w:semiHidden="0" w:uiPriority="67" w:unhideWhenUsed="0"/>
-    <w:lsdException w:name="Medium Grid 2 Accent 5" w:semiHidden="0" w:uiPriority="68" w:unhideWhenUsed="0"/>
-    <w:lsdException w:name="Medium Grid 3 Accent 5" w:semiHidden="0" w:uiPriority="69" w:unhideWhenUsed="0"/>
-    <w:lsdException w:name="Dark List Accent 5" w:semiHidden="0" w:uiPriority="70" w:unhideWhenUsed="0"/>
-    <w:lsdException w:name="Colorful Shading Accent 5" w:semiHidden="0" w:uiPriority="71" w:unhideWhenUsed="0"/>
-    <w:lsdException w:name="Colorful List Accent 5" w:semiHidden="0" w:uiPriority="72" w:unhideWhenUsed="0"/>
-    <w:lsdException w:name="Colorful Grid Accent 5" w:semiHidden="0" w:uiPriority="73" w:unhideWhenUsed="0"/>
-    <w:lsdException w:name="Light Shading Accent 6" w:semiHidden="0" w:uiPriority="60" w:unhideWhenUsed="0"/>
-    <w:lsdException w:name="Light List Accent 6" w:semiHidden="0" w:uiPriority="61" w:unhideWhenUsed="0"/>
-    <w:lsdException w:name="Light Grid Accent 6" w:semiHidden="0" w:uiPriority="62" w:unhideWhenUsed="0"/>
-    <w:lsdException w:name="Medium Shading 1 Accent 6" w:semiHidden="0" w:uiPriority="63" w:unhideWhenUsed="0"/>
-    <w:lsdException w:name="Medium Shading 2 Accent 6" w:semiHidden="0" w:uiPriority="64" w:unhideWhenUsed="0"/>
-    <w:lsdException w:name="Medium List 1 Accent 6" w:semiHidden="0" w:uiPriority="65" w:unhideWhenUsed="0"/>
-    <w:lsdException w:name="Medium List 2 Accent 6" w:semiHidden="0" w:uiPriority="66" w:unhideWhenUsed="0"/>
-    <w:lsdException w:name="Medium Grid 1 Accent 6" w:semiHidden="0" w:uiPriority="67" w:unhideWhenUsed="0"/>
-    <w:lsdException w:name="Medium Grid 2 Accent 6" w:semiHidden="0" w:uiPriority="68" w:unhideWhenUsed="0"/>
-    <w:lsdException w:name="Medium Grid 3 Accent 6" w:semiHidden="0" w:uiPriority="69" w:unhideWhenUsed="0"/>
-    <w:lsdException w:name="Dark List Accent 6" w:semiHidden="0" w:uiPriority="70" w:unhideWhenUsed="0"/>
-    <w:lsdException w:name="Colorful Shading Accent 6" w:semiHidden="0" w:uiPriority="71" w:unhideWhenUsed="0"/>
-    <w:lsdException w:name="Colorful List Accent 6" w:semiHidden="0" w:uiPriority="72" w:unhideWhenUsed="0"/>
-    <w:lsdException w:name="Colorful Grid Accent 6" w:semiHidden="0" w:uiPriority="73" w:unhideWhenUsed="0"/>
-    <w:lsdException w:name="Subtle Emphasis" w:semiHidden="0" w:uiPriority="19" w:unhideWhenUsed="0" w:qFormat="1"/>
-    <w:lsdException w:name="Intense Emphasis" w:semiHidden="0" w:uiPriority="21" w:unhideWhenUsed="0" w:qFormat="1"/>
-    <w:lsdException w:name="Subtle Reference" w:semiHidden="0" w:uiPriority="31" w:unhideWhenUsed="0" w:qFormat="1"/>
-    <w:lsdException w:name="Intense Reference" w:semiHidden="0" w:uiPriority="32" w:unhideWhenUsed="0" w:qFormat="1"/>
-    <w:lsdException w:name="Book Title" w:semiHidden="0" w:uiPriority="33" w:unhideWhenUsed="0" w:qFormat="1"/>
-    <w:lsdException w:name="Bibliography" w:uiPriority="37"/>
-    <w:lsdException w:name="TOC Heading" w:uiPriority="39" w:qFormat="1"/>
+  <w:latentStyles w:defLockedState="0" w:defUIPriority="99" w:defSemiHidden="0" w:defUnhideWhenUsed="0" w:defQFormat="0" w:count="376">
+    <w:lsdException w:name="Normal" w:uiPriority="0" w:qFormat="1"/>
+    <w:lsdException w:name="heading 1" w:uiPriority="9" w:qFormat="1"/>
+    <w:lsdException w:name="heading 2" w:semiHidden="1" w:uiPriority="9" w:unhideWhenUsed="1" w:qFormat="1"/>
+    <w:lsdException w:name="heading 3" w:semiHidden="1" w:uiPriority="9" w:unhideWhenUsed="1" w:qFormat="1"/>
+    <w:lsdException w:name="heading 4" w:semiHidden="1" w:uiPriority="9" w:unhideWhenUsed="1" w:qFormat="1"/>
+    <w:lsdException w:name="heading 5" w:semiHidden="1" w:uiPriority="9" w:unhideWhenUsed="1" w:qFormat="1"/>
+    <w:lsdException w:name="heading 6" w:semiHidden="1" w:uiPriority="9" w:unhideWhenUsed="1" w:qFormat="1"/>
+    <w:lsdException w:name="heading 7" w:semiHidden="1" w:uiPriority="9" w:unhideWhenUsed="1" w:qFormat="1"/>
+    <w:lsdException w:name="heading 8" w:semiHidden="1" w:uiPriority="9" w:unhideWhenUsed="1" w:qFormat="1"/>
+    <w:lsdException w:name="heading 9" w:semiHidden="1" w:uiPriority="9" w:unhideWhenUsed="1" w:qFormat="1"/>
+    <w:lsdException w:name="index 1" w:semiHidden="1" w:unhideWhenUsed="1"/>
+    <w:lsdException w:name="index 2" w:semiHidden="1" w:unhideWhenUsed="1"/>
+    <w:lsdException w:name="index 3" w:semiHidden="1" w:unhideWhenUsed="1"/>
+    <w:lsdException w:name="index 4" w:semiHidden="1" w:unhideWhenUsed="1"/>
+    <w:lsdException w:name="index 5" w:semiHidden="1" w:unhideWhenUsed="1"/>
+    <w:lsdException w:name="index 6" w:semiHidden="1" w:unhideWhenUsed="1"/>
+    <w:lsdException w:name="index 7" w:semiHidden="1" w:unhideWhenUsed="1"/>
+    <w:lsdException w:name="index 8" w:semiHidden="1" w:unhideWhenUsed="1"/>
+    <w:lsdException w:name="index 9" w:semiHidden="1" w:unhideWhenUsed="1"/>
+    <w:lsdException w:name="toc 1" w:semiHidden="1" w:uiPriority="39" w:unhideWhenUsed="1"/>
+    <w:lsdException w:name="toc 2" w:semiHidden="1" w:uiPriority="39" w:unhideWhenUsed="1"/>
+    <w:lsdException w:name="toc 3" w:semiHidden="1" w:uiPriority="39" w:unhideWhenUsed="1"/>
+    <w:lsdException w:name="toc 4" w:semiHidden="1" w:uiPriority="39" w:unhideWhenUsed="1"/>
+    <w:lsdException w:name="toc 5" w:semiHidden="1" w:uiPriority="39" w:unhideWhenUsed="1"/>
+    <w:lsdException w:name="toc 6" w:semiHidden="1" w:uiPriority="39" w:unhideWhenUsed="1"/>
+    <w:lsdException w:name="toc 7" w:semiHidden="1" w:uiPriority="39" w:unhideWhenUsed="1"/>
+    <w:lsdException w:name="toc 8" w:semiHidden="1" w:uiPriority="39" w:unhideWhenUsed="1"/>
+    <w:lsdException w:name="toc 9" w:semiHidden="1" w:uiPriority="39" w:unhideWhenUsed="1"/>
+    <w:lsdException w:name="Normal Indent" w:semiHidden="1" w:uiPriority="0" w:unhideWhenUsed="1" w:qFormat="1"/>
+    <w:lsdException w:name="footnote text" w:semiHidden="1" w:unhideWhenUsed="1"/>
+    <w:lsdException w:name="annotation text" w:semiHidden="1" w:unhideWhenUsed="1"/>
+    <w:lsdException w:name="header" w:semiHidden="1" w:unhideWhenUsed="1"/>
+    <w:lsdException w:name="footer" w:semiHidden="1" w:unhideWhenUsed="1"/>
+    <w:lsdException w:name="index heading" w:semiHidden="1" w:unhideWhenUsed="1"/>
+    <w:lsdException w:name="caption" w:semiHidden="1" w:uiPriority="35" w:unhideWhenUsed="1" w:qFormat="1"/>
+    <w:lsdException w:name="table of figures" w:semiHidden="1" w:unhideWhenUsed="1"/>
+    <w:lsdException w:name="envelope address" w:semiHidden="1" w:unhideWhenUsed="1"/>
+    <w:lsdException w:name="envelope return" w:semiHidden="1" w:unhideWhenUsed="1"/>
+    <w:lsdException w:name="footnote reference" w:semiHidden="1" w:unhideWhenUsed="1"/>
+    <w:lsdException w:name="annotation reference" w:semiHidden="1" w:unhideWhenUsed="1"/>
+    <w:lsdException w:name="line number" w:semiHidden="1" w:unhideWhenUsed="1"/>
+    <w:lsdException w:name="page number" w:semiHidden="1" w:unhideWhenUsed="1"/>
+    <w:lsdException w:name="endnote reference" w:semiHidden="1" w:unhideWhenUsed="1"/>
+    <w:lsdException w:name="endnote text" w:semiHidden="1" w:unhideWhenUsed="1"/>
+    <w:lsdException w:name="table of authorities" w:semiHidden="1" w:unhideWhenUsed="1"/>
+    <w:lsdException w:name="macro" w:semiHidden="1" w:unhideWhenUsed="1"/>
+    <w:lsdException w:name="toa heading" w:semiHidden="1" w:unhideWhenUsed="1"/>
+    <w:lsdException w:name="List" w:semiHidden="1" w:unhideWhenUsed="1"/>
+    <w:lsdException w:name="List Bullet" w:semiHidden="1" w:unhideWhenUsed="1"/>
+    <w:lsdException w:name="List Number" w:semiHidden="1" w:unhideWhenUsed="1"/>
+    <w:lsdException w:name="List 2" w:semiHidden="1" w:unhideWhenUsed="1"/>
+    <w:lsdException w:name="List 3" w:semiHidden="1" w:unhideWhenUsed="1"/>
+    <w:lsdException w:name="List 4" w:semiHidden="1" w:unhideWhenUsed="1"/>
+    <w:lsdException w:name="List 5" w:semiHidden="1" w:unhideWhenUsed="1"/>
+    <w:lsdException w:name="List Bullet 2" w:semiHidden="1" w:unhideWhenUsed="1"/>
+    <w:lsdException w:name="List Bullet 3" w:semiHidden="1" w:unhideWhenUsed="1"/>
+    <w:lsdException w:name="List Bullet 4" w:semiHidden="1" w:unhideWhenUsed="1"/>
+    <w:lsdException w:name="List Bullet 5" w:semiHidden="1" w:unhideWhenUsed="1"/>
+    <w:lsdException w:name="List Number 2" w:semiHidden="1" w:unhideWhenUsed="1"/>
+    <w:lsdException w:name="List Number 3" w:semiHidden="1" w:unhideWhenUsed="1"/>
+    <w:lsdException w:name="List Number 4" w:semiHidden="1" w:unhideWhenUsed="1"/>
+    <w:lsdException w:name="List Number 5" w:semiHidden="1" w:unhideWhenUsed="1"/>
+    <w:lsdException w:name="Title" w:uiPriority="10" w:qFormat="1"/>
+    <w:lsdException w:name="Closing" w:semiHidden="1" w:unhideWhenUsed="1"/>
+    <w:lsdException w:name="Signature" w:semiHidden="1" w:unhideWhenUsed="1"/>
+    <w:lsdException w:name="Default Paragraph Font" w:semiHidden="1" w:uiPriority="1" w:unhideWhenUsed="1"/>
+    <w:lsdException w:name="Body Text" w:semiHidden="1" w:unhideWhenUsed="1"/>
+    <w:lsdException w:name="Body Text Indent" w:semiHidden="1" w:unhideWhenUsed="1"/>
+    <w:lsdException w:name="List Continue" w:semiHidden="1" w:unhideWhenUsed="1"/>
+    <w:lsdException w:name="List Continue 2" w:semiHidden="1" w:unhideWhenUsed="1"/>
+    <w:lsdException w:name="List Continue 3" w:semiHidden="1" w:unhideWhenUsed="1"/>
+    <w:lsdException w:name="List Continue 4" w:semiHidden="1" w:unhideWhenUsed="1"/>
+    <w:lsdException w:name="List Continue 5" w:semiHidden="1" w:unhideWhenUsed="1"/>
+    <w:lsdException w:name="Message Header" w:semiHidden="1" w:unhideWhenUsed="1"/>
+    <w:lsdException w:name="Subtitle" w:uiPriority="11" w:qFormat="1"/>
+    <w:lsdException w:name="Salutation" w:semiHidden="1" w:unhideWhenUsed="1"/>
+    <w:lsdException w:name="Date" w:semiHidden="1" w:unhideWhenUsed="1"/>
+    <w:lsdException w:name="Body Text First Indent" w:semiHidden="1" w:unhideWhenUsed="1"/>
+    <w:lsdException w:name="Body Text First Indent 2" w:semiHidden="1" w:unhideWhenUsed="1"/>
+    <w:lsdException w:name="Note Heading" w:semiHidden="1" w:unhideWhenUsed="1"/>
+    <w:lsdException w:name="Body Text 2" w:semiHidden="1" w:unhideWhenUsed="1"/>
+    <w:lsdException w:name="Body Text 3" w:semiHidden="1" w:unhideWhenUsed="1"/>
+    <w:lsdException w:name="Body Text Indent 2" w:semiHidden="1" w:unhideWhenUsed="1"/>
+    <w:lsdException w:name="Body Text Indent 3" w:semiHidden="1" w:unhideWhenUsed="1"/>
+    <w:lsdException w:name="Block Text" w:semiHidden="1" w:unhideWhenUsed="1"/>
+    <w:lsdException w:name="Hyperlink" w:semiHidden="1" w:unhideWhenUsed="1"/>
+    <w:lsdException w:name="FollowedHyperlink" w:semiHidden="1" w:unhideWhenUsed="1"/>
+    <w:lsdException w:name="Strong" w:uiPriority="22" w:qFormat="1"/>
+    <w:lsdException w:name="Emphasis" w:uiPriority="20" w:qFormat="1"/>
+    <w:lsdException w:name="Document Map" w:semiHidden="1" w:unhideWhenUsed="1"/>
+    <w:lsdException w:name="Plain Text" w:semiHidden="1" w:unhideWhenUsed="1"/>
+    <w:lsdException w:name="E-mail Signature" w:semiHidden="1" w:unhideWhenUsed="1"/>
+    <w:lsdException w:name="HTML Top of Form" w:semiHidden="1" w:unhideWhenUsed="1"/>
+    <w:lsdException w:name="HTML Bottom of Form" w:semiHidden="1" w:unhideWhenUsed="1"/>
+    <w:lsdException w:name="Normal (Web)" w:semiHidden="1" w:unhideWhenUsed="1"/>
+    <w:lsdException w:name="HTML Acronym" w:semiHidden="1" w:unhideWhenUsed="1"/>
+    <w:lsdException w:name="HTML Address" w:semiHidden="1" w:unhideWhenUsed="1"/>
+    <w:lsdException w:name="HTML Cite" w:semiHidden="1" w:unhideWhenUsed="1"/>
+    <w:lsdException w:name="HTML Code" w:semiHidden="1" w:unhideWhenUsed="1"/>
+    <w:lsdException w:name="HTML Definition" w:semiHidden="1" w:unhideWhenUsed="1"/>
+    <w:lsdException w:name="HTML Keyboard" w:semiHidden="1" w:unhideWhenUsed="1"/>
+    <w:lsdException w:name="HTML Preformatted" w:semiHidden="1" w:unhideWhenUsed="1"/>
+    <w:lsdException w:name="HTML Sample" w:semiHidden="1" w:unhideWhenUsed="1"/>
+    <w:lsdException w:name="HTML Typewriter" w:semiHidden="1" w:unhideWhenUsed="1"/>
+    <w:lsdException w:name="HTML Variable" w:semiHidden="1" w:unhideWhenUsed="1"/>
+    <w:lsdException w:name="Normal Table" w:semiHidden="1" w:unhideWhenUsed="1"/>
+    <w:lsdException w:name="annotation subject" w:semiHidden="1" w:unhideWhenUsed="1"/>
+    <w:lsdException w:name="No List" w:semiHidden="1" w:unhideWhenUsed="1"/>
+    <w:lsdException w:name="Outline List 1" w:semiHidden="1" w:unhideWhenUsed="1"/>
+    <w:lsdException w:name="Outline List 2" w:semiHidden="1" w:unhideWhenUsed="1"/>
+    <w:lsdException w:name="Outline List 3" w:semiHidden="1" w:unhideWhenUsed="1"/>
+    <w:lsdException w:name="Table Simple 1" w:semiHidden="1" w:unhideWhenUsed="1"/>
+    <w:lsdException w:name="Table Simple 2" w:semiHidden="1" w:unhideWhenUsed="1"/>
+    <w:lsdException w:name="Table Simple 3" w:semiHidden="1" w:unhideWhenUsed="1"/>
+    <w:lsdException w:name="Table Classic 1" w:semiHidden="1" w:unhideWhenUsed="1"/>
+    <w:lsdException w:name="Table Classic 2" w:semiHidden="1" w:unhideWhenUsed="1"/>
+    <w:lsdException w:name="Table Classic 3" w:semiHidden="1" w:unhideWhenUsed="1"/>
+    <w:lsdException w:name="Table Classic 4" w:semiHidden="1" w:unhideWhenUsed="1"/>
+    <w:lsdException w:name="Table Colorful 1" w:semiHidden="1" w:unhideWhenUsed="1"/>
+    <w:lsdException w:name="Table Colorful 2" w:semiHidden="1" w:unhideWhenUsed="1"/>
+    <w:lsdException w:name="Table Colorful 3" w:semiHidden="1" w:unhideWhenUsed="1"/>
+    <w:lsdException w:name="Table Columns 1" w:semiHidden="1" w:unhideWhenUsed="1"/>
+    <w:lsdException w:name="Table Columns 2" w:semiHidden="1" w:unhideWhenUsed="1"/>
+    <w:lsdException w:name="Table Columns 3" w:semiHidden="1" w:unhideWhenUsed="1"/>
+    <w:lsdException w:name="Table Columns 4" w:semiHidden="1" w:unhideWhenUsed="1"/>
+    <w:lsdException w:name="Table Columns 5" w:semiHidden="1" w:unhideWhenUsed="1"/>
+    <w:lsdException w:name="Table Grid 1" w:semiHidden="1" w:unhideWhenUsed="1"/>
+    <w:lsdException w:name="Table Grid 2" w:semiHidden="1" w:unhideWhenUsed="1"/>
+    <w:lsdException w:name="Table Grid 3" w:semiHidden="1" w:unhideWhenUsed="1"/>
+    <w:lsdException w:name="Table Grid 4" w:semiHidden="1" w:unhideWhenUsed="1"/>
+    <w:lsdException w:name="Table Grid 5" w:semiHidden="1" w:unhideWhenUsed="1"/>
+    <w:lsdException w:name="Table Grid 6" w:semiHidden="1" w:unhideWhenUsed="1"/>
+    <w:lsdException w:name="Table Grid 7" w:semiHidden="1" w:unhideWhenUsed="1"/>
+    <w:lsdException w:name="Table Grid 8" w:semiHidden="1" w:unhideWhenUsed="1"/>
+    <w:lsdException w:name="Table List 1" w:semiHidden="1" w:unhideWhenUsed="1"/>
+    <w:lsdException w:name="Table List 2" w:semiHidden="1" w:unhideWhenUsed="1"/>
+    <w:lsdException w:name="Table List 3" w:semiHidden="1" w:unhideWhenUsed="1"/>
+    <w:lsdException w:name="Table List 4" w:semiHidden="1" w:unhideWhenUsed="1"/>
+    <w:lsdException w:name="Table List 5" w:semiHidden="1" w:unhideWhenUsed="1"/>
+    <w:lsdException w:name="Table List 6" w:semiHidden="1" w:unhideWhenUsed="1"/>
+    <w:lsdException w:name="Table List 7" w:semiHidden="1" w:unhideWhenUsed="1"/>
+    <w:lsdException w:name="Table List 8" w:semiHidden="1" w:unhideWhenUsed="1"/>
+    <w:lsdException w:name="Table 3D effects 1" w:semiHidden="1" w:unhideWhenUsed="1"/>
+    <w:lsdException w:name="Table 3D effects 2" w:semiHidden="1" w:unhideWhenUsed="1"/>
+    <w:lsdException w:name="Table 3D effects 3" w:semiHidden="1" w:unhideWhenUsed="1"/>
+    <w:lsdException w:name="Table Contemporary" w:semiHidden="1" w:unhideWhenUsed="1"/>
+    <w:lsdException w:name="Table Elegant" w:semiHidden="1" w:unhideWhenUsed="1"/>
+    <w:lsdException w:name="Table Professional" w:semiHidden="1" w:unhideWhenUsed="1"/>
+    <w:lsdException w:name="Table Subtle 1" w:semiHidden="1" w:unhideWhenUsed="1"/>
+    <w:lsdException w:name="Table Subtle 2" w:semiHidden="1" w:unhideWhenUsed="1"/>
+    <w:lsdException w:name="Table Web 1" w:semiHidden="1" w:unhideWhenUsed="1"/>
+    <w:lsdException w:name="Table Web 2" w:semiHidden="1" w:unhideWhenUsed="1"/>
+    <w:lsdException w:name="Table Web 3" w:semiHidden="1" w:unhideWhenUsed="1"/>
+    <w:lsdException w:name="Balloon Text" w:semiHidden="1" w:unhideWhenUsed="1"/>
+    <w:lsdException w:name="Table Grid" w:semiHidden="1" w:uiPriority="59" w:unhideWhenUsed="1"/>
+    <w:lsdException w:name="Table Theme" w:semiHidden="1" w:unhideWhenUsed="1"/>
+    <w:lsdException w:name="Placeholder Text" w:semiHidden="1"/>
+    <w:lsdException w:name="No Spacing" w:uiPriority="1" w:qFormat="1"/>
+    <w:lsdException w:name="Light Shading" w:uiPriority="60"/>
+    <w:lsdException w:name="Light List" w:uiPriority="61"/>
+    <w:lsdException w:name="Light Grid" w:uiPriority="62"/>
+    <w:lsdException w:name="Medium Shading 1" w:uiPriority="63"/>
+    <w:lsdException w:name="Medium Shading 2" w:uiPriority="64"/>
+    <w:lsdException w:name="Medium List 1" w:uiPriority="65"/>
+    <w:lsdException w:name="Medium List 2" w:uiPriority="66"/>
+    <w:lsdException w:name="Medium Grid 1" w:uiPriority="67"/>
+    <w:lsdException w:name="Medium Grid 2" w:uiPriority="68"/>
+    <w:lsdException w:name="Medium Grid 3" w:uiPriority="69"/>
+    <w:lsdException w:name="Dark List" w:uiPriority="70"/>
+    <w:lsdException w:name="Colorful Shading" w:uiPriority="71"/>
+    <w:lsdException w:name="Colorful List" w:uiPriority="72"/>
+    <w:lsdException w:name="Colorful Grid" w:uiPriority="73"/>
+    <w:lsdException w:name="Light Shading Accent 1" w:uiPriority="60"/>
+    <w:lsdException w:name="Light List Accent 1" w:uiPriority="61"/>
+    <w:lsdException w:name="Light Grid Accent 1" w:uiPriority="62"/>
+    <w:lsdException w:name="Medium Shading 1 Accent 1" w:uiPriority="63"/>
+    <w:lsdException w:name="Medium Shading 2 Accent 1" w:uiPriority="64"/>
+    <w:lsdException w:name="Medium List 1 Accent 1" w:uiPriority="65"/>
+    <w:lsdException w:name="Revision" w:semiHidden="1"/>
+    <w:lsdException w:name="List Paragraph" w:uiPriority="34" w:qFormat="1"/>
+    <w:lsdException w:name="Quote" w:uiPriority="29" w:qFormat="1"/>
+    <w:lsdException w:name="Intense Quote" w:uiPriority="30" w:qFormat="1"/>
+    <w:lsdException w:name="Medium List 2 Accent 1" w:uiPriority="66"/>
+    <w:lsdException w:name="Medium Grid 1 Accent 1" w:uiPriority="67"/>
+    <w:lsdException w:name="Medium Grid 2 Accent 1" w:uiPriority="68"/>
+    <w:lsdException w:name="Medium Grid 3 Accent 1" w:uiPriority="69"/>
+    <w:lsdException w:name="Dark List Accent 1" w:uiPriority="70"/>
+    <w:lsdException w:name="Colorful Shading Accent 1" w:uiPriority="71"/>
+    <w:lsdException w:name="Colorful List Accent 1" w:uiPriority="72"/>
+    <w:lsdException w:name="Colorful Grid Accent 1" w:uiPriority="73"/>
+    <w:lsdException w:name="Light Shading Accent 2" w:uiPriority="60"/>
+    <w:lsdException w:name="Light List Accent 2" w:uiPriority="61"/>
+    <w:lsdException w:name="Light Grid Accent 2" w:uiPriority="62"/>
+    <w:lsdException w:name="Medium Shading 1 Accent 2" w:uiPriority="63"/>
+    <w:lsdException w:name="Medium Shading 2 Accent 2" w:uiPriority="64"/>
+    <w:lsdException w:name="Medium List 1 Accent 2" w:uiPriority="65"/>
+    <w:lsdException w:name="Medium List 2 Accent 2" w:uiPriority="66"/>
+    <w:lsdException w:name="Medium Grid 1 Accent 2" w:uiPriority="67"/>
+    <w:lsdException w:name="Medium Grid 2 Accent 2" w:uiPriority="68"/>
+    <w:lsdException w:name="Medium Grid 3 Accent 2" w:uiPriority="69"/>
+    <w:lsdException w:name="Dark List Accent 2" w:uiPriority="70"/>
+    <w:lsdException w:name="Colorful Shading Accent 2" w:uiPriority="71"/>
+    <w:lsdException w:name="Colorful List Accent 2" w:uiPriority="72"/>
+    <w:lsdException w:name="Colorful Grid Accent 2" w:uiPriority="73"/>
+    <w:lsdException w:name="Light Shading Accent 3" w:uiPriority="60"/>
+    <w:lsdException w:name="Light List Accent 3" w:uiPriority="61"/>
+    <w:lsdException w:name="Light Grid Accent 3" w:uiPriority="62"/>
+    <w:lsdException w:name="Medium Shading 1 Accent 3" w:uiPriority="63"/>
+    <w:lsdException w:name="Medium Shading 2 Accent 3" w:uiPriority="64"/>
+    <w:lsdException w:name="Medium List 1 Accent 3" w:uiPriority="65"/>
+    <w:lsdException w:name="Medium List 2 Accent 3" w:uiPriority="66"/>
+    <w:lsdException w:name="Medium Grid 1 Accent 3" w:uiPriority="67"/>
+    <w:lsdException w:name="Medium Grid 2 Accent 3" w:uiPriority="68"/>
+    <w:lsdException w:name="Medium Grid 3 Accent 3" w:uiPriority="69"/>
+    <w:lsdException w:name="Dark List Accent 3" w:uiPriority="70"/>
+    <w:lsdException w:name="Colorful Shading Accent 3" w:uiPriority="71"/>
+    <w:lsdException w:name="Colorful List Accent 3" w:uiPriority="72"/>
+    <w:lsdException w:name="Colorful Grid Accent 3" w:uiPriority="73"/>
+    <w:lsdException w:name="Light Shading Accent 4" w:uiPriority="60"/>
+    <w:lsdException w:name="Light List Accent 4" w:uiPriority="61"/>
+    <w:lsdException w:name="Light Grid Accent 4" w:uiPriority="62"/>
+    <w:lsdException w:name="Medium Shading 1 Accent 4" w:uiPriority="63"/>
+    <w:lsdException w:name="Medium Shading 2 Accent 4" w:uiPriority="64"/>
+    <w:lsdException w:name="Medium List 1 Accent 4" w:uiPriority="65"/>
+    <w:lsdException w:name="Medium List 2 Accent 4" w:uiPriority="66"/>
+    <w:lsdException w:name="Medium Grid 1 Accent 4" w:uiPriority="67"/>
+    <w:lsdException w:name="Medium Grid 2 Accent 4" w:uiPriority="68"/>
+    <w:lsdException w:name="Medium Grid 3 Accent 4" w:uiPriority="69"/>
+    <w:lsdException w:name="Dark List Accent 4" w:uiPriority="70"/>
+    <w:lsdException w:name="Colorful Shading Accent 4" w:uiPriority="71"/>
+    <w:lsdException w:name="Colorful List Accent 4" w:uiPriority="72"/>
+    <w:lsdException w:name="Colorful Grid Accent 4" w:uiPriority="73"/>
+    <w:lsdException w:name="Light Shading Accent 5" w:uiPriority="60"/>
+    <w:lsdException w:name="Light List Accent 5" w:uiPriority="61"/>
+    <w:lsdException w:name="Light Grid Accent 5" w:uiPriority="62"/>
+    <w:lsdException w:name="Medium Shading 1 Accent 5" w:uiPriority="63"/>
+    <w:lsdException w:name="Medium Shading 2 Accent 5" w:uiPriority="64"/>
+    <w:lsdException w:name="Medium List 1 Accent 5" w:uiPriority="65"/>
+    <w:lsdException w:name="Medium List 2 Accent 5" w:uiPriority="66"/>
+    <w:lsdException w:name="Medium Grid 1 Accent 5" w:uiPriority="67"/>
+    <w:lsdException w:name="Medium Grid 2 Accent 5" w:uiPriority="68"/>
+    <w:lsdException w:name="Medium Grid 3 Accent 5" w:uiPriority="69"/>
+    <w:lsdException w:name="Dark List Accent 5" w:uiPriority="70"/>
+    <w:lsdException w:name="Colorful Shading Accent 5" w:uiPriority="71"/>
+    <w:lsdException w:name="Colorful List Accent 5" w:uiPriority="72"/>
+    <w:lsdException w:name="Colorful Grid Accent 5" w:uiPriority="73"/>
+    <w:lsdException w:name="Light Shading Accent 6" w:uiPriority="60"/>
+    <w:lsdException w:name="Light List Accent 6" w:uiPriority="61"/>
+    <w:lsdException w:name="Light Grid Accent 6" w:uiPriority="62"/>
+    <w:lsdException w:name="Medium Shading 1 Accent 6" w:uiPriority="63"/>
+    <w:lsdException w:name="Medium Shading 2 Accent 6" w:uiPriority="64"/>
+    <w:lsdException w:name="Medium List 1 Accent 6" w:uiPriority="65"/>
+    <w:lsdException w:name="Medium List 2 Accent 6" w:uiPriority="66"/>
+    <w:lsdException w:name="Medium Grid 1 Accent 6" w:uiPriority="67"/>
+    <w:lsdException w:name="Medium Grid 2 Accent 6" w:uiPriority="68"/>
+    <w:lsdException w:name="Medium Grid 3 Accent 6" w:uiPriority="69"/>
+    <w:lsdException w:name="Dark List Accent 6" w:uiPriority="70"/>
+    <w:lsdException w:name="Colorful Shading Accent 6" w:uiPriority="71"/>
+    <w:lsdException w:name="Colorful List Accent 6" w:uiPriority="72"/>
+    <w:lsdException w:name="Colorful Grid Accent 6" w:uiPriority="73"/>
+    <w:lsdException w:name="Subtle Emphasis" w:uiPriority="19" w:qFormat="1"/>
+    <w:lsdException w:name="Intense Emphasis" w:uiPriority="21" w:qFormat="1"/>
+    <w:lsdException w:name="Subtle Reference" w:uiPriority="31" w:qFormat="1"/>
+    <w:lsdException w:name="Intense Reference" w:uiPriority="32" w:qFormat="1"/>
+    <w:lsdException w:name="Book Title" w:uiPriority="33" w:qFormat="1"/>
+    <w:lsdException w:name="Bibliography" w:semiHidden="1" w:uiPriority="37" w:unhideWhenUsed="1"/>
+    <w:lsdException w:name="TOC Heading" w:semiHidden="1" w:uiPriority="39" w:unhideWhenUsed="1" w:qFormat="1"/>
+    <w:lsdException w:name="Plain Table 1" w:uiPriority="41"/>
+    <w:lsdException w:name="Plain Table 2" w:uiPriority="42"/>
+    <w:lsdException w:name="Plain Table 3" w:uiPriority="43"/>
+    <w:lsdException w:name="Plain Table 4" w:uiPriority="44"/>
+    <w:lsdException w:name="Plain Table 5" w:uiPriority="45"/>
+    <w:lsdException w:name="Grid Table Light" w:uiPriority="40"/>
+    <w:lsdException w:name="Grid Table 1 Light" w:uiPriority="46"/>
+    <w:lsdException w:name="Grid Table 2" w:uiPriority="47"/>
+    <w:lsdException w:name="Grid Table 3" w:uiPriority="48"/>
+    <w:lsdException w:name="Grid Table 4" w:uiPriority="49"/>
+    <w:lsdException w:name="Grid Table 5 Dark" w:uiPriority="50"/>
+    <w:lsdException w:name="Grid Table 6 Colorful" w:uiPriority="51"/>
+    <w:lsdException w:name="Grid Table 7 Colorful" w:uiPriority="52"/>
+    <w:lsdException w:name="Grid Table 1 Light Accent 1" w:uiPriority="46"/>
+    <w:lsdException w:name="Grid Table 2 Accent 1" w:uiPriority="47"/>
+    <w:lsdException w:name="Grid Table 3 Accent 1" w:uiPriority="48"/>
+    <w:lsdException w:name="Grid Table 4 Accent 1" w:uiPriority="49"/>
+    <w:lsdException w:name="Grid Table 5 Dark Accent 1" w:uiPriority="50"/>
+    <w:lsdException w:name="Grid Table 6 Colorful Accent 1" w:uiPriority="51"/>
+    <w:lsdException w:name="Grid Table 7 Colorful Accent 1" w:uiPriority="52"/>
+    <w:lsdException w:name="Grid Table 1 Light Accent 2" w:uiPriority="46"/>
+    <w:lsdException w:name="Grid Table 2 Accent 2" w:uiPriority="47"/>
+    <w:lsdException w:name="Grid Table 3 Accent 2" w:uiPriority="48"/>
+    <w:lsdException w:name="Grid Table 4 Accent 2" w:uiPriority="49"/>
+    <w:lsdException w:name="Grid Table 5 Dark Accent 2" w:uiPriority="50"/>
+    <w:lsdException w:name="Grid Table 6 Colorful Accent 2" w:uiPriority="51"/>
+    <w:lsdException w:name="Grid Table 7 Colorful Accent 2" w:uiPriority="52"/>
+    <w:lsdException w:name="Grid Table 1 Light Accent 3" w:uiPriority="46"/>
+    <w:lsdException w:name="Grid Table 2 Accent 3" w:uiPriority="47"/>
+    <w:lsdException w:name="Grid Table 3 Accent 3" w:uiPriority="48"/>
+    <w:lsdException w:name="Grid Table 4 Accent 3" w:uiPriority="49"/>
+    <w:lsdException w:name="Grid Table 5 Dark Accent 3" w:uiPriority="50"/>
+    <w:lsdException w:name="Grid Table 6 Colorful Accent 3" w:uiPriority="51"/>
+    <w:lsdException w:name="Grid Table 7 Colorful Accent 3" w:uiPriority="52"/>
+    <w:lsdException w:name="Grid Table 1 Light Accent 4" w:uiPriority="46"/>
+    <w:lsdException w:name="Grid Table 2 Accent 4" w:uiPriority="47"/>
+    <w:lsdException w:name="Grid Table 3 Accent 4" w:uiPriority="48"/>
+    <w:lsdException w:name="Grid Table 4 Accent 4" w:uiPriority="49"/>
+    <w:lsdException w:name="Grid Table 5 Dark Accent 4" w:uiPriority="50"/>
+    <w:lsdException w:name="Grid Table 6 Colorful Accent 4" w:uiPriority="51"/>
+    <w:lsdException w:name="Grid Table 7 Colorful Accent 4" w:uiPriority="52"/>
+    <w:lsdException w:name="Grid Table 1 Light Accent 5" w:uiPriority="46"/>
+    <w:lsdException w:name="Grid Table 2 Accent 5" w:uiPriority="47"/>
+    <w:lsdException w:name="Grid Table 3 Accent 5" w:uiPriority="48"/>
+    <w:lsdException w:name="Grid Table 4 Accent 5" w:uiPriority="49"/>
+    <w:lsdException w:name="Grid Table 5 Dark Accent 5" w:uiPriority="50"/>
+    <w:lsdException w:name="Grid Table 6 Colorful Accent 5" w:uiPriority="51"/>
+    <w:lsdException w:name="Grid Table 7 Colorful Accent 5" w:uiPriority="52"/>
+    <w:lsdException w:name="Grid Table 1 Light Accent 6" w:uiPriority="46"/>
+    <w:lsdException w:name="Grid Table 2 Accent 6" w:uiPriority="47"/>
+    <w:lsdException w:name="Grid Table 3 Accent 6" w:uiPriority="48"/>
+    <w:lsdException w:name="Grid Table 4 Accent 6" w:uiPriority="49"/>
+    <w:lsdException w:name="Grid Table 5 Dark Accent 6" w:uiPriority="50"/>
+    <w:lsdException w:name="Grid Table 6 Colorful Accent 6" w:uiPriority="51"/>
+    <w:lsdException w:name="Grid Table 7 Colorful Accent 6" w:uiPriority="52"/>
+    <w:lsdException w:name="List Table 1 Light" w:uiPriority="46"/>
+    <w:lsdException w:name="List Table 2" w:uiPriority="47"/>
+    <w:lsdException w:name="List Table 3" w:uiPriority="48"/>
+    <w:lsdException w:name="List Table 4" w:uiPriority="49"/>
+    <w:lsdException w:name="List Table 5 Dark" w:uiPriority="50"/>
+    <w:lsdException w:name="List Table 6 Colorful" w:uiPriority="51"/>
+    <w:lsdException w:name="List Table 7 Colorful" w:uiPriority="52"/>
+    <w:lsdException w:name="List Table 1 Light Accent 1" w:uiPriority="46"/>
+    <w:lsdException w:name="List Table 2 Accent 1" w:uiPriority="47"/>
+    <w:lsdException w:name="List Table 3 Accent 1" w:uiPriority="48"/>
+    <w:lsdException w:name="List Table 4 Accent 1" w:uiPriority="49"/>
+    <w:lsdException w:name="List Table 5 Dark Accent 1" w:uiPriority="50"/>
+    <w:lsdException w:name="List Table 6 Colorful Accent 1" w:uiPriority="51"/>
+    <w:lsdException w:name="List Table 7 Colorful Accent 1" w:uiPriority="52"/>
+    <w:lsdException w:name="List Table 1 Light Accent 2" w:uiPriority="46"/>
+    <w:lsdException w:name="List Table 2 Accent 2" w:uiPriority="47"/>
+    <w:lsdException w:name="List Table 3 Accent 2" w:uiPriority="48"/>
+    <w:lsdException w:name="List Table 4 Accent 2" w:uiPriority="49"/>
+    <w:lsdException w:name="List Table 5 Dark Accent 2" w:uiPriority="50"/>
+    <w:lsdException w:name="List Table 6 Colorful Accent 2" w:uiPriority="51"/>
+    <w:lsdException w:name="List Table 7 Colorful Accent 2" w:uiPriority="52"/>
+    <w:lsdException w:name="List Table 1 Light Accent 3" w:uiPriority="46"/>
+    <w:lsdException w:name="List Table 2 Accent 3" w:uiPriority="47"/>
+    <w:lsdException w:name="List Table 3 Accent 3" w:uiPriority="48"/>
+    <w:lsdException w:name="List Table 4 Accent 3" w:uiPriority="49"/>
+    <w:lsdException w:name="List Table 5 Dark Accent 3" w:uiPriority="50"/>
+    <w:lsdException w:name="List Table 6 Colorful Accent 3" w:uiPriority="51"/>
+    <w:lsdException w:name="List Table 7 Colorful Accent 3" w:uiPriority="52"/>
+    <w:lsdException w:name="List Table 1 Light Accent 4" w:uiPriority="46"/>
+    <w:lsdException w:name="List Table 2 Accent 4" w:uiPriority="47"/>
+    <w:lsdException w:name="List Table 3 Accent 4" w:uiPriority="48"/>
+    <w:lsdException w:name="List Table 4 Accent 4" w:uiPriority="49"/>
+    <w:lsdException w:name="List Table 5 Dark Accent 4" w:uiPriority="50"/>
+    <w:lsdException w:name="List Table 6 Colorful Accent 4" w:uiPriority="51"/>
+    <w:lsdException w:name="List Table 7 Colorful Accent 4" w:uiPriority="52"/>
+    <w:lsdException w:name="List Table 1 Light Accent 5" w:uiPriority="46"/>
+    <w:lsdException w:name="List Table 2 Accent 5" w:uiPriority="47"/>
+    <w:lsdException w:name="List Table 3 Accent 5" w:uiPriority="48"/>
+    <w:lsdException w:name="List Table 4 Accent 5" w:uiPriority="49"/>
+    <w:lsdException w:name="List Table 5 Dark Accent 5" w:uiPriority="50"/>
+    <w:lsdException w:name="List Table 6 Colorful Accent 5" w:uiPriority="51"/>
+    <w:lsdException w:name="List Table 7 Colorful Accent 5" w:uiPriority="52"/>
+    <w:lsdException w:name="List Table 1 Light Accent 6" w:uiPriority="46"/>
+    <w:lsdException w:name="List Table 2 Accent 6" w:uiPriority="47"/>
+    <w:lsdException w:name="List Table 3 Accent 6" w:uiPriority="48"/>
+    <w:lsdException w:name="List Table 4 Accent 6" w:uiPriority="49"/>
+    <w:lsdException w:name="List Table 5 Dark Accent 6" w:uiPriority="50"/>
+    <w:lsdException w:name="List Table 6 Colorful Accent 6" w:uiPriority="51"/>
+    <w:lsdException w:name="List Table 7 Colorful Accent 6" w:uiPriority="52"/>
+    <w:lsdException w:name="Mention" w:semiHidden="1" w:unhideWhenUsed="1"/>
+    <w:lsdException w:name="Smart Hyperlink" w:semiHidden="1" w:unhideWhenUsed="1"/>
+    <w:lsdException w:name="Hashtag" w:semiHidden="1" w:unhideWhenUsed="1"/>
+    <w:lsdException w:name="Unresolved Mention" w:semiHidden="1" w:unhideWhenUsed="1"/>
+    <w:lsdException w:name="Smart Link" w:semiHidden="1" w:unhideWhenUsed="1"/>
   </w:latentStyles>
   <w:style w:type="paragraph" w:default="1" w:styleId="a">
     <w:name w:val="Normal"/>
@@ -22597,7 +24644,7 @@
     <w:name w:val="heading 1"/>
     <w:basedOn w:val="a"/>
     <w:next w:val="a"/>
-    <w:link w:val="1Char"/>
+    <w:link w:val="10"/>
     <w:uiPriority w:val="9"/>
     <w:qFormat/>
     <w:rsid w:val="004B50A5"/>
@@ -22619,7 +24666,7 @@
     <w:name w:val="heading 2"/>
     <w:basedOn w:val="a"/>
     <w:next w:val="a"/>
-    <w:link w:val="2Char"/>
+    <w:link w:val="20"/>
     <w:uiPriority w:val="9"/>
     <w:unhideWhenUsed/>
     <w:qFormat/>
@@ -22649,7 +24696,6 @@
     <w:uiPriority w:val="99"/>
     <w:semiHidden/>
     <w:unhideWhenUsed/>
-    <w:qFormat/>
     <w:tblPr>
       <w:tblInd w:w="0" w:type="dxa"/>
       <w:tblCellMar>
@@ -22666,8 +24712,8 @@
     <w:semiHidden/>
     <w:unhideWhenUsed/>
   </w:style>
-  <w:style w:type="character" w:customStyle="1" w:styleId="1Char">
-    <w:name w:val="标题 1 Char"/>
+  <w:style w:type="character" w:customStyle="1" w:styleId="10">
+    <w:name w:val="标题 1 字符"/>
     <w:basedOn w:val="a0"/>
     <w:link w:val="1"/>
     <w:uiPriority w:val="9"/>
@@ -22686,7 +24732,6 @@
     <w:uiPriority w:val="59"/>
     <w:rsid w:val="00130777"/>
     <w:tblPr>
-      <w:tblInd w:w="0" w:type="dxa"/>
       <w:tblBorders>
         <w:top w:val="single" w:sz="4" w:space="0" w:color="auto"/>
         <w:left w:val="single" w:sz="4" w:space="0" w:color="auto"/>
@@ -22695,12 +24740,6 @@
         <w:insideH w:val="single" w:sz="4" w:space="0" w:color="auto"/>
         <w:insideV w:val="single" w:sz="4" w:space="0" w:color="auto"/>
       </w:tblBorders>
-      <w:tblCellMar>
-        <w:top w:w="0" w:type="dxa"/>
-        <w:left w:w="108" w:type="dxa"/>
-        <w:bottom w:w="0" w:type="dxa"/>
-        <w:right w:w="108" w:type="dxa"/>
-      </w:tblCellMar>
     </w:tblPr>
   </w:style>
   <w:style w:type="paragraph" w:customStyle="1" w:styleId="a4">
@@ -22747,8 +24786,8 @@
       <w:szCs w:val="24"/>
     </w:rPr>
   </w:style>
-  <w:style w:type="character" w:customStyle="1" w:styleId="2Char">
-    <w:name w:val="标题 2 Char"/>
+  <w:style w:type="character" w:customStyle="1" w:styleId="20">
+    <w:name w:val="标题 2 字符"/>
     <w:basedOn w:val="a0"/>
     <w:link w:val="2"/>
     <w:uiPriority w:val="9"/>
@@ -22764,7 +24803,7 @@
   <w:style w:type="paragraph" w:styleId="a7">
     <w:name w:val="header"/>
     <w:basedOn w:val="a"/>
-    <w:link w:val="Char"/>
+    <w:link w:val="a8"/>
     <w:uiPriority w:val="99"/>
     <w:semiHidden/>
     <w:unhideWhenUsed/>
@@ -22785,8 +24824,8 @@
       <w:szCs w:val="18"/>
     </w:rPr>
   </w:style>
-  <w:style w:type="character" w:customStyle="1" w:styleId="Char">
-    <w:name w:val="页眉 Char"/>
+  <w:style w:type="character" w:customStyle="1" w:styleId="a8">
+    <w:name w:val="页眉 字符"/>
     <w:basedOn w:val="a0"/>
     <w:link w:val="a7"/>
     <w:uiPriority w:val="99"/>
@@ -22797,10 +24836,10 @@
       <w:szCs w:val="18"/>
     </w:rPr>
   </w:style>
-  <w:style w:type="paragraph" w:styleId="a8">
+  <w:style w:type="paragraph" w:styleId="a9">
     <w:name w:val="footer"/>
     <w:basedOn w:val="a"/>
-    <w:link w:val="Char0"/>
+    <w:link w:val="aa"/>
     <w:uiPriority w:val="99"/>
     <w:semiHidden/>
     <w:unhideWhenUsed/>
@@ -22818,10 +24857,10 @@
       <w:szCs w:val="18"/>
     </w:rPr>
   </w:style>
-  <w:style w:type="character" w:customStyle="1" w:styleId="Char0">
-    <w:name w:val="页脚 Char"/>
+  <w:style w:type="character" w:customStyle="1" w:styleId="aa">
+    <w:name w:val="页脚 字符"/>
     <w:basedOn w:val="a0"/>
-    <w:link w:val="a8"/>
+    <w:link w:val="a9"/>
     <w:uiPriority w:val="99"/>
     <w:semiHidden/>
     <w:rsid w:val="006130F4"/>
@@ -22830,10 +24869,10 @@
       <w:szCs w:val="18"/>
     </w:rPr>
   </w:style>
-  <w:style w:type="paragraph" w:styleId="a9">
+  <w:style w:type="paragraph" w:styleId="ab">
     <w:name w:val="Document Map"/>
     <w:basedOn w:val="a"/>
-    <w:link w:val="Char1"/>
+    <w:link w:val="ac"/>
     <w:uiPriority w:val="99"/>
     <w:semiHidden/>
     <w:unhideWhenUsed/>
@@ -22844,10 +24883,10 @@
       <w:szCs w:val="18"/>
     </w:rPr>
   </w:style>
-  <w:style w:type="character" w:customStyle="1" w:styleId="Char1">
-    <w:name w:val="文档结构图 Char"/>
+  <w:style w:type="character" w:customStyle="1" w:styleId="ac">
+    <w:name w:val="文档结构图 字符"/>
     <w:basedOn w:val="a0"/>
-    <w:link w:val="a9"/>
+    <w:link w:val="ab"/>
     <w:uiPriority w:val="99"/>
     <w:semiHidden/>
     <w:rsid w:val="00AE198D"/>
@@ -22857,7 +24896,7 @@
       <w:szCs w:val="18"/>
     </w:rPr>
   </w:style>
-  <w:style w:type="character" w:styleId="aa">
+  <w:style w:type="character" w:styleId="ad">
     <w:name w:val="annotation reference"/>
     <w:basedOn w:val="a0"/>
     <w:uiPriority w:val="99"/>
@@ -22869,10 +24908,10 @@
       <w:szCs w:val="21"/>
     </w:rPr>
   </w:style>
-  <w:style w:type="paragraph" w:styleId="ab">
+  <w:style w:type="paragraph" w:styleId="ae">
     <w:name w:val="annotation text"/>
     <w:basedOn w:val="a"/>
-    <w:link w:val="Char2"/>
+    <w:link w:val="af"/>
     <w:uiPriority w:val="99"/>
     <w:semiHidden/>
     <w:unhideWhenUsed/>
@@ -22881,19 +24920,19 @@
       <w:jc w:val="left"/>
     </w:pPr>
   </w:style>
-  <w:style w:type="character" w:customStyle="1" w:styleId="Char2">
-    <w:name w:val="批注文字 Char"/>
+  <w:style w:type="character" w:customStyle="1" w:styleId="af">
+    <w:name w:val="批注文字 字符"/>
     <w:basedOn w:val="a0"/>
-    <w:link w:val="ab"/>
+    <w:link w:val="ae"/>
     <w:uiPriority w:val="99"/>
     <w:semiHidden/>
     <w:rsid w:val="00DA633E"/>
   </w:style>
-  <w:style w:type="paragraph" w:styleId="ac">
+  <w:style w:type="paragraph" w:styleId="af0">
     <w:name w:val="annotation subject"/>
-    <w:basedOn w:val="ab"/>
-    <w:next w:val="ab"/>
-    <w:link w:val="Char3"/>
+    <w:basedOn w:val="ae"/>
+    <w:next w:val="ae"/>
+    <w:link w:val="af1"/>
     <w:uiPriority w:val="99"/>
     <w:semiHidden/>
     <w:unhideWhenUsed/>
@@ -22903,10 +24942,10 @@
       <w:bCs/>
     </w:rPr>
   </w:style>
-  <w:style w:type="character" w:customStyle="1" w:styleId="Char3">
-    <w:name w:val="批注主题 Char"/>
-    <w:basedOn w:val="Char2"/>
-    <w:link w:val="ac"/>
+  <w:style w:type="character" w:customStyle="1" w:styleId="af1">
+    <w:name w:val="批注主题 字符"/>
+    <w:basedOn w:val="af"/>
+    <w:link w:val="af0"/>
     <w:uiPriority w:val="99"/>
     <w:semiHidden/>
     <w:rsid w:val="00DA633E"/>
@@ -22915,10 +24954,10 @@
       <w:bCs/>
     </w:rPr>
   </w:style>
-  <w:style w:type="paragraph" w:styleId="ad">
+  <w:style w:type="paragraph" w:styleId="af2">
     <w:name w:val="Balloon Text"/>
     <w:basedOn w:val="a"/>
-    <w:link w:val="Char4"/>
+    <w:link w:val="af3"/>
     <w:uiPriority w:val="99"/>
     <w:semiHidden/>
     <w:unhideWhenUsed/>
@@ -22928,10 +24967,10 @@
       <w:szCs w:val="18"/>
     </w:rPr>
   </w:style>
-  <w:style w:type="character" w:customStyle="1" w:styleId="Char4">
-    <w:name w:val="批注框文本 Char"/>
+  <w:style w:type="character" w:customStyle="1" w:styleId="af3">
+    <w:name w:val="批注框文本 字符"/>
     <w:basedOn w:val="a0"/>
-    <w:link w:val="ad"/>
+    <w:link w:val="af2"/>
     <w:uiPriority w:val="99"/>
     <w:semiHidden/>
     <w:rsid w:val="00DA633E"/>

--- a/word/测试协议20251216.docx
+++ b/word/测试协议20251216.docx
@@ -1,6 +1,6 @@
 
 <file path=word/document.xml><?xml version="1.0" encoding="utf-8"?>
-<w:document xmlns:wpc="http://schemas.microsoft.com/office/word/2010/wordprocessingCanvas" xmlns:cx="http://schemas.microsoft.com/office/drawing/2014/chartex" xmlns:cx1="http://schemas.microsoft.com/office/drawing/2015/9/8/chartex" xmlns:cx2="http://schemas.microsoft.com/office/drawing/2015/10/21/chartex" xmlns:cx3="http://schemas.microsoft.com/office/drawing/2016/5/9/chartex" xmlns:cx4="http://schemas.microsoft.com/office/drawing/2016/5/10/chartex" xmlns:cx5="http://schemas.microsoft.com/office/drawing/2016/5/11/chartex" xmlns:cx6="http://schemas.microsoft.com/office/drawing/2016/5/12/chartex" xmlns:cx7="http://schemas.microsoft.com/office/drawing/2016/5/13/chartex" xmlns:cx8="http://schemas.microsoft.com/office/drawing/2016/5/14/chartex" xmlns:mc="http://schemas.openxmlformats.org/markup-compatibility/2006" xmlns:aink="http://schemas.microsoft.com/office/drawing/2016/ink" xmlns:am3d="http://schemas.microsoft.com/office/drawing/2017/model3d" xmlns:o="urn:schemas-microsoft-com:office:office" xmlns:r="http://schemas.openxmlformats.org/officeDocument/2006/relationships" xmlns:m="http://schemas.openxmlformats.org/officeDocument/2006/math" xmlns:v="urn:schemas-microsoft-com:vml" xmlns:wp14="http://schemas.microsoft.com/office/word/2010/wordprocessingDrawing" xmlns:wp="http://schemas.openxmlformats.org/drawingml/2006/wordprocessingDrawing" xmlns:w10="urn:schemas-microsoft-com:office:word" xmlns:w="http://schemas.openxmlformats.org/wordprocessingml/2006/main" xmlns:w14="http://schemas.microsoft.com/office/word/2010/wordml" xmlns:w15="http://schemas.microsoft.com/office/word/2012/wordml" xmlns:w16cex="http://schemas.microsoft.com/office/word/2018/wordml/cex" xmlns:w16cid="http://schemas.microsoft.com/office/word/2016/wordml/cid" xmlns:w16="http://schemas.microsoft.com/office/word/2018/wordml" xmlns:w16sdtdh="http://schemas.microsoft.com/office/word/2020/wordml/sdtdatahash" xmlns:w16se="http://schemas.microsoft.com/office/word/2015/wordml/symex" xmlns:wpg="http://schemas.microsoft.com/office/word/2010/wordprocessingGroup" xmlns:wpi="http://schemas.microsoft.com/office/word/2010/wordprocessingInk" xmlns:wne="http://schemas.microsoft.com/office/word/2006/wordml" xmlns:wps="http://schemas.microsoft.com/office/word/2010/wordprocessingShape" mc:Ignorable="w14 w15 w16se w16cid w16 w16cex w16sdtdh wp14">
+<w:document xmlns:wpc="http://schemas.microsoft.com/office/word/2010/wordprocessingCanvas" xmlns:cx="http://schemas.microsoft.com/office/drawing/2014/chartex" xmlns:cx1="http://schemas.microsoft.com/office/drawing/2015/9/8/chartex" xmlns:cx2="http://schemas.microsoft.com/office/drawing/2015/10/21/chartex" xmlns:cx3="http://schemas.microsoft.com/office/drawing/2016/5/9/chartex" xmlns:cx4="http://schemas.microsoft.com/office/drawing/2016/5/10/chartex" xmlns:cx5="http://schemas.microsoft.com/office/drawing/2016/5/11/chartex" xmlns:cx6="http://schemas.microsoft.com/office/drawing/2016/5/12/chartex" xmlns:cx7="http://schemas.microsoft.com/office/drawing/2016/5/13/chartex" xmlns:cx8="http://schemas.microsoft.com/office/drawing/2016/5/14/chartex" xmlns:mc="http://schemas.openxmlformats.org/markup-compatibility/2006" xmlns:aink="http://schemas.microsoft.com/office/drawing/2016/ink" xmlns:am3d="http://schemas.microsoft.com/office/drawing/2017/model3d" xmlns:o="urn:schemas-microsoft-com:office:office" xmlns:oel="http://schemas.microsoft.com/office/2019/extlst" xmlns:r="http://schemas.openxmlformats.org/officeDocument/2006/relationships" xmlns:m="http://schemas.openxmlformats.org/officeDocument/2006/math" xmlns:v="urn:schemas-microsoft-com:vml" xmlns:wp14="http://schemas.microsoft.com/office/word/2010/wordprocessingDrawing" xmlns:wp="http://schemas.openxmlformats.org/drawingml/2006/wordprocessingDrawing" xmlns:w10="urn:schemas-microsoft-com:office:word" xmlns:w="http://schemas.openxmlformats.org/wordprocessingml/2006/main" xmlns:w14="http://schemas.microsoft.com/office/word/2010/wordml" xmlns:w15="http://schemas.microsoft.com/office/word/2012/wordml" xmlns:w16cex="http://schemas.microsoft.com/office/word/2018/wordml/cex" xmlns:w16cid="http://schemas.microsoft.com/office/word/2016/wordml/cid" xmlns:w16="http://schemas.microsoft.com/office/word/2018/wordml" xmlns:w16du="http://schemas.microsoft.com/office/word/2023/wordml/word16du" xmlns:w16sdtdh="http://schemas.microsoft.com/office/word/2020/wordml/sdtdatahash" xmlns:w16sdtfl="http://schemas.microsoft.com/office/word/2024/wordml/sdtformatlock" xmlns:w16se="http://schemas.microsoft.com/office/word/2015/wordml/symex" xmlns:wpg="http://schemas.microsoft.com/office/word/2010/wordprocessingGroup" xmlns:wpi="http://schemas.microsoft.com/office/word/2010/wordprocessingInk" xmlns:wne="http://schemas.microsoft.com/office/word/2006/wordml" xmlns:wps="http://schemas.microsoft.com/office/word/2010/wordprocessingShape" mc:Ignorable="w14 w15 w16se w16cid w16 w16cex w16sdtdh w16sdtfl w16du wp14">
   <w:body>
     <w:p>
       <w:pPr>
@@ -115,11 +115,9 @@
             <w:tcW w:w="4261" w:type="dxa"/>
           </w:tcPr>
           <w:p>
-            <w:proofErr w:type="gramStart"/>
             <w:r>
               <w:t>帧头</w:t>
             </w:r>
-            <w:proofErr w:type="gramEnd"/>
           </w:p>
         </w:tc>
         <w:tc>
@@ -135,11 +133,9 @@
             <w:tcW w:w="4261" w:type="dxa"/>
           </w:tcPr>
           <w:p>
-            <w:proofErr w:type="gramStart"/>
             <w:r>
               <w:t>帧尾</w:t>
             </w:r>
-            <w:proofErr w:type="gramEnd"/>
           </w:p>
         </w:tc>
         <w:tc>
@@ -582,7 +578,6 @@
                 <w:szCs w:val="21"/>
               </w:rPr>
             </w:pPr>
-            <w:proofErr w:type="gramStart"/>
             <w:r>
               <w:rPr>
                 <w:rFonts w:ascii="宋体" w:hAnsi="宋体" w:cs="宋体" w:hint="eastAsia"/>
@@ -592,7 +587,6 @@
               </w:rPr>
               <w:t>某设备</w:t>
             </w:r>
-            <w:proofErr w:type="gramEnd"/>
           </w:p>
         </w:tc>
         <w:tc>
@@ -639,7 +633,6 @@
                 <w:szCs w:val="21"/>
               </w:rPr>
             </w:pPr>
-            <w:proofErr w:type="gramStart"/>
             <w:r>
               <w:rPr>
                 <w:rFonts w:ascii="宋体" w:hAnsi="宋体" w:cs="宋体" w:hint="eastAsia"/>
@@ -647,17 +640,7 @@
                 <w:kern w:val="0"/>
                 <w:szCs w:val="21"/>
               </w:rPr>
-              <w:t>某设备</w:t>
-            </w:r>
-            <w:proofErr w:type="gramEnd"/>
-            <w:r>
-              <w:rPr>
-                <w:rFonts w:ascii="宋体" w:hAnsi="宋体" w:cs="宋体" w:hint="eastAsia"/>
-                <w:color w:val="000000"/>
-                <w:kern w:val="0"/>
-                <w:szCs w:val="21"/>
-              </w:rPr>
-              <w:t>装置测量数据1</w:t>
+              <w:t>某设备装置测量数据1</w:t>
             </w:r>
           </w:p>
         </w:tc>
@@ -1036,7 +1019,6 @@
                 <w:szCs w:val="21"/>
               </w:rPr>
             </w:pPr>
-            <w:proofErr w:type="gramStart"/>
             <w:r>
               <w:rPr>
                 <w:rFonts w:hint="eastAsia"/>
@@ -1044,7 +1026,6 @@
               </w:rPr>
               <w:t>某设备</w:t>
             </w:r>
-            <w:proofErr w:type="gramEnd"/>
           </w:p>
         </w:tc>
         <w:tc>
@@ -1082,7 +1063,6 @@
                 <w:szCs w:val="21"/>
               </w:rPr>
             </w:pPr>
-            <w:proofErr w:type="gramStart"/>
             <w:r>
               <w:rPr>
                 <w:rFonts w:ascii="宋体" w:hAnsi="宋体" w:cs="宋体" w:hint="eastAsia"/>
@@ -1090,17 +1070,7 @@
                 <w:kern w:val="0"/>
                 <w:szCs w:val="21"/>
               </w:rPr>
-              <w:t>某设备</w:t>
-            </w:r>
-            <w:proofErr w:type="gramEnd"/>
-            <w:r>
-              <w:rPr>
-                <w:rFonts w:ascii="宋体" w:hAnsi="宋体" w:cs="宋体" w:hint="eastAsia"/>
-                <w:color w:val="000000"/>
-                <w:kern w:val="0"/>
-                <w:szCs w:val="21"/>
-              </w:rPr>
-              <w:t>装置测量数据1</w:t>
+              <w:t>某设备装置测量数据1</w:t>
             </w:r>
           </w:p>
         </w:tc>
@@ -2051,17 +2021,9 @@
               <w:rPr>
                 <w:szCs w:val="21"/>
               </w:rPr>
-              <w:t>位</w:t>
-            </w:r>
-            <w:proofErr w:type="gramStart"/>
-            <w:r>
-              <w:rPr>
-                <w:szCs w:val="21"/>
-              </w:rPr>
-              <w:t>整型数</w:t>
+              <w:t>位整型数</w:t>
             </w:r>
             <w:commentRangeEnd w:id="1"/>
-            <w:proofErr w:type="gramEnd"/>
             <w:r>
               <w:rPr>
                 <w:rStyle w:val="ad"/>
@@ -2093,19 +2055,11 @@
               </w:rPr>
               <w:t>软件</w:t>
             </w:r>
-            <w:proofErr w:type="gramStart"/>
-            <w:r>
-              <w:rPr>
-                <w:szCs w:val="21"/>
-              </w:rPr>
-              <w:t>开算时刻</w:t>
-            </w:r>
-            <w:proofErr w:type="gramEnd"/>
-            <w:r>
-              <w:rPr>
-                <w:szCs w:val="21"/>
-              </w:rPr>
-              <w:t>清零。</w:t>
+            <w:r>
+              <w:rPr>
+                <w:szCs w:val="21"/>
+              </w:rPr>
+              <w:t>开算时刻清零。</w:t>
             </w:r>
           </w:p>
         </w:tc>
@@ -2855,7 +2809,6 @@
                 <w:szCs w:val="21"/>
               </w:rPr>
             </w:pPr>
-            <w:proofErr w:type="spellStart"/>
             <w:r>
               <w:rPr>
                 <w:szCs w:val="21"/>
@@ -2869,7 +2822,6 @@
               </w:rPr>
               <w:t>ynq_time</w:t>
             </w:r>
-            <w:proofErr w:type="spellEnd"/>
           </w:p>
         </w:tc>
         <w:tc>
@@ -3028,19 +2980,11 @@
               </w:rPr>
               <w:t>软件</w:t>
             </w:r>
-            <w:proofErr w:type="gramStart"/>
-            <w:r>
-              <w:rPr>
-                <w:szCs w:val="21"/>
-              </w:rPr>
-              <w:t>开算时刻</w:t>
-            </w:r>
-            <w:proofErr w:type="gramEnd"/>
-            <w:r>
-              <w:rPr>
-                <w:szCs w:val="21"/>
-              </w:rPr>
-              <w:t>清零。</w:t>
+            <w:r>
+              <w:rPr>
+                <w:szCs w:val="21"/>
+              </w:rPr>
+              <w:t>开算时刻清零。</w:t>
             </w:r>
           </w:p>
         </w:tc>
@@ -3075,17 +3019,8 @@
                 <w:rFonts w:hint="eastAsia"/>
                 <w:szCs w:val="21"/>
               </w:rPr>
-              <w:t>注：时间按</w:t>
-            </w:r>
-            <w:proofErr w:type="gramStart"/>
-            <w:r>
-              <w:rPr>
-                <w:rFonts w:hint="eastAsia"/>
-                <w:szCs w:val="21"/>
-              </w:rPr>
-              <w:t>小端处理</w:t>
-            </w:r>
-            <w:proofErr w:type="gramEnd"/>
+              <w:t>注：时间按小端处理</w:t>
+            </w:r>
           </w:p>
         </w:tc>
       </w:tr>
@@ -3151,16 +3086,8 @@
               <w:rPr>
                 <w:rFonts w:hint="eastAsia"/>
               </w:rPr>
-              <w:t>信源、</w:t>
-            </w:r>
-            <w:proofErr w:type="gramStart"/>
-            <w:r>
-              <w:rPr>
-                <w:rFonts w:hint="eastAsia"/>
-              </w:rPr>
-              <w:t>信目</w:t>
-            </w:r>
-            <w:proofErr w:type="gramEnd"/>
+              <w:t>信源、信目</w:t>
+            </w:r>
           </w:p>
         </w:tc>
         <w:tc>
@@ -3686,21 +3613,12 @@
                 <w:szCs w:val="21"/>
               </w:rPr>
             </w:pPr>
-            <w:proofErr w:type="gramStart"/>
-            <w:r>
-              <w:rPr>
-                <w:rFonts w:hint="eastAsia"/>
-                <w:szCs w:val="21"/>
-              </w:rPr>
-              <w:t>某设备</w:t>
-            </w:r>
-            <w:proofErr w:type="gramEnd"/>
-            <w:r>
-              <w:rPr>
-                <w:rFonts w:hint="eastAsia"/>
-                <w:szCs w:val="21"/>
-              </w:rPr>
-              <w:t>装置测量数据</w:t>
+            <w:r>
+              <w:rPr>
+                <w:rFonts w:hint="eastAsia"/>
+                <w:szCs w:val="21"/>
+              </w:rPr>
+              <w:t>某设备装置测量数据</w:t>
             </w:r>
             <w:r>
               <w:rPr>
@@ -3987,21 +3905,12 @@
                 <w:szCs w:val="21"/>
               </w:rPr>
             </w:pPr>
-            <w:proofErr w:type="gramStart"/>
-            <w:r>
-              <w:rPr>
-                <w:rFonts w:hint="eastAsia"/>
-                <w:szCs w:val="21"/>
-              </w:rPr>
-              <w:t>某设备</w:t>
-            </w:r>
-            <w:proofErr w:type="gramEnd"/>
-            <w:r>
-              <w:rPr>
-                <w:rFonts w:hint="eastAsia"/>
-                <w:szCs w:val="21"/>
-              </w:rPr>
-              <w:t>计时时间</w:t>
+            <w:r>
+              <w:rPr>
+                <w:rFonts w:hint="eastAsia"/>
+                <w:szCs w:val="21"/>
+              </w:rPr>
+              <w:t>某设备计时时间</w:t>
             </w:r>
             <w:r>
               <w:rPr>
@@ -4155,23 +4064,7 @@
                 <w:rFonts w:hint="eastAsia"/>
                 <w:szCs w:val="21"/>
               </w:rPr>
-              <w:t>，以上电为零点，软件</w:t>
-            </w:r>
-            <w:proofErr w:type="gramStart"/>
-            <w:r>
-              <w:rPr>
-                <w:rFonts w:hint="eastAsia"/>
-                <w:szCs w:val="21"/>
-              </w:rPr>
-              <w:t>开算时刻</w:t>
-            </w:r>
-            <w:proofErr w:type="gramEnd"/>
-            <w:r>
-              <w:rPr>
-                <w:rFonts w:hint="eastAsia"/>
-                <w:szCs w:val="21"/>
-              </w:rPr>
-              <w:t>清零。</w:t>
+              <w:t>，以上电为零点，软件开算时刻清零。</w:t>
             </w:r>
           </w:p>
         </w:tc>
@@ -4219,21 +4112,12 @@
                 <w:szCs w:val="21"/>
               </w:rPr>
             </w:pPr>
-            <w:proofErr w:type="gramStart"/>
-            <w:r>
-              <w:rPr>
-                <w:rFonts w:hint="eastAsia"/>
-                <w:szCs w:val="21"/>
-              </w:rPr>
-              <w:t>帧</w:t>
-            </w:r>
-            <w:proofErr w:type="gramEnd"/>
-            <w:r>
-              <w:rPr>
-                <w:rFonts w:hint="eastAsia"/>
-                <w:szCs w:val="21"/>
-              </w:rPr>
-              <w:t>计数</w:t>
+            <w:r>
+              <w:rPr>
+                <w:rFonts w:hint="eastAsia"/>
+                <w:szCs w:val="21"/>
+              </w:rPr>
+              <w:t>帧计数</w:t>
             </w:r>
             <w:r>
               <w:rPr>
@@ -4438,21 +4322,12 @@
                 <w:szCs w:val="21"/>
               </w:rPr>
             </w:pPr>
-            <w:proofErr w:type="gramStart"/>
-            <w:r>
-              <w:rPr>
-                <w:rFonts w:hint="eastAsia"/>
-                <w:szCs w:val="21"/>
-              </w:rPr>
-              <w:t>某设备</w:t>
-            </w:r>
-            <w:proofErr w:type="gramEnd"/>
-            <w:r>
-              <w:rPr>
-                <w:rFonts w:hint="eastAsia"/>
-                <w:szCs w:val="21"/>
-              </w:rPr>
-              <w:t>装置测量数据</w:t>
+            <w:r>
+              <w:rPr>
+                <w:rFonts w:hint="eastAsia"/>
+                <w:szCs w:val="21"/>
+              </w:rPr>
+              <w:t>某设备装置测量数据</w:t>
             </w:r>
             <w:r>
               <w:rPr>
@@ -4760,21 +4635,12 @@
                 <w:szCs w:val="21"/>
               </w:rPr>
             </w:pPr>
-            <w:proofErr w:type="gramStart"/>
-            <w:r>
-              <w:rPr>
-                <w:rFonts w:hint="eastAsia"/>
-                <w:szCs w:val="21"/>
-              </w:rPr>
-              <w:t>某设备</w:t>
-            </w:r>
-            <w:proofErr w:type="gramEnd"/>
-            <w:r>
-              <w:rPr>
-                <w:rFonts w:hint="eastAsia"/>
-                <w:szCs w:val="21"/>
-              </w:rPr>
-              <w:t>计时时间</w:t>
+            <w:r>
+              <w:rPr>
+                <w:rFonts w:hint="eastAsia"/>
+                <w:szCs w:val="21"/>
+              </w:rPr>
+              <w:t>某设备计时时间</w:t>
             </w:r>
             <w:r>
               <w:rPr>
@@ -4940,23 +4806,7 @@
                 <w:rFonts w:hint="eastAsia"/>
                 <w:szCs w:val="21"/>
               </w:rPr>
-              <w:t>，以上电为零点，软件</w:t>
-            </w:r>
-            <w:proofErr w:type="gramStart"/>
-            <w:r>
-              <w:rPr>
-                <w:rFonts w:hint="eastAsia"/>
-                <w:szCs w:val="21"/>
-              </w:rPr>
-              <w:t>开算时刻</w:t>
-            </w:r>
-            <w:proofErr w:type="gramEnd"/>
-            <w:r>
-              <w:rPr>
-                <w:rFonts w:hint="eastAsia"/>
-                <w:szCs w:val="21"/>
-              </w:rPr>
-              <w:t>清零。</w:t>
+              <w:t>，以上电为零点，软件开算时刻清零。</w:t>
             </w:r>
           </w:p>
         </w:tc>
@@ -5004,21 +4854,12 @@
                 <w:szCs w:val="21"/>
               </w:rPr>
             </w:pPr>
-            <w:proofErr w:type="gramStart"/>
-            <w:r>
-              <w:rPr>
-                <w:rFonts w:hint="eastAsia"/>
-                <w:szCs w:val="21"/>
-              </w:rPr>
-              <w:t>帧</w:t>
-            </w:r>
-            <w:proofErr w:type="gramEnd"/>
-            <w:r>
-              <w:rPr>
-                <w:rFonts w:hint="eastAsia"/>
-                <w:szCs w:val="21"/>
-              </w:rPr>
-              <w:t>计数</w:t>
+            <w:r>
+              <w:rPr>
+                <w:rFonts w:hint="eastAsia"/>
+                <w:szCs w:val="21"/>
+              </w:rPr>
+              <w:t>帧计数</w:t>
             </w:r>
             <w:r>
               <w:rPr>
@@ -5234,21 +5075,12 @@
                 <w:szCs w:val="21"/>
               </w:rPr>
             </w:pPr>
-            <w:proofErr w:type="gramStart"/>
-            <w:r>
-              <w:rPr>
-                <w:rFonts w:hint="eastAsia"/>
-                <w:szCs w:val="21"/>
-              </w:rPr>
-              <w:t>某设备</w:t>
-            </w:r>
-            <w:proofErr w:type="gramEnd"/>
-            <w:r>
-              <w:rPr>
-                <w:rFonts w:hint="eastAsia"/>
-                <w:szCs w:val="21"/>
-              </w:rPr>
-              <w:t>装置测量数据</w:t>
+            <w:r>
+              <w:rPr>
+                <w:rFonts w:hint="eastAsia"/>
+                <w:szCs w:val="21"/>
+              </w:rPr>
+              <w:t>某设备装置测量数据</w:t>
             </w:r>
             <w:r>
               <w:rPr>
@@ -5506,21 +5338,12 @@
                 <w:szCs w:val="21"/>
               </w:rPr>
             </w:pPr>
-            <w:proofErr w:type="gramStart"/>
-            <w:r>
-              <w:rPr>
-                <w:rFonts w:hint="eastAsia"/>
-                <w:szCs w:val="21"/>
-              </w:rPr>
-              <w:t>某设备</w:t>
-            </w:r>
-            <w:proofErr w:type="gramEnd"/>
-            <w:r>
-              <w:rPr>
-                <w:rFonts w:hint="eastAsia"/>
-                <w:szCs w:val="21"/>
-              </w:rPr>
-              <w:t>计时时间</w:t>
+            <w:r>
+              <w:rPr>
+                <w:rFonts w:hint="eastAsia"/>
+                <w:szCs w:val="21"/>
+              </w:rPr>
+              <w:t>某设备计时时间</w:t>
             </w:r>
             <w:r>
               <w:rPr>
@@ -5648,23 +5471,7 @@
                 <w:rFonts w:hint="eastAsia"/>
                 <w:szCs w:val="21"/>
               </w:rPr>
-              <w:t>，以上电为零点，软件</w:t>
-            </w:r>
-            <w:proofErr w:type="gramStart"/>
-            <w:r>
-              <w:rPr>
-                <w:rFonts w:hint="eastAsia"/>
-                <w:szCs w:val="21"/>
-              </w:rPr>
-              <w:t>开算时刻</w:t>
-            </w:r>
-            <w:proofErr w:type="gramEnd"/>
-            <w:r>
-              <w:rPr>
-                <w:rFonts w:hint="eastAsia"/>
-                <w:szCs w:val="21"/>
-              </w:rPr>
-              <w:t>清零。</w:t>
+              <w:t>，以上电为零点，软件开算时刻清零。</w:t>
             </w:r>
           </w:p>
         </w:tc>
@@ -5703,21 +5510,12 @@
                 <w:szCs w:val="21"/>
               </w:rPr>
             </w:pPr>
-            <w:proofErr w:type="gramStart"/>
-            <w:r>
-              <w:rPr>
-                <w:rFonts w:hint="eastAsia"/>
-                <w:szCs w:val="21"/>
-              </w:rPr>
-              <w:t>帧</w:t>
-            </w:r>
-            <w:proofErr w:type="gramEnd"/>
-            <w:r>
-              <w:rPr>
-                <w:rFonts w:hint="eastAsia"/>
-                <w:szCs w:val="21"/>
-              </w:rPr>
-              <w:t>计数</w:t>
+            <w:r>
+              <w:rPr>
+                <w:rFonts w:hint="eastAsia"/>
+                <w:szCs w:val="21"/>
+              </w:rPr>
+              <w:t>帧计数</w:t>
             </w:r>
             <w:r>
               <w:rPr>
@@ -5831,6 +5629,7 @@
             <w:r>
               <w:rPr>
                 <w:rStyle w:val="ad"/>
+                <w:rFonts w:hint="eastAsia"/>
               </w:rPr>
               <w:commentReference w:id="3"/>
             </w:r>
@@ -5884,14 +5683,12 @@
               </w:rPr>
               <w:t>平均角速度</w:t>
             </w:r>
-            <w:proofErr w:type="spellStart"/>
             <w:r>
               <w:rPr>
                 <w:szCs w:val="21"/>
               </w:rPr>
               <w:t>wx</w:t>
             </w:r>
-            <w:proofErr w:type="spellEnd"/>
           </w:p>
         </w:tc>
         <w:tc>
@@ -6153,6 +5950,7 @@
             <w:r>
               <w:rPr>
                 <w:rStyle w:val="ad"/>
+                <w:rFonts w:hint="eastAsia"/>
               </w:rPr>
               <w:commentReference w:id="5"/>
             </w:r>
@@ -6250,21 +6048,12 @@
                 <w:szCs w:val="21"/>
               </w:rPr>
             </w:pPr>
-            <w:proofErr w:type="gramStart"/>
-            <w:r>
-              <w:rPr>
-                <w:rFonts w:hint="eastAsia"/>
-                <w:szCs w:val="21"/>
-              </w:rPr>
-              <w:t>某设备</w:t>
-            </w:r>
-            <w:proofErr w:type="gramEnd"/>
-            <w:r>
-              <w:rPr>
-                <w:rFonts w:hint="eastAsia"/>
-                <w:szCs w:val="21"/>
-              </w:rPr>
-              <w:t>计时时间</w:t>
+            <w:r>
+              <w:rPr>
+                <w:rFonts w:hint="eastAsia"/>
+                <w:szCs w:val="21"/>
+              </w:rPr>
+              <w:t>某设备计时时间</w:t>
             </w:r>
             <w:r>
               <w:rPr>
@@ -6385,6 +6174,7 @@
             <w:r>
               <w:rPr>
                 <w:rStyle w:val="ad"/>
+                <w:rFonts w:hint="eastAsia"/>
               </w:rPr>
               <w:commentReference w:id="6"/>
             </w:r>
@@ -6432,21 +6222,12 @@
                 <w:szCs w:val="21"/>
               </w:rPr>
             </w:pPr>
-            <w:proofErr w:type="gramStart"/>
-            <w:r>
-              <w:rPr>
-                <w:rFonts w:hint="eastAsia"/>
-                <w:szCs w:val="21"/>
-              </w:rPr>
-              <w:t>某设备</w:t>
-            </w:r>
-            <w:proofErr w:type="gramEnd"/>
-            <w:r>
-              <w:rPr>
-                <w:rFonts w:hint="eastAsia"/>
-                <w:szCs w:val="21"/>
-              </w:rPr>
-              <w:t>计时时间</w:t>
+            <w:r>
+              <w:rPr>
+                <w:rFonts w:hint="eastAsia"/>
+                <w:szCs w:val="21"/>
+              </w:rPr>
+              <w:t>某设备计时时间</w:t>
             </w:r>
             <w:r>
               <w:rPr>
@@ -6574,23 +6355,7 @@
                 <w:rFonts w:hint="eastAsia"/>
                 <w:szCs w:val="21"/>
               </w:rPr>
-              <w:t>，以上电为零点，软件</w:t>
-            </w:r>
-            <w:proofErr w:type="gramStart"/>
-            <w:r>
-              <w:rPr>
-                <w:rFonts w:hint="eastAsia"/>
-                <w:szCs w:val="21"/>
-              </w:rPr>
-              <w:t>开算时刻</w:t>
-            </w:r>
-            <w:proofErr w:type="gramEnd"/>
-            <w:r>
-              <w:rPr>
-                <w:rFonts w:hint="eastAsia"/>
-                <w:szCs w:val="21"/>
-              </w:rPr>
-              <w:t>清零。</w:t>
+              <w:t>，以上电为零点，软件开算时刻清零。</w:t>
             </w:r>
           </w:p>
         </w:tc>
@@ -6629,21 +6394,12 @@
                 <w:szCs w:val="21"/>
               </w:rPr>
             </w:pPr>
-            <w:proofErr w:type="gramStart"/>
-            <w:r>
-              <w:rPr>
-                <w:rFonts w:hint="eastAsia"/>
-                <w:szCs w:val="21"/>
-              </w:rPr>
-              <w:t>某设备</w:t>
-            </w:r>
-            <w:proofErr w:type="gramEnd"/>
-            <w:r>
-              <w:rPr>
-                <w:rFonts w:hint="eastAsia"/>
-                <w:szCs w:val="21"/>
-              </w:rPr>
-              <w:t>计时时间</w:t>
+            <w:r>
+              <w:rPr>
+                <w:rFonts w:hint="eastAsia"/>
+                <w:szCs w:val="21"/>
+              </w:rPr>
+              <w:t>某设备计时时间</w:t>
             </w:r>
             <w:r>
               <w:rPr>
@@ -6771,23 +6527,7 @@
                 <w:rFonts w:hint="eastAsia"/>
                 <w:szCs w:val="21"/>
               </w:rPr>
-              <w:t>，以上电为零点，软件</w:t>
-            </w:r>
-            <w:proofErr w:type="gramStart"/>
-            <w:r>
-              <w:rPr>
-                <w:rFonts w:hint="eastAsia"/>
-                <w:szCs w:val="21"/>
-              </w:rPr>
-              <w:t>开算时刻</w:t>
-            </w:r>
-            <w:proofErr w:type="gramEnd"/>
-            <w:r>
-              <w:rPr>
-                <w:rFonts w:hint="eastAsia"/>
-                <w:szCs w:val="21"/>
-              </w:rPr>
-              <w:t>清零。</w:t>
+              <w:t>，以上电为零点，软件开算时刻清零。</w:t>
             </w:r>
           </w:p>
         </w:tc>
@@ -6826,21 +6566,12 @@
                 <w:szCs w:val="21"/>
               </w:rPr>
             </w:pPr>
-            <w:proofErr w:type="gramStart"/>
-            <w:r>
-              <w:rPr>
-                <w:rFonts w:hint="eastAsia"/>
-                <w:szCs w:val="21"/>
-              </w:rPr>
-              <w:t>某设备</w:t>
-            </w:r>
-            <w:proofErr w:type="gramEnd"/>
-            <w:r>
-              <w:rPr>
-                <w:rFonts w:hint="eastAsia"/>
-                <w:szCs w:val="21"/>
-              </w:rPr>
-              <w:t>计时时间</w:t>
+            <w:r>
+              <w:rPr>
+                <w:rFonts w:hint="eastAsia"/>
+                <w:szCs w:val="21"/>
+              </w:rPr>
+              <w:t>某设备计时时间</w:t>
             </w:r>
             <w:r>
               <w:rPr>
@@ -6968,23 +6699,7 @@
                 <w:rFonts w:hint="eastAsia"/>
                 <w:szCs w:val="21"/>
               </w:rPr>
-              <w:t>，以上电为零点，软件</w:t>
-            </w:r>
-            <w:proofErr w:type="gramStart"/>
-            <w:r>
-              <w:rPr>
-                <w:rFonts w:hint="eastAsia"/>
-                <w:szCs w:val="21"/>
-              </w:rPr>
-              <w:t>开算时刻</w:t>
-            </w:r>
-            <w:proofErr w:type="gramEnd"/>
-            <w:r>
-              <w:rPr>
-                <w:rFonts w:hint="eastAsia"/>
-                <w:szCs w:val="21"/>
-              </w:rPr>
-              <w:t>清零。</w:t>
+              <w:t>，以上电为零点，软件开算时刻清零。</w:t>
             </w:r>
           </w:p>
         </w:tc>
@@ -7023,21 +6738,12 @@
                 <w:szCs w:val="21"/>
               </w:rPr>
             </w:pPr>
-            <w:proofErr w:type="gramStart"/>
-            <w:r>
-              <w:rPr>
-                <w:rFonts w:hint="eastAsia"/>
-                <w:szCs w:val="21"/>
-              </w:rPr>
-              <w:t>某设备</w:t>
-            </w:r>
-            <w:proofErr w:type="gramEnd"/>
-            <w:r>
-              <w:rPr>
-                <w:rFonts w:hint="eastAsia"/>
-                <w:szCs w:val="21"/>
-              </w:rPr>
-              <w:t>计时时间</w:t>
+            <w:r>
+              <w:rPr>
+                <w:rFonts w:hint="eastAsia"/>
+                <w:szCs w:val="21"/>
+              </w:rPr>
+              <w:t>某设备计时时间</w:t>
             </w:r>
             <w:r>
               <w:rPr>
@@ -7165,23 +6871,7 @@
                 <w:rFonts w:hint="eastAsia"/>
                 <w:szCs w:val="21"/>
               </w:rPr>
-              <w:t>，以上电为零点，软件</w:t>
-            </w:r>
-            <w:proofErr w:type="gramStart"/>
-            <w:r>
-              <w:rPr>
-                <w:rFonts w:hint="eastAsia"/>
-                <w:szCs w:val="21"/>
-              </w:rPr>
-              <w:t>开算时刻</w:t>
-            </w:r>
-            <w:proofErr w:type="gramEnd"/>
-            <w:r>
-              <w:rPr>
-                <w:rFonts w:hint="eastAsia"/>
-                <w:szCs w:val="21"/>
-              </w:rPr>
-              <w:t>清零。</w:t>
+              <w:t>，以上电为零点，软件开算时刻清零。</w:t>
             </w:r>
           </w:p>
         </w:tc>
@@ -7220,21 +6910,12 @@
                 <w:szCs w:val="21"/>
               </w:rPr>
             </w:pPr>
-            <w:proofErr w:type="gramStart"/>
-            <w:r>
-              <w:rPr>
-                <w:rFonts w:hint="eastAsia"/>
-                <w:szCs w:val="21"/>
-              </w:rPr>
-              <w:t>某设备</w:t>
-            </w:r>
-            <w:proofErr w:type="gramEnd"/>
-            <w:r>
-              <w:rPr>
-                <w:rFonts w:hint="eastAsia"/>
-                <w:szCs w:val="21"/>
-              </w:rPr>
-              <w:t>计时时间</w:t>
+            <w:r>
+              <w:rPr>
+                <w:rFonts w:hint="eastAsia"/>
+                <w:szCs w:val="21"/>
+              </w:rPr>
+              <w:t>某设备计时时间</w:t>
             </w:r>
             <w:r>
               <w:rPr>
@@ -7362,23 +7043,7 @@
                 <w:rFonts w:hint="eastAsia"/>
                 <w:szCs w:val="21"/>
               </w:rPr>
-              <w:t>，以上电为零点，软件</w:t>
-            </w:r>
-            <w:proofErr w:type="gramStart"/>
-            <w:r>
-              <w:rPr>
-                <w:rFonts w:hint="eastAsia"/>
-                <w:szCs w:val="21"/>
-              </w:rPr>
-              <w:t>开算时刻</w:t>
-            </w:r>
-            <w:proofErr w:type="gramEnd"/>
-            <w:r>
-              <w:rPr>
-                <w:rFonts w:hint="eastAsia"/>
-                <w:szCs w:val="21"/>
-              </w:rPr>
-              <w:t>清零。</w:t>
+              <w:t>，以上电为零点，软件开算时刻清零。</w:t>
             </w:r>
           </w:p>
         </w:tc>
@@ -7455,21 +7120,12 @@
                 <w:szCs w:val="21"/>
               </w:rPr>
             </w:pPr>
-            <w:proofErr w:type="gramStart"/>
-            <w:r>
-              <w:rPr>
-                <w:rFonts w:hint="eastAsia"/>
-                <w:szCs w:val="21"/>
-              </w:rPr>
-              <w:t>某设备</w:t>
-            </w:r>
-            <w:proofErr w:type="gramEnd"/>
-            <w:r>
-              <w:rPr>
-                <w:rFonts w:hint="eastAsia"/>
-                <w:szCs w:val="21"/>
-              </w:rPr>
-              <w:t>装置测量数据</w:t>
+            <w:r>
+              <w:rPr>
+                <w:rFonts w:hint="eastAsia"/>
+                <w:szCs w:val="21"/>
+              </w:rPr>
+              <w:t>某设备装置测量数据</w:t>
             </w:r>
             <w:r>
               <w:rPr>
@@ -7774,21 +7430,12 @@
                 <w:szCs w:val="21"/>
               </w:rPr>
             </w:pPr>
-            <w:proofErr w:type="gramStart"/>
-            <w:r>
-              <w:rPr>
-                <w:rFonts w:hint="eastAsia"/>
-                <w:szCs w:val="21"/>
-              </w:rPr>
-              <w:t>某设备</w:t>
-            </w:r>
-            <w:proofErr w:type="gramEnd"/>
-            <w:r>
-              <w:rPr>
-                <w:rFonts w:hint="eastAsia"/>
-                <w:szCs w:val="21"/>
-              </w:rPr>
-              <w:t>计时时间</w:t>
+            <w:r>
+              <w:rPr>
+                <w:rFonts w:hint="eastAsia"/>
+                <w:szCs w:val="21"/>
+              </w:rPr>
+              <w:t>某设备计时时间</w:t>
             </w:r>
           </w:p>
         </w:tc>
@@ -7909,23 +7556,7 @@
                 <w:rFonts w:hint="eastAsia"/>
                 <w:szCs w:val="21"/>
               </w:rPr>
-              <w:t>，以上电为零点，软件</w:t>
-            </w:r>
-            <w:proofErr w:type="gramStart"/>
-            <w:r>
-              <w:rPr>
-                <w:rFonts w:hint="eastAsia"/>
-                <w:szCs w:val="21"/>
-              </w:rPr>
-              <w:t>开算时刻</w:t>
-            </w:r>
-            <w:proofErr w:type="gramEnd"/>
-            <w:r>
-              <w:rPr>
-                <w:rFonts w:hint="eastAsia"/>
-                <w:szCs w:val="21"/>
-              </w:rPr>
-              <w:t>清零。</w:t>
+              <w:t>，以上电为零点，软件开算时刻清零。</w:t>
             </w:r>
           </w:p>
         </w:tc>
@@ -7990,21 +7621,12 @@
                 <w:szCs w:val="21"/>
               </w:rPr>
             </w:pPr>
-            <w:proofErr w:type="gramStart"/>
-            <w:r>
-              <w:rPr>
-                <w:rFonts w:hint="eastAsia"/>
-                <w:szCs w:val="21"/>
-              </w:rPr>
-              <w:t>帧</w:t>
-            </w:r>
-            <w:proofErr w:type="gramEnd"/>
-            <w:r>
-              <w:rPr>
-                <w:rFonts w:hint="eastAsia"/>
-                <w:szCs w:val="21"/>
-              </w:rPr>
-              <w:t>计数</w:t>
+            <w:r>
+              <w:rPr>
+                <w:rFonts w:hint="eastAsia"/>
+                <w:szCs w:val="21"/>
+              </w:rPr>
+              <w:t>帧计数</w:t>
             </w:r>
           </w:p>
         </w:tc>
@@ -8188,21 +7810,12 @@
                 <w:szCs w:val="21"/>
               </w:rPr>
             </w:pPr>
-            <w:proofErr w:type="gramStart"/>
-            <w:r>
-              <w:rPr>
-                <w:rFonts w:hint="eastAsia"/>
-                <w:szCs w:val="21"/>
-              </w:rPr>
-              <w:t>某设备</w:t>
-            </w:r>
-            <w:proofErr w:type="gramEnd"/>
-            <w:r>
-              <w:rPr>
-                <w:rFonts w:hint="eastAsia"/>
-                <w:szCs w:val="21"/>
-              </w:rPr>
-              <w:t>装置测量数据</w:t>
+            <w:r>
+              <w:rPr>
+                <w:rFonts w:hint="eastAsia"/>
+                <w:szCs w:val="21"/>
+              </w:rPr>
+              <w:t>某设备装置测量数据</w:t>
             </w:r>
             <w:r>
               <w:rPr>
@@ -8439,21 +8052,12 @@
                 <w:szCs w:val="21"/>
               </w:rPr>
             </w:pPr>
-            <w:proofErr w:type="gramStart"/>
-            <w:r>
-              <w:rPr>
-                <w:rFonts w:hint="eastAsia"/>
-                <w:szCs w:val="21"/>
-              </w:rPr>
-              <w:t>某设备</w:t>
-            </w:r>
-            <w:proofErr w:type="gramEnd"/>
-            <w:r>
-              <w:rPr>
-                <w:rFonts w:hint="eastAsia"/>
-                <w:szCs w:val="21"/>
-              </w:rPr>
-              <w:t>计时时间</w:t>
+            <w:r>
+              <w:rPr>
+                <w:rFonts w:hint="eastAsia"/>
+                <w:szCs w:val="21"/>
+              </w:rPr>
+              <w:t>某设备计时时间</w:t>
             </w:r>
           </w:p>
         </w:tc>
@@ -8556,23 +8160,7 @@
                 <w:rFonts w:hint="eastAsia"/>
                 <w:szCs w:val="21"/>
               </w:rPr>
-              <w:t>，以上电为零点，软件</w:t>
-            </w:r>
-            <w:proofErr w:type="gramStart"/>
-            <w:r>
-              <w:rPr>
-                <w:rFonts w:hint="eastAsia"/>
-                <w:szCs w:val="21"/>
-              </w:rPr>
-              <w:t>开算时刻</w:t>
-            </w:r>
-            <w:proofErr w:type="gramEnd"/>
-            <w:r>
-              <w:rPr>
-                <w:rFonts w:hint="eastAsia"/>
-                <w:szCs w:val="21"/>
-              </w:rPr>
-              <w:t>清零。</w:t>
+              <w:t>，以上电为零点，软件开算时刻清零。</w:t>
             </w:r>
           </w:p>
         </w:tc>
@@ -8611,21 +8199,12 @@
                 <w:szCs w:val="21"/>
               </w:rPr>
             </w:pPr>
-            <w:proofErr w:type="gramStart"/>
-            <w:r>
-              <w:rPr>
-                <w:rFonts w:hint="eastAsia"/>
-                <w:szCs w:val="21"/>
-              </w:rPr>
-              <w:t>帧</w:t>
-            </w:r>
-            <w:proofErr w:type="gramEnd"/>
-            <w:r>
-              <w:rPr>
-                <w:rFonts w:hint="eastAsia"/>
-                <w:szCs w:val="21"/>
-              </w:rPr>
-              <w:t>计数</w:t>
+            <w:r>
+              <w:rPr>
+                <w:rFonts w:hint="eastAsia"/>
+                <w:szCs w:val="21"/>
+              </w:rPr>
+              <w:t>帧计数</w:t>
             </w:r>
           </w:p>
         </w:tc>
@@ -8753,21 +8332,12 @@
                 <w:szCs w:val="21"/>
               </w:rPr>
             </w:pPr>
-            <w:proofErr w:type="gramStart"/>
-            <w:r>
-              <w:rPr>
-                <w:rFonts w:hint="eastAsia"/>
-                <w:szCs w:val="21"/>
-              </w:rPr>
-              <w:t>某设备</w:t>
-            </w:r>
-            <w:proofErr w:type="gramEnd"/>
-            <w:r>
-              <w:rPr>
-                <w:rFonts w:hint="eastAsia"/>
-                <w:szCs w:val="21"/>
-              </w:rPr>
-              <w:t>计时时间</w:t>
+            <w:r>
+              <w:rPr>
+                <w:rFonts w:hint="eastAsia"/>
+                <w:szCs w:val="21"/>
+              </w:rPr>
+              <w:t>某设备计时时间</w:t>
             </w:r>
           </w:p>
         </w:tc>
@@ -8870,23 +8440,7 @@
                 <w:rFonts w:hint="eastAsia"/>
                 <w:szCs w:val="21"/>
               </w:rPr>
-              <w:t>，以上电为零点，软件</w:t>
-            </w:r>
-            <w:proofErr w:type="gramStart"/>
-            <w:r>
-              <w:rPr>
-                <w:rFonts w:hint="eastAsia"/>
-                <w:szCs w:val="21"/>
-              </w:rPr>
-              <w:t>开算时刻</w:t>
-            </w:r>
-            <w:proofErr w:type="gramEnd"/>
-            <w:r>
-              <w:rPr>
-                <w:rFonts w:hint="eastAsia"/>
-                <w:szCs w:val="21"/>
-              </w:rPr>
-              <w:t>清零。</w:t>
+              <w:t>，以上电为零点，软件开算时刻清零。</w:t>
             </w:r>
           </w:p>
         </w:tc>
@@ -8925,21 +8479,12 @@
                 <w:szCs w:val="21"/>
               </w:rPr>
             </w:pPr>
-            <w:proofErr w:type="gramStart"/>
-            <w:r>
-              <w:rPr>
-                <w:rFonts w:hint="eastAsia"/>
-                <w:szCs w:val="21"/>
-              </w:rPr>
-              <w:t>某设备</w:t>
-            </w:r>
-            <w:proofErr w:type="gramEnd"/>
-            <w:r>
-              <w:rPr>
-                <w:rFonts w:hint="eastAsia"/>
-                <w:szCs w:val="21"/>
-              </w:rPr>
-              <w:t>计时时间</w:t>
+            <w:r>
+              <w:rPr>
+                <w:rFonts w:hint="eastAsia"/>
+                <w:szCs w:val="21"/>
+              </w:rPr>
+              <w:t>某设备计时时间</w:t>
             </w:r>
           </w:p>
         </w:tc>
@@ -9042,23 +8587,7 @@
                 <w:rFonts w:hint="eastAsia"/>
                 <w:szCs w:val="21"/>
               </w:rPr>
-              <w:t>，以上电为零点，软件</w:t>
-            </w:r>
-            <w:proofErr w:type="gramStart"/>
-            <w:r>
-              <w:rPr>
-                <w:rFonts w:hint="eastAsia"/>
-                <w:szCs w:val="21"/>
-              </w:rPr>
-              <w:t>开算时刻</w:t>
-            </w:r>
-            <w:proofErr w:type="gramEnd"/>
-            <w:r>
-              <w:rPr>
-                <w:rFonts w:hint="eastAsia"/>
-                <w:szCs w:val="21"/>
-              </w:rPr>
-              <w:t>清零。</w:t>
+              <w:t>，以上电为零点，软件开算时刻清零。</w:t>
             </w:r>
           </w:p>
         </w:tc>
@@ -9097,21 +8626,12 @@
                 <w:szCs w:val="21"/>
               </w:rPr>
             </w:pPr>
-            <w:proofErr w:type="gramStart"/>
-            <w:r>
-              <w:rPr>
-                <w:rFonts w:hint="eastAsia"/>
-                <w:szCs w:val="21"/>
-              </w:rPr>
-              <w:t>某设备</w:t>
-            </w:r>
-            <w:proofErr w:type="gramEnd"/>
-            <w:r>
-              <w:rPr>
-                <w:rFonts w:hint="eastAsia"/>
-                <w:szCs w:val="21"/>
-              </w:rPr>
-              <w:t>计时时间</w:t>
+            <w:r>
+              <w:rPr>
+                <w:rFonts w:hint="eastAsia"/>
+                <w:szCs w:val="21"/>
+              </w:rPr>
+              <w:t>某设备计时时间</w:t>
             </w:r>
           </w:p>
         </w:tc>
@@ -9214,23 +8734,7 @@
                 <w:rFonts w:hint="eastAsia"/>
                 <w:szCs w:val="21"/>
               </w:rPr>
-              <w:t>，以上电为零点，软件</w:t>
-            </w:r>
-            <w:proofErr w:type="gramStart"/>
-            <w:r>
-              <w:rPr>
-                <w:rFonts w:hint="eastAsia"/>
-                <w:szCs w:val="21"/>
-              </w:rPr>
-              <w:t>开算时刻</w:t>
-            </w:r>
-            <w:proofErr w:type="gramEnd"/>
-            <w:r>
-              <w:rPr>
-                <w:rFonts w:hint="eastAsia"/>
-                <w:szCs w:val="21"/>
-              </w:rPr>
-              <w:t>清零。</w:t>
+              <w:t>，以上电为零点，软件开算时刻清零。</w:t>
             </w:r>
           </w:p>
         </w:tc>
@@ -9269,21 +8773,12 @@
                 <w:szCs w:val="21"/>
               </w:rPr>
             </w:pPr>
-            <w:proofErr w:type="gramStart"/>
-            <w:r>
-              <w:rPr>
-                <w:rFonts w:hint="eastAsia"/>
-                <w:szCs w:val="21"/>
-              </w:rPr>
-              <w:t>某设备</w:t>
-            </w:r>
-            <w:proofErr w:type="gramEnd"/>
-            <w:r>
-              <w:rPr>
-                <w:rFonts w:hint="eastAsia"/>
-                <w:szCs w:val="21"/>
-              </w:rPr>
-              <w:t>计时时间</w:t>
+            <w:r>
+              <w:rPr>
+                <w:rFonts w:hint="eastAsia"/>
+                <w:szCs w:val="21"/>
+              </w:rPr>
+              <w:t>某设备计时时间</w:t>
             </w:r>
           </w:p>
         </w:tc>
@@ -9386,23 +8881,7 @@
                 <w:rFonts w:hint="eastAsia"/>
                 <w:szCs w:val="21"/>
               </w:rPr>
-              <w:t>，以上电为零点，软件</w:t>
-            </w:r>
-            <w:proofErr w:type="gramStart"/>
-            <w:r>
-              <w:rPr>
-                <w:rFonts w:hint="eastAsia"/>
-                <w:szCs w:val="21"/>
-              </w:rPr>
-              <w:t>开算时刻</w:t>
-            </w:r>
-            <w:proofErr w:type="gramEnd"/>
-            <w:r>
-              <w:rPr>
-                <w:rFonts w:hint="eastAsia"/>
-                <w:szCs w:val="21"/>
-              </w:rPr>
-              <w:t>清零。</w:t>
+              <w:t>，以上电为零点，软件开算时刻清零。</w:t>
             </w:r>
           </w:p>
         </w:tc>
@@ -9441,21 +8920,12 @@
                 <w:szCs w:val="21"/>
               </w:rPr>
             </w:pPr>
-            <w:proofErr w:type="gramStart"/>
-            <w:r>
-              <w:rPr>
-                <w:rFonts w:hint="eastAsia"/>
-                <w:szCs w:val="21"/>
-              </w:rPr>
-              <w:t>某设备</w:t>
-            </w:r>
-            <w:proofErr w:type="gramEnd"/>
-            <w:r>
-              <w:rPr>
-                <w:rFonts w:hint="eastAsia"/>
-                <w:szCs w:val="21"/>
-              </w:rPr>
-              <w:t>计时时间</w:t>
+            <w:r>
+              <w:rPr>
+                <w:rFonts w:hint="eastAsia"/>
+                <w:szCs w:val="21"/>
+              </w:rPr>
+              <w:t>某设备计时时间</w:t>
             </w:r>
           </w:p>
         </w:tc>
@@ -9558,23 +9028,7 @@
                 <w:rFonts w:hint="eastAsia"/>
                 <w:szCs w:val="21"/>
               </w:rPr>
-              <w:t>，以上电为零点，软件</w:t>
-            </w:r>
-            <w:proofErr w:type="gramStart"/>
-            <w:r>
-              <w:rPr>
-                <w:rFonts w:hint="eastAsia"/>
-                <w:szCs w:val="21"/>
-              </w:rPr>
-              <w:t>开算时刻</w:t>
-            </w:r>
-            <w:proofErr w:type="gramEnd"/>
-            <w:r>
-              <w:rPr>
-                <w:rFonts w:hint="eastAsia"/>
-                <w:szCs w:val="21"/>
-              </w:rPr>
-              <w:t>清零。</w:t>
+              <w:t>，以上电为零点，软件开算时刻清零。</w:t>
             </w:r>
           </w:p>
         </w:tc>
@@ -9613,21 +9067,12 @@
                 <w:szCs w:val="21"/>
               </w:rPr>
             </w:pPr>
-            <w:proofErr w:type="gramStart"/>
-            <w:r>
-              <w:rPr>
-                <w:rFonts w:hint="eastAsia"/>
-                <w:szCs w:val="21"/>
-              </w:rPr>
-              <w:t>某设备</w:t>
-            </w:r>
-            <w:proofErr w:type="gramEnd"/>
-            <w:r>
-              <w:rPr>
-                <w:rFonts w:hint="eastAsia"/>
-                <w:szCs w:val="21"/>
-              </w:rPr>
-              <w:t>计时时间</w:t>
+            <w:r>
+              <w:rPr>
+                <w:rFonts w:hint="eastAsia"/>
+                <w:szCs w:val="21"/>
+              </w:rPr>
+              <w:t>某设备计时时间</w:t>
             </w:r>
           </w:p>
         </w:tc>
@@ -9730,23 +9175,7 @@
                 <w:rFonts w:hint="eastAsia"/>
                 <w:szCs w:val="21"/>
               </w:rPr>
-              <w:t>，以上电为零点，软件</w:t>
-            </w:r>
-            <w:proofErr w:type="gramStart"/>
-            <w:r>
-              <w:rPr>
-                <w:rFonts w:hint="eastAsia"/>
-                <w:szCs w:val="21"/>
-              </w:rPr>
-              <w:t>开算时刻</w:t>
-            </w:r>
-            <w:proofErr w:type="gramEnd"/>
-            <w:r>
-              <w:rPr>
-                <w:rFonts w:hint="eastAsia"/>
-                <w:szCs w:val="21"/>
-              </w:rPr>
-              <w:t>清零。</w:t>
+              <w:t>，以上电为零点，软件开算时刻清零。</w:t>
             </w:r>
           </w:p>
         </w:tc>
@@ -9785,21 +9214,12 @@
                 <w:szCs w:val="21"/>
               </w:rPr>
             </w:pPr>
-            <w:proofErr w:type="gramStart"/>
-            <w:r>
-              <w:rPr>
-                <w:rFonts w:hint="eastAsia"/>
-                <w:szCs w:val="21"/>
-              </w:rPr>
-              <w:t>某设备</w:t>
-            </w:r>
-            <w:proofErr w:type="gramEnd"/>
-            <w:r>
-              <w:rPr>
-                <w:rFonts w:hint="eastAsia"/>
-                <w:szCs w:val="21"/>
-              </w:rPr>
-              <w:t>计时时间</w:t>
+            <w:r>
+              <w:rPr>
+                <w:rFonts w:hint="eastAsia"/>
+                <w:szCs w:val="21"/>
+              </w:rPr>
+              <w:t>某设备计时时间</w:t>
             </w:r>
           </w:p>
         </w:tc>
@@ -9902,23 +9322,7 @@
                 <w:rFonts w:hint="eastAsia"/>
                 <w:szCs w:val="21"/>
               </w:rPr>
-              <w:t>，以上电为零点，软件</w:t>
-            </w:r>
-            <w:proofErr w:type="gramStart"/>
-            <w:r>
-              <w:rPr>
-                <w:rFonts w:hint="eastAsia"/>
-                <w:szCs w:val="21"/>
-              </w:rPr>
-              <w:t>开算时刻</w:t>
-            </w:r>
-            <w:proofErr w:type="gramEnd"/>
-            <w:r>
-              <w:rPr>
-                <w:rFonts w:hint="eastAsia"/>
-                <w:szCs w:val="21"/>
-              </w:rPr>
-              <w:t>清零。</w:t>
+              <w:t>，以上电为零点，软件开算时刻清零。</w:t>
             </w:r>
           </w:p>
         </w:tc>
@@ -9957,21 +9361,12 @@
                 <w:szCs w:val="21"/>
               </w:rPr>
             </w:pPr>
-            <w:proofErr w:type="gramStart"/>
-            <w:r>
-              <w:rPr>
-                <w:rFonts w:hint="eastAsia"/>
-                <w:szCs w:val="21"/>
-              </w:rPr>
-              <w:t>某设备</w:t>
-            </w:r>
-            <w:proofErr w:type="gramEnd"/>
-            <w:r>
-              <w:rPr>
-                <w:rFonts w:hint="eastAsia"/>
-                <w:szCs w:val="21"/>
-              </w:rPr>
-              <w:t>计时时间</w:t>
+            <w:r>
+              <w:rPr>
+                <w:rFonts w:hint="eastAsia"/>
+                <w:szCs w:val="21"/>
+              </w:rPr>
+              <w:t>某设备计时时间</w:t>
             </w:r>
           </w:p>
         </w:tc>
@@ -10074,23 +9469,7 @@
                 <w:rFonts w:hint="eastAsia"/>
                 <w:szCs w:val="21"/>
               </w:rPr>
-              <w:t>，以上电为零点，软件</w:t>
-            </w:r>
-            <w:proofErr w:type="gramStart"/>
-            <w:r>
-              <w:rPr>
-                <w:rFonts w:hint="eastAsia"/>
-                <w:szCs w:val="21"/>
-              </w:rPr>
-              <w:t>开算时刻</w:t>
-            </w:r>
-            <w:proofErr w:type="gramEnd"/>
-            <w:r>
-              <w:rPr>
-                <w:rFonts w:hint="eastAsia"/>
-                <w:szCs w:val="21"/>
-              </w:rPr>
-              <w:t>清零。</w:t>
+              <w:t>，以上电为零点，软件开算时刻清零。</w:t>
             </w:r>
           </w:p>
         </w:tc>
@@ -10288,21 +9667,12 @@
                 <w:szCs w:val="21"/>
               </w:rPr>
             </w:pPr>
-            <w:proofErr w:type="gramStart"/>
-            <w:r>
-              <w:rPr>
-                <w:rFonts w:hint="eastAsia"/>
-                <w:szCs w:val="21"/>
-              </w:rPr>
-              <w:t>某设备</w:t>
-            </w:r>
-            <w:proofErr w:type="gramEnd"/>
-            <w:r>
-              <w:rPr>
-                <w:rFonts w:hint="eastAsia"/>
-                <w:szCs w:val="21"/>
-              </w:rPr>
-              <w:t>计时时间</w:t>
+            <w:r>
+              <w:rPr>
+                <w:rFonts w:hint="eastAsia"/>
+                <w:szCs w:val="21"/>
+              </w:rPr>
+              <w:t>某设备计时时间</w:t>
             </w:r>
           </w:p>
         </w:tc>
@@ -10383,23 +9753,7 @@
                 <w:rFonts w:hint="eastAsia"/>
                 <w:szCs w:val="21"/>
               </w:rPr>
-              <w:t>，以上电为零点，软件</w:t>
-            </w:r>
-            <w:proofErr w:type="gramStart"/>
-            <w:r>
-              <w:rPr>
-                <w:rFonts w:hint="eastAsia"/>
-                <w:szCs w:val="21"/>
-              </w:rPr>
-              <w:t>开算时刻</w:t>
-            </w:r>
-            <w:proofErr w:type="gramEnd"/>
-            <w:r>
-              <w:rPr>
-                <w:rFonts w:hint="eastAsia"/>
-                <w:szCs w:val="21"/>
-              </w:rPr>
-              <w:t>清零。</w:t>
+              <w:t>，以上电为零点，软件开算时刻清零。</w:t>
             </w:r>
           </w:p>
         </w:tc>
@@ -10437,21 +9791,12 @@
                 <w:szCs w:val="21"/>
               </w:rPr>
             </w:pPr>
-            <w:proofErr w:type="gramStart"/>
-            <w:r>
-              <w:rPr>
-                <w:rFonts w:hint="eastAsia"/>
-                <w:szCs w:val="21"/>
-              </w:rPr>
-              <w:t>帧</w:t>
-            </w:r>
-            <w:proofErr w:type="gramEnd"/>
-            <w:r>
-              <w:rPr>
-                <w:rFonts w:hint="eastAsia"/>
-                <w:szCs w:val="21"/>
-              </w:rPr>
-              <w:t>计数</w:t>
+            <w:r>
+              <w:rPr>
+                <w:rFonts w:hint="eastAsia"/>
+                <w:szCs w:val="21"/>
+              </w:rPr>
+              <w:t>帧计数</w:t>
             </w:r>
           </w:p>
         </w:tc>
@@ -10556,21 +9901,12 @@
                 <w:szCs w:val="21"/>
               </w:rPr>
             </w:pPr>
-            <w:proofErr w:type="gramStart"/>
-            <w:r>
-              <w:rPr>
-                <w:rFonts w:hint="eastAsia"/>
-                <w:szCs w:val="21"/>
-              </w:rPr>
-              <w:t>某设备</w:t>
-            </w:r>
-            <w:proofErr w:type="gramEnd"/>
-            <w:r>
-              <w:rPr>
-                <w:rFonts w:hint="eastAsia"/>
-                <w:szCs w:val="21"/>
-              </w:rPr>
-              <w:t>计时时间</w:t>
+            <w:r>
+              <w:rPr>
+                <w:rFonts w:hint="eastAsia"/>
+                <w:szCs w:val="21"/>
+              </w:rPr>
+              <w:t>某设备计时时间</w:t>
             </w:r>
           </w:p>
         </w:tc>
@@ -10659,23 +9995,7 @@
                 <w:szCs w:val="21"/>
               </w:rPr>
               <w:lastRenderedPageBreak/>
-              <w:t>点，软件</w:t>
-            </w:r>
-            <w:proofErr w:type="gramStart"/>
-            <w:r>
-              <w:rPr>
-                <w:rFonts w:hint="eastAsia"/>
-                <w:szCs w:val="21"/>
-              </w:rPr>
-              <w:t>开算时刻</w:t>
-            </w:r>
-            <w:proofErr w:type="gramEnd"/>
-            <w:r>
-              <w:rPr>
-                <w:rFonts w:hint="eastAsia"/>
-                <w:szCs w:val="21"/>
-              </w:rPr>
-              <w:t>清零。</w:t>
+              <w:t>点，软件开算时刻清零。</w:t>
             </w:r>
           </w:p>
         </w:tc>
@@ -10713,21 +10033,12 @@
                 <w:szCs w:val="21"/>
               </w:rPr>
             </w:pPr>
-            <w:proofErr w:type="gramStart"/>
-            <w:r>
-              <w:rPr>
-                <w:rFonts w:hint="eastAsia"/>
-                <w:szCs w:val="21"/>
-              </w:rPr>
-              <w:t>某设备</w:t>
-            </w:r>
-            <w:proofErr w:type="gramEnd"/>
-            <w:r>
-              <w:rPr>
-                <w:rFonts w:hint="eastAsia"/>
-                <w:szCs w:val="21"/>
-              </w:rPr>
-              <w:t>计时时间</w:t>
+            <w:r>
+              <w:rPr>
+                <w:rFonts w:hint="eastAsia"/>
+                <w:szCs w:val="21"/>
+              </w:rPr>
+              <w:t>某设备计时时间</w:t>
             </w:r>
           </w:p>
         </w:tc>
@@ -10808,23 +10119,7 @@
                 <w:rFonts w:hint="eastAsia"/>
                 <w:szCs w:val="21"/>
               </w:rPr>
-              <w:t>，以上电为零点，软件</w:t>
-            </w:r>
-            <w:proofErr w:type="gramStart"/>
-            <w:r>
-              <w:rPr>
-                <w:rFonts w:hint="eastAsia"/>
-                <w:szCs w:val="21"/>
-              </w:rPr>
-              <w:t>开算时刻</w:t>
-            </w:r>
-            <w:proofErr w:type="gramEnd"/>
-            <w:r>
-              <w:rPr>
-                <w:rFonts w:hint="eastAsia"/>
-                <w:szCs w:val="21"/>
-              </w:rPr>
-              <w:t>清零。</w:t>
+              <w:t>，以上电为零点，软件开算时刻清零。</w:t>
             </w:r>
           </w:p>
         </w:tc>
@@ -10862,21 +10157,12 @@
                 <w:szCs w:val="21"/>
               </w:rPr>
             </w:pPr>
-            <w:proofErr w:type="gramStart"/>
-            <w:r>
-              <w:rPr>
-                <w:rFonts w:hint="eastAsia"/>
-                <w:szCs w:val="21"/>
-              </w:rPr>
-              <w:t>某设备</w:t>
-            </w:r>
-            <w:proofErr w:type="gramEnd"/>
-            <w:r>
-              <w:rPr>
-                <w:rFonts w:hint="eastAsia"/>
-                <w:szCs w:val="21"/>
-              </w:rPr>
-              <w:t>计时时间</w:t>
+            <w:r>
+              <w:rPr>
+                <w:rFonts w:hint="eastAsia"/>
+                <w:szCs w:val="21"/>
+              </w:rPr>
+              <w:t>某设备计时时间</w:t>
             </w:r>
           </w:p>
         </w:tc>
@@ -10957,23 +10243,7 @@
                 <w:rFonts w:hint="eastAsia"/>
                 <w:szCs w:val="21"/>
               </w:rPr>
-              <w:t>，以上电为零点，软件</w:t>
-            </w:r>
-            <w:proofErr w:type="gramStart"/>
-            <w:r>
-              <w:rPr>
-                <w:rFonts w:hint="eastAsia"/>
-                <w:szCs w:val="21"/>
-              </w:rPr>
-              <w:t>开算时刻</w:t>
-            </w:r>
-            <w:proofErr w:type="gramEnd"/>
-            <w:r>
-              <w:rPr>
-                <w:rFonts w:hint="eastAsia"/>
-                <w:szCs w:val="21"/>
-              </w:rPr>
-              <w:t>清零。</w:t>
+              <w:t>，以上电为零点，软件开算时刻清零。</w:t>
             </w:r>
           </w:p>
         </w:tc>
@@ -11011,21 +10281,12 @@
                 <w:szCs w:val="21"/>
               </w:rPr>
             </w:pPr>
-            <w:proofErr w:type="gramStart"/>
-            <w:r>
-              <w:rPr>
-                <w:rFonts w:hint="eastAsia"/>
-                <w:szCs w:val="21"/>
-              </w:rPr>
-              <w:t>某设备</w:t>
-            </w:r>
-            <w:proofErr w:type="gramEnd"/>
-            <w:r>
-              <w:rPr>
-                <w:rFonts w:hint="eastAsia"/>
-                <w:szCs w:val="21"/>
-              </w:rPr>
-              <w:t>计时时间</w:t>
+            <w:r>
+              <w:rPr>
+                <w:rFonts w:hint="eastAsia"/>
+                <w:szCs w:val="21"/>
+              </w:rPr>
+              <w:t>某设备计时时间</w:t>
             </w:r>
           </w:p>
         </w:tc>
@@ -11106,23 +10367,7 @@
                 <w:rFonts w:hint="eastAsia"/>
                 <w:szCs w:val="21"/>
               </w:rPr>
-              <w:t>，以上电为零点，软件</w:t>
-            </w:r>
-            <w:proofErr w:type="gramStart"/>
-            <w:r>
-              <w:rPr>
-                <w:rFonts w:hint="eastAsia"/>
-                <w:szCs w:val="21"/>
-              </w:rPr>
-              <w:t>开算时刻</w:t>
-            </w:r>
-            <w:proofErr w:type="gramEnd"/>
-            <w:r>
-              <w:rPr>
-                <w:rFonts w:hint="eastAsia"/>
-                <w:szCs w:val="21"/>
-              </w:rPr>
-              <w:t>清零。</w:t>
+              <w:t>，以上电为零点，软件开算时刻清零。</w:t>
             </w:r>
           </w:p>
         </w:tc>
@@ -11160,21 +10405,12 @@
                 <w:szCs w:val="21"/>
               </w:rPr>
             </w:pPr>
-            <w:proofErr w:type="gramStart"/>
-            <w:r>
-              <w:rPr>
-                <w:rFonts w:hint="eastAsia"/>
-                <w:szCs w:val="21"/>
-              </w:rPr>
-              <w:t>某设备</w:t>
-            </w:r>
-            <w:proofErr w:type="gramEnd"/>
-            <w:r>
-              <w:rPr>
-                <w:rFonts w:hint="eastAsia"/>
-                <w:szCs w:val="21"/>
-              </w:rPr>
-              <w:t>计时时间</w:t>
+            <w:r>
+              <w:rPr>
+                <w:rFonts w:hint="eastAsia"/>
+                <w:szCs w:val="21"/>
+              </w:rPr>
+              <w:t>某设备计时时间</w:t>
             </w:r>
           </w:p>
         </w:tc>
@@ -11255,23 +10491,7 @@
                 <w:rFonts w:hint="eastAsia"/>
                 <w:szCs w:val="21"/>
               </w:rPr>
-              <w:t>，以上电为零点，软件</w:t>
-            </w:r>
-            <w:proofErr w:type="gramStart"/>
-            <w:r>
-              <w:rPr>
-                <w:rFonts w:hint="eastAsia"/>
-                <w:szCs w:val="21"/>
-              </w:rPr>
-              <w:t>开算时刻</w:t>
-            </w:r>
-            <w:proofErr w:type="gramEnd"/>
-            <w:r>
-              <w:rPr>
-                <w:rFonts w:hint="eastAsia"/>
-                <w:szCs w:val="21"/>
-              </w:rPr>
-              <w:t>清零。</w:t>
+              <w:t>，以上电为零点，软件开算时刻清零。</w:t>
             </w:r>
           </w:p>
         </w:tc>
@@ -11309,21 +10529,12 @@
                 <w:szCs w:val="21"/>
               </w:rPr>
             </w:pPr>
-            <w:proofErr w:type="gramStart"/>
-            <w:r>
-              <w:rPr>
-                <w:rFonts w:hint="eastAsia"/>
-                <w:szCs w:val="21"/>
-              </w:rPr>
-              <w:t>某设备</w:t>
-            </w:r>
-            <w:proofErr w:type="gramEnd"/>
-            <w:r>
-              <w:rPr>
-                <w:rFonts w:hint="eastAsia"/>
-                <w:szCs w:val="21"/>
-              </w:rPr>
-              <w:t>计时时间</w:t>
+            <w:r>
+              <w:rPr>
+                <w:rFonts w:hint="eastAsia"/>
+                <w:szCs w:val="21"/>
+              </w:rPr>
+              <w:t>某设备计时时间</w:t>
             </w:r>
           </w:p>
         </w:tc>
@@ -11404,23 +10615,7 @@
                 <w:rFonts w:hint="eastAsia"/>
                 <w:szCs w:val="21"/>
               </w:rPr>
-              <w:t>，以上电为零点，软件</w:t>
-            </w:r>
-            <w:proofErr w:type="gramStart"/>
-            <w:r>
-              <w:rPr>
-                <w:rFonts w:hint="eastAsia"/>
-                <w:szCs w:val="21"/>
-              </w:rPr>
-              <w:t>开算时刻</w:t>
-            </w:r>
-            <w:proofErr w:type="gramEnd"/>
-            <w:r>
-              <w:rPr>
-                <w:rFonts w:hint="eastAsia"/>
-                <w:szCs w:val="21"/>
-              </w:rPr>
-              <w:t>清零。</w:t>
+              <w:t>，以上电为零点，软件开算时刻清零。</w:t>
             </w:r>
           </w:p>
         </w:tc>
@@ -11458,21 +10653,12 @@
                 <w:szCs w:val="21"/>
               </w:rPr>
             </w:pPr>
-            <w:proofErr w:type="gramStart"/>
-            <w:r>
-              <w:rPr>
-                <w:rFonts w:hint="eastAsia"/>
-                <w:szCs w:val="21"/>
-              </w:rPr>
-              <w:t>某设备</w:t>
-            </w:r>
-            <w:proofErr w:type="gramEnd"/>
-            <w:r>
-              <w:rPr>
-                <w:rFonts w:hint="eastAsia"/>
-                <w:szCs w:val="21"/>
-              </w:rPr>
-              <w:t>计时时间</w:t>
+            <w:r>
+              <w:rPr>
+                <w:rFonts w:hint="eastAsia"/>
+                <w:szCs w:val="21"/>
+              </w:rPr>
+              <w:t>某设备计时时间</w:t>
             </w:r>
           </w:p>
         </w:tc>
@@ -11553,23 +10739,7 @@
                 <w:rFonts w:hint="eastAsia"/>
                 <w:szCs w:val="21"/>
               </w:rPr>
-              <w:t>，以上电为零点，软件</w:t>
-            </w:r>
-            <w:proofErr w:type="gramStart"/>
-            <w:r>
-              <w:rPr>
-                <w:rFonts w:hint="eastAsia"/>
-                <w:szCs w:val="21"/>
-              </w:rPr>
-              <w:t>开算时刻</w:t>
-            </w:r>
-            <w:proofErr w:type="gramEnd"/>
-            <w:r>
-              <w:rPr>
-                <w:rFonts w:hint="eastAsia"/>
-                <w:szCs w:val="21"/>
-              </w:rPr>
-              <w:t>清零。</w:t>
+              <w:t>，以上电为零点，软件开算时刻清零。</w:t>
             </w:r>
           </w:p>
         </w:tc>
@@ -11607,21 +10777,12 @@
                 <w:szCs w:val="21"/>
               </w:rPr>
             </w:pPr>
-            <w:proofErr w:type="gramStart"/>
-            <w:r>
-              <w:rPr>
-                <w:rFonts w:hint="eastAsia"/>
-                <w:szCs w:val="21"/>
-              </w:rPr>
-              <w:t>某设备</w:t>
-            </w:r>
-            <w:proofErr w:type="gramEnd"/>
-            <w:r>
-              <w:rPr>
-                <w:rFonts w:hint="eastAsia"/>
-                <w:szCs w:val="21"/>
-              </w:rPr>
-              <w:t>计时时间</w:t>
+            <w:r>
+              <w:rPr>
+                <w:rFonts w:hint="eastAsia"/>
+                <w:szCs w:val="21"/>
+              </w:rPr>
+              <w:t>某设备计时时间</w:t>
             </w:r>
           </w:p>
         </w:tc>
@@ -11702,23 +10863,7 @@
                 <w:rFonts w:hint="eastAsia"/>
                 <w:szCs w:val="21"/>
               </w:rPr>
-              <w:t>，以上电为零点，软件</w:t>
-            </w:r>
-            <w:proofErr w:type="gramStart"/>
-            <w:r>
-              <w:rPr>
-                <w:rFonts w:hint="eastAsia"/>
-                <w:szCs w:val="21"/>
-              </w:rPr>
-              <w:t>开算时刻</w:t>
-            </w:r>
-            <w:proofErr w:type="gramEnd"/>
-            <w:r>
-              <w:rPr>
-                <w:rFonts w:hint="eastAsia"/>
-                <w:szCs w:val="21"/>
-              </w:rPr>
-              <w:t>清零。</w:t>
+              <w:t>，以上电为零点，软件开算时刻清零。</w:t>
             </w:r>
           </w:p>
         </w:tc>
@@ -11793,21 +10938,12 @@
                 <w:szCs w:val="21"/>
               </w:rPr>
             </w:pPr>
-            <w:proofErr w:type="gramStart"/>
-            <w:r>
-              <w:rPr>
-                <w:rFonts w:hint="eastAsia"/>
-                <w:szCs w:val="21"/>
-              </w:rPr>
-              <w:t>某设备</w:t>
-            </w:r>
-            <w:proofErr w:type="gramEnd"/>
-            <w:r>
-              <w:rPr>
-                <w:rFonts w:hint="eastAsia"/>
-                <w:szCs w:val="21"/>
-              </w:rPr>
-              <w:t>装置测量数据</w:t>
+            <w:r>
+              <w:rPr>
+                <w:rFonts w:hint="eastAsia"/>
+                <w:szCs w:val="21"/>
+              </w:rPr>
+              <w:t>某设备装置测量数据</w:t>
             </w:r>
             <w:r>
               <w:rPr>
@@ -12022,21 +11158,12 @@
                 <w:szCs w:val="21"/>
               </w:rPr>
             </w:pPr>
-            <w:proofErr w:type="gramStart"/>
-            <w:r>
-              <w:rPr>
-                <w:rFonts w:hint="eastAsia"/>
-                <w:szCs w:val="21"/>
-              </w:rPr>
-              <w:t>某设备</w:t>
-            </w:r>
-            <w:proofErr w:type="gramEnd"/>
-            <w:r>
-              <w:rPr>
-                <w:rFonts w:hint="eastAsia"/>
-                <w:szCs w:val="21"/>
-              </w:rPr>
-              <w:t>计时时间</w:t>
+            <w:r>
+              <w:rPr>
+                <w:rFonts w:hint="eastAsia"/>
+                <w:szCs w:val="21"/>
+              </w:rPr>
+              <w:t>某设备计时时间</w:t>
             </w:r>
           </w:p>
         </w:tc>
@@ -12078,6 +11205,7 @@
             <w:r>
               <w:rPr>
                 <w:rStyle w:val="ad"/>
+                <w:rFonts w:hint="eastAsia"/>
               </w:rPr>
               <w:commentReference w:id="7"/>
             </w:r>
@@ -12148,23 +11276,7 @@
                 <w:rFonts w:hint="eastAsia"/>
                 <w:szCs w:val="21"/>
               </w:rPr>
-              <w:t>，以上电为零点，软件</w:t>
-            </w:r>
-            <w:proofErr w:type="gramStart"/>
-            <w:r>
-              <w:rPr>
-                <w:rFonts w:hint="eastAsia"/>
-                <w:szCs w:val="21"/>
-              </w:rPr>
-              <w:t>开算时刻</w:t>
-            </w:r>
-            <w:proofErr w:type="gramEnd"/>
-            <w:r>
-              <w:rPr>
-                <w:rFonts w:hint="eastAsia"/>
-                <w:szCs w:val="21"/>
-              </w:rPr>
-              <w:t>清零。</w:t>
+              <w:t>，以上电为零点，软件开算时刻清零。</w:t>
             </w:r>
           </w:p>
         </w:tc>
@@ -12203,21 +11315,12 @@
                 <w:szCs w:val="21"/>
               </w:rPr>
             </w:pPr>
-            <w:proofErr w:type="gramStart"/>
-            <w:r>
-              <w:rPr>
-                <w:rFonts w:hint="eastAsia"/>
-                <w:szCs w:val="21"/>
-              </w:rPr>
-              <w:t>帧</w:t>
-            </w:r>
-            <w:proofErr w:type="gramEnd"/>
-            <w:r>
-              <w:rPr>
-                <w:rFonts w:hint="eastAsia"/>
-                <w:szCs w:val="21"/>
-              </w:rPr>
-              <w:t>计数</w:t>
+            <w:r>
+              <w:rPr>
+                <w:rFonts w:hint="eastAsia"/>
+                <w:szCs w:val="21"/>
+              </w:rPr>
+              <w:t>帧计数</w:t>
             </w:r>
           </w:p>
         </w:tc>
@@ -12252,6 +11355,7 @@
             <w:r>
               <w:rPr>
                 <w:rStyle w:val="ad"/>
+                <w:rFonts w:hint="eastAsia"/>
               </w:rPr>
               <w:commentReference w:id="8"/>
             </w:r>
@@ -12361,21 +11465,12 @@
                 <w:szCs w:val="21"/>
               </w:rPr>
             </w:pPr>
-            <w:proofErr w:type="gramStart"/>
-            <w:r>
-              <w:rPr>
-                <w:rFonts w:hint="eastAsia"/>
-                <w:szCs w:val="21"/>
-              </w:rPr>
-              <w:t>某设备</w:t>
-            </w:r>
-            <w:proofErr w:type="gramEnd"/>
-            <w:r>
-              <w:rPr>
-                <w:rFonts w:hint="eastAsia"/>
-                <w:szCs w:val="21"/>
-              </w:rPr>
-              <w:t>计时时间</w:t>
+            <w:r>
+              <w:rPr>
+                <w:rFonts w:hint="eastAsia"/>
+                <w:szCs w:val="21"/>
+              </w:rPr>
+              <w:t>某设备计时时间</w:t>
             </w:r>
           </w:p>
         </w:tc>
@@ -12458,23 +11553,7 @@
                 <w:rFonts w:hint="eastAsia"/>
                 <w:szCs w:val="21"/>
               </w:rPr>
-              <w:t>，以上电为零点，软件</w:t>
-            </w:r>
-            <w:proofErr w:type="gramStart"/>
-            <w:r>
-              <w:rPr>
-                <w:rFonts w:hint="eastAsia"/>
-                <w:szCs w:val="21"/>
-              </w:rPr>
-              <w:t>开算时刻</w:t>
-            </w:r>
-            <w:proofErr w:type="gramEnd"/>
-            <w:r>
-              <w:rPr>
-                <w:rFonts w:hint="eastAsia"/>
-                <w:szCs w:val="21"/>
-              </w:rPr>
-              <w:t>清零。</w:t>
+              <w:t>，以上电为零点，软件开算时刻清零。</w:t>
             </w:r>
           </w:p>
         </w:tc>
@@ -12513,21 +11592,12 @@
                 <w:szCs w:val="21"/>
               </w:rPr>
             </w:pPr>
-            <w:proofErr w:type="gramStart"/>
-            <w:r>
-              <w:rPr>
-                <w:rFonts w:hint="eastAsia"/>
-                <w:szCs w:val="21"/>
-              </w:rPr>
-              <w:t>某设备</w:t>
-            </w:r>
-            <w:proofErr w:type="gramEnd"/>
-            <w:r>
-              <w:rPr>
-                <w:rFonts w:hint="eastAsia"/>
-                <w:szCs w:val="21"/>
-              </w:rPr>
-              <w:t>计时时间</w:t>
+            <w:r>
+              <w:rPr>
+                <w:rFonts w:hint="eastAsia"/>
+                <w:szCs w:val="21"/>
+              </w:rPr>
+              <w:t>某设备计时时间</w:t>
             </w:r>
           </w:p>
         </w:tc>
@@ -12618,23 +11688,7 @@
                 <w:szCs w:val="21"/>
               </w:rPr>
               <w:lastRenderedPageBreak/>
-              <w:t>以上电为零点，软件</w:t>
-            </w:r>
-            <w:proofErr w:type="gramStart"/>
-            <w:r>
-              <w:rPr>
-                <w:rFonts w:hint="eastAsia"/>
-                <w:szCs w:val="21"/>
-              </w:rPr>
-              <w:t>开算时刻</w:t>
-            </w:r>
-            <w:proofErr w:type="gramEnd"/>
-            <w:r>
-              <w:rPr>
-                <w:rFonts w:hint="eastAsia"/>
-                <w:szCs w:val="21"/>
-              </w:rPr>
-              <w:t>清零。</w:t>
+              <w:t>以上电为零点，软件开算时刻清零。</w:t>
             </w:r>
           </w:p>
         </w:tc>
@@ -12673,21 +11727,12 @@
                 <w:szCs w:val="21"/>
               </w:rPr>
             </w:pPr>
-            <w:proofErr w:type="gramStart"/>
-            <w:r>
-              <w:rPr>
-                <w:rFonts w:hint="eastAsia"/>
-                <w:szCs w:val="21"/>
-              </w:rPr>
-              <w:t>某设备</w:t>
-            </w:r>
-            <w:proofErr w:type="gramEnd"/>
-            <w:r>
-              <w:rPr>
-                <w:rFonts w:hint="eastAsia"/>
-                <w:szCs w:val="21"/>
-              </w:rPr>
-              <w:t>计时时间</w:t>
+            <w:r>
+              <w:rPr>
+                <w:rFonts w:hint="eastAsia"/>
+                <w:szCs w:val="21"/>
+              </w:rPr>
+              <w:t>某设备计时时间</w:t>
             </w:r>
           </w:p>
         </w:tc>
@@ -12770,23 +11815,7 @@
                 <w:rFonts w:hint="eastAsia"/>
                 <w:szCs w:val="21"/>
               </w:rPr>
-              <w:t>，以上电为零点，软件</w:t>
-            </w:r>
-            <w:proofErr w:type="gramStart"/>
-            <w:r>
-              <w:rPr>
-                <w:rFonts w:hint="eastAsia"/>
-                <w:szCs w:val="21"/>
-              </w:rPr>
-              <w:t>开算时刻</w:t>
-            </w:r>
-            <w:proofErr w:type="gramEnd"/>
-            <w:r>
-              <w:rPr>
-                <w:rFonts w:hint="eastAsia"/>
-                <w:szCs w:val="21"/>
-              </w:rPr>
-              <w:t>清零。</w:t>
+              <w:t>，以上电为零点，软件开算时刻清零。</w:t>
             </w:r>
           </w:p>
         </w:tc>
@@ -12825,21 +11854,12 @@
                 <w:szCs w:val="21"/>
               </w:rPr>
             </w:pPr>
-            <w:proofErr w:type="gramStart"/>
-            <w:r>
-              <w:rPr>
-                <w:rFonts w:hint="eastAsia"/>
-                <w:szCs w:val="21"/>
-              </w:rPr>
-              <w:t>某设备</w:t>
-            </w:r>
-            <w:proofErr w:type="gramEnd"/>
-            <w:r>
-              <w:rPr>
-                <w:rFonts w:hint="eastAsia"/>
-                <w:szCs w:val="21"/>
-              </w:rPr>
-              <w:t>计时时间</w:t>
+            <w:r>
+              <w:rPr>
+                <w:rFonts w:hint="eastAsia"/>
+                <w:szCs w:val="21"/>
+              </w:rPr>
+              <w:t>某设备计时时间</w:t>
             </w:r>
           </w:p>
         </w:tc>
@@ -12922,23 +11942,7 @@
                 <w:rFonts w:hint="eastAsia"/>
                 <w:szCs w:val="21"/>
               </w:rPr>
-              <w:t>，以上电为零点，软件</w:t>
-            </w:r>
-            <w:proofErr w:type="gramStart"/>
-            <w:r>
-              <w:rPr>
-                <w:rFonts w:hint="eastAsia"/>
-                <w:szCs w:val="21"/>
-              </w:rPr>
-              <w:t>开算时刻</w:t>
-            </w:r>
-            <w:proofErr w:type="gramEnd"/>
-            <w:r>
-              <w:rPr>
-                <w:rFonts w:hint="eastAsia"/>
-                <w:szCs w:val="21"/>
-              </w:rPr>
-              <w:t>清零。</w:t>
+              <w:t>，以上电为零点，软件开算时刻清零。</w:t>
             </w:r>
           </w:p>
         </w:tc>
@@ -12977,21 +11981,12 @@
                 <w:szCs w:val="21"/>
               </w:rPr>
             </w:pPr>
-            <w:proofErr w:type="gramStart"/>
-            <w:r>
-              <w:rPr>
-                <w:rFonts w:hint="eastAsia"/>
-                <w:szCs w:val="21"/>
-              </w:rPr>
-              <w:t>某设备</w:t>
-            </w:r>
-            <w:proofErr w:type="gramEnd"/>
-            <w:r>
-              <w:rPr>
-                <w:rFonts w:hint="eastAsia"/>
-                <w:szCs w:val="21"/>
-              </w:rPr>
-              <w:t>计时时间</w:t>
+            <w:r>
+              <w:rPr>
+                <w:rFonts w:hint="eastAsia"/>
+                <w:szCs w:val="21"/>
+              </w:rPr>
+              <w:t>某设备计时时间</w:t>
             </w:r>
           </w:p>
         </w:tc>
@@ -13074,23 +12069,7 @@
                 <w:rFonts w:hint="eastAsia"/>
                 <w:szCs w:val="21"/>
               </w:rPr>
-              <w:t>，以上电为零点，软件</w:t>
-            </w:r>
-            <w:proofErr w:type="gramStart"/>
-            <w:r>
-              <w:rPr>
-                <w:rFonts w:hint="eastAsia"/>
-                <w:szCs w:val="21"/>
-              </w:rPr>
-              <w:t>开算时刻</w:t>
-            </w:r>
-            <w:proofErr w:type="gramEnd"/>
-            <w:r>
-              <w:rPr>
-                <w:rFonts w:hint="eastAsia"/>
-                <w:szCs w:val="21"/>
-              </w:rPr>
-              <w:t>清零。</w:t>
+              <w:t>，以上电为零点，软件开算时刻清零。</w:t>
             </w:r>
           </w:p>
         </w:tc>
@@ -13129,21 +12108,12 @@
                 <w:szCs w:val="21"/>
               </w:rPr>
             </w:pPr>
-            <w:proofErr w:type="gramStart"/>
-            <w:r>
-              <w:rPr>
-                <w:rFonts w:hint="eastAsia"/>
-                <w:szCs w:val="21"/>
-              </w:rPr>
-              <w:t>某设备</w:t>
-            </w:r>
-            <w:proofErr w:type="gramEnd"/>
-            <w:r>
-              <w:rPr>
-                <w:rFonts w:hint="eastAsia"/>
-                <w:szCs w:val="21"/>
-              </w:rPr>
-              <w:t>计时时间</w:t>
+            <w:r>
+              <w:rPr>
+                <w:rFonts w:hint="eastAsia"/>
+                <w:szCs w:val="21"/>
+              </w:rPr>
+              <w:t>某设备计时时间</w:t>
             </w:r>
           </w:p>
         </w:tc>
@@ -13226,23 +12196,7 @@
                 <w:rFonts w:hint="eastAsia"/>
                 <w:szCs w:val="21"/>
               </w:rPr>
-              <w:t>，以上电为零点，软件</w:t>
-            </w:r>
-            <w:proofErr w:type="gramStart"/>
-            <w:r>
-              <w:rPr>
-                <w:rFonts w:hint="eastAsia"/>
-                <w:szCs w:val="21"/>
-              </w:rPr>
-              <w:t>开算时刻</w:t>
-            </w:r>
-            <w:proofErr w:type="gramEnd"/>
-            <w:r>
-              <w:rPr>
-                <w:rFonts w:hint="eastAsia"/>
-                <w:szCs w:val="21"/>
-              </w:rPr>
-              <w:t>清零。</w:t>
+              <w:t>，以上电为零点，软件开算时刻清零。</w:t>
             </w:r>
           </w:p>
         </w:tc>
@@ -13281,21 +12235,12 @@
                 <w:szCs w:val="21"/>
               </w:rPr>
             </w:pPr>
-            <w:proofErr w:type="gramStart"/>
-            <w:r>
-              <w:rPr>
-                <w:rFonts w:hint="eastAsia"/>
-                <w:szCs w:val="21"/>
-              </w:rPr>
-              <w:t>某设备</w:t>
-            </w:r>
-            <w:proofErr w:type="gramEnd"/>
-            <w:r>
-              <w:rPr>
-                <w:rFonts w:hint="eastAsia"/>
-                <w:szCs w:val="21"/>
-              </w:rPr>
-              <w:t>计时时间</w:t>
+            <w:r>
+              <w:rPr>
+                <w:rFonts w:hint="eastAsia"/>
+                <w:szCs w:val="21"/>
+              </w:rPr>
+              <w:t>某设备计时时间</w:t>
             </w:r>
           </w:p>
         </w:tc>
@@ -13378,23 +12323,7 @@
                 <w:rFonts w:hint="eastAsia"/>
                 <w:szCs w:val="21"/>
               </w:rPr>
-              <w:t>，以上电为零点，软件</w:t>
-            </w:r>
-            <w:proofErr w:type="gramStart"/>
-            <w:r>
-              <w:rPr>
-                <w:rFonts w:hint="eastAsia"/>
-                <w:szCs w:val="21"/>
-              </w:rPr>
-              <w:t>开算时刻</w:t>
-            </w:r>
-            <w:proofErr w:type="gramEnd"/>
-            <w:r>
-              <w:rPr>
-                <w:rFonts w:hint="eastAsia"/>
-                <w:szCs w:val="21"/>
-              </w:rPr>
-              <w:t>清零。</w:t>
+              <w:t>，以上电为零点，软件开算时刻清零。</w:t>
             </w:r>
           </w:p>
         </w:tc>
@@ -13433,21 +12362,12 @@
                 <w:szCs w:val="21"/>
               </w:rPr>
             </w:pPr>
-            <w:proofErr w:type="gramStart"/>
-            <w:r>
-              <w:rPr>
-                <w:rFonts w:hint="eastAsia"/>
-                <w:szCs w:val="21"/>
-              </w:rPr>
-              <w:t>某设备</w:t>
-            </w:r>
-            <w:proofErr w:type="gramEnd"/>
-            <w:r>
-              <w:rPr>
-                <w:rFonts w:hint="eastAsia"/>
-                <w:szCs w:val="21"/>
-              </w:rPr>
-              <w:t>计时时间</w:t>
+            <w:r>
+              <w:rPr>
+                <w:rFonts w:hint="eastAsia"/>
+                <w:szCs w:val="21"/>
+              </w:rPr>
+              <w:t>某设备计时时间</w:t>
             </w:r>
           </w:p>
         </w:tc>
@@ -13530,23 +12450,7 @@
                 <w:rFonts w:hint="eastAsia"/>
                 <w:szCs w:val="21"/>
               </w:rPr>
-              <w:t>，以上电为零点，软件</w:t>
-            </w:r>
-            <w:proofErr w:type="gramStart"/>
-            <w:r>
-              <w:rPr>
-                <w:rFonts w:hint="eastAsia"/>
-                <w:szCs w:val="21"/>
-              </w:rPr>
-              <w:t>开算时刻</w:t>
-            </w:r>
-            <w:proofErr w:type="gramEnd"/>
-            <w:r>
-              <w:rPr>
-                <w:rFonts w:hint="eastAsia"/>
-                <w:szCs w:val="21"/>
-              </w:rPr>
-              <w:t>清零。</w:t>
+              <w:t>，以上电为零点，软件开算时刻清零。</w:t>
             </w:r>
           </w:p>
         </w:tc>
@@ -13568,19 +12472,11 @@
         </w:rPr>
         <w:t xml:space="preserve"> </w:t>
       </w:r>
-      <w:proofErr w:type="gramStart"/>
       <w:r>
         <w:rPr>
           <w:rFonts w:hint="eastAsia"/>
         </w:rPr>
-        <w:t>某状态</w:t>
-      </w:r>
-      <w:proofErr w:type="gramEnd"/>
-      <w:r>
-        <w:rPr>
-          <w:rFonts w:hint="eastAsia"/>
-        </w:rPr>
-        <w:t>信息</w:t>
+        <w:t>某状态信息</w:t>
       </w:r>
     </w:p>
     <w:tbl>
@@ -13751,21 +12647,12 @@
                 <w:szCs w:val="21"/>
               </w:rPr>
             </w:pPr>
-            <w:proofErr w:type="gramStart"/>
-            <w:r>
-              <w:rPr>
-                <w:rFonts w:hint="eastAsia"/>
-                <w:szCs w:val="21"/>
-              </w:rPr>
-              <w:t>某设备</w:t>
-            </w:r>
-            <w:proofErr w:type="gramEnd"/>
-            <w:r>
-              <w:rPr>
-                <w:rFonts w:hint="eastAsia"/>
-                <w:szCs w:val="21"/>
-              </w:rPr>
-              <w:t>计时时间</w:t>
+            <w:r>
+              <w:rPr>
+                <w:rFonts w:hint="eastAsia"/>
+                <w:szCs w:val="21"/>
+              </w:rPr>
+              <w:t>某设备计时时间</w:t>
             </w:r>
           </w:p>
         </w:tc>
@@ -13846,23 +12733,7 @@
                 <w:rFonts w:hint="eastAsia"/>
                 <w:szCs w:val="21"/>
               </w:rPr>
-              <w:t>，以上电为零点，软件</w:t>
-            </w:r>
-            <w:proofErr w:type="gramStart"/>
-            <w:r>
-              <w:rPr>
-                <w:rFonts w:hint="eastAsia"/>
-                <w:szCs w:val="21"/>
-              </w:rPr>
-              <w:t>开算时刻</w:t>
-            </w:r>
-            <w:proofErr w:type="gramEnd"/>
-            <w:r>
-              <w:rPr>
-                <w:rFonts w:hint="eastAsia"/>
-                <w:szCs w:val="21"/>
-              </w:rPr>
-              <w:t>清零。</w:t>
+              <w:t>，以上电为零点，软件开算时刻清零。</w:t>
             </w:r>
           </w:p>
         </w:tc>
@@ -13900,21 +12771,12 @@
                 <w:szCs w:val="21"/>
               </w:rPr>
             </w:pPr>
-            <w:proofErr w:type="gramStart"/>
-            <w:r>
-              <w:rPr>
-                <w:rFonts w:hint="eastAsia"/>
-                <w:szCs w:val="21"/>
-              </w:rPr>
-              <w:t>帧</w:t>
-            </w:r>
-            <w:proofErr w:type="gramEnd"/>
-            <w:r>
-              <w:rPr>
-                <w:rFonts w:hint="eastAsia"/>
-                <w:szCs w:val="21"/>
-              </w:rPr>
-              <w:t>计数</w:t>
+            <w:r>
+              <w:rPr>
+                <w:rFonts w:hint="eastAsia"/>
+                <w:szCs w:val="21"/>
+              </w:rPr>
+              <w:t>帧计数</w:t>
             </w:r>
           </w:p>
         </w:tc>
@@ -14019,21 +12881,12 @@
                 <w:szCs w:val="21"/>
               </w:rPr>
             </w:pPr>
-            <w:proofErr w:type="gramStart"/>
-            <w:r>
-              <w:rPr>
-                <w:rFonts w:hint="eastAsia"/>
-                <w:szCs w:val="21"/>
-              </w:rPr>
-              <w:t>某设备</w:t>
-            </w:r>
-            <w:proofErr w:type="gramEnd"/>
-            <w:r>
-              <w:rPr>
-                <w:rFonts w:hint="eastAsia"/>
-                <w:szCs w:val="21"/>
-              </w:rPr>
-              <w:t>计时时间</w:t>
+            <w:r>
+              <w:rPr>
+                <w:rFonts w:hint="eastAsia"/>
+                <w:szCs w:val="21"/>
+              </w:rPr>
+              <w:t>某设备计时时间</w:t>
             </w:r>
           </w:p>
         </w:tc>
@@ -14114,23 +12967,7 @@
                 <w:rFonts w:hint="eastAsia"/>
                 <w:szCs w:val="21"/>
               </w:rPr>
-              <w:t>，以上电为零点，软件</w:t>
-            </w:r>
-            <w:proofErr w:type="gramStart"/>
-            <w:r>
-              <w:rPr>
-                <w:rFonts w:hint="eastAsia"/>
-                <w:szCs w:val="21"/>
-              </w:rPr>
-              <w:t>开算时刻</w:t>
-            </w:r>
-            <w:proofErr w:type="gramEnd"/>
-            <w:r>
-              <w:rPr>
-                <w:rFonts w:hint="eastAsia"/>
-                <w:szCs w:val="21"/>
-              </w:rPr>
-              <w:t>清零。</w:t>
+              <w:t>，以上电为零点，软件开算时刻清零。</w:t>
             </w:r>
           </w:p>
         </w:tc>
@@ -14168,21 +13005,12 @@
                 <w:szCs w:val="21"/>
               </w:rPr>
             </w:pPr>
-            <w:proofErr w:type="gramStart"/>
-            <w:r>
-              <w:rPr>
-                <w:rFonts w:hint="eastAsia"/>
-                <w:szCs w:val="21"/>
-              </w:rPr>
-              <w:t>某设备</w:t>
-            </w:r>
-            <w:proofErr w:type="gramEnd"/>
-            <w:r>
-              <w:rPr>
-                <w:rFonts w:hint="eastAsia"/>
-                <w:szCs w:val="21"/>
-              </w:rPr>
-              <w:t>计时时间</w:t>
+            <w:r>
+              <w:rPr>
+                <w:rFonts w:hint="eastAsia"/>
+                <w:szCs w:val="21"/>
+              </w:rPr>
+              <w:t>某设备计时时间</w:t>
             </w:r>
           </w:p>
         </w:tc>
@@ -14263,23 +13091,7 @@
                 <w:rFonts w:hint="eastAsia"/>
                 <w:szCs w:val="21"/>
               </w:rPr>
-              <w:t>，以上电为零点，软件</w:t>
-            </w:r>
-            <w:proofErr w:type="gramStart"/>
-            <w:r>
-              <w:rPr>
-                <w:rFonts w:hint="eastAsia"/>
-                <w:szCs w:val="21"/>
-              </w:rPr>
-              <w:t>开算时刻</w:t>
-            </w:r>
-            <w:proofErr w:type="gramEnd"/>
-            <w:r>
-              <w:rPr>
-                <w:rFonts w:hint="eastAsia"/>
-                <w:szCs w:val="21"/>
-              </w:rPr>
-              <w:t>清零。</w:t>
+              <w:t>，以上电为零点，软件开算时刻清零。</w:t>
             </w:r>
           </w:p>
         </w:tc>
@@ -14317,21 +13129,12 @@
                 <w:szCs w:val="21"/>
               </w:rPr>
             </w:pPr>
-            <w:proofErr w:type="gramStart"/>
-            <w:r>
-              <w:rPr>
-                <w:rFonts w:hint="eastAsia"/>
-                <w:szCs w:val="21"/>
-              </w:rPr>
-              <w:t>某设备</w:t>
-            </w:r>
-            <w:proofErr w:type="gramEnd"/>
-            <w:r>
-              <w:rPr>
-                <w:rFonts w:hint="eastAsia"/>
-                <w:szCs w:val="21"/>
-              </w:rPr>
-              <w:t>计时时间</w:t>
+            <w:r>
+              <w:rPr>
+                <w:rFonts w:hint="eastAsia"/>
+                <w:szCs w:val="21"/>
+              </w:rPr>
+              <w:t>某设备计时时间</w:t>
             </w:r>
           </w:p>
         </w:tc>
@@ -14412,23 +13215,7 @@
                 <w:rFonts w:hint="eastAsia"/>
                 <w:szCs w:val="21"/>
               </w:rPr>
-              <w:t>，以上电为零点，软件</w:t>
-            </w:r>
-            <w:proofErr w:type="gramStart"/>
-            <w:r>
-              <w:rPr>
-                <w:rFonts w:hint="eastAsia"/>
-                <w:szCs w:val="21"/>
-              </w:rPr>
-              <w:t>开算时刻</w:t>
-            </w:r>
-            <w:proofErr w:type="gramEnd"/>
-            <w:r>
-              <w:rPr>
-                <w:rFonts w:hint="eastAsia"/>
-                <w:szCs w:val="21"/>
-              </w:rPr>
-              <w:t>清零。</w:t>
+              <w:t>，以上电为零点，软件开算时刻清零。</w:t>
             </w:r>
           </w:p>
         </w:tc>
@@ -14466,21 +13253,12 @@
                 <w:szCs w:val="21"/>
               </w:rPr>
             </w:pPr>
-            <w:proofErr w:type="gramStart"/>
-            <w:r>
-              <w:rPr>
-                <w:rFonts w:hint="eastAsia"/>
-                <w:szCs w:val="21"/>
-              </w:rPr>
-              <w:t>某设备</w:t>
-            </w:r>
-            <w:proofErr w:type="gramEnd"/>
-            <w:r>
-              <w:rPr>
-                <w:rFonts w:hint="eastAsia"/>
-                <w:szCs w:val="21"/>
-              </w:rPr>
-              <w:t>计时时间</w:t>
+            <w:r>
+              <w:rPr>
+                <w:rFonts w:hint="eastAsia"/>
+                <w:szCs w:val="21"/>
+              </w:rPr>
+              <w:t>某设备计时时间</w:t>
             </w:r>
           </w:p>
         </w:tc>
@@ -14561,23 +13339,7 @@
                 <w:rFonts w:hint="eastAsia"/>
                 <w:szCs w:val="21"/>
               </w:rPr>
-              <w:t>，以上电为零点，软件</w:t>
-            </w:r>
-            <w:proofErr w:type="gramStart"/>
-            <w:r>
-              <w:rPr>
-                <w:rFonts w:hint="eastAsia"/>
-                <w:szCs w:val="21"/>
-              </w:rPr>
-              <w:t>开算时刻</w:t>
-            </w:r>
-            <w:proofErr w:type="gramEnd"/>
-            <w:r>
-              <w:rPr>
-                <w:rFonts w:hint="eastAsia"/>
-                <w:szCs w:val="21"/>
-              </w:rPr>
-              <w:t>清</w:t>
+              <w:t>，以上电为零点，软件开算时刻清</w:t>
             </w:r>
             <w:r>
               <w:rPr>
@@ -14623,21 +13385,12 @@
                 <w:szCs w:val="21"/>
               </w:rPr>
             </w:pPr>
-            <w:proofErr w:type="gramStart"/>
-            <w:r>
-              <w:rPr>
-                <w:rFonts w:hint="eastAsia"/>
-                <w:szCs w:val="21"/>
-              </w:rPr>
-              <w:t>某设备</w:t>
-            </w:r>
-            <w:proofErr w:type="gramEnd"/>
-            <w:r>
-              <w:rPr>
-                <w:rFonts w:hint="eastAsia"/>
-                <w:szCs w:val="21"/>
-              </w:rPr>
-              <w:t>计时时间</w:t>
+            <w:r>
+              <w:rPr>
+                <w:rFonts w:hint="eastAsia"/>
+                <w:szCs w:val="21"/>
+              </w:rPr>
+              <w:t>某设备计时时间</w:t>
             </w:r>
           </w:p>
         </w:tc>
@@ -14718,23 +13471,7 @@
                 <w:rFonts w:hint="eastAsia"/>
                 <w:szCs w:val="21"/>
               </w:rPr>
-              <w:t>，以上电为零点，软件</w:t>
-            </w:r>
-            <w:proofErr w:type="gramStart"/>
-            <w:r>
-              <w:rPr>
-                <w:rFonts w:hint="eastAsia"/>
-                <w:szCs w:val="21"/>
-              </w:rPr>
-              <w:t>开算时刻</w:t>
-            </w:r>
-            <w:proofErr w:type="gramEnd"/>
-            <w:r>
-              <w:rPr>
-                <w:rFonts w:hint="eastAsia"/>
-                <w:szCs w:val="21"/>
-              </w:rPr>
-              <w:t>清零。</w:t>
+              <w:t>，以上电为零点，软件开算时刻清零。</w:t>
             </w:r>
           </w:p>
         </w:tc>
@@ -14772,21 +13509,12 @@
                 <w:szCs w:val="21"/>
               </w:rPr>
             </w:pPr>
-            <w:proofErr w:type="gramStart"/>
-            <w:r>
-              <w:rPr>
-                <w:rFonts w:hint="eastAsia"/>
-                <w:szCs w:val="21"/>
-              </w:rPr>
-              <w:t>某设备</w:t>
-            </w:r>
-            <w:proofErr w:type="gramEnd"/>
-            <w:r>
-              <w:rPr>
-                <w:rFonts w:hint="eastAsia"/>
-                <w:szCs w:val="21"/>
-              </w:rPr>
-              <w:t>计时时间</w:t>
+            <w:r>
+              <w:rPr>
+                <w:rFonts w:hint="eastAsia"/>
+                <w:szCs w:val="21"/>
+              </w:rPr>
+              <w:t>某设备计时时间</w:t>
             </w:r>
           </w:p>
         </w:tc>
@@ -14867,23 +13595,7 @@
                 <w:rFonts w:hint="eastAsia"/>
                 <w:szCs w:val="21"/>
               </w:rPr>
-              <w:t>，以上电为零点，软件</w:t>
-            </w:r>
-            <w:proofErr w:type="gramStart"/>
-            <w:r>
-              <w:rPr>
-                <w:rFonts w:hint="eastAsia"/>
-                <w:szCs w:val="21"/>
-              </w:rPr>
-              <w:t>开算时刻</w:t>
-            </w:r>
-            <w:proofErr w:type="gramEnd"/>
-            <w:r>
-              <w:rPr>
-                <w:rFonts w:hint="eastAsia"/>
-                <w:szCs w:val="21"/>
-              </w:rPr>
-              <w:t>清零。</w:t>
+              <w:t>，以上电为零点，软件开算时刻清零。</w:t>
             </w:r>
           </w:p>
         </w:tc>
@@ -14921,21 +13633,12 @@
                 <w:szCs w:val="21"/>
               </w:rPr>
             </w:pPr>
-            <w:proofErr w:type="gramStart"/>
-            <w:r>
-              <w:rPr>
-                <w:rFonts w:hint="eastAsia"/>
-                <w:szCs w:val="21"/>
-              </w:rPr>
-              <w:t>某设备</w:t>
-            </w:r>
-            <w:proofErr w:type="gramEnd"/>
-            <w:r>
-              <w:rPr>
-                <w:rFonts w:hint="eastAsia"/>
-                <w:szCs w:val="21"/>
-              </w:rPr>
-              <w:t>计时时间</w:t>
+            <w:r>
+              <w:rPr>
+                <w:rFonts w:hint="eastAsia"/>
+                <w:szCs w:val="21"/>
+              </w:rPr>
+              <w:t>某设备计时时间</w:t>
             </w:r>
           </w:p>
         </w:tc>
@@ -15016,23 +13719,7 @@
                 <w:rFonts w:hint="eastAsia"/>
                 <w:szCs w:val="21"/>
               </w:rPr>
-              <w:t>，以上电为零点，软件</w:t>
-            </w:r>
-            <w:proofErr w:type="gramStart"/>
-            <w:r>
-              <w:rPr>
-                <w:rFonts w:hint="eastAsia"/>
-                <w:szCs w:val="21"/>
-              </w:rPr>
-              <w:t>开算时刻</w:t>
-            </w:r>
-            <w:proofErr w:type="gramEnd"/>
-            <w:r>
-              <w:rPr>
-                <w:rFonts w:hint="eastAsia"/>
-                <w:szCs w:val="21"/>
-              </w:rPr>
-              <w:t>清零。</w:t>
+              <w:t>，以上电为零点，软件开算时刻清零。</w:t>
             </w:r>
           </w:p>
         </w:tc>
@@ -15070,21 +13757,12 @@
                 <w:szCs w:val="21"/>
               </w:rPr>
             </w:pPr>
-            <w:proofErr w:type="gramStart"/>
-            <w:r>
-              <w:rPr>
-                <w:rFonts w:hint="eastAsia"/>
-                <w:szCs w:val="21"/>
-              </w:rPr>
-              <w:t>某设备</w:t>
-            </w:r>
-            <w:proofErr w:type="gramEnd"/>
-            <w:r>
-              <w:rPr>
-                <w:rFonts w:hint="eastAsia"/>
-                <w:szCs w:val="21"/>
-              </w:rPr>
-              <w:t>计时时间</w:t>
+            <w:r>
+              <w:rPr>
+                <w:rFonts w:hint="eastAsia"/>
+                <w:szCs w:val="21"/>
+              </w:rPr>
+              <w:t>某设备计时时间</w:t>
             </w:r>
           </w:p>
         </w:tc>
@@ -15165,23 +13843,7 @@
                 <w:rFonts w:hint="eastAsia"/>
                 <w:szCs w:val="21"/>
               </w:rPr>
-              <w:t>，以上电为零点，软件</w:t>
-            </w:r>
-            <w:proofErr w:type="gramStart"/>
-            <w:r>
-              <w:rPr>
-                <w:rFonts w:hint="eastAsia"/>
-                <w:szCs w:val="21"/>
-              </w:rPr>
-              <w:t>开算时刻</w:t>
-            </w:r>
-            <w:proofErr w:type="gramEnd"/>
-            <w:r>
-              <w:rPr>
-                <w:rFonts w:hint="eastAsia"/>
-                <w:szCs w:val="21"/>
-              </w:rPr>
-              <w:t>清零。</w:t>
+              <w:t>，以上电为零点，软件开算时刻清零。</w:t>
             </w:r>
           </w:p>
         </w:tc>
@@ -15203,19 +13865,11 @@
         </w:rPr>
         <w:t xml:space="preserve"> </w:t>
       </w:r>
-      <w:proofErr w:type="gramStart"/>
       <w:r>
         <w:rPr>
           <w:rFonts w:hint="eastAsia"/>
         </w:rPr>
-        <w:t>某状态</w:t>
-      </w:r>
-      <w:proofErr w:type="gramEnd"/>
-      <w:r>
-        <w:rPr>
-          <w:rFonts w:hint="eastAsia"/>
-        </w:rPr>
-        <w:t>信息</w:t>
+        <w:t>某状态信息</w:t>
       </w:r>
     </w:p>
     <w:p/>
@@ -15412,21 +14066,12 @@
                 <w:szCs w:val="21"/>
               </w:rPr>
             </w:pPr>
-            <w:proofErr w:type="gramStart"/>
-            <w:r>
-              <w:rPr>
-                <w:rFonts w:hint="eastAsia"/>
-                <w:szCs w:val="21"/>
-              </w:rPr>
-              <w:t>某设备</w:t>
-            </w:r>
-            <w:proofErr w:type="gramEnd"/>
-            <w:r>
-              <w:rPr>
-                <w:rFonts w:hint="eastAsia"/>
-                <w:szCs w:val="21"/>
-              </w:rPr>
-              <w:t>计时时间</w:t>
+            <w:r>
+              <w:rPr>
+                <w:rFonts w:hint="eastAsia"/>
+                <w:szCs w:val="21"/>
+              </w:rPr>
+              <w:t>某设备计时时间</w:t>
             </w:r>
           </w:p>
         </w:tc>
@@ -15527,23 +14172,7 @@
                 <w:rFonts w:hint="eastAsia"/>
                 <w:szCs w:val="21"/>
               </w:rPr>
-              <w:t>，以上电为零点，软件</w:t>
-            </w:r>
-            <w:proofErr w:type="gramStart"/>
-            <w:r>
-              <w:rPr>
-                <w:rFonts w:hint="eastAsia"/>
-                <w:szCs w:val="21"/>
-              </w:rPr>
-              <w:t>开算时刻</w:t>
-            </w:r>
-            <w:proofErr w:type="gramEnd"/>
-            <w:r>
-              <w:rPr>
-                <w:rFonts w:hint="eastAsia"/>
-                <w:szCs w:val="21"/>
-              </w:rPr>
-              <w:t>清零。</w:t>
+              <w:t>，以上电为零点，软件开算时刻清零。</w:t>
             </w:r>
           </w:p>
         </w:tc>
@@ -15581,21 +14210,12 @@
                 <w:szCs w:val="21"/>
               </w:rPr>
             </w:pPr>
-            <w:proofErr w:type="gramStart"/>
-            <w:r>
-              <w:rPr>
-                <w:rFonts w:hint="eastAsia"/>
-                <w:szCs w:val="21"/>
-              </w:rPr>
-              <w:t>帧</w:t>
-            </w:r>
-            <w:proofErr w:type="gramEnd"/>
-            <w:r>
-              <w:rPr>
-                <w:rFonts w:hint="eastAsia"/>
-                <w:szCs w:val="21"/>
-              </w:rPr>
-              <w:t>计数</w:t>
+            <w:r>
+              <w:rPr>
+                <w:rFonts w:hint="eastAsia"/>
+                <w:szCs w:val="21"/>
+              </w:rPr>
+              <w:t>帧计数</w:t>
             </w:r>
           </w:p>
         </w:tc>
@@ -15720,21 +14340,12 @@
                 <w:szCs w:val="21"/>
               </w:rPr>
             </w:pPr>
-            <w:proofErr w:type="gramStart"/>
-            <w:r>
-              <w:rPr>
-                <w:rFonts w:hint="eastAsia"/>
-                <w:szCs w:val="21"/>
-              </w:rPr>
-              <w:t>某设备</w:t>
-            </w:r>
-            <w:proofErr w:type="gramEnd"/>
-            <w:r>
-              <w:rPr>
-                <w:rFonts w:hint="eastAsia"/>
-                <w:szCs w:val="21"/>
-              </w:rPr>
-              <w:t>计时时间</w:t>
+            <w:r>
+              <w:rPr>
+                <w:rFonts w:hint="eastAsia"/>
+                <w:szCs w:val="21"/>
+              </w:rPr>
+              <w:t>某设备计时时间</w:t>
             </w:r>
           </w:p>
         </w:tc>
@@ -15835,23 +14446,7 @@
                 <w:rFonts w:hint="eastAsia"/>
                 <w:szCs w:val="21"/>
               </w:rPr>
-              <w:t>，以上电为零点，软件</w:t>
-            </w:r>
-            <w:proofErr w:type="gramStart"/>
-            <w:r>
-              <w:rPr>
-                <w:rFonts w:hint="eastAsia"/>
-                <w:szCs w:val="21"/>
-              </w:rPr>
-              <w:t>开算时刻</w:t>
-            </w:r>
-            <w:proofErr w:type="gramEnd"/>
-            <w:r>
-              <w:rPr>
-                <w:rFonts w:hint="eastAsia"/>
-                <w:szCs w:val="21"/>
-              </w:rPr>
-              <w:t>清零。</w:t>
+              <w:t>，以上电为零点，软件开算时刻清零。</w:t>
             </w:r>
           </w:p>
         </w:tc>
@@ -15889,21 +14484,12 @@
                 <w:szCs w:val="21"/>
               </w:rPr>
             </w:pPr>
-            <w:proofErr w:type="gramStart"/>
-            <w:r>
-              <w:rPr>
-                <w:rFonts w:hint="eastAsia"/>
-                <w:szCs w:val="21"/>
-              </w:rPr>
-              <w:t>某设备</w:t>
-            </w:r>
-            <w:proofErr w:type="gramEnd"/>
-            <w:r>
-              <w:rPr>
-                <w:rFonts w:hint="eastAsia"/>
-                <w:szCs w:val="21"/>
-              </w:rPr>
-              <w:t>计时时间</w:t>
+            <w:r>
+              <w:rPr>
+                <w:rFonts w:hint="eastAsia"/>
+                <w:szCs w:val="21"/>
+              </w:rPr>
+              <w:t>某设备计时时间</w:t>
             </w:r>
           </w:p>
         </w:tc>
@@ -16004,23 +14590,7 @@
                 <w:rFonts w:hint="eastAsia"/>
                 <w:szCs w:val="21"/>
               </w:rPr>
-              <w:t>，以上电为零点，软件</w:t>
-            </w:r>
-            <w:proofErr w:type="gramStart"/>
-            <w:r>
-              <w:rPr>
-                <w:rFonts w:hint="eastAsia"/>
-                <w:szCs w:val="21"/>
-              </w:rPr>
-              <w:t>开算时刻</w:t>
-            </w:r>
-            <w:proofErr w:type="gramEnd"/>
-            <w:r>
-              <w:rPr>
-                <w:rFonts w:hint="eastAsia"/>
-                <w:szCs w:val="21"/>
-              </w:rPr>
-              <w:t>清零。</w:t>
+              <w:t>，以上电为零点，软件开算时刻清零。</w:t>
             </w:r>
           </w:p>
         </w:tc>
@@ -16058,21 +14628,12 @@
                 <w:szCs w:val="21"/>
               </w:rPr>
             </w:pPr>
-            <w:proofErr w:type="gramStart"/>
-            <w:r>
-              <w:rPr>
-                <w:rFonts w:hint="eastAsia"/>
-                <w:szCs w:val="21"/>
-              </w:rPr>
-              <w:t>某设备</w:t>
-            </w:r>
-            <w:proofErr w:type="gramEnd"/>
-            <w:r>
-              <w:rPr>
-                <w:rFonts w:hint="eastAsia"/>
-                <w:szCs w:val="21"/>
-              </w:rPr>
-              <w:t>计时时间</w:t>
+            <w:r>
+              <w:rPr>
+                <w:rFonts w:hint="eastAsia"/>
+                <w:szCs w:val="21"/>
+              </w:rPr>
+              <w:t>某设备计时时间</w:t>
             </w:r>
           </w:p>
         </w:tc>
@@ -16173,23 +14734,7 @@
                 <w:rFonts w:hint="eastAsia"/>
                 <w:szCs w:val="21"/>
               </w:rPr>
-              <w:t>，以上电为零点，软件</w:t>
-            </w:r>
-            <w:proofErr w:type="gramStart"/>
-            <w:r>
-              <w:rPr>
-                <w:rFonts w:hint="eastAsia"/>
-                <w:szCs w:val="21"/>
-              </w:rPr>
-              <w:t>开算时刻</w:t>
-            </w:r>
-            <w:proofErr w:type="gramEnd"/>
-            <w:r>
-              <w:rPr>
-                <w:rFonts w:hint="eastAsia"/>
-                <w:szCs w:val="21"/>
-              </w:rPr>
-              <w:t>清零。</w:t>
+              <w:t>，以上电为零点，软件开算时刻清零。</w:t>
             </w:r>
           </w:p>
         </w:tc>
@@ -16227,21 +14772,12 @@
                 <w:szCs w:val="21"/>
               </w:rPr>
             </w:pPr>
-            <w:proofErr w:type="gramStart"/>
-            <w:r>
-              <w:rPr>
-                <w:rFonts w:hint="eastAsia"/>
-                <w:szCs w:val="21"/>
-              </w:rPr>
-              <w:t>某设备</w:t>
-            </w:r>
-            <w:proofErr w:type="gramEnd"/>
-            <w:r>
-              <w:rPr>
-                <w:rFonts w:hint="eastAsia"/>
-                <w:szCs w:val="21"/>
-              </w:rPr>
-              <w:t>计时时间</w:t>
+            <w:r>
+              <w:rPr>
+                <w:rFonts w:hint="eastAsia"/>
+                <w:szCs w:val="21"/>
+              </w:rPr>
+              <w:t>某设备计时时间</w:t>
             </w:r>
           </w:p>
         </w:tc>
@@ -16342,23 +14878,7 @@
                 <w:rFonts w:hint="eastAsia"/>
                 <w:szCs w:val="21"/>
               </w:rPr>
-              <w:t>，以上电为零点，软件</w:t>
-            </w:r>
-            <w:proofErr w:type="gramStart"/>
-            <w:r>
-              <w:rPr>
-                <w:rFonts w:hint="eastAsia"/>
-                <w:szCs w:val="21"/>
-              </w:rPr>
-              <w:t>开算时刻</w:t>
-            </w:r>
-            <w:proofErr w:type="gramEnd"/>
-            <w:r>
-              <w:rPr>
-                <w:rFonts w:hint="eastAsia"/>
-                <w:szCs w:val="21"/>
-              </w:rPr>
-              <w:t>清零。</w:t>
+              <w:t>，以上电为零点，软件开算时刻清零。</w:t>
             </w:r>
           </w:p>
         </w:tc>
@@ -16396,21 +14916,12 @@
                 <w:szCs w:val="21"/>
               </w:rPr>
             </w:pPr>
-            <w:proofErr w:type="gramStart"/>
-            <w:r>
-              <w:rPr>
-                <w:rFonts w:hint="eastAsia"/>
-                <w:szCs w:val="21"/>
-              </w:rPr>
-              <w:t>某设备</w:t>
-            </w:r>
-            <w:proofErr w:type="gramEnd"/>
-            <w:r>
-              <w:rPr>
-                <w:rFonts w:hint="eastAsia"/>
-                <w:szCs w:val="21"/>
-              </w:rPr>
-              <w:t>计时时间</w:t>
+            <w:r>
+              <w:rPr>
+                <w:rFonts w:hint="eastAsia"/>
+                <w:szCs w:val="21"/>
+              </w:rPr>
+              <w:t>某设备计时时间</w:t>
             </w:r>
           </w:p>
         </w:tc>
@@ -16512,23 +15023,7 @@
                 <w:rFonts w:hint="eastAsia"/>
                 <w:szCs w:val="21"/>
               </w:rPr>
-              <w:t>，以上电为零点，软件</w:t>
-            </w:r>
-            <w:proofErr w:type="gramStart"/>
-            <w:r>
-              <w:rPr>
-                <w:rFonts w:hint="eastAsia"/>
-                <w:szCs w:val="21"/>
-              </w:rPr>
-              <w:t>开算时刻</w:t>
-            </w:r>
-            <w:proofErr w:type="gramEnd"/>
-            <w:r>
-              <w:rPr>
-                <w:rFonts w:hint="eastAsia"/>
-                <w:szCs w:val="21"/>
-              </w:rPr>
-              <w:t>清零。</w:t>
+              <w:t>，以上电为零点，软件开算时刻清零。</w:t>
             </w:r>
           </w:p>
         </w:tc>
@@ -16566,21 +15061,12 @@
                 <w:szCs w:val="21"/>
               </w:rPr>
             </w:pPr>
-            <w:proofErr w:type="gramStart"/>
-            <w:r>
-              <w:rPr>
-                <w:rFonts w:hint="eastAsia"/>
-                <w:szCs w:val="21"/>
-              </w:rPr>
-              <w:t>某设备</w:t>
-            </w:r>
-            <w:proofErr w:type="gramEnd"/>
-            <w:r>
-              <w:rPr>
-                <w:rFonts w:hint="eastAsia"/>
-                <w:szCs w:val="21"/>
-              </w:rPr>
-              <w:t>计时时间</w:t>
+            <w:r>
+              <w:rPr>
+                <w:rFonts w:hint="eastAsia"/>
+                <w:szCs w:val="21"/>
+              </w:rPr>
+              <w:t>某设备计时时间</w:t>
             </w:r>
           </w:p>
         </w:tc>
@@ -16681,23 +15167,7 @@
                 <w:rFonts w:hint="eastAsia"/>
                 <w:szCs w:val="21"/>
               </w:rPr>
-              <w:t>，以上电为零点，软件</w:t>
-            </w:r>
-            <w:proofErr w:type="gramStart"/>
-            <w:r>
-              <w:rPr>
-                <w:rFonts w:hint="eastAsia"/>
-                <w:szCs w:val="21"/>
-              </w:rPr>
-              <w:t>开算时刻</w:t>
-            </w:r>
-            <w:proofErr w:type="gramEnd"/>
-            <w:r>
-              <w:rPr>
-                <w:rFonts w:hint="eastAsia"/>
-                <w:szCs w:val="21"/>
-              </w:rPr>
-              <w:t>清零。</w:t>
+              <w:t>，以上电为零点，软件开算时刻清零。</w:t>
             </w:r>
           </w:p>
         </w:tc>
@@ -16735,21 +15205,12 @@
                 <w:szCs w:val="21"/>
               </w:rPr>
             </w:pPr>
-            <w:proofErr w:type="gramStart"/>
-            <w:r>
-              <w:rPr>
-                <w:rFonts w:hint="eastAsia"/>
-                <w:szCs w:val="21"/>
-              </w:rPr>
-              <w:t>某设备</w:t>
-            </w:r>
-            <w:proofErr w:type="gramEnd"/>
-            <w:r>
-              <w:rPr>
-                <w:rFonts w:hint="eastAsia"/>
-                <w:szCs w:val="21"/>
-              </w:rPr>
-              <w:t>计时时间</w:t>
+            <w:r>
+              <w:rPr>
+                <w:rFonts w:hint="eastAsia"/>
+                <w:szCs w:val="21"/>
+              </w:rPr>
+              <w:t>某设备计时时间</w:t>
             </w:r>
           </w:p>
         </w:tc>
@@ -16850,23 +15311,7 @@
                 <w:rFonts w:hint="eastAsia"/>
                 <w:szCs w:val="21"/>
               </w:rPr>
-              <w:t>，以上电为零点，软件</w:t>
-            </w:r>
-            <w:proofErr w:type="gramStart"/>
-            <w:r>
-              <w:rPr>
-                <w:rFonts w:hint="eastAsia"/>
-                <w:szCs w:val="21"/>
-              </w:rPr>
-              <w:t>开算时刻</w:t>
-            </w:r>
-            <w:proofErr w:type="gramEnd"/>
-            <w:r>
-              <w:rPr>
-                <w:rFonts w:hint="eastAsia"/>
-                <w:szCs w:val="21"/>
-              </w:rPr>
-              <w:t>清零。</w:t>
+              <w:t>，以上电为零点，软件开算时刻清零。</w:t>
             </w:r>
           </w:p>
         </w:tc>
@@ -16904,21 +15349,12 @@
                 <w:szCs w:val="21"/>
               </w:rPr>
             </w:pPr>
-            <w:proofErr w:type="gramStart"/>
-            <w:r>
-              <w:rPr>
-                <w:rFonts w:hint="eastAsia"/>
-                <w:szCs w:val="21"/>
-              </w:rPr>
-              <w:t>某设备</w:t>
-            </w:r>
-            <w:proofErr w:type="gramEnd"/>
-            <w:r>
-              <w:rPr>
-                <w:rFonts w:hint="eastAsia"/>
-                <w:szCs w:val="21"/>
-              </w:rPr>
-              <w:t>计时时间</w:t>
+            <w:r>
+              <w:rPr>
+                <w:rFonts w:hint="eastAsia"/>
+                <w:szCs w:val="21"/>
+              </w:rPr>
+              <w:t>某设备计时时间</w:t>
             </w:r>
           </w:p>
         </w:tc>
@@ -17019,23 +15455,7 @@
                 <w:rFonts w:hint="eastAsia"/>
                 <w:szCs w:val="21"/>
               </w:rPr>
-              <w:t>，以上电为零点，软件</w:t>
-            </w:r>
-            <w:proofErr w:type="gramStart"/>
-            <w:r>
-              <w:rPr>
-                <w:rFonts w:hint="eastAsia"/>
-                <w:szCs w:val="21"/>
-              </w:rPr>
-              <w:t>开算时刻</w:t>
-            </w:r>
-            <w:proofErr w:type="gramEnd"/>
-            <w:r>
-              <w:rPr>
-                <w:rFonts w:hint="eastAsia"/>
-                <w:szCs w:val="21"/>
-              </w:rPr>
-              <w:t>清零。</w:t>
+              <w:t>，以上电为零点，软件开算时刻清零。</w:t>
             </w:r>
           </w:p>
         </w:tc>
@@ -17057,19 +15477,11 @@
         </w:rPr>
         <w:t xml:space="preserve"> </w:t>
       </w:r>
-      <w:proofErr w:type="gramStart"/>
       <w:r>
         <w:rPr>
           <w:rFonts w:hint="eastAsia"/>
         </w:rPr>
-        <w:t>某状态</w:t>
-      </w:r>
-      <w:proofErr w:type="gramEnd"/>
-      <w:r>
-        <w:rPr>
-          <w:rFonts w:hint="eastAsia"/>
-        </w:rPr>
-        <w:t>信息</w:t>
+        <w:t>某状态信息</w:t>
       </w:r>
     </w:p>
     <w:p>
@@ -17597,27 +16009,7 @@
                 <w:bCs/>
                 <w:szCs w:val="21"/>
               </w:rPr>
-              <w:t>通信</w:t>
-            </w:r>
-            <w:proofErr w:type="gramStart"/>
-            <w:r>
-              <w:rPr>
-                <w:rFonts w:hint="eastAsia"/>
-                <w:b/>
-                <w:bCs/>
-                <w:szCs w:val="21"/>
-              </w:rPr>
-              <w:t>帧</w:t>
-            </w:r>
-            <w:proofErr w:type="gramEnd"/>
-            <w:r>
-              <w:rPr>
-                <w:rFonts w:hint="eastAsia"/>
-                <w:b/>
-                <w:bCs/>
-                <w:szCs w:val="21"/>
-              </w:rPr>
-              <w:t>名称</w:t>
+              <w:t>通信帧名称</w:t>
             </w:r>
           </w:p>
         </w:tc>
@@ -17636,21 +16028,12 @@
                 <w:szCs w:val="21"/>
               </w:rPr>
             </w:pPr>
-            <w:proofErr w:type="gramStart"/>
-            <w:r>
-              <w:rPr>
-                <w:rFonts w:hint="eastAsia"/>
-                <w:szCs w:val="21"/>
-              </w:rPr>
-              <w:t>某设备</w:t>
-            </w:r>
-            <w:proofErr w:type="gramEnd"/>
-            <w:r>
-              <w:rPr>
-                <w:rFonts w:hint="eastAsia"/>
-                <w:szCs w:val="21"/>
-              </w:rPr>
-              <w:t>装置测量数据</w:t>
+            <w:r>
+              <w:rPr>
+                <w:rFonts w:hint="eastAsia"/>
+                <w:szCs w:val="21"/>
+              </w:rPr>
+              <w:t>某设备装置测量数据</w:t>
             </w:r>
             <w:r>
               <w:rPr>
@@ -17934,21 +16317,12 @@
                 <w:szCs w:val="21"/>
               </w:rPr>
             </w:pPr>
-            <w:proofErr w:type="gramStart"/>
-            <w:r>
-              <w:rPr>
-                <w:rFonts w:hint="eastAsia"/>
-                <w:szCs w:val="21"/>
-              </w:rPr>
-              <w:t>某设备</w:t>
-            </w:r>
-            <w:proofErr w:type="gramEnd"/>
-            <w:r>
-              <w:rPr>
-                <w:rFonts w:hint="eastAsia"/>
-                <w:szCs w:val="21"/>
-              </w:rPr>
-              <w:t>计时时间</w:t>
+            <w:r>
+              <w:rPr>
+                <w:rFonts w:hint="eastAsia"/>
+                <w:szCs w:val="21"/>
+              </w:rPr>
+              <w:t>某设备计时时间</w:t>
             </w:r>
           </w:p>
         </w:tc>
@@ -18095,23 +16469,7 @@
                 <w:rFonts w:hint="eastAsia"/>
                 <w:szCs w:val="21"/>
               </w:rPr>
-              <w:t>，以上电为零点，软件</w:t>
-            </w:r>
-            <w:proofErr w:type="gramStart"/>
-            <w:r>
-              <w:rPr>
-                <w:rFonts w:hint="eastAsia"/>
-                <w:szCs w:val="21"/>
-              </w:rPr>
-              <w:t>开算时刻</w:t>
-            </w:r>
-            <w:proofErr w:type="gramEnd"/>
-            <w:r>
-              <w:rPr>
-                <w:rFonts w:hint="eastAsia"/>
-                <w:szCs w:val="21"/>
-              </w:rPr>
-              <w:t>清零。</w:t>
+              <w:t>，以上电为零点，软件开算时刻清零。</w:t>
             </w:r>
           </w:p>
         </w:tc>
@@ -18150,21 +16508,12 @@
                 <w:szCs w:val="21"/>
               </w:rPr>
             </w:pPr>
-            <w:proofErr w:type="gramStart"/>
-            <w:r>
-              <w:rPr>
-                <w:rFonts w:hint="eastAsia"/>
-                <w:szCs w:val="21"/>
-              </w:rPr>
-              <w:t>帧</w:t>
-            </w:r>
-            <w:proofErr w:type="gramEnd"/>
-            <w:r>
-              <w:rPr>
-                <w:rFonts w:hint="eastAsia"/>
-                <w:szCs w:val="21"/>
-              </w:rPr>
-              <w:t>计数</w:t>
+            <w:r>
+              <w:rPr>
+                <w:rFonts w:hint="eastAsia"/>
+                <w:szCs w:val="21"/>
+              </w:rPr>
+              <w:t>帧计数</w:t>
             </w:r>
           </w:p>
         </w:tc>
@@ -18605,6 +16954,8 @@
       <w:r>
         <w:rPr>
           <w:rStyle w:val="ad"/>
+          <w:rFonts w:hint="eastAsia"/>
+          <w:szCs w:val="22"/>
         </w:rPr>
         <w:commentReference w:id="9"/>
       </w:r>
@@ -18769,13 +17120,8 @@
               <w:widowControl/>
               <w:jc w:val="left"/>
             </w:pPr>
-            <w:proofErr w:type="gramStart"/>
-            <w:r>
-              <w:t>某设备</w:t>
-            </w:r>
-            <w:proofErr w:type="gramEnd"/>
-            <w:r>
-              <w:t>电压</w:t>
+            <w:r>
+              <w:t>某设备电压</w:t>
             </w:r>
           </w:p>
         </w:tc>
@@ -19001,6 +17347,7 @@
       <w:r>
         <w:rPr>
           <w:rStyle w:val="ad"/>
+          <w:szCs w:val="22"/>
         </w:rPr>
         <w:commentReference w:id="10"/>
       </w:r>
@@ -19467,7 +17814,6 @@
         <w:tc>
           <w:tcPr>
             <w:tcW w:w="408" w:type="pct"/>
-            <w:shd w:val="clear" w:color="auto" w:fill="auto"/>
             <w:noWrap/>
             <w:vAlign w:val="center"/>
             <w:hideMark/>
@@ -19497,7 +17843,6 @@
         <w:tc>
           <w:tcPr>
             <w:tcW w:w="353" w:type="pct"/>
-            <w:shd w:val="clear" w:color="auto" w:fill="auto"/>
             <w:noWrap/>
             <w:vAlign w:val="center"/>
             <w:hideMark/>
@@ -19527,7 +17872,6 @@
         <w:tc>
           <w:tcPr>
             <w:tcW w:w="353" w:type="pct"/>
-            <w:shd w:val="clear" w:color="auto" w:fill="auto"/>
             <w:noWrap/>
             <w:vAlign w:val="center"/>
             <w:hideMark/>
@@ -19557,7 +17901,6 @@
         <w:tc>
           <w:tcPr>
             <w:tcW w:w="353" w:type="pct"/>
-            <w:shd w:val="clear" w:color="auto" w:fill="auto"/>
             <w:noWrap/>
             <w:vAlign w:val="center"/>
             <w:hideMark/>
@@ -19587,7 +17930,6 @@
         <w:tc>
           <w:tcPr>
             <w:tcW w:w="353" w:type="pct"/>
-            <w:shd w:val="clear" w:color="auto" w:fill="auto"/>
             <w:noWrap/>
             <w:vAlign w:val="center"/>
             <w:hideMark/>
@@ -19617,7 +17959,6 @@
         <w:tc>
           <w:tcPr>
             <w:tcW w:w="242" w:type="pct"/>
-            <w:shd w:val="clear" w:color="auto" w:fill="auto"/>
             <w:noWrap/>
             <w:vAlign w:val="center"/>
             <w:hideMark/>
@@ -19647,7 +17988,6 @@
         <w:tc>
           <w:tcPr>
             <w:tcW w:w="353" w:type="pct"/>
-            <w:shd w:val="clear" w:color="auto" w:fill="auto"/>
             <w:noWrap/>
             <w:vAlign w:val="center"/>
             <w:hideMark/>
@@ -19677,7 +18017,6 @@
         <w:tc>
           <w:tcPr>
             <w:tcW w:w="235" w:type="pct"/>
-            <w:shd w:val="clear" w:color="auto" w:fill="auto"/>
             <w:noWrap/>
             <w:vAlign w:val="center"/>
             <w:hideMark/>
@@ -19707,7 +18046,6 @@
         <w:tc>
           <w:tcPr>
             <w:tcW w:w="463" w:type="pct"/>
-            <w:shd w:val="clear" w:color="auto" w:fill="auto"/>
             <w:noWrap/>
             <w:vAlign w:val="center"/>
             <w:hideMark/>
@@ -19737,7 +18075,6 @@
         <w:tc>
           <w:tcPr>
             <w:tcW w:w="242" w:type="pct"/>
-            <w:shd w:val="clear" w:color="auto" w:fill="auto"/>
             <w:noWrap/>
             <w:vAlign w:val="center"/>
             <w:hideMark/>
@@ -19753,7 +18090,6 @@
                 <w:sz w:val="22"/>
               </w:rPr>
             </w:pPr>
-            <w:proofErr w:type="gramStart"/>
             <w:r>
               <w:rPr>
                 <w:rFonts w:ascii="宋体" w:eastAsia="宋体" w:hAnsi="宋体" w:cs="宋体" w:hint="eastAsia"/>
@@ -19763,13 +18099,11 @@
               </w:rPr>
               <w:t>子内容</w:t>
             </w:r>
-            <w:proofErr w:type="gramEnd"/>
           </w:p>
         </w:tc>
         <w:tc>
           <w:tcPr>
             <w:tcW w:w="380" w:type="pct"/>
-            <w:shd w:val="clear" w:color="auto" w:fill="auto"/>
             <w:noWrap/>
             <w:vAlign w:val="center"/>
             <w:hideMark/>
@@ -19799,7 +18133,6 @@
         <w:tc>
           <w:tcPr>
             <w:tcW w:w="297" w:type="pct"/>
-            <w:shd w:val="clear" w:color="auto" w:fill="auto"/>
             <w:noWrap/>
             <w:vAlign w:val="center"/>
             <w:hideMark/>
@@ -19829,7 +18162,6 @@
         <w:tc>
           <w:tcPr>
             <w:tcW w:w="297" w:type="pct"/>
-            <w:shd w:val="clear" w:color="auto" w:fill="auto"/>
             <w:noWrap/>
             <w:vAlign w:val="center"/>
             <w:hideMark/>
@@ -19859,7 +18191,6 @@
         <w:tc>
           <w:tcPr>
             <w:tcW w:w="297" w:type="pct"/>
-            <w:shd w:val="clear" w:color="auto" w:fill="auto"/>
             <w:noWrap/>
             <w:vAlign w:val="center"/>
             <w:hideMark/>
@@ -19889,7 +18220,6 @@
         <w:tc>
           <w:tcPr>
             <w:tcW w:w="187" w:type="pct"/>
-            <w:shd w:val="clear" w:color="auto" w:fill="auto"/>
             <w:noWrap/>
             <w:vAlign w:val="center"/>
             <w:hideMark/>
@@ -19919,7 +18249,6 @@
         <w:tc>
           <w:tcPr>
             <w:tcW w:w="187" w:type="pct"/>
-            <w:shd w:val="clear" w:color="auto" w:fill="auto"/>
             <w:noWrap/>
             <w:vAlign w:val="center"/>
             <w:hideMark/>
@@ -19954,7 +18283,6 @@
         <w:tc>
           <w:tcPr>
             <w:tcW w:w="408" w:type="pct"/>
-            <w:shd w:val="clear" w:color="auto" w:fill="auto"/>
             <w:noWrap/>
             <w:vAlign w:val="center"/>
             <w:hideMark/>
@@ -19984,7 +18312,6 @@
         <w:tc>
           <w:tcPr>
             <w:tcW w:w="353" w:type="pct"/>
-            <w:shd w:val="clear" w:color="auto" w:fill="auto"/>
             <w:noWrap/>
             <w:vAlign w:val="center"/>
             <w:hideMark/>
@@ -20014,7 +18341,6 @@
         <w:tc>
           <w:tcPr>
             <w:tcW w:w="353" w:type="pct"/>
-            <w:shd w:val="clear" w:color="auto" w:fill="auto"/>
             <w:noWrap/>
             <w:vAlign w:val="center"/>
             <w:hideMark/>
@@ -20035,7 +18361,6 @@
         <w:tc>
           <w:tcPr>
             <w:tcW w:w="353" w:type="pct"/>
-            <w:shd w:val="clear" w:color="auto" w:fill="auto"/>
             <w:noWrap/>
             <w:vAlign w:val="center"/>
             <w:hideMark/>
@@ -20056,7 +18381,6 @@
         <w:tc>
           <w:tcPr>
             <w:tcW w:w="353" w:type="pct"/>
-            <w:shd w:val="clear" w:color="auto" w:fill="auto"/>
             <w:noWrap/>
             <w:vAlign w:val="center"/>
             <w:hideMark/>
@@ -20077,7 +18401,6 @@
         <w:tc>
           <w:tcPr>
             <w:tcW w:w="242" w:type="pct"/>
-            <w:shd w:val="clear" w:color="auto" w:fill="auto"/>
             <w:noWrap/>
             <w:vAlign w:val="center"/>
             <w:hideMark/>
@@ -20098,7 +18421,6 @@
         <w:tc>
           <w:tcPr>
             <w:tcW w:w="353" w:type="pct"/>
-            <w:shd w:val="clear" w:color="auto" w:fill="auto"/>
             <w:noWrap/>
             <w:vAlign w:val="center"/>
             <w:hideMark/>
@@ -20119,7 +18441,6 @@
         <w:tc>
           <w:tcPr>
             <w:tcW w:w="235" w:type="pct"/>
-            <w:shd w:val="clear" w:color="auto" w:fill="auto"/>
             <w:noWrap/>
             <w:vAlign w:val="center"/>
             <w:hideMark/>
@@ -20149,7 +18470,6 @@
         <w:tc>
           <w:tcPr>
             <w:tcW w:w="463" w:type="pct"/>
-            <w:shd w:val="clear" w:color="auto" w:fill="auto"/>
             <w:noWrap/>
             <w:vAlign w:val="center"/>
             <w:hideMark/>
@@ -20179,7 +18499,6 @@
         <w:tc>
           <w:tcPr>
             <w:tcW w:w="242" w:type="pct"/>
-            <w:shd w:val="clear" w:color="auto" w:fill="auto"/>
             <w:noWrap/>
             <w:vAlign w:val="center"/>
             <w:hideMark/>
@@ -20209,7 +18528,6 @@
         <w:tc>
           <w:tcPr>
             <w:tcW w:w="380" w:type="pct"/>
-            <w:shd w:val="clear" w:color="auto" w:fill="auto"/>
             <w:noWrap/>
             <w:vAlign w:val="center"/>
             <w:hideMark/>
@@ -20239,7 +18557,6 @@
         <w:tc>
           <w:tcPr>
             <w:tcW w:w="297" w:type="pct"/>
-            <w:shd w:val="clear" w:color="auto" w:fill="auto"/>
             <w:noWrap/>
             <w:vAlign w:val="center"/>
             <w:hideMark/>
@@ -20269,7 +18586,6 @@
         <w:tc>
           <w:tcPr>
             <w:tcW w:w="297" w:type="pct"/>
-            <w:shd w:val="clear" w:color="auto" w:fill="auto"/>
             <w:noWrap/>
             <w:vAlign w:val="center"/>
             <w:hideMark/>
@@ -20299,7 +18615,6 @@
         <w:tc>
           <w:tcPr>
             <w:tcW w:w="297" w:type="pct"/>
-            <w:shd w:val="clear" w:color="auto" w:fill="auto"/>
             <w:noWrap/>
             <w:vAlign w:val="center"/>
             <w:hideMark/>
@@ -20329,7 +18644,6 @@
         <w:tc>
           <w:tcPr>
             <w:tcW w:w="187" w:type="pct"/>
-            <w:shd w:val="clear" w:color="auto" w:fill="auto"/>
             <w:noWrap/>
             <w:vAlign w:val="center"/>
             <w:hideMark/>
@@ -20359,7 +18673,6 @@
         <w:tc>
           <w:tcPr>
             <w:tcW w:w="187" w:type="pct"/>
-            <w:shd w:val="clear" w:color="auto" w:fill="auto"/>
             <w:noWrap/>
             <w:vAlign w:val="center"/>
             <w:hideMark/>
@@ -20394,7 +18707,6 @@
         <w:tc>
           <w:tcPr>
             <w:tcW w:w="408" w:type="pct"/>
-            <w:shd w:val="clear" w:color="auto" w:fill="auto"/>
             <w:noWrap/>
             <w:vAlign w:val="center"/>
             <w:hideMark/>
@@ -20415,7 +18727,6 @@
         <w:tc>
           <w:tcPr>
             <w:tcW w:w="353" w:type="pct"/>
-            <w:shd w:val="clear" w:color="auto" w:fill="auto"/>
             <w:noWrap/>
             <w:vAlign w:val="center"/>
             <w:hideMark/>
@@ -20436,7 +18747,6 @@
         <w:tc>
           <w:tcPr>
             <w:tcW w:w="353" w:type="pct"/>
-            <w:shd w:val="clear" w:color="auto" w:fill="auto"/>
             <w:noWrap/>
             <w:vAlign w:val="center"/>
             <w:hideMark/>
@@ -20457,7 +18767,6 @@
         <w:tc>
           <w:tcPr>
             <w:tcW w:w="353" w:type="pct"/>
-            <w:shd w:val="clear" w:color="auto" w:fill="auto"/>
             <w:noWrap/>
             <w:vAlign w:val="center"/>
             <w:hideMark/>
@@ -20478,7 +18787,6 @@
         <w:tc>
           <w:tcPr>
             <w:tcW w:w="353" w:type="pct"/>
-            <w:shd w:val="clear" w:color="auto" w:fill="auto"/>
             <w:noWrap/>
             <w:vAlign w:val="center"/>
             <w:hideMark/>
@@ -20499,7 +18807,6 @@
         <w:tc>
           <w:tcPr>
             <w:tcW w:w="242" w:type="pct"/>
-            <w:shd w:val="clear" w:color="auto" w:fill="auto"/>
             <w:noWrap/>
             <w:vAlign w:val="center"/>
             <w:hideMark/>
@@ -20520,7 +18827,6 @@
         <w:tc>
           <w:tcPr>
             <w:tcW w:w="353" w:type="pct"/>
-            <w:shd w:val="clear" w:color="auto" w:fill="auto"/>
             <w:noWrap/>
             <w:vAlign w:val="center"/>
             <w:hideMark/>
@@ -20541,7 +18847,6 @@
         <w:tc>
           <w:tcPr>
             <w:tcW w:w="235" w:type="pct"/>
-            <w:shd w:val="clear" w:color="auto" w:fill="auto"/>
             <w:noWrap/>
             <w:vAlign w:val="center"/>
             <w:hideMark/>
@@ -20562,7 +18867,6 @@
         <w:tc>
           <w:tcPr>
             <w:tcW w:w="463" w:type="pct"/>
-            <w:shd w:val="clear" w:color="auto" w:fill="auto"/>
             <w:noWrap/>
             <w:vAlign w:val="center"/>
             <w:hideMark/>
@@ -20592,7 +18896,6 @@
         <w:tc>
           <w:tcPr>
             <w:tcW w:w="242" w:type="pct"/>
-            <w:shd w:val="clear" w:color="auto" w:fill="auto"/>
             <w:noWrap/>
             <w:vAlign w:val="center"/>
             <w:hideMark/>
@@ -20613,7 +18916,6 @@
         <w:tc>
           <w:tcPr>
             <w:tcW w:w="380" w:type="pct"/>
-            <w:shd w:val="clear" w:color="auto" w:fill="auto"/>
             <w:noWrap/>
             <w:vAlign w:val="center"/>
             <w:hideMark/>
@@ -20643,7 +18945,6 @@
         <w:tc>
           <w:tcPr>
             <w:tcW w:w="297" w:type="pct"/>
-            <w:shd w:val="clear" w:color="auto" w:fill="auto"/>
             <w:noWrap/>
             <w:vAlign w:val="center"/>
             <w:hideMark/>
@@ -20673,7 +18974,6 @@
         <w:tc>
           <w:tcPr>
             <w:tcW w:w="297" w:type="pct"/>
-            <w:shd w:val="clear" w:color="auto" w:fill="auto"/>
             <w:noWrap/>
             <w:vAlign w:val="center"/>
             <w:hideMark/>
@@ -20694,7 +18994,6 @@
         <w:tc>
           <w:tcPr>
             <w:tcW w:w="297" w:type="pct"/>
-            <w:shd w:val="clear" w:color="auto" w:fill="auto"/>
             <w:noWrap/>
             <w:vAlign w:val="center"/>
             <w:hideMark/>
@@ -20715,7 +19014,6 @@
         <w:tc>
           <w:tcPr>
             <w:tcW w:w="187" w:type="pct"/>
-            <w:shd w:val="clear" w:color="auto" w:fill="auto"/>
             <w:noWrap/>
             <w:vAlign w:val="center"/>
             <w:hideMark/>
@@ -20736,7 +19034,6 @@
         <w:tc>
           <w:tcPr>
             <w:tcW w:w="187" w:type="pct"/>
-            <w:shd w:val="clear" w:color="auto" w:fill="auto"/>
             <w:noWrap/>
             <w:vAlign w:val="center"/>
             <w:hideMark/>
@@ -20762,7 +19059,6 @@
         <w:tc>
           <w:tcPr>
             <w:tcW w:w="408" w:type="pct"/>
-            <w:shd w:val="clear" w:color="auto" w:fill="auto"/>
             <w:noWrap/>
             <w:vAlign w:val="center"/>
             <w:hideMark/>
@@ -20792,7 +19088,6 @@
         <w:tc>
           <w:tcPr>
             <w:tcW w:w="353" w:type="pct"/>
-            <w:shd w:val="clear" w:color="auto" w:fill="auto"/>
             <w:noWrap/>
             <w:vAlign w:val="center"/>
             <w:hideMark/>
@@ -20822,7 +19117,6 @@
         <w:tc>
           <w:tcPr>
             <w:tcW w:w="353" w:type="pct"/>
-            <w:shd w:val="clear" w:color="auto" w:fill="auto"/>
             <w:noWrap/>
             <w:vAlign w:val="center"/>
             <w:hideMark/>
@@ -20852,7 +19146,6 @@
         <w:tc>
           <w:tcPr>
             <w:tcW w:w="353" w:type="pct"/>
-            <w:shd w:val="clear" w:color="auto" w:fill="auto"/>
             <w:noWrap/>
             <w:vAlign w:val="center"/>
             <w:hideMark/>
@@ -20882,7 +19175,6 @@
         <w:tc>
           <w:tcPr>
             <w:tcW w:w="353" w:type="pct"/>
-            <w:shd w:val="clear" w:color="auto" w:fill="auto"/>
             <w:noWrap/>
             <w:vAlign w:val="center"/>
             <w:hideMark/>
@@ -20912,7 +19204,6 @@
         <w:tc>
           <w:tcPr>
             <w:tcW w:w="242" w:type="pct"/>
-            <w:shd w:val="clear" w:color="auto" w:fill="auto"/>
             <w:noWrap/>
             <w:vAlign w:val="center"/>
             <w:hideMark/>
@@ -20942,7 +19233,6 @@
         <w:tc>
           <w:tcPr>
             <w:tcW w:w="353" w:type="pct"/>
-            <w:shd w:val="clear" w:color="auto" w:fill="auto"/>
             <w:noWrap/>
             <w:vAlign w:val="center"/>
             <w:hideMark/>
@@ -20972,7 +19262,6 @@
         <w:tc>
           <w:tcPr>
             <w:tcW w:w="235" w:type="pct"/>
-            <w:shd w:val="clear" w:color="auto" w:fill="auto"/>
             <w:noWrap/>
             <w:vAlign w:val="center"/>
             <w:hideMark/>
@@ -21002,7 +19291,6 @@
         <w:tc>
           <w:tcPr>
             <w:tcW w:w="463" w:type="pct"/>
-            <w:shd w:val="clear" w:color="auto" w:fill="auto"/>
             <w:noWrap/>
             <w:vAlign w:val="center"/>
             <w:hideMark/>
@@ -21032,7 +19320,6 @@
         <w:tc>
           <w:tcPr>
             <w:tcW w:w="242" w:type="pct"/>
-            <w:shd w:val="clear" w:color="auto" w:fill="auto"/>
             <w:noWrap/>
             <w:vAlign w:val="center"/>
             <w:hideMark/>
@@ -21062,7 +19349,6 @@
         <w:tc>
           <w:tcPr>
             <w:tcW w:w="380" w:type="pct"/>
-            <w:shd w:val="clear" w:color="auto" w:fill="auto"/>
             <w:noWrap/>
             <w:vAlign w:val="center"/>
             <w:hideMark/>
@@ -21092,7 +19378,6 @@
         <w:tc>
           <w:tcPr>
             <w:tcW w:w="297" w:type="pct"/>
-            <w:shd w:val="clear" w:color="auto" w:fill="auto"/>
             <w:noWrap/>
             <w:vAlign w:val="center"/>
             <w:hideMark/>
@@ -21122,7 +19407,6 @@
         <w:tc>
           <w:tcPr>
             <w:tcW w:w="297" w:type="pct"/>
-            <w:shd w:val="clear" w:color="auto" w:fill="auto"/>
             <w:noWrap/>
             <w:vAlign w:val="center"/>
             <w:hideMark/>
@@ -21152,7 +19436,6 @@
         <w:tc>
           <w:tcPr>
             <w:tcW w:w="297" w:type="pct"/>
-            <w:shd w:val="clear" w:color="auto" w:fill="auto"/>
             <w:noWrap/>
             <w:vAlign w:val="center"/>
             <w:hideMark/>
@@ -21182,7 +19465,6 @@
         <w:tc>
           <w:tcPr>
             <w:tcW w:w="187" w:type="pct"/>
-            <w:shd w:val="clear" w:color="auto" w:fill="auto"/>
             <w:noWrap/>
             <w:vAlign w:val="center"/>
             <w:hideMark/>
@@ -21212,7 +19494,6 @@
         <w:tc>
           <w:tcPr>
             <w:tcW w:w="187" w:type="pct"/>
-            <w:shd w:val="clear" w:color="auto" w:fill="auto"/>
             <w:noWrap/>
             <w:vAlign w:val="center"/>
             <w:hideMark/>
@@ -21247,7 +19528,6 @@
         <w:tc>
           <w:tcPr>
             <w:tcW w:w="408" w:type="pct"/>
-            <w:shd w:val="clear" w:color="auto" w:fill="auto"/>
             <w:noWrap/>
             <w:vAlign w:val="center"/>
             <w:hideMark/>
@@ -21277,7 +19557,6 @@
         <w:tc>
           <w:tcPr>
             <w:tcW w:w="353" w:type="pct"/>
-            <w:shd w:val="clear" w:color="auto" w:fill="auto"/>
             <w:noWrap/>
             <w:vAlign w:val="center"/>
             <w:hideMark/>
@@ -21307,7 +19586,6 @@
         <w:tc>
           <w:tcPr>
             <w:tcW w:w="353" w:type="pct"/>
-            <w:shd w:val="clear" w:color="auto" w:fill="auto"/>
             <w:noWrap/>
             <w:vAlign w:val="center"/>
             <w:hideMark/>
@@ -21337,7 +19615,6 @@
         <w:tc>
           <w:tcPr>
             <w:tcW w:w="353" w:type="pct"/>
-            <w:shd w:val="clear" w:color="auto" w:fill="auto"/>
             <w:noWrap/>
             <w:vAlign w:val="center"/>
             <w:hideMark/>
@@ -21367,7 +19644,6 @@
         <w:tc>
           <w:tcPr>
             <w:tcW w:w="353" w:type="pct"/>
-            <w:shd w:val="clear" w:color="auto" w:fill="auto"/>
             <w:noWrap/>
             <w:vAlign w:val="center"/>
             <w:hideMark/>
@@ -21397,7 +19673,6 @@
         <w:tc>
           <w:tcPr>
             <w:tcW w:w="242" w:type="pct"/>
-            <w:shd w:val="clear" w:color="auto" w:fill="auto"/>
             <w:noWrap/>
             <w:vAlign w:val="center"/>
             <w:hideMark/>
@@ -21427,7 +19702,6 @@
         <w:tc>
           <w:tcPr>
             <w:tcW w:w="353" w:type="pct"/>
-            <w:shd w:val="clear" w:color="auto" w:fill="auto"/>
             <w:noWrap/>
             <w:vAlign w:val="center"/>
             <w:hideMark/>
@@ -21457,7 +19731,6 @@
         <w:tc>
           <w:tcPr>
             <w:tcW w:w="235" w:type="pct"/>
-            <w:shd w:val="clear" w:color="auto" w:fill="auto"/>
             <w:noWrap/>
             <w:vAlign w:val="center"/>
             <w:hideMark/>
@@ -21487,7 +19760,6 @@
         <w:tc>
           <w:tcPr>
             <w:tcW w:w="463" w:type="pct"/>
-            <w:shd w:val="clear" w:color="auto" w:fill="auto"/>
             <w:noWrap/>
             <w:vAlign w:val="center"/>
             <w:hideMark/>
@@ -21517,7 +19789,6 @@
         <w:tc>
           <w:tcPr>
             <w:tcW w:w="242" w:type="pct"/>
-            <w:shd w:val="clear" w:color="auto" w:fill="auto"/>
             <w:vAlign w:val="center"/>
             <w:hideMark/>
           </w:tcPr>
@@ -21545,7 +19816,6 @@
         <w:tc>
           <w:tcPr>
             <w:tcW w:w="380" w:type="pct"/>
-            <w:shd w:val="clear" w:color="auto" w:fill="auto"/>
             <w:noWrap/>
             <w:vAlign w:val="center"/>
             <w:hideMark/>
@@ -21575,7 +19845,6 @@
         <w:tc>
           <w:tcPr>
             <w:tcW w:w="297" w:type="pct"/>
-            <w:shd w:val="clear" w:color="auto" w:fill="auto"/>
             <w:noWrap/>
             <w:vAlign w:val="center"/>
             <w:hideMark/>
@@ -21605,7 +19874,6 @@
         <w:tc>
           <w:tcPr>
             <w:tcW w:w="297" w:type="pct"/>
-            <w:shd w:val="clear" w:color="auto" w:fill="auto"/>
             <w:noWrap/>
             <w:vAlign w:val="center"/>
             <w:hideMark/>
@@ -21635,7 +19903,6 @@
         <w:tc>
           <w:tcPr>
             <w:tcW w:w="297" w:type="pct"/>
-            <w:shd w:val="clear" w:color="auto" w:fill="auto"/>
             <w:noWrap/>
             <w:vAlign w:val="center"/>
             <w:hideMark/>
@@ -21665,7 +19932,6 @@
         <w:tc>
           <w:tcPr>
             <w:tcW w:w="187" w:type="pct"/>
-            <w:shd w:val="clear" w:color="auto" w:fill="auto"/>
             <w:noWrap/>
             <w:vAlign w:val="center"/>
             <w:hideMark/>
@@ -21695,7 +19961,6 @@
         <w:tc>
           <w:tcPr>
             <w:tcW w:w="187" w:type="pct"/>
-            <w:shd w:val="clear" w:color="auto" w:fill="auto"/>
             <w:noWrap/>
             <w:vAlign w:val="center"/>
             <w:hideMark/>
@@ -21730,7 +19995,6 @@
         <w:tc>
           <w:tcPr>
             <w:tcW w:w="408" w:type="pct"/>
-            <w:shd w:val="clear" w:color="auto" w:fill="auto"/>
             <w:noWrap/>
             <w:vAlign w:val="center"/>
             <w:hideMark/>
@@ -21760,7 +20024,6 @@
         <w:tc>
           <w:tcPr>
             <w:tcW w:w="353" w:type="pct"/>
-            <w:shd w:val="clear" w:color="auto" w:fill="auto"/>
             <w:noWrap/>
             <w:vAlign w:val="center"/>
             <w:hideMark/>
@@ -21790,7 +20053,6 @@
         <w:tc>
           <w:tcPr>
             <w:tcW w:w="353" w:type="pct"/>
-            <w:shd w:val="clear" w:color="auto" w:fill="auto"/>
             <w:noWrap/>
             <w:vAlign w:val="center"/>
             <w:hideMark/>
@@ -21820,7 +20082,6 @@
         <w:tc>
           <w:tcPr>
             <w:tcW w:w="353" w:type="pct"/>
-            <w:shd w:val="clear" w:color="auto" w:fill="auto"/>
             <w:noWrap/>
             <w:vAlign w:val="center"/>
             <w:hideMark/>
@@ -21850,7 +20111,6 @@
         <w:tc>
           <w:tcPr>
             <w:tcW w:w="353" w:type="pct"/>
-            <w:shd w:val="clear" w:color="auto" w:fill="auto"/>
             <w:noWrap/>
             <w:vAlign w:val="center"/>
             <w:hideMark/>
@@ -21880,7 +20140,6 @@
         <w:tc>
           <w:tcPr>
             <w:tcW w:w="242" w:type="pct"/>
-            <w:shd w:val="clear" w:color="auto" w:fill="auto"/>
             <w:noWrap/>
             <w:vAlign w:val="center"/>
             <w:hideMark/>
@@ -21910,7 +20169,6 @@
         <w:tc>
           <w:tcPr>
             <w:tcW w:w="353" w:type="pct"/>
-            <w:shd w:val="clear" w:color="auto" w:fill="auto"/>
             <w:noWrap/>
             <w:vAlign w:val="center"/>
             <w:hideMark/>
@@ -21940,7 +20198,6 @@
         <w:tc>
           <w:tcPr>
             <w:tcW w:w="235" w:type="pct"/>
-            <w:shd w:val="clear" w:color="auto" w:fill="auto"/>
             <w:noWrap/>
             <w:vAlign w:val="center"/>
             <w:hideMark/>
@@ -21970,7 +20227,6 @@
         <w:tc>
           <w:tcPr>
             <w:tcW w:w="463" w:type="pct"/>
-            <w:shd w:val="clear" w:color="auto" w:fill="auto"/>
             <w:noWrap/>
             <w:vAlign w:val="center"/>
             <w:hideMark/>
@@ -22000,7 +20256,6 @@
         <w:tc>
           <w:tcPr>
             <w:tcW w:w="242" w:type="pct"/>
-            <w:shd w:val="clear" w:color="auto" w:fill="auto"/>
             <w:vAlign w:val="center"/>
             <w:hideMark/>
           </w:tcPr>
@@ -22037,7 +20292,6 @@
         <w:tc>
           <w:tcPr>
             <w:tcW w:w="380" w:type="pct"/>
-            <w:shd w:val="clear" w:color="auto" w:fill="auto"/>
             <w:noWrap/>
             <w:vAlign w:val="center"/>
             <w:hideMark/>
@@ -22067,7 +20321,6 @@
         <w:tc>
           <w:tcPr>
             <w:tcW w:w="297" w:type="pct"/>
-            <w:shd w:val="clear" w:color="auto" w:fill="auto"/>
             <w:noWrap/>
             <w:vAlign w:val="center"/>
             <w:hideMark/>
@@ -22097,7 +20350,6 @@
         <w:tc>
           <w:tcPr>
             <w:tcW w:w="297" w:type="pct"/>
-            <w:shd w:val="clear" w:color="auto" w:fill="auto"/>
             <w:noWrap/>
             <w:vAlign w:val="center"/>
             <w:hideMark/>
@@ -22127,7 +20379,6 @@
         <w:tc>
           <w:tcPr>
             <w:tcW w:w="297" w:type="pct"/>
-            <w:shd w:val="clear" w:color="auto" w:fill="auto"/>
             <w:noWrap/>
             <w:vAlign w:val="center"/>
             <w:hideMark/>
@@ -22157,7 +20408,6 @@
         <w:tc>
           <w:tcPr>
             <w:tcW w:w="187" w:type="pct"/>
-            <w:shd w:val="clear" w:color="auto" w:fill="auto"/>
             <w:noWrap/>
             <w:vAlign w:val="center"/>
             <w:hideMark/>
@@ -22187,7 +20437,6 @@
         <w:tc>
           <w:tcPr>
             <w:tcW w:w="187" w:type="pct"/>
-            <w:shd w:val="clear" w:color="auto" w:fill="auto"/>
             <w:noWrap/>
             <w:vAlign w:val="center"/>
             <w:hideMark/>
@@ -22222,7 +20471,6 @@
         <w:tc>
           <w:tcPr>
             <w:tcW w:w="408" w:type="pct"/>
-            <w:shd w:val="clear" w:color="auto" w:fill="auto"/>
             <w:noWrap/>
             <w:vAlign w:val="center"/>
             <w:hideMark/>
@@ -22252,7 +20500,6 @@
         <w:tc>
           <w:tcPr>
             <w:tcW w:w="353" w:type="pct"/>
-            <w:shd w:val="clear" w:color="auto" w:fill="auto"/>
             <w:noWrap/>
             <w:vAlign w:val="center"/>
             <w:hideMark/>
@@ -22282,7 +20529,6 @@
         <w:tc>
           <w:tcPr>
             <w:tcW w:w="353" w:type="pct"/>
-            <w:shd w:val="clear" w:color="auto" w:fill="auto"/>
             <w:noWrap/>
             <w:vAlign w:val="center"/>
             <w:hideMark/>
@@ -22312,7 +20558,6 @@
         <w:tc>
           <w:tcPr>
             <w:tcW w:w="353" w:type="pct"/>
-            <w:shd w:val="clear" w:color="auto" w:fill="auto"/>
             <w:noWrap/>
             <w:vAlign w:val="center"/>
             <w:hideMark/>
@@ -22342,7 +20587,6 @@
         <w:tc>
           <w:tcPr>
             <w:tcW w:w="353" w:type="pct"/>
-            <w:shd w:val="clear" w:color="auto" w:fill="auto"/>
             <w:noWrap/>
             <w:vAlign w:val="center"/>
             <w:hideMark/>
@@ -22372,7 +20616,6 @@
         <w:tc>
           <w:tcPr>
             <w:tcW w:w="242" w:type="pct"/>
-            <w:shd w:val="clear" w:color="auto" w:fill="auto"/>
             <w:noWrap/>
             <w:vAlign w:val="center"/>
             <w:hideMark/>
@@ -22402,7 +20645,6 @@
         <w:tc>
           <w:tcPr>
             <w:tcW w:w="353" w:type="pct"/>
-            <w:shd w:val="clear" w:color="auto" w:fill="auto"/>
             <w:noWrap/>
             <w:vAlign w:val="center"/>
             <w:hideMark/>
@@ -22432,7 +20674,6 @@
         <w:tc>
           <w:tcPr>
             <w:tcW w:w="235" w:type="pct"/>
-            <w:shd w:val="clear" w:color="auto" w:fill="auto"/>
             <w:noWrap/>
             <w:vAlign w:val="center"/>
             <w:hideMark/>
@@ -22462,7 +20703,6 @@
         <w:tc>
           <w:tcPr>
             <w:tcW w:w="463" w:type="pct"/>
-            <w:shd w:val="clear" w:color="auto" w:fill="auto"/>
             <w:noWrap/>
             <w:vAlign w:val="center"/>
             <w:hideMark/>
@@ -22492,7 +20732,6 @@
         <w:tc>
           <w:tcPr>
             <w:tcW w:w="242" w:type="pct"/>
-            <w:shd w:val="clear" w:color="auto" w:fill="auto"/>
             <w:vAlign w:val="center"/>
             <w:hideMark/>
           </w:tcPr>
@@ -22520,7 +20759,6 @@
         <w:tc>
           <w:tcPr>
             <w:tcW w:w="380" w:type="pct"/>
-            <w:shd w:val="clear" w:color="auto" w:fill="auto"/>
             <w:noWrap/>
             <w:vAlign w:val="center"/>
             <w:hideMark/>
@@ -22550,7 +20788,6 @@
         <w:tc>
           <w:tcPr>
             <w:tcW w:w="297" w:type="pct"/>
-            <w:shd w:val="clear" w:color="auto" w:fill="auto"/>
             <w:noWrap/>
             <w:vAlign w:val="center"/>
             <w:hideMark/>
@@ -22580,7 +20817,6 @@
         <w:tc>
           <w:tcPr>
             <w:tcW w:w="297" w:type="pct"/>
-            <w:shd w:val="clear" w:color="auto" w:fill="auto"/>
             <w:noWrap/>
             <w:vAlign w:val="center"/>
             <w:hideMark/>
@@ -22610,7 +20846,6 @@
         <w:tc>
           <w:tcPr>
             <w:tcW w:w="297" w:type="pct"/>
-            <w:shd w:val="clear" w:color="auto" w:fill="auto"/>
             <w:noWrap/>
             <w:vAlign w:val="center"/>
             <w:hideMark/>
@@ -22640,7 +20875,6 @@
         <w:tc>
           <w:tcPr>
             <w:tcW w:w="187" w:type="pct"/>
-            <w:shd w:val="clear" w:color="auto" w:fill="auto"/>
             <w:noWrap/>
             <w:vAlign w:val="center"/>
             <w:hideMark/>
@@ -22670,7 +20904,6 @@
         <w:tc>
           <w:tcPr>
             <w:tcW w:w="187" w:type="pct"/>
-            <w:shd w:val="clear" w:color="auto" w:fill="auto"/>
             <w:noWrap/>
             <w:vAlign w:val="center"/>
             <w:hideMark/>
@@ -22705,7 +20938,6 @@
         <w:tc>
           <w:tcPr>
             <w:tcW w:w="408" w:type="pct"/>
-            <w:shd w:val="clear" w:color="auto" w:fill="auto"/>
             <w:noWrap/>
             <w:vAlign w:val="center"/>
             <w:hideMark/>
@@ -22726,7 +20958,6 @@
         <w:tc>
           <w:tcPr>
             <w:tcW w:w="353" w:type="pct"/>
-            <w:shd w:val="clear" w:color="auto" w:fill="auto"/>
             <w:noWrap/>
             <w:vAlign w:val="center"/>
             <w:hideMark/>
@@ -22747,7 +20978,6 @@
         <w:tc>
           <w:tcPr>
             <w:tcW w:w="353" w:type="pct"/>
-            <w:shd w:val="clear" w:color="auto" w:fill="auto"/>
             <w:noWrap/>
             <w:vAlign w:val="center"/>
             <w:hideMark/>
@@ -22768,7 +20998,6 @@
         <w:tc>
           <w:tcPr>
             <w:tcW w:w="353" w:type="pct"/>
-            <w:shd w:val="clear" w:color="auto" w:fill="auto"/>
             <w:noWrap/>
             <w:vAlign w:val="center"/>
             <w:hideMark/>
@@ -22789,7 +21018,6 @@
         <w:tc>
           <w:tcPr>
             <w:tcW w:w="353" w:type="pct"/>
-            <w:shd w:val="clear" w:color="auto" w:fill="auto"/>
             <w:noWrap/>
             <w:vAlign w:val="center"/>
             <w:hideMark/>
@@ -22810,7 +21038,6 @@
         <w:tc>
           <w:tcPr>
             <w:tcW w:w="242" w:type="pct"/>
-            <w:shd w:val="clear" w:color="auto" w:fill="auto"/>
             <w:noWrap/>
             <w:vAlign w:val="center"/>
             <w:hideMark/>
@@ -22831,7 +21058,6 @@
         <w:tc>
           <w:tcPr>
             <w:tcW w:w="353" w:type="pct"/>
-            <w:shd w:val="clear" w:color="auto" w:fill="auto"/>
             <w:noWrap/>
             <w:vAlign w:val="center"/>
             <w:hideMark/>
@@ -22852,7 +21078,6 @@
         <w:tc>
           <w:tcPr>
             <w:tcW w:w="235" w:type="pct"/>
-            <w:shd w:val="clear" w:color="auto" w:fill="auto"/>
             <w:noWrap/>
             <w:vAlign w:val="center"/>
             <w:hideMark/>
@@ -22873,7 +21098,6 @@
         <w:tc>
           <w:tcPr>
             <w:tcW w:w="463" w:type="pct"/>
-            <w:shd w:val="clear" w:color="auto" w:fill="auto"/>
             <w:noWrap/>
             <w:vAlign w:val="center"/>
             <w:hideMark/>
@@ -22894,7 +21118,6 @@
         <w:tc>
           <w:tcPr>
             <w:tcW w:w="242" w:type="pct"/>
-            <w:shd w:val="clear" w:color="auto" w:fill="auto"/>
             <w:vAlign w:val="center"/>
             <w:hideMark/>
           </w:tcPr>
@@ -22922,7 +21145,6 @@
         <w:tc>
           <w:tcPr>
             <w:tcW w:w="380" w:type="pct"/>
-            <w:shd w:val="clear" w:color="auto" w:fill="auto"/>
             <w:noWrap/>
             <w:vAlign w:val="center"/>
             <w:hideMark/>
@@ -22952,7 +21174,6 @@
         <w:tc>
           <w:tcPr>
             <w:tcW w:w="297" w:type="pct"/>
-            <w:shd w:val="clear" w:color="auto" w:fill="auto"/>
             <w:noWrap/>
             <w:vAlign w:val="center"/>
             <w:hideMark/>
@@ -22982,7 +21203,6 @@
         <w:tc>
           <w:tcPr>
             <w:tcW w:w="297" w:type="pct"/>
-            <w:shd w:val="clear" w:color="auto" w:fill="auto"/>
             <w:noWrap/>
             <w:vAlign w:val="center"/>
             <w:hideMark/>
@@ -23003,7 +21223,6 @@
         <w:tc>
           <w:tcPr>
             <w:tcW w:w="297" w:type="pct"/>
-            <w:shd w:val="clear" w:color="auto" w:fill="auto"/>
             <w:noWrap/>
             <w:vAlign w:val="center"/>
             <w:hideMark/>
@@ -23024,7 +21243,6 @@
         <w:tc>
           <w:tcPr>
             <w:tcW w:w="187" w:type="pct"/>
-            <w:shd w:val="clear" w:color="auto" w:fill="auto"/>
             <w:noWrap/>
             <w:vAlign w:val="center"/>
             <w:hideMark/>
@@ -23045,7 +21263,6 @@
         <w:tc>
           <w:tcPr>
             <w:tcW w:w="187" w:type="pct"/>
-            <w:shd w:val="clear" w:color="auto" w:fill="auto"/>
             <w:noWrap/>
             <w:vAlign w:val="center"/>
             <w:hideMark/>
@@ -23342,13 +21559,8 @@
               <w:jc w:val="left"/>
             </w:pPr>
             <w:r>
-              <w:t>是否</w:t>
-            </w:r>
-            <w:proofErr w:type="gramStart"/>
-            <w:r>
-              <w:t>带数据</w:t>
-            </w:r>
-            <w:proofErr w:type="gramEnd"/>
+              <w:t>是否带数据</w:t>
+            </w:r>
           </w:p>
         </w:tc>
         <w:tc>
@@ -23522,7 +21734,7 @@
 </file>
 
 <file path=word/comments.xml><?xml version="1.0" encoding="utf-8"?>
-<w:comments xmlns:wpc="http://schemas.microsoft.com/office/word/2010/wordprocessingCanvas" xmlns:cx="http://schemas.microsoft.com/office/drawing/2014/chartex" xmlns:cx1="http://schemas.microsoft.com/office/drawing/2015/9/8/chartex" xmlns:cx2="http://schemas.microsoft.com/office/drawing/2015/10/21/chartex" xmlns:cx3="http://schemas.microsoft.com/office/drawing/2016/5/9/chartex" xmlns:cx4="http://schemas.microsoft.com/office/drawing/2016/5/10/chartex" xmlns:cx5="http://schemas.microsoft.com/office/drawing/2016/5/11/chartex" xmlns:cx6="http://schemas.microsoft.com/office/drawing/2016/5/12/chartex" xmlns:cx7="http://schemas.microsoft.com/office/drawing/2016/5/13/chartex" xmlns:cx8="http://schemas.microsoft.com/office/drawing/2016/5/14/chartex" xmlns:mc="http://schemas.openxmlformats.org/markup-compatibility/2006" xmlns:aink="http://schemas.microsoft.com/office/drawing/2016/ink" xmlns:am3d="http://schemas.microsoft.com/office/drawing/2017/model3d" xmlns:o="urn:schemas-microsoft-com:office:office" xmlns:r="http://schemas.openxmlformats.org/officeDocument/2006/relationships" xmlns:m="http://schemas.openxmlformats.org/officeDocument/2006/math" xmlns:v="urn:schemas-microsoft-com:vml" xmlns:wp14="http://schemas.microsoft.com/office/word/2010/wordprocessingDrawing" xmlns:wp="http://schemas.openxmlformats.org/drawingml/2006/wordprocessingDrawing" xmlns:w10="urn:schemas-microsoft-com:office:word" xmlns:w="http://schemas.openxmlformats.org/wordprocessingml/2006/main" xmlns:w14="http://schemas.microsoft.com/office/word/2010/wordml" xmlns:w15="http://schemas.microsoft.com/office/word/2012/wordml" xmlns:w16cex="http://schemas.microsoft.com/office/word/2018/wordml/cex" xmlns:w16cid="http://schemas.microsoft.com/office/word/2016/wordml/cid" xmlns:w16="http://schemas.microsoft.com/office/word/2018/wordml" xmlns:w16sdtdh="http://schemas.microsoft.com/office/word/2020/wordml/sdtdatahash" xmlns:w16se="http://schemas.microsoft.com/office/word/2015/wordml/symex" xmlns:wpg="http://schemas.microsoft.com/office/word/2010/wordprocessingGroup" xmlns:wpi="http://schemas.microsoft.com/office/word/2010/wordprocessingInk" xmlns:wne="http://schemas.microsoft.com/office/word/2006/wordml" xmlns:wps="http://schemas.microsoft.com/office/word/2010/wordprocessingShape" mc:Ignorable="w14 w15 w16se w16cid w16 w16cex w16sdtdh wp14">
+<w:comments xmlns:wpc="http://schemas.microsoft.com/office/word/2010/wordprocessingCanvas" xmlns:cx="http://schemas.microsoft.com/office/drawing/2014/chartex" xmlns:cx1="http://schemas.microsoft.com/office/drawing/2015/9/8/chartex" xmlns:cx2="http://schemas.microsoft.com/office/drawing/2015/10/21/chartex" xmlns:cx3="http://schemas.microsoft.com/office/drawing/2016/5/9/chartex" xmlns:cx4="http://schemas.microsoft.com/office/drawing/2016/5/10/chartex" xmlns:cx5="http://schemas.microsoft.com/office/drawing/2016/5/11/chartex" xmlns:cx6="http://schemas.microsoft.com/office/drawing/2016/5/12/chartex" xmlns:cx7="http://schemas.microsoft.com/office/drawing/2016/5/13/chartex" xmlns:cx8="http://schemas.microsoft.com/office/drawing/2016/5/14/chartex" xmlns:mc="http://schemas.openxmlformats.org/markup-compatibility/2006" xmlns:aink="http://schemas.microsoft.com/office/drawing/2016/ink" xmlns:am3d="http://schemas.microsoft.com/office/drawing/2017/model3d" xmlns:o="urn:schemas-microsoft-com:office:office" xmlns:oel="http://schemas.microsoft.com/office/2019/extlst" xmlns:r="http://schemas.openxmlformats.org/officeDocument/2006/relationships" xmlns:m="http://schemas.openxmlformats.org/officeDocument/2006/math" xmlns:v="urn:schemas-microsoft-com:vml" xmlns:wp14="http://schemas.microsoft.com/office/word/2010/wordprocessingDrawing" xmlns:wp="http://schemas.openxmlformats.org/drawingml/2006/wordprocessingDrawing" xmlns:w10="urn:schemas-microsoft-com:office:word" xmlns:w="http://schemas.openxmlformats.org/wordprocessingml/2006/main" xmlns:w14="http://schemas.microsoft.com/office/word/2010/wordml" xmlns:w15="http://schemas.microsoft.com/office/word/2012/wordml" xmlns:w16cex="http://schemas.microsoft.com/office/word/2018/wordml/cex" xmlns:w16cid="http://schemas.microsoft.com/office/word/2016/wordml/cid" xmlns:w16="http://schemas.microsoft.com/office/word/2018/wordml" xmlns:w16du="http://schemas.microsoft.com/office/word/2023/wordml/word16du" xmlns:w16sdtdh="http://schemas.microsoft.com/office/word/2020/wordml/sdtdatahash" xmlns:w16sdtfl="http://schemas.microsoft.com/office/word/2024/wordml/sdtformatlock" xmlns:w16se="http://schemas.microsoft.com/office/word/2015/wordml/symex" xmlns:wpg="http://schemas.microsoft.com/office/word/2010/wordprocessingGroup" xmlns:wpi="http://schemas.microsoft.com/office/word/2010/wordprocessingInk" xmlns:wne="http://schemas.microsoft.com/office/word/2006/wordml" xmlns:wps="http://schemas.microsoft.com/office/word/2010/wordprocessingShape" mc:Ignorable="w14 w15 w16se w16cid w16 w16cex w16sdtdh w16sdtfl w16du wp14">
   <w:comment w:id="1" w:author="Administrator" w:date="2025-12-17T10:37:00Z" w:initials="A">
     <w:p>
       <w:pPr>
@@ -23757,7 +21969,7 @@
 </file>
 
 <file path=word/commentsExtended.xml><?xml version="1.0" encoding="utf-8"?>
-<w15:commentsEx xmlns:wpc="http://schemas.microsoft.com/office/word/2010/wordprocessingCanvas" xmlns:cx="http://schemas.microsoft.com/office/drawing/2014/chartex" xmlns:cx1="http://schemas.microsoft.com/office/drawing/2015/9/8/chartex" xmlns:cx2="http://schemas.microsoft.com/office/drawing/2015/10/21/chartex" xmlns:cx3="http://schemas.microsoft.com/office/drawing/2016/5/9/chartex" xmlns:cx4="http://schemas.microsoft.com/office/drawing/2016/5/10/chartex" xmlns:cx5="http://schemas.microsoft.com/office/drawing/2016/5/11/chartex" xmlns:cx6="http://schemas.microsoft.com/office/drawing/2016/5/12/chartex" xmlns:cx7="http://schemas.microsoft.com/office/drawing/2016/5/13/chartex" xmlns:cx8="http://schemas.microsoft.com/office/drawing/2016/5/14/chartex" xmlns:mc="http://schemas.openxmlformats.org/markup-compatibility/2006" xmlns:aink="http://schemas.microsoft.com/office/drawing/2016/ink" xmlns:am3d="http://schemas.microsoft.com/office/drawing/2017/model3d" xmlns:o="urn:schemas-microsoft-com:office:office" xmlns:r="http://schemas.openxmlformats.org/officeDocument/2006/relationships" xmlns:m="http://schemas.openxmlformats.org/officeDocument/2006/math" xmlns:v="urn:schemas-microsoft-com:vml" xmlns:wp14="http://schemas.microsoft.com/office/word/2010/wordprocessingDrawing" xmlns:wp="http://schemas.openxmlformats.org/drawingml/2006/wordprocessingDrawing" xmlns:w10="urn:schemas-microsoft-com:office:word" xmlns:w="http://schemas.openxmlformats.org/wordprocessingml/2006/main" xmlns:w14="http://schemas.microsoft.com/office/word/2010/wordml" xmlns:w15="http://schemas.microsoft.com/office/word/2012/wordml" xmlns:w16cex="http://schemas.microsoft.com/office/word/2018/wordml/cex" xmlns:w16cid="http://schemas.microsoft.com/office/word/2016/wordml/cid" xmlns:w16="http://schemas.microsoft.com/office/word/2018/wordml" xmlns:w16sdtdh="http://schemas.microsoft.com/office/word/2020/wordml/sdtdatahash" xmlns:w16se="http://schemas.microsoft.com/office/word/2015/wordml/symex" xmlns:wpg="http://schemas.microsoft.com/office/word/2010/wordprocessingGroup" xmlns:wpi="http://schemas.microsoft.com/office/word/2010/wordprocessingInk" xmlns:wne="http://schemas.microsoft.com/office/word/2006/wordml" xmlns:wps="http://schemas.microsoft.com/office/word/2010/wordprocessingShape" mc:Ignorable="w14 w15 w16se w16cid w16 w16cex w16sdtdh wp14">
+<w15:commentsEx xmlns:wpc="http://schemas.microsoft.com/office/word/2010/wordprocessingCanvas" xmlns:cx="http://schemas.microsoft.com/office/drawing/2014/chartex" xmlns:cx1="http://schemas.microsoft.com/office/drawing/2015/9/8/chartex" xmlns:cx2="http://schemas.microsoft.com/office/drawing/2015/10/21/chartex" xmlns:cx3="http://schemas.microsoft.com/office/drawing/2016/5/9/chartex" xmlns:cx4="http://schemas.microsoft.com/office/drawing/2016/5/10/chartex" xmlns:cx5="http://schemas.microsoft.com/office/drawing/2016/5/11/chartex" xmlns:cx6="http://schemas.microsoft.com/office/drawing/2016/5/12/chartex" xmlns:cx7="http://schemas.microsoft.com/office/drawing/2016/5/13/chartex" xmlns:cx8="http://schemas.microsoft.com/office/drawing/2016/5/14/chartex" xmlns:mc="http://schemas.openxmlformats.org/markup-compatibility/2006" xmlns:aink="http://schemas.microsoft.com/office/drawing/2016/ink" xmlns:am3d="http://schemas.microsoft.com/office/drawing/2017/model3d" xmlns:o="urn:schemas-microsoft-com:office:office" xmlns:oel="http://schemas.microsoft.com/office/2019/extlst" xmlns:r="http://schemas.openxmlformats.org/officeDocument/2006/relationships" xmlns:m="http://schemas.openxmlformats.org/officeDocument/2006/math" xmlns:v="urn:schemas-microsoft-com:vml" xmlns:wp14="http://schemas.microsoft.com/office/word/2010/wordprocessingDrawing" xmlns:wp="http://schemas.openxmlformats.org/drawingml/2006/wordprocessingDrawing" xmlns:w10="urn:schemas-microsoft-com:office:word" xmlns:w="http://schemas.openxmlformats.org/wordprocessingml/2006/main" xmlns:w14="http://schemas.microsoft.com/office/word/2010/wordml" xmlns:w15="http://schemas.microsoft.com/office/word/2012/wordml" xmlns:w16cex="http://schemas.microsoft.com/office/word/2018/wordml/cex" xmlns:w16cid="http://schemas.microsoft.com/office/word/2016/wordml/cid" xmlns:w16="http://schemas.microsoft.com/office/word/2018/wordml" xmlns:w16du="http://schemas.microsoft.com/office/word/2023/wordml/word16du" xmlns:w16sdtdh="http://schemas.microsoft.com/office/word/2020/wordml/sdtdatahash" xmlns:w16sdtfl="http://schemas.microsoft.com/office/word/2024/wordml/sdtformatlock" xmlns:w16se="http://schemas.microsoft.com/office/word/2015/wordml/symex" xmlns:wpg="http://schemas.microsoft.com/office/word/2010/wordprocessingGroup" xmlns:wpi="http://schemas.microsoft.com/office/word/2010/wordprocessingInk" xmlns:wne="http://schemas.microsoft.com/office/word/2006/wordml" xmlns:wps="http://schemas.microsoft.com/office/word/2010/wordprocessingShape" mc:Ignorable="w14 w15 w16se w16cid w16 w16cex w16sdtdh w16sdtfl w16du wp14">
   <w15:commentEx w15:paraId="5F872C89" w15:done="0"/>
   <w15:commentEx w15:paraId="5FC47EE0" w15:done="0"/>
   <w15:commentEx w15:paraId="104441ED" w15:done="0"/>
@@ -23771,7 +21983,7 @@
 </file>
 
 <file path=word/commentsIds.xml><?xml version="1.0" encoding="utf-8"?>
-<w16cid:commentsIds xmlns:wpc="http://schemas.microsoft.com/office/word/2010/wordprocessingCanvas" xmlns:cx="http://schemas.microsoft.com/office/drawing/2014/chartex" xmlns:cx1="http://schemas.microsoft.com/office/drawing/2015/9/8/chartex" xmlns:cx2="http://schemas.microsoft.com/office/drawing/2015/10/21/chartex" xmlns:cx3="http://schemas.microsoft.com/office/drawing/2016/5/9/chartex" xmlns:cx4="http://schemas.microsoft.com/office/drawing/2016/5/10/chartex" xmlns:cx5="http://schemas.microsoft.com/office/drawing/2016/5/11/chartex" xmlns:cx6="http://schemas.microsoft.com/office/drawing/2016/5/12/chartex" xmlns:cx7="http://schemas.microsoft.com/office/drawing/2016/5/13/chartex" xmlns:cx8="http://schemas.microsoft.com/office/drawing/2016/5/14/chartex" xmlns:mc="http://schemas.openxmlformats.org/markup-compatibility/2006" xmlns:aink="http://schemas.microsoft.com/office/drawing/2016/ink" xmlns:am3d="http://schemas.microsoft.com/office/drawing/2017/model3d" xmlns:o="urn:schemas-microsoft-com:office:office" xmlns:r="http://schemas.openxmlformats.org/officeDocument/2006/relationships" xmlns:m="http://schemas.openxmlformats.org/officeDocument/2006/math" xmlns:v="urn:schemas-microsoft-com:vml" xmlns:wp14="http://schemas.microsoft.com/office/word/2010/wordprocessingDrawing" xmlns:wp="http://schemas.openxmlformats.org/drawingml/2006/wordprocessingDrawing" xmlns:w10="urn:schemas-microsoft-com:office:word" xmlns:w="http://schemas.openxmlformats.org/wordprocessingml/2006/main" xmlns:w14="http://schemas.microsoft.com/office/word/2010/wordml" xmlns:w15="http://schemas.microsoft.com/office/word/2012/wordml" xmlns:w16cex="http://schemas.microsoft.com/office/word/2018/wordml/cex" xmlns:w16cid="http://schemas.microsoft.com/office/word/2016/wordml/cid" xmlns:w16="http://schemas.microsoft.com/office/word/2018/wordml" xmlns:w16sdtdh="http://schemas.microsoft.com/office/word/2020/wordml/sdtdatahash" xmlns:w16se="http://schemas.microsoft.com/office/word/2015/wordml/symex" xmlns:wpg="http://schemas.microsoft.com/office/word/2010/wordprocessingGroup" xmlns:wpi="http://schemas.microsoft.com/office/word/2010/wordprocessingInk" xmlns:wne="http://schemas.microsoft.com/office/word/2006/wordml" xmlns:wps="http://schemas.microsoft.com/office/word/2010/wordprocessingShape" mc:Ignorable="w14 w15 w16se w16cid w16 w16cex w16sdtdh wp14">
+<w16cid:commentsIds xmlns:wpc="http://schemas.microsoft.com/office/word/2010/wordprocessingCanvas" xmlns:cx="http://schemas.microsoft.com/office/drawing/2014/chartex" xmlns:cx1="http://schemas.microsoft.com/office/drawing/2015/9/8/chartex" xmlns:cx2="http://schemas.microsoft.com/office/drawing/2015/10/21/chartex" xmlns:cx3="http://schemas.microsoft.com/office/drawing/2016/5/9/chartex" xmlns:cx4="http://schemas.microsoft.com/office/drawing/2016/5/10/chartex" xmlns:cx5="http://schemas.microsoft.com/office/drawing/2016/5/11/chartex" xmlns:cx6="http://schemas.microsoft.com/office/drawing/2016/5/12/chartex" xmlns:cx7="http://schemas.microsoft.com/office/drawing/2016/5/13/chartex" xmlns:cx8="http://schemas.microsoft.com/office/drawing/2016/5/14/chartex" xmlns:mc="http://schemas.openxmlformats.org/markup-compatibility/2006" xmlns:aink="http://schemas.microsoft.com/office/drawing/2016/ink" xmlns:am3d="http://schemas.microsoft.com/office/drawing/2017/model3d" xmlns:o="urn:schemas-microsoft-com:office:office" xmlns:oel="http://schemas.microsoft.com/office/2019/extlst" xmlns:r="http://schemas.openxmlformats.org/officeDocument/2006/relationships" xmlns:m="http://schemas.openxmlformats.org/officeDocument/2006/math" xmlns:v="urn:schemas-microsoft-com:vml" xmlns:wp14="http://schemas.microsoft.com/office/word/2010/wordprocessingDrawing" xmlns:wp="http://schemas.openxmlformats.org/drawingml/2006/wordprocessingDrawing" xmlns:w10="urn:schemas-microsoft-com:office:word" xmlns:w="http://schemas.openxmlformats.org/wordprocessingml/2006/main" xmlns:w14="http://schemas.microsoft.com/office/word/2010/wordml" xmlns:w15="http://schemas.microsoft.com/office/word/2012/wordml" xmlns:w16cex="http://schemas.microsoft.com/office/word/2018/wordml/cex" xmlns:w16cid="http://schemas.microsoft.com/office/word/2016/wordml/cid" xmlns:w16="http://schemas.microsoft.com/office/word/2018/wordml" xmlns:w16du="http://schemas.microsoft.com/office/word/2023/wordml/word16du" xmlns:w16sdtdh="http://schemas.microsoft.com/office/word/2020/wordml/sdtdatahash" xmlns:w16sdtfl="http://schemas.microsoft.com/office/word/2024/wordml/sdtformatlock" xmlns:w16se="http://schemas.microsoft.com/office/word/2015/wordml/symex" xmlns:wpg="http://schemas.microsoft.com/office/word/2010/wordprocessingGroup" xmlns:wpi="http://schemas.microsoft.com/office/word/2010/wordprocessingInk" xmlns:wne="http://schemas.microsoft.com/office/word/2006/wordml" xmlns:wps="http://schemas.microsoft.com/office/word/2010/wordprocessingShape" mc:Ignorable="w14 w15 w16se w16cid w16 w16cex w16sdtdh w16sdtfl w16du wp14">
   <w16cid:commentId w16cid:paraId="5F872C89" w16cid:durableId="2D2E4BB7"/>
   <w16cid:commentId w16cid:paraId="5FC47EE0" w16cid:durableId="2D2E4BB8"/>
   <w16cid:commentId w16cid:paraId="104441ED" w16cid:durableId="2D2E4BB9"/>
@@ -23785,7 +21997,7 @@
 </file>
 
 <file path=word/endnotes.xml><?xml version="1.0" encoding="utf-8"?>
-<w:endnotes xmlns:wpc="http://schemas.microsoft.com/office/word/2010/wordprocessingCanvas" xmlns:cx="http://schemas.microsoft.com/office/drawing/2014/chartex" xmlns:cx1="http://schemas.microsoft.com/office/drawing/2015/9/8/chartex" xmlns:cx2="http://schemas.microsoft.com/office/drawing/2015/10/21/chartex" xmlns:cx3="http://schemas.microsoft.com/office/drawing/2016/5/9/chartex" xmlns:cx4="http://schemas.microsoft.com/office/drawing/2016/5/10/chartex" xmlns:cx5="http://schemas.microsoft.com/office/drawing/2016/5/11/chartex" xmlns:cx6="http://schemas.microsoft.com/office/drawing/2016/5/12/chartex" xmlns:cx7="http://schemas.microsoft.com/office/drawing/2016/5/13/chartex" xmlns:cx8="http://schemas.microsoft.com/office/drawing/2016/5/14/chartex" xmlns:mc="http://schemas.openxmlformats.org/markup-compatibility/2006" xmlns:aink="http://schemas.microsoft.com/office/drawing/2016/ink" xmlns:am3d="http://schemas.microsoft.com/office/drawing/2017/model3d" xmlns:o="urn:schemas-microsoft-com:office:office" xmlns:r="http://schemas.openxmlformats.org/officeDocument/2006/relationships" xmlns:m="http://schemas.openxmlformats.org/officeDocument/2006/math" xmlns:v="urn:schemas-microsoft-com:vml" xmlns:wp14="http://schemas.microsoft.com/office/word/2010/wordprocessingDrawing" xmlns:wp="http://schemas.openxmlformats.org/drawingml/2006/wordprocessingDrawing" xmlns:w10="urn:schemas-microsoft-com:office:word" xmlns:w="http://schemas.openxmlformats.org/wordprocessingml/2006/main" xmlns:w14="http://schemas.microsoft.com/office/word/2010/wordml" xmlns:w15="http://schemas.microsoft.com/office/word/2012/wordml" xmlns:w16cex="http://schemas.microsoft.com/office/word/2018/wordml/cex" xmlns:w16cid="http://schemas.microsoft.com/office/word/2016/wordml/cid" xmlns:w16="http://schemas.microsoft.com/office/word/2018/wordml" xmlns:w16sdtdh="http://schemas.microsoft.com/office/word/2020/wordml/sdtdatahash" xmlns:w16se="http://schemas.microsoft.com/office/word/2015/wordml/symex" xmlns:wpg="http://schemas.microsoft.com/office/word/2010/wordprocessingGroup" xmlns:wpi="http://schemas.microsoft.com/office/word/2010/wordprocessingInk" xmlns:wne="http://schemas.microsoft.com/office/word/2006/wordml" xmlns:wps="http://schemas.microsoft.com/office/word/2010/wordprocessingShape" mc:Ignorable="w14 w15 w16se w16cid w16 w16cex w16sdtdh wp14">
+<w:endnotes xmlns:wpc="http://schemas.microsoft.com/office/word/2010/wordprocessingCanvas" xmlns:cx="http://schemas.microsoft.com/office/drawing/2014/chartex" xmlns:cx1="http://schemas.microsoft.com/office/drawing/2015/9/8/chartex" xmlns:cx2="http://schemas.microsoft.com/office/drawing/2015/10/21/chartex" xmlns:cx3="http://schemas.microsoft.com/office/drawing/2016/5/9/chartex" xmlns:cx4="http://schemas.microsoft.com/office/drawing/2016/5/10/chartex" xmlns:cx5="http://schemas.microsoft.com/office/drawing/2016/5/11/chartex" xmlns:cx6="http://schemas.microsoft.com/office/drawing/2016/5/12/chartex" xmlns:cx7="http://schemas.microsoft.com/office/drawing/2016/5/13/chartex" xmlns:cx8="http://schemas.microsoft.com/office/drawing/2016/5/14/chartex" xmlns:mc="http://schemas.openxmlformats.org/markup-compatibility/2006" xmlns:aink="http://schemas.microsoft.com/office/drawing/2016/ink" xmlns:am3d="http://schemas.microsoft.com/office/drawing/2017/model3d" xmlns:o="urn:schemas-microsoft-com:office:office" xmlns:oel="http://schemas.microsoft.com/office/2019/extlst" xmlns:r="http://schemas.openxmlformats.org/officeDocument/2006/relationships" xmlns:m="http://schemas.openxmlformats.org/officeDocument/2006/math" xmlns:v="urn:schemas-microsoft-com:vml" xmlns:wp14="http://schemas.microsoft.com/office/word/2010/wordprocessingDrawing" xmlns:wp="http://schemas.openxmlformats.org/drawingml/2006/wordprocessingDrawing" xmlns:w10="urn:schemas-microsoft-com:office:word" xmlns:w="http://schemas.openxmlformats.org/wordprocessingml/2006/main" xmlns:w14="http://schemas.microsoft.com/office/word/2010/wordml" xmlns:w15="http://schemas.microsoft.com/office/word/2012/wordml" xmlns:w16cex="http://schemas.microsoft.com/office/word/2018/wordml/cex" xmlns:w16cid="http://schemas.microsoft.com/office/word/2016/wordml/cid" xmlns:w16="http://schemas.microsoft.com/office/word/2018/wordml" xmlns:w16du="http://schemas.microsoft.com/office/word/2023/wordml/word16du" xmlns:w16sdtdh="http://schemas.microsoft.com/office/word/2020/wordml/sdtdatahash" xmlns:w16sdtfl="http://schemas.microsoft.com/office/word/2024/wordml/sdtformatlock" xmlns:w16se="http://schemas.microsoft.com/office/word/2015/wordml/symex" xmlns:wpg="http://schemas.microsoft.com/office/word/2010/wordprocessingGroup" xmlns:wpi="http://schemas.microsoft.com/office/word/2010/wordprocessingInk" xmlns:wne="http://schemas.microsoft.com/office/word/2006/wordml" xmlns:wps="http://schemas.microsoft.com/office/word/2010/wordprocessingShape" mc:Ignorable="w14 w15 w16se w16cid w16 w16cex w16sdtdh w16sdtfl w16du wp14">
   <w:endnote w:type="separator" w:id="-1">
     <w:p>
       <w:r>
@@ -23804,7 +22016,7 @@
 </file>
 
 <file path=word/footnotes.xml><?xml version="1.0" encoding="utf-8"?>
-<w:footnotes xmlns:wpc="http://schemas.microsoft.com/office/word/2010/wordprocessingCanvas" xmlns:cx="http://schemas.microsoft.com/office/drawing/2014/chartex" xmlns:cx1="http://schemas.microsoft.com/office/drawing/2015/9/8/chartex" xmlns:cx2="http://schemas.microsoft.com/office/drawing/2015/10/21/chartex" xmlns:cx3="http://schemas.microsoft.com/office/drawing/2016/5/9/chartex" xmlns:cx4="http://schemas.microsoft.com/office/drawing/2016/5/10/chartex" xmlns:cx5="http://schemas.microsoft.com/office/drawing/2016/5/11/chartex" xmlns:cx6="http://schemas.microsoft.com/office/drawing/2016/5/12/chartex" xmlns:cx7="http://schemas.microsoft.com/office/drawing/2016/5/13/chartex" xmlns:cx8="http://schemas.microsoft.com/office/drawing/2016/5/14/chartex" xmlns:mc="http://schemas.openxmlformats.org/markup-compatibility/2006" xmlns:aink="http://schemas.microsoft.com/office/drawing/2016/ink" xmlns:am3d="http://schemas.microsoft.com/office/drawing/2017/model3d" xmlns:o="urn:schemas-microsoft-com:office:office" xmlns:r="http://schemas.openxmlformats.org/officeDocument/2006/relationships" xmlns:m="http://schemas.openxmlformats.org/officeDocument/2006/math" xmlns:v="urn:schemas-microsoft-com:vml" xmlns:wp14="http://schemas.microsoft.com/office/word/2010/wordprocessingDrawing" xmlns:wp="http://schemas.openxmlformats.org/drawingml/2006/wordprocessingDrawing" xmlns:w10="urn:schemas-microsoft-com:office:word" xmlns:w="http://schemas.openxmlformats.org/wordprocessingml/2006/main" xmlns:w14="http://schemas.microsoft.com/office/word/2010/wordml" xmlns:w15="http://schemas.microsoft.com/office/word/2012/wordml" xmlns:w16cex="http://schemas.microsoft.com/office/word/2018/wordml/cex" xmlns:w16cid="http://schemas.microsoft.com/office/word/2016/wordml/cid" xmlns:w16="http://schemas.microsoft.com/office/word/2018/wordml" xmlns:w16sdtdh="http://schemas.microsoft.com/office/word/2020/wordml/sdtdatahash" xmlns:w16se="http://schemas.microsoft.com/office/word/2015/wordml/symex" xmlns:wpg="http://schemas.microsoft.com/office/word/2010/wordprocessingGroup" xmlns:wpi="http://schemas.microsoft.com/office/word/2010/wordprocessingInk" xmlns:wne="http://schemas.microsoft.com/office/word/2006/wordml" xmlns:wps="http://schemas.microsoft.com/office/word/2010/wordprocessingShape" mc:Ignorable="w14 w15 w16se w16cid w16 w16cex w16sdtdh wp14">
+<w:footnotes xmlns:wpc="http://schemas.microsoft.com/office/word/2010/wordprocessingCanvas" xmlns:cx="http://schemas.microsoft.com/office/drawing/2014/chartex" xmlns:cx1="http://schemas.microsoft.com/office/drawing/2015/9/8/chartex" xmlns:cx2="http://schemas.microsoft.com/office/drawing/2015/10/21/chartex" xmlns:cx3="http://schemas.microsoft.com/office/drawing/2016/5/9/chartex" xmlns:cx4="http://schemas.microsoft.com/office/drawing/2016/5/10/chartex" xmlns:cx5="http://schemas.microsoft.com/office/drawing/2016/5/11/chartex" xmlns:cx6="http://schemas.microsoft.com/office/drawing/2016/5/12/chartex" xmlns:cx7="http://schemas.microsoft.com/office/drawing/2016/5/13/chartex" xmlns:cx8="http://schemas.microsoft.com/office/drawing/2016/5/14/chartex" xmlns:mc="http://schemas.openxmlformats.org/markup-compatibility/2006" xmlns:aink="http://schemas.microsoft.com/office/drawing/2016/ink" xmlns:am3d="http://schemas.microsoft.com/office/drawing/2017/model3d" xmlns:o="urn:schemas-microsoft-com:office:office" xmlns:oel="http://schemas.microsoft.com/office/2019/extlst" xmlns:r="http://schemas.openxmlformats.org/officeDocument/2006/relationships" xmlns:m="http://schemas.openxmlformats.org/officeDocument/2006/math" xmlns:v="urn:schemas-microsoft-com:vml" xmlns:wp14="http://schemas.microsoft.com/office/word/2010/wordprocessingDrawing" xmlns:wp="http://schemas.openxmlformats.org/drawingml/2006/wordprocessingDrawing" xmlns:w10="urn:schemas-microsoft-com:office:word" xmlns:w="http://schemas.openxmlformats.org/wordprocessingml/2006/main" xmlns:w14="http://schemas.microsoft.com/office/word/2010/wordml" xmlns:w15="http://schemas.microsoft.com/office/word/2012/wordml" xmlns:w16cex="http://schemas.microsoft.com/office/word/2018/wordml/cex" xmlns:w16cid="http://schemas.microsoft.com/office/word/2016/wordml/cid" xmlns:w16="http://schemas.microsoft.com/office/word/2018/wordml" xmlns:w16du="http://schemas.microsoft.com/office/word/2023/wordml/word16du" xmlns:w16sdtdh="http://schemas.microsoft.com/office/word/2020/wordml/sdtdatahash" xmlns:w16sdtfl="http://schemas.microsoft.com/office/word/2024/wordml/sdtformatlock" xmlns:w16se="http://schemas.microsoft.com/office/word/2015/wordml/symex" xmlns:wpg="http://schemas.microsoft.com/office/word/2010/wordprocessingGroup" xmlns:wpi="http://schemas.microsoft.com/office/word/2010/wordprocessingInk" xmlns:wne="http://schemas.microsoft.com/office/word/2006/wordml" xmlns:wps="http://schemas.microsoft.com/office/word/2010/wordprocessingShape" mc:Ignorable="w14 w15 w16se w16cid w16 w16cex w16sdtdh w16sdtfl w16du wp14">
   <w:footnote w:type="separator" w:id="-1">
     <w:p>
       <w:r>
@@ -23823,7 +22035,7 @@
 </file>
 
 <file path=word/numbering.xml><?xml version="1.0" encoding="utf-8"?>
-<w:numbering xmlns:wpc="http://schemas.microsoft.com/office/word/2010/wordprocessingCanvas" xmlns:cx="http://schemas.microsoft.com/office/drawing/2014/chartex" xmlns:cx1="http://schemas.microsoft.com/office/drawing/2015/9/8/chartex" xmlns:cx2="http://schemas.microsoft.com/office/drawing/2015/10/21/chartex" xmlns:cx3="http://schemas.microsoft.com/office/drawing/2016/5/9/chartex" xmlns:cx4="http://schemas.microsoft.com/office/drawing/2016/5/10/chartex" xmlns:cx5="http://schemas.microsoft.com/office/drawing/2016/5/11/chartex" xmlns:cx6="http://schemas.microsoft.com/office/drawing/2016/5/12/chartex" xmlns:cx7="http://schemas.microsoft.com/office/drawing/2016/5/13/chartex" xmlns:cx8="http://schemas.microsoft.com/office/drawing/2016/5/14/chartex" xmlns:mc="http://schemas.openxmlformats.org/markup-compatibility/2006" xmlns:aink="http://schemas.microsoft.com/office/drawing/2016/ink" xmlns:am3d="http://schemas.microsoft.com/office/drawing/2017/model3d" xmlns:o="urn:schemas-microsoft-com:office:office" xmlns:r="http://schemas.openxmlformats.org/officeDocument/2006/relationships" xmlns:m="http://schemas.openxmlformats.org/officeDocument/2006/math" xmlns:v="urn:schemas-microsoft-com:vml" xmlns:wp14="http://schemas.microsoft.com/office/word/2010/wordprocessingDrawing" xmlns:wp="http://schemas.openxmlformats.org/drawingml/2006/wordprocessingDrawing" xmlns:w10="urn:schemas-microsoft-com:office:word" xmlns:w="http://schemas.openxmlformats.org/wordprocessingml/2006/main" xmlns:w14="http://schemas.microsoft.com/office/word/2010/wordml" xmlns:w15="http://schemas.microsoft.com/office/word/2012/wordml" xmlns:w16cex="http://schemas.microsoft.com/office/word/2018/wordml/cex" xmlns:w16cid="http://schemas.microsoft.com/office/word/2016/wordml/cid" xmlns:w16="http://schemas.microsoft.com/office/word/2018/wordml" xmlns:w16sdtdh="http://schemas.microsoft.com/office/word/2020/wordml/sdtdatahash" xmlns:w16se="http://schemas.microsoft.com/office/word/2015/wordml/symex" xmlns:wpg="http://schemas.microsoft.com/office/word/2010/wordprocessingGroup" xmlns:wpi="http://schemas.microsoft.com/office/word/2010/wordprocessingInk" xmlns:wne="http://schemas.microsoft.com/office/word/2006/wordml" xmlns:wps="http://schemas.microsoft.com/office/word/2010/wordprocessingShape" mc:Ignorable="w14 w15 w16se w16cid w16 w16cex w16sdtdh wp14">
+<w:numbering xmlns:wpc="http://schemas.microsoft.com/office/word/2010/wordprocessingCanvas" xmlns:cx="http://schemas.microsoft.com/office/drawing/2014/chartex" xmlns:cx1="http://schemas.microsoft.com/office/drawing/2015/9/8/chartex" xmlns:cx2="http://schemas.microsoft.com/office/drawing/2015/10/21/chartex" xmlns:cx3="http://schemas.microsoft.com/office/drawing/2016/5/9/chartex" xmlns:cx4="http://schemas.microsoft.com/office/drawing/2016/5/10/chartex" xmlns:cx5="http://schemas.microsoft.com/office/drawing/2016/5/11/chartex" xmlns:cx6="http://schemas.microsoft.com/office/drawing/2016/5/12/chartex" xmlns:cx7="http://schemas.microsoft.com/office/drawing/2016/5/13/chartex" xmlns:cx8="http://schemas.microsoft.com/office/drawing/2016/5/14/chartex" xmlns:mc="http://schemas.openxmlformats.org/markup-compatibility/2006" xmlns:aink="http://schemas.microsoft.com/office/drawing/2016/ink" xmlns:am3d="http://schemas.microsoft.com/office/drawing/2017/model3d" xmlns:o="urn:schemas-microsoft-com:office:office" xmlns:oel="http://schemas.microsoft.com/office/2019/extlst" xmlns:r="http://schemas.openxmlformats.org/officeDocument/2006/relationships" xmlns:m="http://schemas.openxmlformats.org/officeDocument/2006/math" xmlns:v="urn:schemas-microsoft-com:vml" xmlns:wp14="http://schemas.microsoft.com/office/word/2010/wordprocessingDrawing" xmlns:wp="http://schemas.openxmlformats.org/drawingml/2006/wordprocessingDrawing" xmlns:w10="urn:schemas-microsoft-com:office:word" xmlns:w="http://schemas.openxmlformats.org/wordprocessingml/2006/main" xmlns:w14="http://schemas.microsoft.com/office/word/2010/wordml" xmlns:w15="http://schemas.microsoft.com/office/word/2012/wordml" xmlns:w16cex="http://schemas.microsoft.com/office/word/2018/wordml/cex" xmlns:w16cid="http://schemas.microsoft.com/office/word/2016/wordml/cid" xmlns:w16="http://schemas.microsoft.com/office/word/2018/wordml" xmlns:w16du="http://schemas.microsoft.com/office/word/2023/wordml/word16du" xmlns:w16sdtdh="http://schemas.microsoft.com/office/word/2020/wordml/sdtdatahash" xmlns:w16sdtfl="http://schemas.microsoft.com/office/word/2024/wordml/sdtformatlock" xmlns:w16se="http://schemas.microsoft.com/office/word/2015/wordml/symex" xmlns:wpg="http://schemas.microsoft.com/office/word/2010/wordprocessingGroup" xmlns:wpi="http://schemas.microsoft.com/office/word/2010/wordprocessingInk" xmlns:wne="http://schemas.microsoft.com/office/word/2006/wordml" xmlns:wps="http://schemas.microsoft.com/office/word/2010/wordprocessingShape" mc:Ignorable="w14 w15 w16se w16cid w16 w16cex w16sdtdh w16sdtfl w16du wp14">
   <w:abstractNum w:abstractNumId="0" w15:restartNumberingAfterBreak="0">
     <w:nsid w:val="CA9124A3"/>
     <w:multiLevelType w:val="singleLevel"/>
@@ -24218,29 +22430,29 @@
       </w:pPr>
     </w:lvl>
   </w:abstractNum>
-  <w:num w:numId="1">
+  <w:num w:numId="1" w16cid:durableId="816144246">
     <w:abstractNumId w:val="3"/>
   </w:num>
-  <w:num w:numId="2">
+  <w:num w:numId="2" w16cid:durableId="553155882">
     <w:abstractNumId w:val="1"/>
   </w:num>
-  <w:num w:numId="3">
+  <w:num w:numId="3" w16cid:durableId="1489325341">
     <w:abstractNumId w:val="2"/>
   </w:num>
-  <w:num w:numId="4">
+  <w:num w:numId="4" w16cid:durableId="202600743">
     <w:abstractNumId w:val="5"/>
   </w:num>
-  <w:num w:numId="5">
+  <w:num w:numId="5" w16cid:durableId="1624383217">
     <w:abstractNumId w:val="0"/>
   </w:num>
-  <w:num w:numId="6">
+  <w:num w:numId="6" w16cid:durableId="1859151544">
     <w:abstractNumId w:val="4"/>
   </w:num>
 </w:numbering>
 </file>
 
 <file path=word/styles.xml><?xml version="1.0" encoding="utf-8"?>
-<w:styles xmlns:mc="http://schemas.openxmlformats.org/markup-compatibility/2006" xmlns:r="http://schemas.openxmlformats.org/officeDocument/2006/relationships" xmlns:w="http://schemas.openxmlformats.org/wordprocessingml/2006/main" xmlns:w14="http://schemas.microsoft.com/office/word/2010/wordml" xmlns:w15="http://schemas.microsoft.com/office/word/2012/wordml" xmlns:w16cex="http://schemas.microsoft.com/office/word/2018/wordml/cex" xmlns:w16cid="http://schemas.microsoft.com/office/word/2016/wordml/cid" xmlns:w16="http://schemas.microsoft.com/office/word/2018/wordml" xmlns:w16sdtdh="http://schemas.microsoft.com/office/word/2020/wordml/sdtdatahash" xmlns:w16se="http://schemas.microsoft.com/office/word/2015/wordml/symex" mc:Ignorable="w14 w15 w16se w16cid w16 w16cex w16sdtdh">
+<w:styles xmlns:mc="http://schemas.openxmlformats.org/markup-compatibility/2006" xmlns:r="http://schemas.openxmlformats.org/officeDocument/2006/relationships" xmlns:w="http://schemas.openxmlformats.org/wordprocessingml/2006/main" xmlns:w14="http://schemas.microsoft.com/office/word/2010/wordml" xmlns:w15="http://schemas.microsoft.com/office/word/2012/wordml" xmlns:w16cex="http://schemas.microsoft.com/office/word/2018/wordml/cex" xmlns:w16cid="http://schemas.microsoft.com/office/word/2016/wordml/cid" xmlns:w16="http://schemas.microsoft.com/office/word/2018/wordml" xmlns:w16du="http://schemas.microsoft.com/office/word/2023/wordml/word16du" xmlns:w16sdtdh="http://schemas.microsoft.com/office/word/2020/wordml/sdtdatahash" xmlns:w16sdtfl="http://schemas.microsoft.com/office/word/2024/wordml/sdtformatlock" xmlns:w16se="http://schemas.microsoft.com/office/word/2015/wordml/symex" mc:Ignorable="w14 w15 w16se w16cid w16 w16cex w16sdtdh w16sdtfl w16du">
   <w:docDefaults>
     <w:rPrDefault>
       <w:rPr>
@@ -24408,7 +22620,7 @@
     <w:lsdException w:name="Table Web 2" w:semiHidden="1" w:unhideWhenUsed="1"/>
     <w:lsdException w:name="Table Web 3" w:semiHidden="1" w:unhideWhenUsed="1"/>
     <w:lsdException w:name="Balloon Text" w:semiHidden="1" w:unhideWhenUsed="1"/>
-    <w:lsdException w:name="Table Grid" w:semiHidden="1" w:uiPriority="59" w:unhideWhenUsed="1"/>
+    <w:lsdException w:name="Table Grid" w:uiPriority="59"/>
     <w:lsdException w:name="Table Theme" w:semiHidden="1" w:unhideWhenUsed="1"/>
     <w:lsdException w:name="Placeholder Text" w:semiHidden="1"/>
     <w:lsdException w:name="No Spacing" w:uiPriority="1" w:qFormat="1"/>

--- a/word/测试协议20251216.docx
+++ b/word/测试协议20251216.docx
@@ -1097,7 +1097,13 @@
       </w:tr>
     </w:tbl>
     <w:p/>
-    <w:p/>
+    <w:p>
+      <w:pPr>
+        <w:rPr>
+          <w:rFonts w:hint="eastAsia"/>
+        </w:rPr>
+      </w:pPr>
+    </w:p>
     <w:p>
       <w:pPr>
         <w:pStyle w:val="1"/>
@@ -1364,6 +1370,14 @@
                 <w:szCs w:val="21"/>
               </w:rPr>
               <w:t>BC</w:t>
+            </w:r>
+            <w:r>
+              <w:rPr>
+                <w:rFonts w:hint="eastAsia"/>
+                <w:b/>
+                <w:szCs w:val="21"/>
+              </w:rPr>
+              <w:t>a</w:t>
             </w:r>
             <w:r>
               <w:rPr>

--- a/word/测试协议20251216.docx
+++ b/word/测试协议20251216.docx
@@ -755,7 +755,16 @@
                 <w:kern w:val="0"/>
                 <w:szCs w:val="21"/>
               </w:rPr>
-              <w:t>128</w:t>
+              <w:t>12</w:t>
+            </w:r>
+            <w:r>
+              <w:rPr>
+                <w:rFonts w:ascii="宋体" w:hAnsi="宋体" w:cs="宋体" w:hint="eastAsia"/>
+                <w:color w:val="000000"/>
+                <w:kern w:val="0"/>
+                <w:szCs w:val="21"/>
+              </w:rPr>
+              <w:t>9</w:t>
             </w:r>
           </w:p>
         </w:tc>
@@ -1090,20 +1099,21 @@
                 <w:rFonts w:hint="eastAsia"/>
                 <w:szCs w:val="21"/>
               </w:rPr>
-              <w:t>0x8000</w:t>
+              <w:t>0x800</w:t>
+            </w:r>
+            <w:r>
+              <w:rPr>
+                <w:rFonts w:hint="eastAsia"/>
+                <w:szCs w:val="21"/>
+              </w:rPr>
+              <w:t>1</w:t>
             </w:r>
           </w:p>
         </w:tc>
       </w:tr>
     </w:tbl>
     <w:p/>
-    <w:p>
-      <w:pPr>
-        <w:rPr>
-          <w:rFonts w:hint="eastAsia"/>
-        </w:rPr>
-      </w:pPr>
-    </w:p>
+    <w:p/>
     <w:p>
       <w:pPr>
         <w:pStyle w:val="1"/>
@@ -2002,13 +2012,6 @@
                 <w:szCs w:val="21"/>
               </w:rPr>
             </w:pPr>
-            <w:r>
-              <w:rPr>
-                <w:rFonts w:hint="eastAsia"/>
-                <w:szCs w:val="21"/>
-              </w:rPr>
-              <w:t>ms</w:t>
-            </w:r>
           </w:p>
         </w:tc>
         <w:tc>
@@ -3064,6 +3067,35 @@
         </w:trPr>
         <w:tc>
           <w:tcPr>
+            <w:tcW w:w="2129" w:type="dxa"/>
+            <w:gridSpan w:val="2"/>
+          </w:tcPr>
+          <w:p>
+            <w:bookmarkStart w:id="2" w:name="_Hlk221210976"/>
+            <w:r>
+              <w:rPr>
+                <w:rFonts w:hint="eastAsia"/>
+              </w:rPr>
+              <w:t>数据项名称</w:t>
+            </w:r>
+          </w:p>
+        </w:tc>
+        <w:tc>
+          <w:tcPr>
+            <w:tcW w:w="2131" w:type="dxa"/>
+            <w:gridSpan w:val="2"/>
+          </w:tcPr>
+          <w:p>
+            <w:r>
+              <w:rPr>
+                <w:rFonts w:hint="eastAsia"/>
+              </w:rPr>
+              <w:t>计算结果</w:t>
+            </w:r>
+          </w:p>
+        </w:tc>
+        <w:tc>
+          <w:tcPr>
             <w:tcW w:w="2130" w:type="dxa"/>
             <w:gridSpan w:val="2"/>
           </w:tcPr>
@@ -3072,41 +3104,13 @@
               <w:rPr>
                 <w:rFonts w:hint="eastAsia"/>
               </w:rPr>
-              <w:t>数据项名称</w:t>
-            </w:r>
-          </w:p>
-        </w:tc>
-        <w:tc>
-          <w:tcPr>
-            <w:tcW w:w="2131" w:type="dxa"/>
-            <w:gridSpan w:val="2"/>
-          </w:tcPr>
-          <w:p>
-            <w:r>
-              <w:rPr>
-                <w:rFonts w:hint="eastAsia"/>
-              </w:rPr>
-              <w:t>计算结果</w:t>
-            </w:r>
-          </w:p>
-        </w:tc>
-        <w:tc>
-          <w:tcPr>
-            <w:tcW w:w="2130" w:type="dxa"/>
-            <w:gridSpan w:val="2"/>
-          </w:tcPr>
-          <w:p>
-            <w:r>
-              <w:rPr>
-                <w:rFonts w:hint="eastAsia"/>
-              </w:rPr>
               <w:t>信源、信目</w:t>
             </w:r>
           </w:p>
         </w:tc>
         <w:tc>
           <w:tcPr>
-            <w:tcW w:w="2131" w:type="dxa"/>
+            <w:tcW w:w="2132" w:type="dxa"/>
             <w:gridSpan w:val="2"/>
           </w:tcPr>
           <w:p>
@@ -3161,6 +3165,34 @@
         </w:trPr>
         <w:tc>
           <w:tcPr>
+            <w:tcW w:w="2129" w:type="dxa"/>
+            <w:gridSpan w:val="2"/>
+          </w:tcPr>
+          <w:p>
+            <w:r>
+              <w:rPr>
+                <w:rFonts w:hint="eastAsia"/>
+              </w:rPr>
+              <w:t>发起时机</w:t>
+            </w:r>
+          </w:p>
+        </w:tc>
+        <w:tc>
+          <w:tcPr>
+            <w:tcW w:w="2131" w:type="dxa"/>
+            <w:gridSpan w:val="2"/>
+          </w:tcPr>
+          <w:p>
+            <w:r>
+              <w:rPr>
+                <w:rFonts w:hint="eastAsia"/>
+              </w:rPr>
+              <w:t>收到某指令后</w:t>
+            </w:r>
+          </w:p>
+        </w:tc>
+        <w:tc>
+          <w:tcPr>
             <w:tcW w:w="2130" w:type="dxa"/>
             <w:gridSpan w:val="2"/>
           </w:tcPr>
@@ -3169,41 +3201,13 @@
               <w:rPr>
                 <w:rFonts w:hint="eastAsia"/>
               </w:rPr>
-              <w:t>发起时机</w:t>
-            </w:r>
-          </w:p>
-        </w:tc>
-        <w:tc>
-          <w:tcPr>
-            <w:tcW w:w="2131" w:type="dxa"/>
-            <w:gridSpan w:val="2"/>
-          </w:tcPr>
-          <w:p>
-            <w:r>
-              <w:rPr>
-                <w:rFonts w:hint="eastAsia"/>
-              </w:rPr>
-              <w:t>收到某指令后</w:t>
-            </w:r>
-          </w:p>
-        </w:tc>
-        <w:tc>
-          <w:tcPr>
-            <w:tcW w:w="2130" w:type="dxa"/>
-            <w:gridSpan w:val="2"/>
-          </w:tcPr>
-          <w:p>
-            <w:r>
-              <w:rPr>
-                <w:rFonts w:hint="eastAsia"/>
-              </w:rPr>
               <w:t>发送周期</w:t>
             </w:r>
           </w:p>
         </w:tc>
         <w:tc>
           <w:tcPr>
-            <w:tcW w:w="2131" w:type="dxa"/>
+            <w:tcW w:w="2132" w:type="dxa"/>
             <w:gridSpan w:val="2"/>
           </w:tcPr>
           <w:p>
@@ -3222,6 +3226,27 @@
         </w:trPr>
         <w:tc>
           <w:tcPr>
+            <w:tcW w:w="2129" w:type="dxa"/>
+            <w:gridSpan w:val="2"/>
+          </w:tcPr>
+          <w:p>
+            <w:r>
+              <w:rPr>
+                <w:rFonts w:hint="eastAsia"/>
+              </w:rPr>
+              <w:t>错误处理</w:t>
+            </w:r>
+          </w:p>
+        </w:tc>
+        <w:tc>
+          <w:tcPr>
+            <w:tcW w:w="2131" w:type="dxa"/>
+            <w:gridSpan w:val="2"/>
+          </w:tcPr>
+          <w:p/>
+        </w:tc>
+        <w:tc>
+          <w:tcPr>
             <w:tcW w:w="2130" w:type="dxa"/>
             <w:gridSpan w:val="2"/>
           </w:tcPr>
@@ -3230,7 +3255,44 @@
               <w:rPr>
                 <w:rFonts w:hint="eastAsia"/>
               </w:rPr>
-              <w:t>错误处理</w:t>
+              <w:t>备注</w:t>
+            </w:r>
+          </w:p>
+        </w:tc>
+        <w:tc>
+          <w:tcPr>
+            <w:tcW w:w="2132" w:type="dxa"/>
+            <w:gridSpan w:val="2"/>
+          </w:tcPr>
+          <w:p/>
+        </w:tc>
+      </w:tr>
+      <w:tr>
+        <w:trPr>
+          <w:trHeight w:val="304"/>
+        </w:trPr>
+        <w:tc>
+          <w:tcPr>
+            <w:tcW w:w="2129" w:type="dxa"/>
+            <w:gridSpan w:val="2"/>
+          </w:tcPr>
+          <w:p>
+            <w:pPr>
+              <w:rPr>
+                <w:rFonts w:hint="eastAsia"/>
+              </w:rPr>
+            </w:pPr>
+            <w:r>
+              <w:rPr>
+                <w:rFonts w:hint="eastAsia"/>
+              </w:rPr>
+              <w:t>消息</w:t>
+            </w:r>
+            <w:r>
+              <w:rPr>
+                <w:rFonts w:hint="eastAsia"/>
+              </w:rPr>
+              <w:t>ID</w:t>
             </w:r>
           </w:p>
         </w:tc>
@@ -3239,7 +3301,19 @@
             <w:tcW w:w="2131" w:type="dxa"/>
             <w:gridSpan w:val="2"/>
           </w:tcPr>
-          <w:p/>
+          <w:p>
+            <w:pPr>
+              <w:rPr>
+                <w:rFonts w:hint="eastAsia"/>
+              </w:rPr>
+            </w:pPr>
+            <w:r>
+              <w:rPr>
+                <w:rFonts w:hint="eastAsia"/>
+              </w:rPr>
+              <w:t>0x1234</w:t>
+            </w:r>
+          </w:p>
         </w:tc>
         <w:tc>
           <w:tcPr>
@@ -3247,25 +3321,55 @@
             <w:gridSpan w:val="2"/>
           </w:tcPr>
           <w:p>
-            <w:r>
-              <w:rPr>
-                <w:rFonts w:hint="eastAsia"/>
-              </w:rPr>
-              <w:t>备注</w:t>
-            </w:r>
-          </w:p>
-        </w:tc>
-        <w:tc>
-          <w:tcPr>
-            <w:tcW w:w="2131" w:type="dxa"/>
+            <w:pPr>
+              <w:rPr>
+                <w:rFonts w:hint="eastAsia"/>
+              </w:rPr>
+            </w:pPr>
+            <w:r>
+              <w:rPr>
+                <w:rFonts w:hint="eastAsia"/>
+              </w:rPr>
+              <w:t>系统机器码</w:t>
+            </w:r>
+          </w:p>
+        </w:tc>
+        <w:tc>
+          <w:tcPr>
+            <w:tcW w:w="2132" w:type="dxa"/>
             <w:gridSpan w:val="2"/>
           </w:tcPr>
-          <w:p/>
+          <w:p>
+            <w:pPr>
+              <w:rPr>
+                <w:rFonts w:hint="eastAsia"/>
+              </w:rPr>
+            </w:pPr>
+            <w:r>
+              <w:rPr>
+                <w:rFonts w:hint="eastAsia"/>
+              </w:rPr>
+              <w:t>0123</w:t>
+            </w:r>
+          </w:p>
         </w:tc>
       </w:tr>
       <w:tr>
         <w:tc>
           <w:tcPr>
+            <w:tcW w:w="1064" w:type="dxa"/>
+          </w:tcPr>
+          <w:p>
+            <w:r>
+              <w:rPr>
+                <w:rFonts w:hint="eastAsia"/>
+              </w:rPr>
+              <w:t>序号</w:t>
+            </w:r>
+          </w:p>
+        </w:tc>
+        <w:tc>
+          <w:tcPr>
             <w:tcW w:w="1065" w:type="dxa"/>
           </w:tcPr>
           <w:p>
@@ -3273,7 +3377,7 @@
               <w:rPr>
                 <w:rFonts w:hint="eastAsia"/>
               </w:rPr>
-              <w:t>序号</w:t>
+              <w:t>内容</w:t>
             </w:r>
           </w:p>
         </w:tc>
@@ -3286,26 +3390,13 @@
               <w:rPr>
                 <w:rFonts w:hint="eastAsia"/>
               </w:rPr>
-              <w:t>内容</w:t>
-            </w:r>
-          </w:p>
-        </w:tc>
-        <w:tc>
-          <w:tcPr>
-            <w:tcW w:w="1065" w:type="dxa"/>
-          </w:tcPr>
-          <w:p>
-            <w:r>
-              <w:rPr>
-                <w:rFonts w:hint="eastAsia"/>
-              </w:rPr>
               <w:t>类型</w:t>
             </w:r>
           </w:p>
         </w:tc>
         <w:tc>
           <w:tcPr>
-            <w:tcW w:w="1065" w:type="dxa"/>
+            <w:tcW w:w="1066" w:type="dxa"/>
           </w:tcPr>
           <w:p>
             <w:r>
@@ -3372,9 +3463,22 @@
       <w:tr>
         <w:tc>
           <w:tcPr>
+            <w:tcW w:w="1064" w:type="dxa"/>
+          </w:tcPr>
+          <w:p/>
+        </w:tc>
+        <w:tc>
+          <w:tcPr>
             <w:tcW w:w="1065" w:type="dxa"/>
           </w:tcPr>
-          <w:p/>
+          <w:p>
+            <w:r>
+              <w:rPr>
+                <w:rFonts w:hint="eastAsia"/>
+              </w:rPr>
+              <w:t>消息类型</w:t>
+            </w:r>
+          </w:p>
         </w:tc>
         <w:tc>
           <w:tcPr>
@@ -3385,26 +3489,13 @@
               <w:rPr>
                 <w:rFonts w:hint="eastAsia"/>
               </w:rPr>
-              <w:t>消息类型</w:t>
-            </w:r>
-          </w:p>
-        </w:tc>
-        <w:tc>
-          <w:tcPr>
-            <w:tcW w:w="1065" w:type="dxa"/>
-          </w:tcPr>
-          <w:p>
-            <w:r>
-              <w:rPr>
-                <w:rFonts w:hint="eastAsia"/>
-              </w:rPr>
               <w:t>字节</w:t>
             </w:r>
           </w:p>
         </w:tc>
         <w:tc>
           <w:tcPr>
-            <w:tcW w:w="1065" w:type="dxa"/>
+            <w:tcW w:w="1066" w:type="dxa"/>
           </w:tcPr>
           <w:p>
             <w:r>
@@ -3441,24 +3532,52 @@
         </w:tc>
       </w:tr>
       <w:tr>
+        <w:trPr>
+          <w:trHeight w:val="83"/>
+        </w:trPr>
+        <w:tc>
+          <w:tcPr>
+            <w:tcW w:w="1064" w:type="dxa"/>
+          </w:tcPr>
+          <w:p/>
+        </w:tc>
         <w:tc>
           <w:tcPr>
             <w:tcW w:w="1065" w:type="dxa"/>
           </w:tcPr>
+          <w:p>
+            <w:r>
+              <w:rPr>
+                <w:rFonts w:hint="eastAsia"/>
+              </w:rPr>
+              <w:t>消息序号</w:t>
+            </w:r>
+          </w:p>
+        </w:tc>
+        <w:tc>
+          <w:tcPr>
+            <w:tcW w:w="1065" w:type="dxa"/>
+          </w:tcPr>
+          <w:p>
+            <w:r>
+              <w:rPr>
+                <w:rFonts w:hint="eastAsia"/>
+              </w:rPr>
+              <w:t>字节</w:t>
+            </w:r>
+          </w:p>
+        </w:tc>
+        <w:tc>
+          <w:tcPr>
+            <w:tcW w:w="1066" w:type="dxa"/>
+          </w:tcPr>
           <w:p/>
         </w:tc>
         <w:tc>
           <w:tcPr>
             <w:tcW w:w="1065" w:type="dxa"/>
           </w:tcPr>
-          <w:p>
-            <w:r>
-              <w:rPr>
-                <w:rFonts w:hint="eastAsia"/>
-              </w:rPr>
-              <w:t>消息序号</w:t>
-            </w:r>
-          </w:p>
+          <w:p/>
         </w:tc>
         <w:tc>
           <w:tcPr>
@@ -3469,48 +3588,24 @@
               <w:rPr>
                 <w:rFonts w:hint="eastAsia"/>
               </w:rPr>
-              <w:t>字节</w:t>
-            </w:r>
-          </w:p>
-        </w:tc>
-        <w:tc>
-          <w:tcPr>
-            <w:tcW w:w="1065" w:type="dxa"/>
+              <w:t>[0,255]</w:t>
+            </w:r>
+          </w:p>
+        </w:tc>
+        <w:tc>
+          <w:tcPr>
+            <w:tcW w:w="1066" w:type="dxa"/>
           </w:tcPr>
           <w:p/>
         </w:tc>
         <w:tc>
           <w:tcPr>
-            <w:tcW w:w="1065" w:type="dxa"/>
+            <w:tcW w:w="1066" w:type="dxa"/>
           </w:tcPr>
           <w:p/>
         </w:tc>
-        <w:tc>
-          <w:tcPr>
-            <w:tcW w:w="1065" w:type="dxa"/>
-          </w:tcPr>
-          <w:p>
-            <w:r>
-              <w:rPr>
-                <w:rFonts w:hint="eastAsia"/>
-              </w:rPr>
-              <w:t>[0,255]</w:t>
-            </w:r>
-          </w:p>
-        </w:tc>
-        <w:tc>
-          <w:tcPr>
-            <w:tcW w:w="1066" w:type="dxa"/>
-          </w:tcPr>
-          <w:p/>
-        </w:tc>
-        <w:tc>
-          <w:tcPr>
-            <w:tcW w:w="1066" w:type="dxa"/>
-          </w:tcPr>
-          <w:p/>
-        </w:tc>
       </w:tr>
+      <w:bookmarkEnd w:id="2"/>
     </w:tbl>
     <w:p/>
     <w:p/>
@@ -3528,14 +3623,13 @@
           <w:szCs w:val="21"/>
         </w:rPr>
       </w:pPr>
-      <w:bookmarkStart w:id="2" w:name="_Ref32491"/>
+      <w:bookmarkStart w:id="3" w:name="_Ref32491"/>
       <w:r>
         <w:rPr>
           <w:rFonts w:ascii="黑体" w:eastAsia="黑体" w:hint="eastAsia"/>
           <w:sz w:val="21"/>
           <w:szCs w:val="21"/>
         </w:rPr>
-        <w:lastRenderedPageBreak/>
         <w:t>分布式的信息流表征示意——</w:t>
       </w:r>
       <w:r>
@@ -3554,7 +3648,7 @@
         </w:rPr>
         <w:t>1</w:t>
       </w:r>
-      <w:bookmarkEnd w:id="2"/>
+      <w:bookmarkEnd w:id="3"/>
     </w:p>
     <w:tbl>
       <w:tblPr>
@@ -5631,7 +5725,7 @@
                 <w:szCs w:val="21"/>
               </w:rPr>
             </w:pPr>
-            <w:commentRangeStart w:id="3"/>
+            <w:commentRangeStart w:id="4"/>
             <w:r>
               <w:rPr>
                 <w:rFonts w:hint="eastAsia"/>
@@ -5639,13 +5733,13 @@
               </w:rPr>
               <w:t>乘以</w:t>
             </w:r>
-            <w:commentRangeEnd w:id="3"/>
+            <w:commentRangeEnd w:id="4"/>
             <w:r>
               <w:rPr>
                 <w:rStyle w:val="ad"/>
                 <w:rFonts w:hint="eastAsia"/>
               </w:rPr>
-              <w:commentReference w:id="3"/>
+              <w:commentReference w:id="4"/>
             </w:r>
             <w:r>
               <w:rPr>
@@ -5789,19 +5883,19 @@
                 <w:szCs w:val="21"/>
               </w:rPr>
             </w:pPr>
-            <w:commentRangeStart w:id="4"/>
+            <w:commentRangeStart w:id="5"/>
             <w:r>
               <w:rPr>
                 <w:szCs w:val="21"/>
               </w:rPr>
               <w:t>惯性测量系</w:t>
             </w:r>
-            <w:commentRangeEnd w:id="4"/>
+            <w:commentRangeEnd w:id="5"/>
             <w:r>
               <w:rPr>
                 <w:rStyle w:val="ad"/>
               </w:rPr>
-              <w:commentReference w:id="4"/>
+              <w:commentReference w:id="5"/>
             </w:r>
             <w:r>
               <w:rPr>
@@ -5952,7 +6046,7 @@
                 <w:szCs w:val="21"/>
               </w:rPr>
             </w:pPr>
-            <w:commentRangeStart w:id="5"/>
+            <w:commentRangeStart w:id="6"/>
             <w:r>
               <w:rPr>
                 <w:rFonts w:hint="eastAsia"/>
@@ -5960,13 +6054,13 @@
               </w:rPr>
               <w:t>0</w:t>
             </w:r>
-            <w:commentRangeEnd w:id="5"/>
+            <w:commentRangeEnd w:id="6"/>
             <w:r>
               <w:rPr>
                 <w:rStyle w:val="ad"/>
                 <w:rFonts w:hint="eastAsia"/>
               </w:rPr>
-              <w:commentReference w:id="5"/>
+              <w:commentReference w:id="6"/>
             </w:r>
             <w:r>
               <w:rPr>
@@ -6016,7 +6110,15 @@
                 <w:rFonts w:hint="eastAsia"/>
                 <w:szCs w:val="21"/>
               </w:rPr>
-              <w:t>）×</w:t>
+              <w:t>）</w:t>
+            </w:r>
+            <w:r>
+              <w:rPr>
+                <w:rFonts w:hint="eastAsia"/>
+                <w:szCs w:val="21"/>
+              </w:rPr>
+              <w:lastRenderedPageBreak/>
+              <w:t>×</w:t>
             </w:r>
             <w:r>
               <w:rPr>
@@ -6048,6 +6150,7 @@
                 <w:szCs w:val="21"/>
               </w:rPr>
             </w:pPr>
+            <w:bookmarkStart w:id="7" w:name="_Hlk221212498"/>
           </w:p>
         </w:tc>
         <w:tc>
@@ -6176,7 +6279,7 @@
                 <w:szCs w:val="21"/>
               </w:rPr>
             </w:pPr>
-            <w:commentRangeStart w:id="6"/>
+            <w:commentRangeStart w:id="8"/>
             <w:r>
               <w:rPr>
                 <w:rFonts w:hint="eastAsia"/>
@@ -6184,13 +6287,13 @@
               </w:rPr>
               <w:t>取值范围</w:t>
             </w:r>
-            <w:commentRangeEnd w:id="6"/>
+            <w:commentRangeEnd w:id="8"/>
             <w:r>
               <w:rPr>
                 <w:rStyle w:val="ad"/>
                 <w:rFonts w:hint="eastAsia"/>
               </w:rPr>
-              <w:commentReference w:id="6"/>
+              <w:commentReference w:id="8"/>
             </w:r>
             <w:r>
               <w:rPr>
@@ -6202,6 +6305,7 @@
           </w:p>
         </w:tc>
       </w:tr>
+      <w:bookmarkEnd w:id="7"/>
       <w:tr>
         <w:trPr>
           <w:trHeight w:val="70"/>
@@ -10001,15 +10105,7 @@
                 <w:rFonts w:hint="eastAsia"/>
                 <w:szCs w:val="21"/>
               </w:rPr>
-              <w:t>，以上电为零</w:t>
-            </w:r>
-            <w:r>
-              <w:rPr>
-                <w:rFonts w:hint="eastAsia"/>
-                <w:szCs w:val="21"/>
-              </w:rPr>
-              <w:lastRenderedPageBreak/>
-              <w:t>点，软件开算时刻清零。</w:t>
+              <w:t>，以上电为零点，软件开算时刻清零。</w:t>
             </w:r>
           </w:p>
         </w:tc>
@@ -11193,7 +11289,7 @@
                 <w:szCs w:val="21"/>
               </w:rPr>
             </w:pPr>
-            <w:commentRangeStart w:id="7"/>
+            <w:commentRangeStart w:id="9"/>
             <w:r>
               <w:rPr>
                 <w:rFonts w:hint="eastAsia"/>
@@ -11215,13 +11311,13 @@
               </w:rPr>
               <w:t>GER</w:t>
             </w:r>
-            <w:commentRangeEnd w:id="7"/>
+            <w:commentRangeEnd w:id="9"/>
             <w:r>
               <w:rPr>
                 <w:rStyle w:val="ad"/>
                 <w:rFonts w:hint="eastAsia"/>
               </w:rPr>
-              <w:commentReference w:id="7"/>
+              <w:commentReference w:id="9"/>
             </w:r>
             <w:r>
               <w:rPr>
@@ -11357,7 +11453,7 @@
               </w:rPr>
               <w:t>UINTEGER-</w:t>
             </w:r>
-            <w:commentRangeStart w:id="8"/>
+            <w:commentRangeStart w:id="10"/>
             <w:r>
               <w:rPr>
                 <w:rFonts w:hint="eastAsia"/>
@@ -11365,13 +11461,13 @@
               </w:rPr>
               <w:t>32</w:t>
             </w:r>
-            <w:commentRangeEnd w:id="8"/>
+            <w:commentRangeEnd w:id="10"/>
             <w:r>
               <w:rPr>
                 <w:rStyle w:val="ad"/>
                 <w:rFonts w:hint="eastAsia"/>
               </w:rPr>
-              <w:commentReference w:id="8"/>
+              <w:commentReference w:id="10"/>
             </w:r>
             <w:r>
               <w:rPr>
@@ -11567,7 +11663,15 @@
                 <w:rFonts w:hint="eastAsia"/>
                 <w:szCs w:val="21"/>
               </w:rPr>
-              <w:t>，以上电为零点，软件开算时刻清零。</w:t>
+              <w:t>，以上电为零点，软件开</w:t>
+            </w:r>
+            <w:r>
+              <w:rPr>
+                <w:rFonts w:hint="eastAsia"/>
+                <w:szCs w:val="21"/>
+              </w:rPr>
+              <w:lastRenderedPageBreak/>
+              <w:t>算时刻清零。</w:t>
             </w:r>
           </w:p>
         </w:tc>
@@ -11694,15 +11798,7 @@
                 <w:rFonts w:hint="eastAsia"/>
                 <w:szCs w:val="21"/>
               </w:rPr>
-              <w:t>，</w:t>
-            </w:r>
-            <w:r>
-              <w:rPr>
-                <w:rFonts w:hint="eastAsia"/>
-                <w:szCs w:val="21"/>
-              </w:rPr>
-              <w:lastRenderedPageBreak/>
-              <w:t>以上电为零点，软件开算时刻清零。</w:t>
+              <w:t>，以上电为零点，软件开算时刻清零。</w:t>
             </w:r>
           </w:p>
         </w:tc>
@@ -13346,6 +13442,7 @@
                 <w:rFonts w:hint="eastAsia"/>
                 <w:szCs w:val="21"/>
               </w:rPr>
+              <w:lastRenderedPageBreak/>
               <w:t>LSB=1ms</w:t>
             </w:r>
             <w:r>
@@ -13353,15 +13450,7 @@
                 <w:rFonts w:hint="eastAsia"/>
                 <w:szCs w:val="21"/>
               </w:rPr>
-              <w:t>，以上电为零点，软件开算时刻清</w:t>
-            </w:r>
-            <w:r>
-              <w:rPr>
-                <w:rFonts w:hint="eastAsia"/>
-                <w:szCs w:val="21"/>
-              </w:rPr>
-              <w:lastRenderedPageBreak/>
-              <w:t>零。</w:t>
+              <w:t>，以上电为零点，软件开算时刻清零。</w:t>
             </w:r>
           </w:p>
         </w:tc>
@@ -14892,7 +14981,15 @@
                 <w:rFonts w:hint="eastAsia"/>
                 <w:szCs w:val="21"/>
               </w:rPr>
-              <w:t>，以上电为零点，软件开算时刻清零。</w:t>
+              <w:t>，以上电为零点，软件开</w:t>
+            </w:r>
+            <w:r>
+              <w:rPr>
+                <w:rFonts w:hint="eastAsia"/>
+                <w:szCs w:val="21"/>
+              </w:rPr>
+              <w:lastRenderedPageBreak/>
+              <w:t>算时刻清零。</w:t>
             </w:r>
           </w:p>
         </w:tc>
@@ -15029,7 +15126,6 @@
                 <w:rFonts w:hint="eastAsia"/>
                 <w:szCs w:val="21"/>
               </w:rPr>
-              <w:lastRenderedPageBreak/>
               <w:t>LSB=1ms</w:t>
             </w:r>
             <w:r>
@@ -16742,6 +16838,7 @@
               <w:jc w:val="left"/>
             </w:pPr>
             <w:r>
+              <w:lastRenderedPageBreak/>
               <w:t>总信息</w:t>
             </w:r>
           </w:p>
@@ -16897,7 +16994,6 @@
               <w:jc w:val="left"/>
             </w:pPr>
             <w:r>
-              <w:lastRenderedPageBreak/>
               <w:t>位置信息</w:t>
             </w:r>
           </w:p>
@@ -16957,21 +17053,21 @@
         </w:rPr>
         <w:t>表</w:t>
       </w:r>
-      <w:commentRangeStart w:id="9"/>
+      <w:commentRangeStart w:id="11"/>
       <w:r>
         <w:rPr>
           <w:rFonts w:hint="eastAsia"/>
         </w:rPr>
         <w:t>XX</w:t>
       </w:r>
-      <w:commentRangeEnd w:id="9"/>
+      <w:commentRangeEnd w:id="11"/>
       <w:r>
         <w:rPr>
           <w:rStyle w:val="ad"/>
           <w:rFonts w:hint="eastAsia"/>
           <w:szCs w:val="22"/>
         </w:rPr>
-        <w:commentReference w:id="9"/>
+        <w:commentReference w:id="11"/>
       </w:r>
       <w:r>
         <w:rPr>
@@ -17350,20 +17446,20 @@
         </w:rPr>
         <w:t>B.1</w:t>
       </w:r>
-      <w:commentRangeStart w:id="10"/>
+      <w:commentRangeStart w:id="12"/>
       <w:r>
         <w:rPr>
           <w:rFonts w:hint="eastAsia"/>
         </w:rPr>
         <w:t>某信道状态</w:t>
       </w:r>
-      <w:commentRangeEnd w:id="10"/>
+      <w:commentRangeEnd w:id="12"/>
       <w:r>
         <w:rPr>
           <w:rStyle w:val="ad"/>
           <w:szCs w:val="22"/>
         </w:rPr>
-        <w:commentReference w:id="10"/>
+        <w:commentReference w:id="12"/>
       </w:r>
     </w:p>
     <w:tbl>
@@ -21771,7 +21867,7 @@
       </w:r>
     </w:p>
   </w:comment>
-  <w:comment w:id="3" w:author="Administrator" w:date="2025-12-17T10:41:00Z" w:initials="A">
+  <w:comment w:id="4" w:author="Administrator" w:date="2025-12-17T10:41:00Z" w:initials="A">
     <w:p>
       <w:pPr>
         <w:pStyle w:val="ae"/>
@@ -21790,7 +21886,7 @@
       </w:r>
     </w:p>
   </w:comment>
-  <w:comment w:id="4" w:author="Administrator" w:date="2025-12-17T10:40:00Z" w:initials="A">
+  <w:comment w:id="5" w:author="Administrator" w:date="2025-12-17T10:40:00Z" w:initials="A">
     <w:p>
       <w:pPr>
         <w:pStyle w:val="ae"/>
@@ -21815,7 +21911,7 @@
       </w:r>
     </w:p>
   </w:comment>
-  <w:comment w:id="5" w:author="Administrator" w:date="2025-12-17T10:49:00Z" w:initials="A">
+  <w:comment w:id="6" w:author="Administrator" w:date="2025-12-17T10:49:00Z" w:initials="A">
     <w:p>
       <w:pPr>
         <w:pStyle w:val="ae"/>
@@ -21887,7 +21983,7 @@
       </w:r>
     </w:p>
   </w:comment>
-  <w:comment w:id="6" w:author="Administrator" w:date="2025-12-17T10:46:00Z" w:initials="A">
+  <w:comment w:id="8" w:author="Administrator" w:date="2025-12-17T10:46:00Z" w:initials="A">
     <w:p>
       <w:pPr>
         <w:pStyle w:val="ae"/>
@@ -21915,7 +22011,7 @@
       </w:r>
     </w:p>
   </w:comment>
-  <w:comment w:id="7" w:author="Administrator" w:date="2025-12-17T09:17:00Z" w:initials="A">
+  <w:comment w:id="9" w:author="Administrator" w:date="2025-12-17T09:17:00Z" w:initials="A">
     <w:p>
       <w:pPr>
         <w:pStyle w:val="ae"/>
@@ -21931,7 +22027,7 @@
       </w:r>
     </w:p>
   </w:comment>
-  <w:comment w:id="8" w:author="Administrator" w:date="2025-12-17T09:17:00Z" w:initials="A">
+  <w:comment w:id="10" w:author="Administrator" w:date="2025-12-17T09:17:00Z" w:initials="A">
     <w:p>
       <w:pPr>
         <w:pStyle w:val="ae"/>
@@ -21947,7 +22043,7 @@
       </w:r>
     </w:p>
   </w:comment>
-  <w:comment w:id="9" w:author="Administrator" w:date="2025-12-17T10:34:00Z" w:initials="A">
+  <w:comment w:id="11" w:author="Administrator" w:date="2025-12-17T10:34:00Z" w:initials="A">
     <w:p>
       <w:pPr>
         <w:pStyle w:val="ae"/>
@@ -21963,7 +22059,7 @@
       </w:r>
     </w:p>
   </w:comment>
-  <w:comment w:id="10" w:author="Administrator" w:date="2025-12-17T10:35:00Z" w:initials="A">
+  <w:comment w:id="12" w:author="Administrator" w:date="2025-12-17T10:35:00Z" w:initials="A">
     <w:p>
       <w:pPr>
         <w:pStyle w:val="ae"/>

--- a/word/测试协议20251216.docx
+++ b/word/测试协议20251216.docx
@@ -640,7 +640,16 @@
                 <w:kern w:val="0"/>
                 <w:szCs w:val="21"/>
               </w:rPr>
-              <w:t>某设备装置测量数据1</w:t>
+              <w:t>某设备装置测量数据</w:t>
+            </w:r>
+            <w:r>
+              <w:rPr>
+                <w:rFonts w:ascii="宋体" w:hAnsi="宋体" w:cs="宋体" w:hint="eastAsia"/>
+                <w:color w:val="000000"/>
+                <w:kern w:val="0"/>
+                <w:szCs w:val="21"/>
+              </w:rPr>
+              <w:t>2</w:t>
             </w:r>
           </w:p>
         </w:tc>
